--- a/FAT/Программа_FAT_МД_2ступени.docx
+++ b/FAT/Программа_FAT_МД_2ступени.docx
@@ -198,7 +198,7 @@
                 <w:color w:val="000000"/>
                 <w:sz w:val="17"/>
               </w:rPr>
-              <w:t>E-102: 1–5 мбар, продукт 160 °C, рубашка — теплоноситель (масло) 0,3 МПа / 200 °C. E-202: 1–10 Па (абс.), продукт 160 °C, рубашка — масло 0,3 МПа / 200 °C, встроенный конденсатор — охлаждающая вода 0,4 МПа / 32 °C. Сырьё — влажные фосфолипиды (wet gums), продукт — лецитин.</w:t>
+              <w:t>E-102: 1–5 мбар, продукт 160 °C, рубашка — теплоноситель (масло) 0,3 МПа / 200 °C. E-202: 1–10 Па (абс.), продукт 160 °C, рубашка — масло 0,3 МПа / 200 °C, встроенный конденсатор — охлаждающая вода 0,4 МПа / 32 °C.</w:t>
             </w:r>
           </w:p>
         </w:tc>
@@ -2410,7 +2410,7 @@
                 <w:color w:val="000000"/>
                 <w:sz w:val="17"/>
               </w:rPr>
-              <w:t>2 м², корпус DN400 (рубашка Ø800 в зоне опор), H ≈ 4383 мм; корпус S31603, рубашка S30408; P раб. 1–5 мбар, P расч. −0,1 МПа, T раб. 160 °C, T расч. 250 °C; рубашка — масло 0,3/0,4 МПа, 200/250 °C; ротор с плавающими скребками, 158 об/мин; YBX3-100L2-4 3 кВт Ex d IIB T4; редуктор GRF59; ЧРП; масса ≈ 1100 кг. Штуцеры: N1 DN80×125 выход лецитина; N2 DN25/50 промывка; N3a/N3b DN25/50 вход сырья; N4 DN150×200 выход паров (JPL); J1–J5 теплоноситель; J6 дренаж рубашки; r/s охлаждение уплотнения.</w:t>
+              <w:t>2 м², корпус DN400 (рубашка Ø800 в зоне опор), H ≈ 4383 мм; корпус S31603, рубашка S30408; P раб. 1–5 мбар, P расч. −0,1 МПа, T раб. 160 °C, T расч. 250 °C; рубашка — масло 0,3/0,4 МПа, 200/250 °C; ротор с плавающими скребками, 158 об/мин; YBX3-100L2-4 3 кВт Ex d IIB T4; редуктор GRF59; ЧРП; масса ≈ 1100 кг. Штуцеры: N1 DN80×125 выход кубового остатка; N2 DN25/50 промывка; N3a/N3b DN25/50 вход сырья; N4 DN150×200 выход паров (JPL); J1–J5 теплоноситель; J6 дренаж рубашки; r/s охлаждение уплотнения.</w:t>
             </w:r>
           </w:p>
         </w:tc>
@@ -5079,7 +5079,7 @@
                 <w:color w:val="000000"/>
                 <w:sz w:val="17"/>
               </w:rPr>
-              <w:t>Материал подтверждён сертификатом и совместим с продуктом (лецитин, растительные масла) при 160 °C и с теплоносителем.</w:t>
+              <w:t>Материал подтверждён сертификатом и соответствует спецификации и чертежам.</w:t>
             </w:r>
           </w:p>
         </w:tc>

--- a/FAT/Программа_FAT_МД_2ступени.docx
+++ b/FAT/Программа_FAT_МД_2ступени.docx
@@ -1218,22 +1218,22 @@
                 <w:color w:val="000000"/>
                 <w:sz w:val="17"/>
               </w:rPr>
-              <w:t>3D-модель установки (STEP): компоновка рамы, трубопроводов, площадок обслуживания.</w:t>
-            </w:r>
-          </w:p>
-        </w:tc>
-        <w:tc>
-          <w:tcPr>
-            <w:tcW w:type="dxa" w:w="4082"/>
-          </w:tcPr>
-          <w:p>
-            <w:r/>
-            <w:r>
-              <w:rPr>
-                <w:color w:val="000000"/>
-                <w:sz w:val="17"/>
-              </w:rPr>
-              <w:t>по факту предоставления</w:t>
+              <w:t>3D-модель установки (STEP): компоновка рамы, аппаратов, трубопроводов, площадки обслуживания.</w:t>
+            </w:r>
+          </w:p>
+        </w:tc>
+        <w:tc>
+          <w:tcPr>
+            <w:tcW w:type="dxa" w:w="4082"/>
+          </w:tcPr>
+          <w:p>
+            <w:r/>
+            <w:r>
+              <w:rPr>
+                <w:color w:val="000000"/>
+                <w:sz w:val="17"/>
+              </w:rPr>
+              <w:t>«2 м² тонкоплёночный + 2 м² короткопутевой» 260602.step (AutoCAD Plant 3D, 02.06.2026)</w:t>
             </w:r>
           </w:p>
         </w:tc>
@@ -2959,6 +2959,53 @@
                 <w:color w:val="000000"/>
                 <w:sz w:val="17"/>
               </w:rPr>
+              <w:t>Рама установки и площадка обслуживания (по 3D-модели)</w:t>
+            </w:r>
+          </w:p>
+        </w:tc>
+        <w:tc>
+          <w:tcPr>
+            <w:tcW w:type="dxa" w:w="5046"/>
+          </w:tcPr>
+          <w:p>
+            <w:r/>
+            <w:r>
+              <w:rPr>
+                <w:color w:val="000000"/>
+                <w:sz w:val="17"/>
+              </w:rPr>
+              <w:t>Рама ≈ 6,1 × 2,8 м в плане; площадка обслуживания на отметке ≈ +3,6 м с ограждением по периметру; вертикальная лестница с ограждением (дугами) и калиткой на выходе на площадку; испарители E-102 и E-202 проходят сквозь площадку, приводы расположены над ней (верх привода E-102 ≈ +6,0 м, E-202 ≈ +5,4 м). Термостаты TCU, чиллеры и отдельные агрегаты показаны вне рамы отдельными блоками.</w:t>
+            </w:r>
+          </w:p>
+        </w:tc>
+        <w:tc>
+          <w:tcPr>
+            <w:tcW w:type="dxa" w:w="3055"/>
+          </w:tcPr>
+          <w:p>
+            <w:r/>
+            <w:r>
+              <w:rPr>
+                <w:color w:val="000000"/>
+                <w:sz w:val="17"/>
+              </w:rPr>
+              <w:t>Сверка с 3D-моделью, рулетка/дальномер, осмотр.</w:t>
+            </w:r>
+          </w:p>
+        </w:tc>
+      </w:tr>
+      <w:tr>
+        <w:tc>
+          <w:tcPr>
+            <w:tcW w:type="dxa" w:w="2721"/>
+          </w:tcPr>
+          <w:p>
+            <w:r/>
+            <w:r>
+              <w:rPr>
+                <w:color w:val="000000"/>
+                <w:sz w:val="17"/>
+              </w:rPr>
               <w:t>Сварка и неразрушающий контроль</w:t>
             </w:r>
           </w:p>
@@ -4697,6 +4744,311 @@
           </w:p>
         </w:tc>
       </w:tr>
+      <w:tr>
+        <w:tc>
+          <w:tcPr>
+            <w:tcW w:type="dxa" w:w="567"/>
+          </w:tcPr>
+          <w:p>
+            <w:r/>
+            <w:r>
+              <w:rPr>
+                <w:color w:val="000000"/>
+                <w:sz w:val="17"/>
+              </w:rPr>
+              <w:t>11</w:t>
+            </w:r>
+          </w:p>
+        </w:tc>
+        <w:tc>
+          <w:tcPr>
+            <w:tcW w:type="dxa" w:w="4082"/>
+          </w:tcPr>
+          <w:p>
+            <w:r/>
+            <w:r>
+              <w:rPr>
+                <w:color w:val="000000"/>
+                <w:sz w:val="17"/>
+              </w:rPr>
+              <w:t>Сверить фактическую компоновку с 3D-моделью (STEP 260602): расположение аппаратов на раме, отметки площадки и верха приводов, трассировку основных трубопроводов, расположение насосов и арматуры.</w:t>
+            </w:r>
+          </w:p>
+        </w:tc>
+        <w:tc>
+          <w:tcPr>
+            <w:tcW w:type="dxa" w:w="4082"/>
+          </w:tcPr>
+          <w:p>
+            <w:r/>
+            <w:r>
+              <w:rPr>
+                <w:color w:val="000000"/>
+                <w:sz w:val="17"/>
+              </w:rPr>
+              <w:t>Компоновка соответствует модели; отклонения зафиксированы и согласованы заказчиком.</w:t>
+            </w:r>
+          </w:p>
+        </w:tc>
+        <w:tc>
+          <w:tcPr>
+            <w:tcW w:type="dxa" w:w="2091"/>
+          </w:tcPr>
+          <w:p>
+            <w:r/>
+            <w:r>
+              <w:rPr>
+                <w:color w:val="000000"/>
+                <w:sz w:val="17"/>
+              </w:rPr>
+            </w:r>
+          </w:p>
+        </w:tc>
+      </w:tr>
+      <w:tr>
+        <w:tc>
+          <w:tcPr>
+            <w:tcW w:type="dxa" w:w="567"/>
+          </w:tcPr>
+          <w:p>
+            <w:r/>
+            <w:r>
+              <w:rPr>
+                <w:color w:val="000000"/>
+                <w:sz w:val="17"/>
+              </w:rPr>
+              <w:t>12</w:t>
+            </w:r>
+          </w:p>
+        </w:tc>
+        <w:tc>
+          <w:tcPr>
+            <w:tcW w:type="dxa" w:w="4082"/>
+          </w:tcPr>
+          <w:p>
+            <w:r/>
+            <w:r>
+              <w:rPr>
+                <w:color w:val="000000"/>
+                <w:sz w:val="17"/>
+              </w:rPr>
+              <w:t>Определить высоту, необходимую для извлечения роторов E-102 и E-202 вверх через крышку, и способ подъёма (проушина, монорельс или кран заказчика).</w:t>
+            </w:r>
+          </w:p>
+        </w:tc>
+        <w:tc>
+          <w:tcPr>
+            <w:tcW w:type="dxa" w:w="4082"/>
+          </w:tcPr>
+          <w:p>
+            <w:r/>
+            <w:r>
+              <w:rPr>
+                <w:color w:val="000000"/>
+                <w:sz w:val="17"/>
+              </w:rPr>
+              <w:t>Поставщик письменно указал требуемую высоту крюка над площадкой и массу ротора в сборе с приводом; выемка ротора выполнима без демонтажа площадки и трубопроводов.</w:t>
+            </w:r>
+          </w:p>
+        </w:tc>
+        <w:tc>
+          <w:tcPr>
+            <w:tcW w:type="dxa" w:w="2091"/>
+          </w:tcPr>
+          <w:p>
+            <w:r/>
+            <w:r>
+              <w:rPr>
+                <w:color w:val="000000"/>
+                <w:sz w:val="17"/>
+              </w:rPr>
+            </w:r>
+          </w:p>
+        </w:tc>
+      </w:tr>
+      <w:tr>
+        <w:tc>
+          <w:tcPr>
+            <w:tcW w:type="dxa" w:w="567"/>
+          </w:tcPr>
+          <w:p>
+            <w:r/>
+            <w:r>
+              <w:rPr>
+                <w:color w:val="000000"/>
+                <w:sz w:val="17"/>
+              </w:rPr>
+              <w:t>13</w:t>
+            </w:r>
+          </w:p>
+        </w:tc>
+        <w:tc>
+          <w:tcPr>
+            <w:tcW w:type="dxa" w:w="4082"/>
+          </w:tcPr>
+          <w:p>
+            <w:r/>
+            <w:r>
+              <w:rPr>
+                <w:color w:val="000000"/>
+                <w:sz w:val="17"/>
+              </w:rPr>
+              <w:t>Проверить площадку обслуживания: настил, бортовую полосу, ограждения, лестницу с дугами, калитку.</w:t>
+            </w:r>
+          </w:p>
+        </w:tc>
+        <w:tc>
+          <w:tcPr>
+            <w:tcW w:type="dxa" w:w="4082"/>
+          </w:tcPr>
+          <w:p>
+            <w:r/>
+            <w:r>
+              <w:rPr>
+                <w:color w:val="000000"/>
+                <w:sz w:val="17"/>
+              </w:rPr>
+              <w:t>Настил закреплён; высота ограждения ≥ 1,1 м, есть промежуточный поручень и бортовая полоса; лестница и дуги без острых кромок; калитка самозакрывающаяся.</w:t>
+            </w:r>
+          </w:p>
+        </w:tc>
+        <w:tc>
+          <w:tcPr>
+            <w:tcW w:type="dxa" w:w="2091"/>
+          </w:tcPr>
+          <w:p>
+            <w:r/>
+            <w:r>
+              <w:rPr>
+                <w:color w:val="000000"/>
+                <w:sz w:val="17"/>
+              </w:rPr>
+            </w:r>
+          </w:p>
+        </w:tc>
+      </w:tr>
+      <w:tr>
+        <w:tc>
+          <w:tcPr>
+            <w:tcW w:type="dxa" w:w="567"/>
+          </w:tcPr>
+          <w:p>
+            <w:r/>
+            <w:r>
+              <w:rPr>
+                <w:color w:val="000000"/>
+                <w:sz w:val="17"/>
+              </w:rPr>
+              <w:t>14</w:t>
+            </w:r>
+          </w:p>
+        </w:tc>
+        <w:tc>
+          <w:tcPr>
+            <w:tcW w:type="dxa" w:w="4082"/>
+          </w:tcPr>
+          <w:p>
+            <w:r/>
+            <w:r>
+              <w:rPr>
+                <w:color w:val="000000"/>
+                <w:sz w:val="17"/>
+              </w:rPr>
+              <w:t>Проверить доступ к ручной арматуре, КИП, смотровым стёклам и дренажам с пола и с площадки.</w:t>
+            </w:r>
+          </w:p>
+        </w:tc>
+        <w:tc>
+          <w:tcPr>
+            <w:tcW w:type="dxa" w:w="4082"/>
+          </w:tcPr>
+          <w:p>
+            <w:r/>
+            <w:r>
+              <w:rPr>
+                <w:color w:val="000000"/>
+                <w:sz w:val="17"/>
+              </w:rPr>
+              <w:t>Органы управления, требующие регулярного обслуживания, доступны без приставных лестниц; шкалы КИП и смотровые стёкла читаются с рабочего места.</w:t>
+            </w:r>
+          </w:p>
+        </w:tc>
+        <w:tc>
+          <w:tcPr>
+            <w:tcW w:type="dxa" w:w="2091"/>
+          </w:tcPr>
+          <w:p>
+            <w:r/>
+            <w:r>
+              <w:rPr>
+                <w:color w:val="000000"/>
+                <w:sz w:val="17"/>
+              </w:rPr>
+            </w:r>
+          </w:p>
+        </w:tc>
+      </w:tr>
+      <w:tr>
+        <w:tc>
+          <w:tcPr>
+            <w:tcW w:type="dxa" w:w="567"/>
+          </w:tcPr>
+          <w:p>
+            <w:r/>
+            <w:r>
+              <w:rPr>
+                <w:color w:val="000000"/>
+                <w:sz w:val="17"/>
+              </w:rPr>
+              <w:t>15</w:t>
+            </w:r>
+          </w:p>
+        </w:tc>
+        <w:tc>
+          <w:tcPr>
+            <w:tcW w:type="dxa" w:w="4082"/>
+          </w:tcPr>
+          <w:p>
+            <w:r/>
+            <w:r>
+              <w:rPr>
+                <w:color w:val="000000"/>
+                <w:sz w:val="17"/>
+              </w:rPr>
+              <w:t>Проверить проходы между аппаратами внутри рамы и под площадкой.</w:t>
+            </w:r>
+          </w:p>
+        </w:tc>
+        <w:tc>
+          <w:tcPr>
+            <w:tcW w:type="dxa" w:w="4082"/>
+          </w:tcPr>
+          <w:p>
+            <w:r/>
+            <w:r>
+              <w:rPr>
+                <w:color w:val="000000"/>
+                <w:sz w:val="17"/>
+              </w:rPr>
+              <w:t>Свободные проходы для обслуживания насосов, сборников и нижних штуцеров испарителей; нет выступающих элементов на уровне головы без защиты и маркировки.</w:t>
+            </w:r>
+          </w:p>
+        </w:tc>
+        <w:tc>
+          <w:tcPr>
+            <w:tcW w:type="dxa" w:w="2091"/>
+          </w:tcPr>
+          <w:p>
+            <w:r/>
+            <w:r>
+              <w:rPr>
+                <w:color w:val="000000"/>
+                <w:sz w:val="17"/>
+              </w:rPr>
+            </w:r>
+          </w:p>
+        </w:tc>
+      </w:tr>
     </w:tbl>
     <w:p/>
     <w:p>
@@ -7878,6 +8230,189 @@
                 <w:sz w:val="17"/>
               </w:rPr>
               <w:t>Маркировка по NB/T 10558; массы соответствуют упаковочным листам.</w:t>
+            </w:r>
+          </w:p>
+        </w:tc>
+        <w:tc>
+          <w:tcPr>
+            <w:tcW w:type="dxa" w:w="2091"/>
+          </w:tcPr>
+          <w:p>
+            <w:r/>
+            <w:r>
+              <w:rPr>
+                <w:color w:val="000000"/>
+                <w:sz w:val="17"/>
+              </w:rPr>
+            </w:r>
+          </w:p>
+        </w:tc>
+      </w:tr>
+      <w:tr>
+        <w:tc>
+          <w:tcPr>
+            <w:tcW w:type="dxa" w:w="567"/>
+          </w:tcPr>
+          <w:p>
+            <w:r/>
+            <w:r>
+              <w:rPr>
+                <w:color w:val="000000"/>
+                <w:sz w:val="17"/>
+              </w:rPr>
+              <w:t>5</w:t>
+            </w:r>
+          </w:p>
+        </w:tc>
+        <w:tc>
+          <w:tcPr>
+            <w:tcW w:type="dxa" w:w="4082"/>
+          </w:tcPr>
+          <w:p>
+            <w:r/>
+            <w:r>
+              <w:rPr>
+                <w:color w:val="000000"/>
+                <w:sz w:val="17"/>
+              </w:rPr>
+              <w:t>Проверить схему разделения на транспортные места. По 3D-модели общая высота ≈ 6,0 м, ширина рамы ≈ 2,8 м, то есть больше обычного транспортного габарита.</w:t>
+            </w:r>
+          </w:p>
+        </w:tc>
+        <w:tc>
+          <w:tcPr>
+            <w:tcW w:type="dxa" w:w="4082"/>
+          </w:tcPr>
+          <w:p>
+            <w:r/>
+            <w:r>
+              <w:rPr>
+                <w:color w:val="000000"/>
+                <w:sz w:val="17"/>
+              </w:rPr>
+              <w:t>Поставщик представил схему: какие узлы демонтируются (приводы испарителей, ограждения площадки, лестница, выступающие трубопроводы) и габариты с массой каждого места.</w:t>
+            </w:r>
+          </w:p>
+        </w:tc>
+        <w:tc>
+          <w:tcPr>
+            <w:tcW w:type="dxa" w:w="2091"/>
+          </w:tcPr>
+          <w:p>
+            <w:r/>
+            <w:r>
+              <w:rPr>
+                <w:color w:val="000000"/>
+                <w:sz w:val="17"/>
+              </w:rPr>
+            </w:r>
+          </w:p>
+        </w:tc>
+      </w:tr>
+      <w:tr>
+        <w:tc>
+          <w:tcPr>
+            <w:tcW w:type="dxa" w:w="567"/>
+          </w:tcPr>
+          <w:p>
+            <w:r/>
+            <w:r>
+              <w:rPr>
+                <w:color w:val="000000"/>
+                <w:sz w:val="17"/>
+              </w:rPr>
+              <w:t>6</w:t>
+            </w:r>
+          </w:p>
+        </w:tc>
+        <w:tc>
+          <w:tcPr>
+            <w:tcW w:type="dxa" w:w="4082"/>
+          </w:tcPr>
+          <w:p>
+            <w:r/>
+            <w:r>
+              <w:rPr>
+                <w:color w:val="000000"/>
+                <w:sz w:val="17"/>
+              </w:rPr>
+              <w:t>Проверить маркировку демонтируемых узлов и разъёмов трубопроводов для повторной сборки.</w:t>
+            </w:r>
+          </w:p>
+        </w:tc>
+        <w:tc>
+          <w:tcPr>
+            <w:tcW w:type="dxa" w:w="4082"/>
+          </w:tcPr>
+          <w:p>
+            <w:r/>
+            <w:r>
+              <w:rPr>
+                <w:color w:val="000000"/>
+                <w:sz w:val="17"/>
+              </w:rPr>
+              <w:t>Ответные части промаркированы одинаково; разъёмы заглушены; крепёж упакован с привязкой к узлу.</w:t>
+            </w:r>
+          </w:p>
+        </w:tc>
+        <w:tc>
+          <w:tcPr>
+            <w:tcW w:type="dxa" w:w="2091"/>
+          </w:tcPr>
+          <w:p>
+            <w:r/>
+            <w:r>
+              <w:rPr>
+                <w:color w:val="000000"/>
+                <w:sz w:val="17"/>
+              </w:rPr>
+            </w:r>
+          </w:p>
+        </w:tc>
+      </w:tr>
+      <w:tr>
+        <w:tc>
+          <w:tcPr>
+            <w:tcW w:type="dxa" w:w="567"/>
+          </w:tcPr>
+          <w:p>
+            <w:r/>
+            <w:r>
+              <w:rPr>
+                <w:color w:val="000000"/>
+                <w:sz w:val="17"/>
+              </w:rPr>
+              <w:t>7</w:t>
+            </w:r>
+          </w:p>
+        </w:tc>
+        <w:tc>
+          <w:tcPr>
+            <w:tcW w:type="dxa" w:w="4082"/>
+          </w:tcPr>
+          <w:p>
+            <w:r/>
+            <w:r>
+              <w:rPr>
+                <w:color w:val="000000"/>
+                <w:sz w:val="17"/>
+              </w:rPr>
+              <w:t>Проверить крепление аппаратов и трубопроводов на раме на время транспортировки.</w:t>
+            </w:r>
+          </w:p>
+        </w:tc>
+        <w:tc>
+          <w:tcPr>
+            <w:tcW w:type="dxa" w:w="4082"/>
+          </w:tcPr>
+          <w:p>
+            <w:r/>
+            <w:r>
+              <w:rPr>
+                <w:color w:val="000000"/>
+                <w:sz w:val="17"/>
+              </w:rPr>
+              <w:t>Установлены временные раскрепления; штуцеры испарителей разгружены от трубопроводов.</w:t>
             </w:r>
           </w:p>
         </w:tc>

--- a/FAT/Программа_FAT_МД_2ступени.docx
+++ b/FAT/Программа_FAT_МД_2ступени.docx
@@ -2107,22 +2107,22 @@
                 <w:color w:val="000000"/>
                 <w:sz w:val="17"/>
               </w:rPr>
-              <w:t>Электрические схемы, перечень входов и выходов, описание алгоритмов управления и блокировок, программа ПЛК/SCADA (если входят в поставку).</w:t>
-            </w:r>
-          </w:p>
-        </w:tc>
-        <w:tc>
-          <w:tcPr>
-            <w:tcW w:type="dxa" w:w="4082"/>
-          </w:tcPr>
-          <w:p>
-            <w:r/>
-            <w:r>
-              <w:rPr>
-                <w:color w:val="000000"/>
-                <w:sz w:val="17"/>
-              </w:rPr>
-              <w:t>Документация соответствует смонтированному шкафу; перечень блокировок согласован заказчиком.</w:t>
+              <w:t>Документация на шкаф управления и электрооборудование: принципиальные и монтажные схемы, кабельный журнал, перечень входов и выходов, спецификация комплектующих, описание алгоритмов управления, блокировок и сигнализаций, перечень уставок, руководство оператора.</w:t>
+            </w:r>
+          </w:p>
+        </w:tc>
+        <w:tc>
+          <w:tcPr>
+            <w:tcW w:type="dxa" w:w="4082"/>
+          </w:tcPr>
+          <w:p>
+            <w:r/>
+            <w:r>
+              <w:rPr>
+                <w:color w:val="000000"/>
+                <w:sz w:val="17"/>
+              </w:rPr>
+              <w:t>Документация соответствует смонтированному шкафу и P&amp;ID Rev.5; перечень блокировок и уставок согласован заказчиком.</w:t>
             </w:r>
           </w:p>
         </w:tc>
@@ -2154,6 +2154,128 @@
                 <w:sz w:val="17"/>
               </w:rPr>
               <w:t>14</w:t>
+            </w:r>
+          </w:p>
+        </w:tc>
+        <w:tc>
+          <w:tcPr>
+            <w:tcW w:type="dxa" w:w="4082"/>
+          </w:tcPr>
+          <w:p>
+            <w:r/>
+            <w:r>
+              <w:rPr>
+                <w:color w:val="000000"/>
+                <w:sz w:val="17"/>
+              </w:rPr>
+              <w:t>Программное обеспечение ПЛК и панели оператора (HMI).</w:t>
+            </w:r>
+          </w:p>
+        </w:tc>
+        <w:tc>
+          <w:tcPr>
+            <w:tcW w:type="dxa" w:w="4082"/>
+          </w:tcPr>
+          <w:p>
+            <w:r/>
+            <w:r>
+              <w:rPr>
+                <w:color w:val="000000"/>
+                <w:sz w:val="17"/>
+              </w:rPr>
+              <w:t>Версия ПО зафиксирована; поставщик передаёт резервную копию и исходные проекты на носителе, пароли доступа.</w:t>
+            </w:r>
+          </w:p>
+        </w:tc>
+        <w:tc>
+          <w:tcPr>
+            <w:tcW w:type="dxa" w:w="2091"/>
+          </w:tcPr>
+          <w:p>
+            <w:r/>
+            <w:r>
+              <w:rPr>
+                <w:color w:val="000000"/>
+                <w:sz w:val="17"/>
+              </w:rPr>
+            </w:r>
+          </w:p>
+        </w:tc>
+      </w:tr>
+      <w:tr>
+        <w:tc>
+          <w:tcPr>
+            <w:tcW w:type="dxa" w:w="567"/>
+          </w:tcPr>
+          <w:p>
+            <w:r/>
+            <w:r>
+              <w:rPr>
+                <w:color w:val="000000"/>
+                <w:sz w:val="17"/>
+              </w:rPr>
+              <w:t>15</w:t>
+            </w:r>
+          </w:p>
+        </w:tc>
+        <w:tc>
+          <w:tcPr>
+            <w:tcW w:type="dxa" w:w="4082"/>
+          </w:tcPr>
+          <w:p>
+            <w:r/>
+            <w:r>
+              <w:rPr>
+                <w:color w:val="000000"/>
+                <w:sz w:val="17"/>
+              </w:rPr>
+              <w:t>Сертификаты и паспорта на комплектующие шкафа (ПЛК, ЧРП, автоматы защиты, источники питания), на кабельную продукцию и Ex-оборудование; документы о соответствии ТР ТС — в объёме, предусмотренном договором.</w:t>
+            </w:r>
+          </w:p>
+        </w:tc>
+        <w:tc>
+          <w:tcPr>
+            <w:tcW w:type="dxa" w:w="4082"/>
+          </w:tcPr>
+          <w:p>
+            <w:r/>
+            <w:r>
+              <w:rPr>
+                <w:color w:val="000000"/>
+                <w:sz w:val="17"/>
+              </w:rPr>
+              <w:t>Документы в наличии; исполнение комплектующих соответствует спецификации.</w:t>
+            </w:r>
+          </w:p>
+        </w:tc>
+        <w:tc>
+          <w:tcPr>
+            <w:tcW w:type="dxa" w:w="2091"/>
+          </w:tcPr>
+          <w:p>
+            <w:r/>
+            <w:r>
+              <w:rPr>
+                <w:color w:val="000000"/>
+                <w:sz w:val="17"/>
+              </w:rPr>
+            </w:r>
+          </w:p>
+        </w:tc>
+      </w:tr>
+      <w:tr>
+        <w:tc>
+          <w:tcPr>
+            <w:tcW w:type="dxa" w:w="567"/>
+          </w:tcPr>
+          <w:p>
+            <w:r/>
+            <w:r>
+              <w:rPr>
+                <w:color w:val="000000"/>
+                <w:sz w:val="17"/>
+              </w:rPr>
+              <w:t>16</w:t>
             </w:r>
           </w:p>
         </w:tc>
@@ -2895,7 +3017,7 @@
                 <w:color w:val="000000"/>
                 <w:sz w:val="17"/>
               </w:rPr>
-              <w:t>Вакуумное испытание (раздел 10).</w:t>
+              <w:t>Вакуумное испытание (раздел 11).</w:t>
             </w:r>
           </w:p>
         </w:tc>
@@ -2942,7 +3064,7 @@
                 <w:color w:val="000000"/>
                 <w:sz w:val="17"/>
               </w:rPr>
-              <w:t>Вакуумное испытание (раздел 10).</w:t>
+              <w:t>Вакуумное испытание (раздел 11).</w:t>
             </w:r>
           </w:p>
         </w:tc>
@@ -2974,7 +3096,7 @@
                 <w:color w:val="000000"/>
                 <w:sz w:val="17"/>
               </w:rPr>
-              <w:t>Рама ≈ 6,1 × 2,8 м в плане; площадка обслуживания на отметке ≈ +3,6 м с ограждением по периметру; вертикальная лестница с ограждением (дугами) и калиткой на выходе на площадку; испарители E-102 и E-202 проходят сквозь площадку, приводы расположены над ней (верх привода E-102 ≈ +6,0 м, E-202 ≈ +5,4 м). Термостаты TCU, чиллеры и отдельные агрегаты показаны вне рамы отдельными блоками.</w:t>
+              <w:t>Рама ≈ 6,1 × 2,8 м в плане; площадка обслуживания на отметке ≈ +3,6 м с ограждением по периметру; вертикальная лестница с ограждением (дугами) и калиткой на выходе на площадку; испарители E-102 и E-202 проходят сквозь площадку, приводы расположены над ней (верх привода E-102 ≈ +6,0 м, E-202 ≈ +5,4 м). Термостаты TCU, чиллеры и отдельные агрегаты показаны вне рамы отдельными блоками; шкаф управления (≈ 2,0 × 1,25 × 1,8 м) установлен на раме у лестницы.</w:t>
             </w:r>
           </w:p>
         </w:tc>
@@ -2990,6 +3112,53 @@
                 <w:sz w:val="17"/>
               </w:rPr>
               <w:t>Сверка с 3D-моделью, рулетка/дальномер, осмотр.</w:t>
+            </w:r>
+          </w:p>
+        </w:tc>
+      </w:tr>
+      <w:tr>
+        <w:tc>
+          <w:tcPr>
+            <w:tcW w:type="dxa" w:w="2721"/>
+          </w:tcPr>
+          <w:p>
+            <w:r/>
+            <w:r>
+              <w:rPr>
+                <w:color w:val="000000"/>
+                <w:sz w:val="17"/>
+              </w:rPr>
+              <w:t>Шкаф управления</w:t>
+            </w:r>
+          </w:p>
+        </w:tc>
+        <w:tc>
+          <w:tcPr>
+            <w:tcW w:type="dxa" w:w="5046"/>
+          </w:tcPr>
+          <w:p>
+            <w:r/>
+            <w:r>
+              <w:rPr>
+                <w:color w:val="000000"/>
+                <w:sz w:val="17"/>
+              </w:rPr>
+              <w:t>Установлен на раме установки; в составе — ПЛК, панель оператора, ЧРП приводов испарителей (E-102 — 158 об/мин, E-202 — 133 об/мин), пускатели и защита насосов и вакуумных агрегатов, цепи КИП (PT, TT, FT, LT), управление HV-001…003, сигнализация и блокировки, аварийный останов.</w:t>
+            </w:r>
+          </w:p>
+        </w:tc>
+        <w:tc>
+          <w:tcPr>
+            <w:tcW w:type="dxa" w:w="3055"/>
+          </w:tcPr>
+          <w:p>
+            <w:r/>
+            <w:r>
+              <w:rPr>
+                <w:color w:val="000000"/>
+                <w:sz w:val="17"/>
+              </w:rPr>
+              <w:t>Схемы, осмотр, функциональные испытания (раздел 10).</w:t>
             </w:r>
           </w:p>
         </w:tc>
@@ -3943,22 +4112,22 @@
                 <w:color w:val="000000"/>
                 <w:sz w:val="17"/>
               </w:rPr>
-              <w:t>Электрооборудование: шкаф управления, ЧРП приводов испарителей, кабельные трассы (если в поставке).</w:t>
-            </w:r>
-          </w:p>
-        </w:tc>
-        <w:tc>
-          <w:tcPr>
-            <w:tcW w:type="dxa" w:w="4082"/>
-          </w:tcPr>
-          <w:p>
-            <w:r/>
-            <w:r>
-              <w:rPr>
-                <w:color w:val="000000"/>
-                <w:sz w:val="17"/>
-              </w:rPr>
-              <w:t>Состав соответствует спецификации; Ex-исполнение для взрывоопасной зоны.</w:t>
+              <w:t>Шкаф управления, установленный на раме (ПЛК, панель оператора, ЧРП приводов E-102 и E-202, пускатели насосов и вакуумных агрегатов), кабельные трассы и кабели от шкафа до потребителей.</w:t>
+            </w:r>
+          </w:p>
+        </w:tc>
+        <w:tc>
+          <w:tcPr>
+            <w:tcW w:type="dxa" w:w="4082"/>
+          </w:tcPr>
+          <w:p>
+            <w:r/>
+            <w:r>
+              <w:rPr>
+                <w:color w:val="000000"/>
+                <w:sz w:val="17"/>
+              </w:rPr>
+              <w:t>Состав соответствует спецификации и схемам; кабели проложены и подключены; исполнение соответствует требованиям договора к зоне установки.</w:t>
             </w:r>
           </w:p>
         </w:tc>
@@ -6801,128 +6970,6 @@
           </w:p>
         </w:tc>
       </w:tr>
-      <w:tr>
-        <w:tc>
-          <w:tcPr>
-            <w:tcW w:type="dxa" w:w="567"/>
-          </w:tcPr>
-          <w:p>
-            <w:r/>
-            <w:r>
-              <w:rPr>
-                <w:color w:val="000000"/>
-                <w:sz w:val="17"/>
-              </w:rPr>
-              <w:t>10</w:t>
-            </w:r>
-          </w:p>
-        </w:tc>
-        <w:tc>
-          <w:tcPr>
-            <w:tcW w:type="dxa" w:w="4082"/>
-          </w:tcPr>
-          <w:p>
-            <w:r/>
-            <w:r>
-              <w:rPr>
-                <w:color w:val="000000"/>
-                <w:sz w:val="17"/>
-              </w:rPr>
-              <w:t>Электрооборудование: сопротивление изоляции двигателей и кабелей, заземление аппаратов и рамы.</w:t>
-            </w:r>
-          </w:p>
-        </w:tc>
-        <w:tc>
-          <w:tcPr>
-            <w:tcW w:type="dxa" w:w="4082"/>
-          </w:tcPr>
-          <w:p>
-            <w:r/>
-            <w:r>
-              <w:rPr>
-                <w:color w:val="000000"/>
-                <w:sz w:val="17"/>
-              </w:rPr>
-              <w:t>R изол. ≥ 1 МОм (500 В); сопротивление заземления ≤ 10 Ом; бобышки заземления на всех аппаратах.</w:t>
-            </w:r>
-          </w:p>
-        </w:tc>
-        <w:tc>
-          <w:tcPr>
-            <w:tcW w:type="dxa" w:w="2091"/>
-          </w:tcPr>
-          <w:p>
-            <w:r/>
-            <w:r>
-              <w:rPr>
-                <w:color w:val="000000"/>
-                <w:sz w:val="17"/>
-              </w:rPr>
-            </w:r>
-          </w:p>
-        </w:tc>
-      </w:tr>
-      <w:tr>
-        <w:tc>
-          <w:tcPr>
-            <w:tcW w:type="dxa" w:w="567"/>
-          </w:tcPr>
-          <w:p>
-            <w:r/>
-            <w:r>
-              <w:rPr>
-                <w:color w:val="000000"/>
-                <w:sz w:val="17"/>
-              </w:rPr>
-              <w:t>11</w:t>
-            </w:r>
-          </w:p>
-        </w:tc>
-        <w:tc>
-          <w:tcPr>
-            <w:tcW w:type="dxa" w:w="4082"/>
-          </w:tcPr>
-          <w:p>
-            <w:r/>
-            <w:r>
-              <w:rPr>
-                <w:color w:val="000000"/>
-                <w:sz w:val="17"/>
-              </w:rPr>
-              <w:t>Система управления (если в поставке): прозвонка входов и выходов, мнемосхемы, аварийная сигнализация, блокировки (низкий уровень → останов насоса, потеря вакуума, перегрев, нет охлаждения диффузионного насоса и уплотнений), кнопка аварийного останова.</w:t>
-            </w:r>
-          </w:p>
-        </w:tc>
-        <w:tc>
-          <w:tcPr>
-            <w:tcW w:type="dxa" w:w="4082"/>
-          </w:tcPr>
-          <w:p>
-            <w:r/>
-            <w:r>
-              <w:rPr>
-                <w:color w:val="000000"/>
-                <w:sz w:val="17"/>
-              </w:rPr>
-              <w:t>Каждая блокировка проверена имитацией сигнала; аварийный останов отключает приводы и нагрев.</w:t>
-            </w:r>
-          </w:p>
-        </w:tc>
-        <w:tc>
-          <w:tcPr>
-            <w:tcW w:type="dxa" w:w="2091"/>
-          </w:tcPr>
-          <w:p>
-            <w:r/>
-            <w:r>
-              <w:rPr>
-                <w:color w:val="000000"/>
-                <w:sz w:val="17"/>
-              </w:rPr>
-            </w:r>
-          </w:p>
-        </w:tc>
-      </w:tr>
     </w:tbl>
     <w:p/>
     <w:p>
@@ -6935,7 +6982,7 @@
           <w:color w:val="000000"/>
           <w:sz w:val="32"/>
         </w:rPr>
-        <w:t>10. Проверка герметичности и вакуумные испытания</w:t>
+        <w:t>10. Проверка шкафа управления, электрооборудования и системы управления</w:t>
       </w:r>
     </w:p>
     <w:tbl>
@@ -6982,7 +7029,7 @@
                 <w:color w:val="000000"/>
                 <w:sz w:val="17"/>
               </w:rPr>
-              <w:t>Действие</w:t>
+              <w:t>Проверка</w:t>
             </w:r>
           </w:p>
         </w:tc>
@@ -7046,22 +7093,22 @@
                 <w:color w:val="000000"/>
                 <w:sz w:val="17"/>
               </w:rPr>
-              <w:t>Проверить заводские протоколы гидроиспытаний всех аппаратов и рубашек (выборочно — присутствие при испытании рубашки E-102 или E-202).</w:t>
-            </w:r>
-          </w:p>
-        </w:tc>
-        <w:tc>
-          <w:tcPr>
-            <w:tcW w:type="dxa" w:w="4082"/>
-          </w:tcPr>
-          <w:p>
-            <w:r/>
-            <w:r>
-              <w:rPr>
-                <w:color w:val="000000"/>
-                <w:sz w:val="17"/>
-              </w:rPr>
-              <w:t>Пробные давления по листам данных, выдержка по GB 150; течей и остаточных деформаций нет; после испытаний выполнена сушка.</w:t>
+              <w:t>Внешний осмотр шкафа управления: корпус, двери, замки, уплотнения, вентиляция или кондиционер, шильдик, маркировка, карман для схем.</w:t>
+            </w:r>
+          </w:p>
+        </w:tc>
+        <w:tc>
+          <w:tcPr>
+            <w:tcW w:type="dxa" w:w="4082"/>
+          </w:tcPr>
+          <w:p>
+            <w:r/>
+            <w:r>
+              <w:rPr>
+                <w:color w:val="000000"/>
+                <w:sz w:val="17"/>
+              </w:rPr>
+              <w:t>Повреждений нет; степень защиты оболочки по спецификации; шкаф надёжно закреплён на раме; доступ к дверям свободен.</w:t>
             </w:r>
           </w:p>
         </w:tc>
@@ -7107,22 +7154,22 @@
                 <w:color w:val="000000"/>
                 <w:sz w:val="17"/>
               </w:rPr>
-              <w:t>Проверить контур теплоносителя установки (рубашки E-102, E-202, E-101/E-201, V-101/V-102/V-201/V-202, насосы, TV) пневматически: 0,3 МПа, выдержка 30 мин, обмыливание.</w:t>
-            </w:r>
-          </w:p>
-        </w:tc>
-        <w:tc>
-          <w:tcPr>
-            <w:tcW w:type="dxa" w:w="4082"/>
-          </w:tcPr>
-          <w:p>
-            <w:r/>
-            <w:r>
-              <w:rPr>
-                <w:color w:val="000000"/>
-                <w:sz w:val="17"/>
-              </w:rPr>
-              <w:t>Течей нет; падение давления за время выдержки не более согласованного (ориентир ≤ 2 %).</w:t>
+              <w:t>Проверить исполнение электрооборудования на раме: двигатели, датчики, клеммные коробки, кабельные вводы, посты управления.</w:t>
+            </w:r>
+          </w:p>
+        </w:tc>
+        <w:tc>
+          <w:tcPr>
+            <w:tcW w:type="dxa" w:w="4082"/>
+          </w:tcPr>
+          <w:p>
+            <w:r/>
+            <w:r>
+              <w:rPr>
+                <w:color w:val="000000"/>
+                <w:sz w:val="17"/>
+              </w:rPr>
+              <w:t>Исполнение и маркировка (в т.ч. Ex) соответствуют спецификации и требованиям договора; сертификаты предъявлены; неиспользуемые вводы закрыты заглушками.</w:t>
             </w:r>
           </w:p>
         </w:tc>
@@ -7168,22 +7215,22 @@
                 <w:color w:val="000000"/>
                 <w:sz w:val="17"/>
               </w:rPr>
-              <w:t>Проверить контуры охлаждающей воды (конденсатор E-202, E-103, E-104, E-203, уплотнения) пневматически 0,4 МПа.</w:t>
-            </w:r>
-          </w:p>
-        </w:tc>
-        <w:tc>
-          <w:tcPr>
-            <w:tcW w:type="dxa" w:w="4082"/>
-          </w:tcPr>
-          <w:p>
-            <w:r/>
-            <w:r>
-              <w:rPr>
-                <w:color w:val="000000"/>
-                <w:sz w:val="17"/>
-              </w:rPr>
-              <w:t>Течей нет.</w:t>
+              <w:t>Проверить внутренний монтаж шкафа по схемам.</w:t>
+            </w:r>
+          </w:p>
+        </w:tc>
+        <w:tc>
+          <w:tcPr>
+            <w:tcW w:type="dxa" w:w="4082"/>
+          </w:tcPr>
+          <w:p>
+            <w:r/>
+            <w:r>
+              <w:rPr>
+                <w:color w:val="000000"/>
+                <w:sz w:val="17"/>
+              </w:rPr>
+              <w:t>Маркировка проводов, клемм и аппаратов совпадает со схемами; силовые и сигнальные цепи разделены; экраны заведены; затяжка клемм (выборочно) в норме; номиналы защит соответствуют схеме.</w:t>
             </w:r>
           </w:p>
         </w:tc>
@@ -7229,22 +7276,22 @@
                 <w:color w:val="000000"/>
                 <w:sz w:val="17"/>
               </w:rPr>
-              <w:t>1-я ступень: откачать систему E-102 + E-103/V-103 + E-104 + V-102 до VPM-104.</w:t>
-            </w:r>
-          </w:p>
-        </w:tc>
-        <w:tc>
-          <w:tcPr>
-            <w:tcW w:type="dxa" w:w="4082"/>
-          </w:tcPr>
-          <w:p>
-            <w:r/>
-            <w:r>
-              <w:rPr>
-                <w:color w:val="000000"/>
-                <w:sz w:val="17"/>
-              </w:rPr>
-              <w:t>Достигнуто остаточное давление ≤ 1 мбар (нижняя граница рабочего диапазона 1–5 мбар; уточняется до FAT).</w:t>
+              <w:t>Проверить кабели от шкафа до потребителей: трассы, лотки, крепление, вводы, маркировку.</w:t>
+            </w:r>
+          </w:p>
+        </w:tc>
+        <w:tc>
+          <w:tcPr>
+            <w:tcW w:type="dxa" w:w="4082"/>
+          </w:tcPr>
+          <w:p>
+            <w:r/>
+            <w:r>
+              <w:rPr>
+                <w:color w:val="000000"/>
+                <w:sz w:val="17"/>
+              </w:rPr>
+              <w:t>Кабели промаркированы по кабельному журналу; не касаются горячих поверхностей (рубашки испарителей, подогреватели, трубопроводы теплоносителя) и острых кромок; изгибы в допуске.</w:t>
             </w:r>
           </w:p>
         </w:tc>
@@ -7290,22 +7337,22 @@
                 <w:color w:val="000000"/>
                 <w:sz w:val="17"/>
               </w:rPr>
-              <w:t>1-я ступень: испытание на скорость натекания — отсечь откачку, выдержка не менее 30 мин.</w:t>
-            </w:r>
-          </w:p>
-        </w:tc>
-        <w:tc>
-          <w:tcPr>
-            <w:tcW w:type="dxa" w:w="4082"/>
-          </w:tcPr>
-          <w:p>
-            <w:r/>
-            <w:r>
-              <w:rPr>
-                <w:color w:val="000000"/>
-                <w:sz w:val="17"/>
-              </w:rPr>
-              <w:t>Q = ΔP·V/Δt ≤ согласованного значения (ориентир ≤ 0,1 мбар·л/с); V — внутренний объём по паспортам.</w:t>
+              <w:t>Измерить сопротивление изоляции силовых цепей и двигателей, проверить цепь защитного заземления.</w:t>
+            </w:r>
+          </w:p>
+        </w:tc>
+        <w:tc>
+          <w:tcPr>
+            <w:tcW w:type="dxa" w:w="4082"/>
+          </w:tcPr>
+          <w:p>
+            <w:r/>
+            <w:r>
+              <w:rPr>
+                <w:color w:val="000000"/>
+                <w:sz w:val="17"/>
+              </w:rPr>
+              <w:t>R изол. ≥ 1 МОм (мегаомметр 500/1000 В); сопротивление цепи PE между шкафом и каждым потребителем ≤ 0,1 Ом; рама, аппараты и шкаф присоединены к общей системе заземления и уравнивания потенциалов.</w:t>
             </w:r>
           </w:p>
         </w:tc>
@@ -7351,22 +7398,22 @@
                 <w:color w:val="000000"/>
                 <w:sz w:val="17"/>
               </w:rPr>
-              <w:t>2-я ступень: откачать систему E-202 + E-203 + E-204 + V-201/V-202/V-203 агрегатом VPM-207 → 206 → 205 → 204; E-203 охлаждён, E-204 залит LN2 (по согласованию).</w:t>
-            </w:r>
-          </w:p>
-        </w:tc>
-        <w:tc>
-          <w:tcPr>
-            <w:tcW w:type="dxa" w:w="4082"/>
-          </w:tcPr>
-          <w:p>
-            <w:r/>
-            <w:r>
-              <w:rPr>
-                <w:color w:val="000000"/>
-                <w:sz w:val="17"/>
-              </w:rPr>
-              <w:t>Достигнуто остаточное давление ≤ 1 Па (0,01 мбар) по PT-002 и эталонному вакуумметру; время откачки фиксируется.</w:t>
+              <w:t>Подать питание на шкаф.</w:t>
+            </w:r>
+          </w:p>
+        </w:tc>
+        <w:tc>
+          <w:tcPr>
+            <w:tcW w:type="dxa" w:w="4082"/>
+          </w:tcPr>
+          <w:p>
+            <w:r/>
+            <w:r>
+              <w:rPr>
+                <w:color w:val="000000"/>
+                <w:sz w:val="17"/>
+              </w:rPr>
+              <w:t>Напряжение и чередование фаз в норме; вводной автомат, защиты и индикация работают; самопроизвольного пуска оборудования нет.</w:t>
             </w:r>
           </w:p>
         </w:tc>
@@ -7412,22 +7459,22 @@
                 <w:color w:val="000000"/>
                 <w:sz w:val="17"/>
               </w:rPr>
-              <w:t>2-я ступень: испытание на скорость натекания — отсечь откачку, выдержка не менее 30 мин.</w:t>
-            </w:r>
-          </w:p>
-        </w:tc>
-        <w:tc>
-          <w:tcPr>
-            <w:tcW w:type="dxa" w:w="4082"/>
-          </w:tcPr>
-          <w:p>
-            <w:r/>
-            <w:r>
-              <w:rPr>
-                <w:color w:val="000000"/>
-                <w:sz w:val="17"/>
-              </w:rPr>
-              <w:t>Q ≤ согласованного значения (ориентир ≤ 1×10⁻² мбар·л/с).</w:t>
+              <w:t>Проверить ЧРП приводов E-102 и E-202: параметры двигателя, пределы частоты, время разгона и торможения, защиты.</w:t>
+            </w:r>
+          </w:p>
+        </w:tc>
+        <w:tc>
+          <w:tcPr>
+            <w:tcW w:type="dxa" w:w="4082"/>
+          </w:tcPr>
+          <w:p>
+            <w:r/>
+            <w:r>
+              <w:rPr>
+                <w:color w:val="000000"/>
+                <w:sz w:val="17"/>
+              </w:rPr>
+              <w:t>Параметры соответствуют паспортам двигателей; обороты ротора регулируются до рабочих (158 и 133 об/мин); защиты от перегрузки срабатывают.</w:t>
             </w:r>
           </w:p>
         </w:tc>
@@ -7473,22 +7520,22 @@
                 <w:color w:val="000000"/>
                 <w:sz w:val="17"/>
               </w:rPr>
-              <w:t>Гелиевое течеискание обеих ступеней: все фланцы, O-ring, смотровые стёкла, уплотнения валов, сварные швы, штуцеры КИП.</w:t>
-            </w:r>
-          </w:p>
-        </w:tc>
-        <w:tc>
-          <w:tcPr>
-            <w:tcW w:type="dxa" w:w="4082"/>
-          </w:tcPr>
-          <w:p>
-            <w:r/>
-            <w:r>
-              <w:rPr>
-                <w:color w:val="000000"/>
-                <w:sz w:val="17"/>
-              </w:rPr>
-              <w:t>Нет локальных течей выше 1×10⁻⁵ мбар·л/с (фон записывается); найденные течи устраняются с повторным испытанием.</w:t>
+              <w:t>Проверить пуск насосов P-101…P-203 и вакуумных агрегатов VPM-104, VPM-204…207 со шкафа и с панели оператора.</w:t>
+            </w:r>
+          </w:p>
+        </w:tc>
+        <w:tc>
+          <w:tcPr>
+            <w:tcW w:type="dxa" w:w="4082"/>
+          </w:tcPr>
+          <w:p>
+            <w:r/>
+            <w:r>
+              <w:rPr>
+                <w:color w:val="000000"/>
+                <w:sz w:val="17"/>
+              </w:rPr>
+              <w:t>Пуск и останов по команде; последовательность пуска вакуумного агрегата 2-й ступени соблюдается автоматически (форвакуум → Рутс → диффузионный насос); направление вращения верное.</w:t>
             </w:r>
           </w:p>
         </w:tc>
@@ -7534,22 +7581,22 @@
                 <w:color w:val="000000"/>
                 <w:sz w:val="17"/>
               </w:rPr>
-              <w:t>Проверить вакуумную плотность ротора: вращение ротора E-202 на 133 об/мин под вакуумом.</w:t>
-            </w:r>
-          </w:p>
-        </w:tc>
-        <w:tc>
-          <w:tcPr>
-            <w:tcW w:type="dxa" w:w="4082"/>
-          </w:tcPr>
-          <w:p>
-            <w:r/>
-            <w:r>
-              <w:rPr>
-                <w:color w:val="000000"/>
-                <w:sz w:val="17"/>
-              </w:rPr>
-              <w:t>Давление в системе не растёт при включении привода; торцевое уплотнение герметично.</w:t>
+              <w:t>Прозвонка всех входов и выходов (loop check) от датчика или исполнительного механизма до панели оператора.</w:t>
+            </w:r>
+          </w:p>
+        </w:tc>
+        <w:tc>
+          <w:tcPr>
+            <w:tcW w:type="dxa" w:w="4082"/>
+          </w:tcPr>
+          <w:p>
+            <w:r/>
+            <w:r>
+              <w:rPr>
+                <w:color w:val="000000"/>
+                <w:sz w:val="17"/>
+              </w:rPr>
+              <w:t>Каждый сигнал по перечню I/O приходит на правильный канал; аналоговые сигналы (PT, TT, FT, LT) масштабированы, показания совпадают с эталоном; HV-001…003 открываются и закрываются по команде.</w:t>
             </w:r>
           </w:p>
         </w:tc>
@@ -7595,22 +7642,327 @@
                 <w:color w:val="000000"/>
                 <w:sz w:val="17"/>
               </w:rPr>
-              <w:t>Финальный осмотр после испытаний.</w:t>
-            </w:r>
-          </w:p>
-        </w:tc>
-        <w:tc>
-          <w:tcPr>
-            <w:tcW w:type="dxa" w:w="4082"/>
-          </w:tcPr>
-          <w:p>
-            <w:r/>
-            <w:r>
-              <w:rPr>
-                <w:color w:val="000000"/>
-                <w:sz w:val="17"/>
-              </w:rPr>
-              <w:t>Нет остаточной воды и конденсата; все отверстия закрыты транспортными заглушками; вакуумные фланцы защищены.</w:t>
+              <w:t>Проверить панель оператора: мнемосхемы, позиции, единицы измерения, тренды, журнал аварий, уровни доступа.</w:t>
+            </w:r>
+          </w:p>
+        </w:tc>
+        <w:tc>
+          <w:tcPr>
+            <w:tcW w:type="dxa" w:w="4082"/>
+          </w:tcPr>
+          <w:p>
+            <w:r/>
+            <w:r>
+              <w:rPr>
+                <w:color w:val="000000"/>
+                <w:sz w:val="17"/>
+              </w:rPr>
+              <w:t>Мнемосхемы соответствуют P&amp;ID Rev.5; давление 2-й ступени отображается в Па, 1-й — в мбар; архив и тренды работают.</w:t>
+            </w:r>
+          </w:p>
+        </w:tc>
+        <w:tc>
+          <w:tcPr>
+            <w:tcW w:type="dxa" w:w="2091"/>
+          </w:tcPr>
+          <w:p>
+            <w:r/>
+            <w:r>
+              <w:rPr>
+                <w:color w:val="000000"/>
+                <w:sz w:val="17"/>
+              </w:rPr>
+            </w:r>
+          </w:p>
+        </w:tc>
+      </w:tr>
+      <w:tr>
+        <w:tc>
+          <w:tcPr>
+            <w:tcW w:type="dxa" w:w="567"/>
+          </w:tcPr>
+          <w:p>
+            <w:r/>
+            <w:r>
+              <w:rPr>
+                <w:color w:val="000000"/>
+                <w:sz w:val="17"/>
+              </w:rPr>
+              <w:t>11</w:t>
+            </w:r>
+          </w:p>
+        </w:tc>
+        <w:tc>
+          <w:tcPr>
+            <w:tcW w:type="dxa" w:w="4082"/>
+          </w:tcPr>
+          <w:p>
+            <w:r/>
+            <w:r>
+              <w:rPr>
+                <w:color w:val="000000"/>
+                <w:sz w:val="17"/>
+              </w:rPr>
+              <w:t>Проверить блокировки и сигнализацию имитацией сигналов: низкий и высокий уровень в сборниках, потеря вакуума, превышение температуры, отсутствие охлаждения диффузионного насоса и торцевых уплотнений, перегрузка приводов.</w:t>
+            </w:r>
+          </w:p>
+        </w:tc>
+        <w:tc>
+          <w:tcPr>
+            <w:tcW w:type="dxa" w:w="4082"/>
+          </w:tcPr>
+          <w:p>
+            <w:r/>
+            <w:r>
+              <w:rPr>
+                <w:color w:val="000000"/>
+                <w:sz w:val="17"/>
+              </w:rPr>
+              <w:t>Каждая блокировка срабатывает по согласованной уставке и логике; сигнализация световая и звуковая; сброс только после квитирования.</w:t>
+            </w:r>
+          </w:p>
+        </w:tc>
+        <w:tc>
+          <w:tcPr>
+            <w:tcW w:type="dxa" w:w="2091"/>
+          </w:tcPr>
+          <w:p>
+            <w:r/>
+            <w:r>
+              <w:rPr>
+                <w:color w:val="000000"/>
+                <w:sz w:val="17"/>
+              </w:rPr>
+            </w:r>
+          </w:p>
+        </w:tc>
+      </w:tr>
+      <w:tr>
+        <w:tc>
+          <w:tcPr>
+            <w:tcW w:type="dxa" w:w="567"/>
+          </w:tcPr>
+          <w:p>
+            <w:r/>
+            <w:r>
+              <w:rPr>
+                <w:color w:val="000000"/>
+                <w:sz w:val="17"/>
+              </w:rPr>
+              <w:t>12</w:t>
+            </w:r>
+          </w:p>
+        </w:tc>
+        <w:tc>
+          <w:tcPr>
+            <w:tcW w:type="dxa" w:w="4082"/>
+          </w:tcPr>
+          <w:p>
+            <w:r/>
+            <w:r>
+              <w:rPr>
+                <w:color w:val="000000"/>
+                <w:sz w:val="17"/>
+              </w:rPr>
+              <w:t>Проверить аварийный останов кнопками на шкафу и на площадке обслуживания (по проекту).</w:t>
+            </w:r>
+          </w:p>
+        </w:tc>
+        <w:tc>
+          <w:tcPr>
+            <w:tcW w:type="dxa" w:w="4082"/>
+          </w:tcPr>
+          <w:p>
+            <w:r/>
+            <w:r>
+              <w:rPr>
+                <w:color w:val="000000"/>
+                <w:sz w:val="17"/>
+              </w:rPr>
+              <w:t>Отключаются приводы, насосы и нагрев; оборудование переходит в безопасное состояние; повторный пуск только после сброса аварии.</w:t>
+            </w:r>
+          </w:p>
+        </w:tc>
+        <w:tc>
+          <w:tcPr>
+            <w:tcW w:type="dxa" w:w="2091"/>
+          </w:tcPr>
+          <w:p>
+            <w:r/>
+            <w:r>
+              <w:rPr>
+                <w:color w:val="000000"/>
+                <w:sz w:val="17"/>
+              </w:rPr>
+            </w:r>
+          </w:p>
+        </w:tc>
+      </w:tr>
+      <w:tr>
+        <w:tc>
+          <w:tcPr>
+            <w:tcW w:type="dxa" w:w="567"/>
+          </w:tcPr>
+          <w:p>
+            <w:r/>
+            <w:r>
+              <w:rPr>
+                <w:color w:val="000000"/>
+                <w:sz w:val="17"/>
+              </w:rPr>
+              <w:t>13</w:t>
+            </w:r>
+          </w:p>
+        </w:tc>
+        <w:tc>
+          <w:tcPr>
+            <w:tcW w:type="dxa" w:w="4082"/>
+          </w:tcPr>
+          <w:p>
+            <w:r/>
+            <w:r>
+              <w:rPr>
+                <w:color w:val="000000"/>
+                <w:sz w:val="17"/>
+              </w:rPr>
+              <w:t>Проверить поведение при пропадании и восстановлении питания.</w:t>
+            </w:r>
+          </w:p>
+        </w:tc>
+        <w:tc>
+          <w:tcPr>
+            <w:tcW w:type="dxa" w:w="4082"/>
+          </w:tcPr>
+          <w:p>
+            <w:r/>
+            <w:r>
+              <w:rPr>
+                <w:color w:val="000000"/>
+                <w:sz w:val="17"/>
+              </w:rPr>
+              <w:t>Самопроизвольного пуска нет; клапаны с приводом переходят в безопасное положение; уставки и параметры сохраняются.</w:t>
+            </w:r>
+          </w:p>
+        </w:tc>
+        <w:tc>
+          <w:tcPr>
+            <w:tcW w:type="dxa" w:w="2091"/>
+          </w:tcPr>
+          <w:p>
+            <w:r/>
+            <w:r>
+              <w:rPr>
+                <w:color w:val="000000"/>
+                <w:sz w:val="17"/>
+              </w:rPr>
+            </w:r>
+          </w:p>
+        </w:tc>
+      </w:tr>
+      <w:tr>
+        <w:tc>
+          <w:tcPr>
+            <w:tcW w:type="dxa" w:w="567"/>
+          </w:tcPr>
+          <w:p>
+            <w:r/>
+            <w:r>
+              <w:rPr>
+                <w:color w:val="000000"/>
+                <w:sz w:val="17"/>
+              </w:rPr>
+              <w:t>14</w:t>
+            </w:r>
+          </w:p>
+        </w:tc>
+        <w:tc>
+          <w:tcPr>
+            <w:tcW w:type="dxa" w:w="4082"/>
+          </w:tcPr>
+          <w:p>
+            <w:r/>
+            <w:r>
+              <w:rPr>
+                <w:color w:val="000000"/>
+                <w:sz w:val="17"/>
+              </w:rPr>
+              <w:t>Проверить сигналы обмена с внешним оборудованием: термостаты TCU-01…07, чиллеры TCU-08…10, система заказчика (если предусмотрена).</w:t>
+            </w:r>
+          </w:p>
+        </w:tc>
+        <w:tc>
+          <w:tcPr>
+            <w:tcW w:type="dxa" w:w="4082"/>
+          </w:tcPr>
+          <w:p>
+            <w:r/>
+            <w:r>
+              <w:rPr>
+                <w:color w:val="000000"/>
+                <w:sz w:val="17"/>
+              </w:rPr>
+              <w:t>Сигналы разрешения, аварии и управления передаются согласно перечню I/O.</w:t>
+            </w:r>
+          </w:p>
+        </w:tc>
+        <w:tc>
+          <w:tcPr>
+            <w:tcW w:type="dxa" w:w="2091"/>
+          </w:tcPr>
+          <w:p>
+            <w:r/>
+            <w:r>
+              <w:rPr>
+                <w:color w:val="000000"/>
+                <w:sz w:val="17"/>
+              </w:rPr>
+            </w:r>
+          </w:p>
+        </w:tc>
+      </w:tr>
+      <w:tr>
+        <w:tc>
+          <w:tcPr>
+            <w:tcW w:type="dxa" w:w="567"/>
+          </w:tcPr>
+          <w:p>
+            <w:r/>
+            <w:r>
+              <w:rPr>
+                <w:color w:val="000000"/>
+                <w:sz w:val="17"/>
+              </w:rPr>
+              <w:t>15</w:t>
+            </w:r>
+          </w:p>
+        </w:tc>
+        <w:tc>
+          <w:tcPr>
+            <w:tcW w:type="dxa" w:w="4082"/>
+          </w:tcPr>
+          <w:p>
+            <w:r/>
+            <w:r>
+              <w:rPr>
+                <w:color w:val="000000"/>
+                <w:sz w:val="17"/>
+              </w:rPr>
+              <w:t>Зафиксировать версию ПО ПЛК и панели оператора, получить резервную копию.</w:t>
+            </w:r>
+          </w:p>
+        </w:tc>
+        <w:tc>
+          <w:tcPr>
+            <w:tcW w:type="dxa" w:w="4082"/>
+          </w:tcPr>
+          <w:p>
+            <w:r/>
+            <w:r>
+              <w:rPr>
+                <w:color w:val="000000"/>
+                <w:sz w:val="17"/>
+              </w:rPr>
+              <w:t>Версия внесена в протокол FAT; резервная копия передана заказчику.</w:t>
             </w:r>
           </w:p>
         </w:tc>
@@ -7641,7 +7993,7 @@
           <w:color w:val="000000"/>
           <w:sz w:val="32"/>
         </w:rPr>
-        <w:t>11. Проверка обогрева и охлаждения (при наличии термостатов на стенде)</w:t>
+        <w:t>11. Проверка герметичности и вакуумные испытания</w:t>
       </w:r>
     </w:p>
     <w:tbl>
@@ -7752,22 +8104,22 @@
                 <w:color w:val="000000"/>
                 <w:sz w:val="17"/>
               </w:rPr>
-              <w:t>Подать теплоноситель в рубашку E-102 и E-202 и нагреть до 150–200 °C.</w:t>
-            </w:r>
-          </w:p>
-        </w:tc>
-        <w:tc>
-          <w:tcPr>
-            <w:tcW w:type="dxa" w:w="4082"/>
-          </w:tcPr>
-          <w:p>
-            <w:r/>
-            <w:r>
-              <w:rPr>
-                <w:color w:val="000000"/>
-                <w:sz w:val="17"/>
-              </w:rPr>
-              <w:t>Равномерный прогрев по высоте (тепловизор); течей нет; фланцы не теряют плотность после нагрева.</w:t>
+              <w:t>Проверить заводские протоколы гидроиспытаний всех аппаратов и рубашек (выборочно — присутствие при испытании рубашки E-102 или E-202).</w:t>
+            </w:r>
+          </w:p>
+        </w:tc>
+        <w:tc>
+          <w:tcPr>
+            <w:tcW w:type="dxa" w:w="4082"/>
+          </w:tcPr>
+          <w:p>
+            <w:r/>
+            <w:r>
+              <w:rPr>
+                <w:color w:val="000000"/>
+                <w:sz w:val="17"/>
+              </w:rPr>
+              <w:t>Пробные давления по листам данных, выдержка по GB 150; течей и остаточных деформаций нет; после испытаний выполнена сушка.</w:t>
             </w:r>
           </w:p>
         </w:tc>
@@ -7813,22 +8165,22 @@
                 <w:color w:val="000000"/>
                 <w:sz w:val="17"/>
               </w:rPr>
-              <w:t>Подать воду в конденсатор E-202, E-103, E-104, E-203.</w:t>
-            </w:r>
-          </w:p>
-        </w:tc>
-        <w:tc>
-          <w:tcPr>
-            <w:tcW w:type="dxa" w:w="4082"/>
-          </w:tcPr>
-          <w:p>
-            <w:r/>
-            <w:r>
-              <w:rPr>
-                <w:color w:val="000000"/>
-                <w:sz w:val="17"/>
-              </w:rPr>
-              <w:t>Течей нет; расход и перепад давления соответствуют паспортам.</w:t>
+              <w:t>Проверить контур теплоносителя установки (рубашки E-102, E-202, E-101/E-201, V-101/V-102/V-201/V-202, насосы, TV) пневматически: 0,3 МПа, выдержка 30 мин, обмыливание.</w:t>
+            </w:r>
+          </w:p>
+        </w:tc>
+        <w:tc>
+          <w:tcPr>
+            <w:tcW w:type="dxa" w:w="4082"/>
+          </w:tcPr>
+          <w:p>
+            <w:r/>
+            <w:r>
+              <w:rPr>
+                <w:color w:val="000000"/>
+                <w:sz w:val="17"/>
+              </w:rPr>
+              <w:t>Течей нет; падение давления за время выдержки не более согласованного (ориентир ≤ 2 %).</w:t>
             </w:r>
           </w:p>
         </w:tc>
@@ -7874,22 +8226,449 @@
                 <w:color w:val="000000"/>
                 <w:sz w:val="17"/>
               </w:rPr>
-              <w:t>Залить LN2 в E-204 (по согласованию).</w:t>
-            </w:r>
-          </w:p>
-        </w:tc>
-        <w:tc>
-          <w:tcPr>
-            <w:tcW w:type="dxa" w:w="4082"/>
-          </w:tcPr>
-          <w:p>
-            <w:r/>
-            <w:r>
-              <w:rPr>
-                <w:color w:val="000000"/>
-                <w:sz w:val="17"/>
-              </w:rPr>
-              <w:t>Нет обмерзания фланцев корпуса; вакуум 2-й ступени улучшается.</w:t>
+              <w:t>Проверить контуры охлаждающей воды (конденсатор E-202, E-103, E-104, E-203, уплотнения) пневматически 0,4 МПа.</w:t>
+            </w:r>
+          </w:p>
+        </w:tc>
+        <w:tc>
+          <w:tcPr>
+            <w:tcW w:type="dxa" w:w="4082"/>
+          </w:tcPr>
+          <w:p>
+            <w:r/>
+            <w:r>
+              <w:rPr>
+                <w:color w:val="000000"/>
+                <w:sz w:val="17"/>
+              </w:rPr>
+              <w:t>Течей нет.</w:t>
+            </w:r>
+          </w:p>
+        </w:tc>
+        <w:tc>
+          <w:tcPr>
+            <w:tcW w:type="dxa" w:w="2091"/>
+          </w:tcPr>
+          <w:p>
+            <w:r/>
+            <w:r>
+              <w:rPr>
+                <w:color w:val="000000"/>
+                <w:sz w:val="17"/>
+              </w:rPr>
+            </w:r>
+          </w:p>
+        </w:tc>
+      </w:tr>
+      <w:tr>
+        <w:tc>
+          <w:tcPr>
+            <w:tcW w:type="dxa" w:w="567"/>
+          </w:tcPr>
+          <w:p>
+            <w:r/>
+            <w:r>
+              <w:rPr>
+                <w:color w:val="000000"/>
+                <w:sz w:val="17"/>
+              </w:rPr>
+              <w:t>4</w:t>
+            </w:r>
+          </w:p>
+        </w:tc>
+        <w:tc>
+          <w:tcPr>
+            <w:tcW w:type="dxa" w:w="4082"/>
+          </w:tcPr>
+          <w:p>
+            <w:r/>
+            <w:r>
+              <w:rPr>
+                <w:color w:val="000000"/>
+                <w:sz w:val="17"/>
+              </w:rPr>
+              <w:t>1-я ступень: откачать систему E-102 + E-103/V-103 + E-104 + V-102 до VPM-104.</w:t>
+            </w:r>
+          </w:p>
+        </w:tc>
+        <w:tc>
+          <w:tcPr>
+            <w:tcW w:type="dxa" w:w="4082"/>
+          </w:tcPr>
+          <w:p>
+            <w:r/>
+            <w:r>
+              <w:rPr>
+                <w:color w:val="000000"/>
+                <w:sz w:val="17"/>
+              </w:rPr>
+              <w:t>Достигнуто остаточное давление ≤ 1 мбар (нижняя граница рабочего диапазона 1–5 мбар; уточняется до FAT).</w:t>
+            </w:r>
+          </w:p>
+        </w:tc>
+        <w:tc>
+          <w:tcPr>
+            <w:tcW w:type="dxa" w:w="2091"/>
+          </w:tcPr>
+          <w:p>
+            <w:r/>
+            <w:r>
+              <w:rPr>
+                <w:color w:val="000000"/>
+                <w:sz w:val="17"/>
+              </w:rPr>
+            </w:r>
+          </w:p>
+        </w:tc>
+      </w:tr>
+      <w:tr>
+        <w:tc>
+          <w:tcPr>
+            <w:tcW w:type="dxa" w:w="567"/>
+          </w:tcPr>
+          <w:p>
+            <w:r/>
+            <w:r>
+              <w:rPr>
+                <w:color w:val="000000"/>
+                <w:sz w:val="17"/>
+              </w:rPr>
+              <w:t>5</w:t>
+            </w:r>
+          </w:p>
+        </w:tc>
+        <w:tc>
+          <w:tcPr>
+            <w:tcW w:type="dxa" w:w="4082"/>
+          </w:tcPr>
+          <w:p>
+            <w:r/>
+            <w:r>
+              <w:rPr>
+                <w:color w:val="000000"/>
+                <w:sz w:val="17"/>
+              </w:rPr>
+              <w:t>1-я ступень: испытание на скорость натекания — отсечь откачку, выдержка не менее 30 мин.</w:t>
+            </w:r>
+          </w:p>
+        </w:tc>
+        <w:tc>
+          <w:tcPr>
+            <w:tcW w:type="dxa" w:w="4082"/>
+          </w:tcPr>
+          <w:p>
+            <w:r/>
+            <w:r>
+              <w:rPr>
+                <w:color w:val="000000"/>
+                <w:sz w:val="17"/>
+              </w:rPr>
+              <w:t>Q = ΔP·V/Δt ≤ согласованного значения (ориентир ≤ 0,1 мбар·л/с); V — внутренний объём по паспортам.</w:t>
+            </w:r>
+          </w:p>
+        </w:tc>
+        <w:tc>
+          <w:tcPr>
+            <w:tcW w:type="dxa" w:w="2091"/>
+          </w:tcPr>
+          <w:p>
+            <w:r/>
+            <w:r>
+              <w:rPr>
+                <w:color w:val="000000"/>
+                <w:sz w:val="17"/>
+              </w:rPr>
+            </w:r>
+          </w:p>
+        </w:tc>
+      </w:tr>
+      <w:tr>
+        <w:tc>
+          <w:tcPr>
+            <w:tcW w:type="dxa" w:w="567"/>
+          </w:tcPr>
+          <w:p>
+            <w:r/>
+            <w:r>
+              <w:rPr>
+                <w:color w:val="000000"/>
+                <w:sz w:val="17"/>
+              </w:rPr>
+              <w:t>6</w:t>
+            </w:r>
+          </w:p>
+        </w:tc>
+        <w:tc>
+          <w:tcPr>
+            <w:tcW w:type="dxa" w:w="4082"/>
+          </w:tcPr>
+          <w:p>
+            <w:r/>
+            <w:r>
+              <w:rPr>
+                <w:color w:val="000000"/>
+                <w:sz w:val="17"/>
+              </w:rPr>
+              <w:t>2-я ступень: откачать систему E-202 + E-203 + E-204 + V-201/V-202/V-203 агрегатом VPM-207 → 206 → 205 → 204; E-203 охлаждён, E-204 залит LN2 (по согласованию).</w:t>
+            </w:r>
+          </w:p>
+        </w:tc>
+        <w:tc>
+          <w:tcPr>
+            <w:tcW w:type="dxa" w:w="4082"/>
+          </w:tcPr>
+          <w:p>
+            <w:r/>
+            <w:r>
+              <w:rPr>
+                <w:color w:val="000000"/>
+                <w:sz w:val="17"/>
+              </w:rPr>
+              <w:t>Достигнуто остаточное давление ≤ 1 Па (0,01 мбар) по PT-002 и эталонному вакуумметру; время откачки фиксируется.</w:t>
+            </w:r>
+          </w:p>
+        </w:tc>
+        <w:tc>
+          <w:tcPr>
+            <w:tcW w:type="dxa" w:w="2091"/>
+          </w:tcPr>
+          <w:p>
+            <w:r/>
+            <w:r>
+              <w:rPr>
+                <w:color w:val="000000"/>
+                <w:sz w:val="17"/>
+              </w:rPr>
+            </w:r>
+          </w:p>
+        </w:tc>
+      </w:tr>
+      <w:tr>
+        <w:tc>
+          <w:tcPr>
+            <w:tcW w:type="dxa" w:w="567"/>
+          </w:tcPr>
+          <w:p>
+            <w:r/>
+            <w:r>
+              <w:rPr>
+                <w:color w:val="000000"/>
+                <w:sz w:val="17"/>
+              </w:rPr>
+              <w:t>7</w:t>
+            </w:r>
+          </w:p>
+        </w:tc>
+        <w:tc>
+          <w:tcPr>
+            <w:tcW w:type="dxa" w:w="4082"/>
+          </w:tcPr>
+          <w:p>
+            <w:r/>
+            <w:r>
+              <w:rPr>
+                <w:color w:val="000000"/>
+                <w:sz w:val="17"/>
+              </w:rPr>
+              <w:t>2-я ступень: испытание на скорость натекания — отсечь откачку, выдержка не менее 30 мин.</w:t>
+            </w:r>
+          </w:p>
+        </w:tc>
+        <w:tc>
+          <w:tcPr>
+            <w:tcW w:type="dxa" w:w="4082"/>
+          </w:tcPr>
+          <w:p>
+            <w:r/>
+            <w:r>
+              <w:rPr>
+                <w:color w:val="000000"/>
+                <w:sz w:val="17"/>
+              </w:rPr>
+              <w:t>Q ≤ согласованного значения (ориентир ≤ 1×10⁻² мбар·л/с).</w:t>
+            </w:r>
+          </w:p>
+        </w:tc>
+        <w:tc>
+          <w:tcPr>
+            <w:tcW w:type="dxa" w:w="2091"/>
+          </w:tcPr>
+          <w:p>
+            <w:r/>
+            <w:r>
+              <w:rPr>
+                <w:color w:val="000000"/>
+                <w:sz w:val="17"/>
+              </w:rPr>
+            </w:r>
+          </w:p>
+        </w:tc>
+      </w:tr>
+      <w:tr>
+        <w:tc>
+          <w:tcPr>
+            <w:tcW w:type="dxa" w:w="567"/>
+          </w:tcPr>
+          <w:p>
+            <w:r/>
+            <w:r>
+              <w:rPr>
+                <w:color w:val="000000"/>
+                <w:sz w:val="17"/>
+              </w:rPr>
+              <w:t>8</w:t>
+            </w:r>
+          </w:p>
+        </w:tc>
+        <w:tc>
+          <w:tcPr>
+            <w:tcW w:type="dxa" w:w="4082"/>
+          </w:tcPr>
+          <w:p>
+            <w:r/>
+            <w:r>
+              <w:rPr>
+                <w:color w:val="000000"/>
+                <w:sz w:val="17"/>
+              </w:rPr>
+              <w:t>Гелиевое течеискание обеих ступеней: все фланцы, O-ring, смотровые стёкла, уплотнения валов, сварные швы, штуцеры КИП.</w:t>
+            </w:r>
+          </w:p>
+        </w:tc>
+        <w:tc>
+          <w:tcPr>
+            <w:tcW w:type="dxa" w:w="4082"/>
+          </w:tcPr>
+          <w:p>
+            <w:r/>
+            <w:r>
+              <w:rPr>
+                <w:color w:val="000000"/>
+                <w:sz w:val="17"/>
+              </w:rPr>
+              <w:t>Нет локальных течей выше 1×10⁻⁵ мбар·л/с (фон записывается); найденные течи устраняются с повторным испытанием.</w:t>
+            </w:r>
+          </w:p>
+        </w:tc>
+        <w:tc>
+          <w:tcPr>
+            <w:tcW w:type="dxa" w:w="2091"/>
+          </w:tcPr>
+          <w:p>
+            <w:r/>
+            <w:r>
+              <w:rPr>
+                <w:color w:val="000000"/>
+                <w:sz w:val="17"/>
+              </w:rPr>
+            </w:r>
+          </w:p>
+        </w:tc>
+      </w:tr>
+      <w:tr>
+        <w:tc>
+          <w:tcPr>
+            <w:tcW w:type="dxa" w:w="567"/>
+          </w:tcPr>
+          <w:p>
+            <w:r/>
+            <w:r>
+              <w:rPr>
+                <w:color w:val="000000"/>
+                <w:sz w:val="17"/>
+              </w:rPr>
+              <w:t>9</w:t>
+            </w:r>
+          </w:p>
+        </w:tc>
+        <w:tc>
+          <w:tcPr>
+            <w:tcW w:type="dxa" w:w="4082"/>
+          </w:tcPr>
+          <w:p>
+            <w:r/>
+            <w:r>
+              <w:rPr>
+                <w:color w:val="000000"/>
+                <w:sz w:val="17"/>
+              </w:rPr>
+              <w:t>Проверить вакуумную плотность ротора: вращение ротора E-202 на 133 об/мин под вакуумом.</w:t>
+            </w:r>
+          </w:p>
+        </w:tc>
+        <w:tc>
+          <w:tcPr>
+            <w:tcW w:type="dxa" w:w="4082"/>
+          </w:tcPr>
+          <w:p>
+            <w:r/>
+            <w:r>
+              <w:rPr>
+                <w:color w:val="000000"/>
+                <w:sz w:val="17"/>
+              </w:rPr>
+              <w:t>Давление в системе не растёт при включении привода; торцевое уплотнение герметично.</w:t>
+            </w:r>
+          </w:p>
+        </w:tc>
+        <w:tc>
+          <w:tcPr>
+            <w:tcW w:type="dxa" w:w="2091"/>
+          </w:tcPr>
+          <w:p>
+            <w:r/>
+            <w:r>
+              <w:rPr>
+                <w:color w:val="000000"/>
+                <w:sz w:val="17"/>
+              </w:rPr>
+            </w:r>
+          </w:p>
+        </w:tc>
+      </w:tr>
+      <w:tr>
+        <w:tc>
+          <w:tcPr>
+            <w:tcW w:type="dxa" w:w="567"/>
+          </w:tcPr>
+          <w:p>
+            <w:r/>
+            <w:r>
+              <w:rPr>
+                <w:color w:val="000000"/>
+                <w:sz w:val="17"/>
+              </w:rPr>
+              <w:t>10</w:t>
+            </w:r>
+          </w:p>
+        </w:tc>
+        <w:tc>
+          <w:tcPr>
+            <w:tcW w:type="dxa" w:w="4082"/>
+          </w:tcPr>
+          <w:p>
+            <w:r/>
+            <w:r>
+              <w:rPr>
+                <w:color w:val="000000"/>
+                <w:sz w:val="17"/>
+              </w:rPr>
+              <w:t>Финальный осмотр после испытаний.</w:t>
+            </w:r>
+          </w:p>
+        </w:tc>
+        <w:tc>
+          <w:tcPr>
+            <w:tcW w:type="dxa" w:w="4082"/>
+          </w:tcPr>
+          <w:p>
+            <w:r/>
+            <w:r>
+              <w:rPr>
+                <w:color w:val="000000"/>
+                <w:sz w:val="17"/>
+              </w:rPr>
+              <w:t>Нет остаточной воды и конденсата; все отверстия закрыты транспортными заглушками; вакуумные фланцы защищены.</w:t>
             </w:r>
           </w:p>
         </w:tc>
@@ -7920,7 +8699,7 @@
           <w:color w:val="000000"/>
           <w:sz w:val="32"/>
         </w:rPr>
-        <w:t>12. Упаковка и готовность к отгрузке</w:t>
+        <w:t>12. Проверка обогрева и охлаждения (при наличии термостатов на стенде)</w:t>
       </w:r>
     </w:p>
     <w:tbl>
@@ -8031,22 +8810,22 @@
                 <w:color w:val="000000"/>
                 <w:sz w:val="17"/>
               </w:rPr>
-              <w:t>Проверить сушку всех полостей после испытаний и консервацию.</w:t>
-            </w:r>
-          </w:p>
-        </w:tc>
-        <w:tc>
-          <w:tcPr>
-            <w:tcW w:type="dxa" w:w="4082"/>
-          </w:tcPr>
-          <w:p>
-            <w:r/>
-            <w:r>
-              <w:rPr>
-                <w:color w:val="000000"/>
-                <w:sz w:val="17"/>
-              </w:rPr>
-              <w:t>Внутри нет влаги; вакуумные системы заполнены азотом или осушены, штуцеры заглушены.</w:t>
+              <w:t>Подать теплоноситель в рубашку E-102 и E-202 и нагреть до 150–200 °C.</w:t>
+            </w:r>
+          </w:p>
+        </w:tc>
+        <w:tc>
+          <w:tcPr>
+            <w:tcW w:type="dxa" w:w="4082"/>
+          </w:tcPr>
+          <w:p>
+            <w:r/>
+            <w:r>
+              <w:rPr>
+                <w:color w:val="000000"/>
+                <w:sz w:val="17"/>
+              </w:rPr>
+              <w:t>Равномерный прогрев по высоте (тепловизор); течей нет; фланцы не теряют плотность после нагрева.</w:t>
             </w:r>
           </w:p>
         </w:tc>
@@ -8092,22 +8871,22 @@
                 <w:color w:val="000000"/>
                 <w:sz w:val="17"/>
               </w:rPr>
-              <w:t>Проверить крепление роторов E-102/E-202 на время транспортировки (либо демонтаж и отдельная упаковка).</w:t>
-            </w:r>
-          </w:p>
-        </w:tc>
-        <w:tc>
-          <w:tcPr>
-            <w:tcW w:type="dxa" w:w="4082"/>
-          </w:tcPr>
-          <w:p>
-            <w:r/>
-            <w:r>
-              <w:rPr>
-                <w:color w:val="000000"/>
-                <w:sz w:val="17"/>
-              </w:rPr>
-              <w:t>Ротор зафиксирован от раскачки; скребки защищены.</w:t>
+              <w:t>Подать воду в конденсатор E-202, E-103, E-104, E-203.</w:t>
+            </w:r>
+          </w:p>
+        </w:tc>
+        <w:tc>
+          <w:tcPr>
+            <w:tcW w:type="dxa" w:w="4082"/>
+          </w:tcPr>
+          <w:p>
+            <w:r/>
+            <w:r>
+              <w:rPr>
+                <w:color w:val="000000"/>
+                <w:sz w:val="17"/>
+              </w:rPr>
+              <w:t>Течей нет; расход и перепад давления соответствуют паспортам.</w:t>
             </w:r>
           </w:p>
         </w:tc>
@@ -8153,266 +8932,22 @@
                 <w:color w:val="000000"/>
                 <w:sz w:val="17"/>
               </w:rPr>
-              <w:t>Проверить упаковку ЗИП, запасных роторов, КИП, стёкол.</w:t>
-            </w:r>
-          </w:p>
-        </w:tc>
-        <w:tc>
-          <w:tcPr>
-            <w:tcW w:type="dxa" w:w="4082"/>
-          </w:tcPr>
-          <w:p>
-            <w:r/>
-            <w:r>
-              <w:rPr>
-                <w:color w:val="000000"/>
-                <w:sz w:val="17"/>
-              </w:rPr>
-              <w:t>Отдельные ящики с маркировкой и упаковочными листами.</w:t>
-            </w:r>
-          </w:p>
-        </w:tc>
-        <w:tc>
-          <w:tcPr>
-            <w:tcW w:type="dxa" w:w="2091"/>
-          </w:tcPr>
-          <w:p>
-            <w:r/>
-            <w:r>
-              <w:rPr>
-                <w:color w:val="000000"/>
-                <w:sz w:val="17"/>
-              </w:rPr>
-            </w:r>
-          </w:p>
-        </w:tc>
-      </w:tr>
-      <w:tr>
-        <w:tc>
-          <w:tcPr>
-            <w:tcW w:type="dxa" w:w="567"/>
-          </w:tcPr>
-          <w:p>
-            <w:r/>
-            <w:r>
-              <w:rPr>
-                <w:color w:val="000000"/>
-                <w:sz w:val="17"/>
-              </w:rPr>
-              <w:t>4</w:t>
-            </w:r>
-          </w:p>
-        </w:tc>
-        <w:tc>
-          <w:tcPr>
-            <w:tcW w:type="dxa" w:w="4082"/>
-          </w:tcPr>
-          <w:p>
-            <w:r/>
-            <w:r>
-              <w:rPr>
-                <w:color w:val="000000"/>
-                <w:sz w:val="17"/>
-              </w:rPr>
-              <w:t>Проверить маркировку мест, центр тяжести, точки строповки.</w:t>
-            </w:r>
-          </w:p>
-        </w:tc>
-        <w:tc>
-          <w:tcPr>
-            <w:tcW w:type="dxa" w:w="4082"/>
-          </w:tcPr>
-          <w:p>
-            <w:r/>
-            <w:r>
-              <w:rPr>
-                <w:color w:val="000000"/>
-                <w:sz w:val="17"/>
-              </w:rPr>
-              <w:t>Маркировка по NB/T 10558; массы соответствуют упаковочным листам.</w:t>
-            </w:r>
-          </w:p>
-        </w:tc>
-        <w:tc>
-          <w:tcPr>
-            <w:tcW w:type="dxa" w:w="2091"/>
-          </w:tcPr>
-          <w:p>
-            <w:r/>
-            <w:r>
-              <w:rPr>
-                <w:color w:val="000000"/>
-                <w:sz w:val="17"/>
-              </w:rPr>
-            </w:r>
-          </w:p>
-        </w:tc>
-      </w:tr>
-      <w:tr>
-        <w:tc>
-          <w:tcPr>
-            <w:tcW w:type="dxa" w:w="567"/>
-          </w:tcPr>
-          <w:p>
-            <w:r/>
-            <w:r>
-              <w:rPr>
-                <w:color w:val="000000"/>
-                <w:sz w:val="17"/>
-              </w:rPr>
-              <w:t>5</w:t>
-            </w:r>
-          </w:p>
-        </w:tc>
-        <w:tc>
-          <w:tcPr>
-            <w:tcW w:type="dxa" w:w="4082"/>
-          </w:tcPr>
-          <w:p>
-            <w:r/>
-            <w:r>
-              <w:rPr>
-                <w:color w:val="000000"/>
-                <w:sz w:val="17"/>
-              </w:rPr>
-              <w:t>Проверить схему разделения на транспортные места. По 3D-модели общая высота ≈ 6,0 м, ширина рамы ≈ 2,8 м, то есть больше обычного транспортного габарита.</w:t>
-            </w:r>
-          </w:p>
-        </w:tc>
-        <w:tc>
-          <w:tcPr>
-            <w:tcW w:type="dxa" w:w="4082"/>
-          </w:tcPr>
-          <w:p>
-            <w:r/>
-            <w:r>
-              <w:rPr>
-                <w:color w:val="000000"/>
-                <w:sz w:val="17"/>
-              </w:rPr>
-              <w:t>Поставщик представил схему: какие узлы демонтируются (приводы испарителей, ограждения площадки, лестница, выступающие трубопроводы) и габариты с массой каждого места.</w:t>
-            </w:r>
-          </w:p>
-        </w:tc>
-        <w:tc>
-          <w:tcPr>
-            <w:tcW w:type="dxa" w:w="2091"/>
-          </w:tcPr>
-          <w:p>
-            <w:r/>
-            <w:r>
-              <w:rPr>
-                <w:color w:val="000000"/>
-                <w:sz w:val="17"/>
-              </w:rPr>
-            </w:r>
-          </w:p>
-        </w:tc>
-      </w:tr>
-      <w:tr>
-        <w:tc>
-          <w:tcPr>
-            <w:tcW w:type="dxa" w:w="567"/>
-          </w:tcPr>
-          <w:p>
-            <w:r/>
-            <w:r>
-              <w:rPr>
-                <w:color w:val="000000"/>
-                <w:sz w:val="17"/>
-              </w:rPr>
-              <w:t>6</w:t>
-            </w:r>
-          </w:p>
-        </w:tc>
-        <w:tc>
-          <w:tcPr>
-            <w:tcW w:type="dxa" w:w="4082"/>
-          </w:tcPr>
-          <w:p>
-            <w:r/>
-            <w:r>
-              <w:rPr>
-                <w:color w:val="000000"/>
-                <w:sz w:val="17"/>
-              </w:rPr>
-              <w:t>Проверить маркировку демонтируемых узлов и разъёмов трубопроводов для повторной сборки.</w:t>
-            </w:r>
-          </w:p>
-        </w:tc>
-        <w:tc>
-          <w:tcPr>
-            <w:tcW w:type="dxa" w:w="4082"/>
-          </w:tcPr>
-          <w:p>
-            <w:r/>
-            <w:r>
-              <w:rPr>
-                <w:color w:val="000000"/>
-                <w:sz w:val="17"/>
-              </w:rPr>
-              <w:t>Ответные части промаркированы одинаково; разъёмы заглушены; крепёж упакован с привязкой к узлу.</w:t>
-            </w:r>
-          </w:p>
-        </w:tc>
-        <w:tc>
-          <w:tcPr>
-            <w:tcW w:type="dxa" w:w="2091"/>
-          </w:tcPr>
-          <w:p>
-            <w:r/>
-            <w:r>
-              <w:rPr>
-                <w:color w:val="000000"/>
-                <w:sz w:val="17"/>
-              </w:rPr>
-            </w:r>
-          </w:p>
-        </w:tc>
-      </w:tr>
-      <w:tr>
-        <w:tc>
-          <w:tcPr>
-            <w:tcW w:type="dxa" w:w="567"/>
-          </w:tcPr>
-          <w:p>
-            <w:r/>
-            <w:r>
-              <w:rPr>
-                <w:color w:val="000000"/>
-                <w:sz w:val="17"/>
-              </w:rPr>
-              <w:t>7</w:t>
-            </w:r>
-          </w:p>
-        </w:tc>
-        <w:tc>
-          <w:tcPr>
-            <w:tcW w:type="dxa" w:w="4082"/>
-          </w:tcPr>
-          <w:p>
-            <w:r/>
-            <w:r>
-              <w:rPr>
-                <w:color w:val="000000"/>
-                <w:sz w:val="17"/>
-              </w:rPr>
-              <w:t>Проверить крепление аппаратов и трубопроводов на раме на время транспортировки.</w:t>
-            </w:r>
-          </w:p>
-        </w:tc>
-        <w:tc>
-          <w:tcPr>
-            <w:tcW w:type="dxa" w:w="4082"/>
-          </w:tcPr>
-          <w:p>
-            <w:r/>
-            <w:r>
-              <w:rPr>
-                <w:color w:val="000000"/>
-                <w:sz w:val="17"/>
-              </w:rPr>
-              <w:t>Установлены временные раскрепления; штуцеры испарителей разгружены от трубопроводов.</w:t>
+              <w:t>Залить LN2 в E-204 (по согласованию).</w:t>
+            </w:r>
+          </w:p>
+        </w:tc>
+        <w:tc>
+          <w:tcPr>
+            <w:tcW w:type="dxa" w:w="4082"/>
+          </w:tcPr>
+          <w:p>
+            <w:r/>
+            <w:r>
+              <w:rPr>
+                <w:color w:val="000000"/>
+                <w:sz w:val="17"/>
+              </w:rPr>
+              <w:t>Нет обмерзания фланцев корпуса; вакуум 2-й ступени улучшается.</w:t>
             </w:r>
           </w:p>
         </w:tc>
@@ -8443,7 +8978,530 @@
           <w:color w:val="000000"/>
           <w:sz w:val="32"/>
         </w:rPr>
-        <w:t>13. Решение о приёмке</w:t>
+        <w:t>13. Упаковка и готовность к отгрузке</w:t>
+      </w:r>
+    </w:p>
+    <w:tbl>
+      <w:tblPr>
+        <w:tblStyle w:val="aff0"/>
+        <w:tblW w:type="auto" w:w="0"/>
+        <w:tblLook w:firstColumn="1" w:firstRow="1" w:lastColumn="0" w:lastRow="0" w:noHBand="0" w:noVBand="1" w:val="04A0"/>
+      </w:tblPr>
+      <w:tblGrid>
+        <w:gridCol w:w="567"/>
+        <w:gridCol w:w="4082"/>
+        <w:gridCol w:w="4082"/>
+        <w:gridCol w:w="2091"/>
+      </w:tblGrid>
+      <w:tr>
+        <w:trPr>
+          <w:tblHeader w:val="true"/>
+        </w:trPr>
+        <w:tc>
+          <w:tcPr>
+            <w:tcW w:type="dxa" w:w="567"/>
+          </w:tcPr>
+          <w:p>
+            <w:r/>
+            <w:r>
+              <w:rPr>
+                <w:b/>
+                <w:color w:val="000000"/>
+                <w:sz w:val="17"/>
+              </w:rPr>
+              <w:t>№</w:t>
+            </w:r>
+          </w:p>
+        </w:tc>
+        <w:tc>
+          <w:tcPr>
+            <w:tcW w:type="dxa" w:w="4082"/>
+          </w:tcPr>
+          <w:p>
+            <w:r/>
+            <w:r>
+              <w:rPr>
+                <w:b/>
+                <w:color w:val="000000"/>
+                <w:sz w:val="17"/>
+              </w:rPr>
+              <w:t>Действие</w:t>
+            </w:r>
+          </w:p>
+        </w:tc>
+        <w:tc>
+          <w:tcPr>
+            <w:tcW w:type="dxa" w:w="4082"/>
+          </w:tcPr>
+          <w:p>
+            <w:r/>
+            <w:r>
+              <w:rPr>
+                <w:b/>
+                <w:color w:val="000000"/>
+                <w:sz w:val="17"/>
+              </w:rPr>
+              <w:t>Критерий приёмки</w:t>
+            </w:r>
+          </w:p>
+        </w:tc>
+        <w:tc>
+          <w:tcPr>
+            <w:tcW w:type="dxa" w:w="2091"/>
+          </w:tcPr>
+          <w:p>
+            <w:r/>
+            <w:r>
+              <w:rPr>
+                <w:b/>
+                <w:color w:val="000000"/>
+                <w:sz w:val="17"/>
+              </w:rPr>
+              <w:t>Результат</w:t>
+            </w:r>
+          </w:p>
+        </w:tc>
+      </w:tr>
+      <w:tr>
+        <w:tc>
+          <w:tcPr>
+            <w:tcW w:type="dxa" w:w="567"/>
+          </w:tcPr>
+          <w:p>
+            <w:r/>
+            <w:r>
+              <w:rPr>
+                <w:color w:val="000000"/>
+                <w:sz w:val="17"/>
+              </w:rPr>
+              <w:t>1</w:t>
+            </w:r>
+          </w:p>
+        </w:tc>
+        <w:tc>
+          <w:tcPr>
+            <w:tcW w:type="dxa" w:w="4082"/>
+          </w:tcPr>
+          <w:p>
+            <w:r/>
+            <w:r>
+              <w:rPr>
+                <w:color w:val="000000"/>
+                <w:sz w:val="17"/>
+              </w:rPr>
+              <w:t>Проверить сушку всех полостей после испытаний и консервацию.</w:t>
+            </w:r>
+          </w:p>
+        </w:tc>
+        <w:tc>
+          <w:tcPr>
+            <w:tcW w:type="dxa" w:w="4082"/>
+          </w:tcPr>
+          <w:p>
+            <w:r/>
+            <w:r>
+              <w:rPr>
+                <w:color w:val="000000"/>
+                <w:sz w:val="17"/>
+              </w:rPr>
+              <w:t>Внутри нет влаги; вакуумные системы заполнены азотом или осушены, штуцеры заглушены.</w:t>
+            </w:r>
+          </w:p>
+        </w:tc>
+        <w:tc>
+          <w:tcPr>
+            <w:tcW w:type="dxa" w:w="2091"/>
+          </w:tcPr>
+          <w:p>
+            <w:r/>
+            <w:r>
+              <w:rPr>
+                <w:color w:val="000000"/>
+                <w:sz w:val="17"/>
+              </w:rPr>
+            </w:r>
+          </w:p>
+        </w:tc>
+      </w:tr>
+      <w:tr>
+        <w:tc>
+          <w:tcPr>
+            <w:tcW w:type="dxa" w:w="567"/>
+          </w:tcPr>
+          <w:p>
+            <w:r/>
+            <w:r>
+              <w:rPr>
+                <w:color w:val="000000"/>
+                <w:sz w:val="17"/>
+              </w:rPr>
+              <w:t>2</w:t>
+            </w:r>
+          </w:p>
+        </w:tc>
+        <w:tc>
+          <w:tcPr>
+            <w:tcW w:type="dxa" w:w="4082"/>
+          </w:tcPr>
+          <w:p>
+            <w:r/>
+            <w:r>
+              <w:rPr>
+                <w:color w:val="000000"/>
+                <w:sz w:val="17"/>
+              </w:rPr>
+              <w:t>Проверить крепление роторов E-102/E-202 на время транспортировки (либо демонтаж и отдельная упаковка).</w:t>
+            </w:r>
+          </w:p>
+        </w:tc>
+        <w:tc>
+          <w:tcPr>
+            <w:tcW w:type="dxa" w:w="4082"/>
+          </w:tcPr>
+          <w:p>
+            <w:r/>
+            <w:r>
+              <w:rPr>
+                <w:color w:val="000000"/>
+                <w:sz w:val="17"/>
+              </w:rPr>
+              <w:t>Ротор зафиксирован от раскачки; скребки защищены.</w:t>
+            </w:r>
+          </w:p>
+        </w:tc>
+        <w:tc>
+          <w:tcPr>
+            <w:tcW w:type="dxa" w:w="2091"/>
+          </w:tcPr>
+          <w:p>
+            <w:r/>
+            <w:r>
+              <w:rPr>
+                <w:color w:val="000000"/>
+                <w:sz w:val="17"/>
+              </w:rPr>
+            </w:r>
+          </w:p>
+        </w:tc>
+      </w:tr>
+      <w:tr>
+        <w:tc>
+          <w:tcPr>
+            <w:tcW w:type="dxa" w:w="567"/>
+          </w:tcPr>
+          <w:p>
+            <w:r/>
+            <w:r>
+              <w:rPr>
+                <w:color w:val="000000"/>
+                <w:sz w:val="17"/>
+              </w:rPr>
+              <w:t>3</w:t>
+            </w:r>
+          </w:p>
+        </w:tc>
+        <w:tc>
+          <w:tcPr>
+            <w:tcW w:type="dxa" w:w="4082"/>
+          </w:tcPr>
+          <w:p>
+            <w:r/>
+            <w:r>
+              <w:rPr>
+                <w:color w:val="000000"/>
+                <w:sz w:val="17"/>
+              </w:rPr>
+              <w:t>Проверить упаковку ЗИП, запасных роторов, КИП, стёкол.</w:t>
+            </w:r>
+          </w:p>
+        </w:tc>
+        <w:tc>
+          <w:tcPr>
+            <w:tcW w:type="dxa" w:w="4082"/>
+          </w:tcPr>
+          <w:p>
+            <w:r/>
+            <w:r>
+              <w:rPr>
+                <w:color w:val="000000"/>
+                <w:sz w:val="17"/>
+              </w:rPr>
+              <w:t>Отдельные ящики с маркировкой и упаковочными листами.</w:t>
+            </w:r>
+          </w:p>
+        </w:tc>
+        <w:tc>
+          <w:tcPr>
+            <w:tcW w:type="dxa" w:w="2091"/>
+          </w:tcPr>
+          <w:p>
+            <w:r/>
+            <w:r>
+              <w:rPr>
+                <w:color w:val="000000"/>
+                <w:sz w:val="17"/>
+              </w:rPr>
+            </w:r>
+          </w:p>
+        </w:tc>
+      </w:tr>
+      <w:tr>
+        <w:tc>
+          <w:tcPr>
+            <w:tcW w:type="dxa" w:w="567"/>
+          </w:tcPr>
+          <w:p>
+            <w:r/>
+            <w:r>
+              <w:rPr>
+                <w:color w:val="000000"/>
+                <w:sz w:val="17"/>
+              </w:rPr>
+              <w:t>4</w:t>
+            </w:r>
+          </w:p>
+        </w:tc>
+        <w:tc>
+          <w:tcPr>
+            <w:tcW w:type="dxa" w:w="4082"/>
+          </w:tcPr>
+          <w:p>
+            <w:r/>
+            <w:r>
+              <w:rPr>
+                <w:color w:val="000000"/>
+                <w:sz w:val="17"/>
+              </w:rPr>
+              <w:t>Проверить маркировку мест, центр тяжести, точки строповки.</w:t>
+            </w:r>
+          </w:p>
+        </w:tc>
+        <w:tc>
+          <w:tcPr>
+            <w:tcW w:type="dxa" w:w="4082"/>
+          </w:tcPr>
+          <w:p>
+            <w:r/>
+            <w:r>
+              <w:rPr>
+                <w:color w:val="000000"/>
+                <w:sz w:val="17"/>
+              </w:rPr>
+              <w:t>Маркировка по NB/T 10558; массы соответствуют упаковочным листам.</w:t>
+            </w:r>
+          </w:p>
+        </w:tc>
+        <w:tc>
+          <w:tcPr>
+            <w:tcW w:type="dxa" w:w="2091"/>
+          </w:tcPr>
+          <w:p>
+            <w:r/>
+            <w:r>
+              <w:rPr>
+                <w:color w:val="000000"/>
+                <w:sz w:val="17"/>
+              </w:rPr>
+            </w:r>
+          </w:p>
+        </w:tc>
+      </w:tr>
+      <w:tr>
+        <w:tc>
+          <w:tcPr>
+            <w:tcW w:type="dxa" w:w="567"/>
+          </w:tcPr>
+          <w:p>
+            <w:r/>
+            <w:r>
+              <w:rPr>
+                <w:color w:val="000000"/>
+                <w:sz w:val="17"/>
+              </w:rPr>
+              <w:t>5</w:t>
+            </w:r>
+          </w:p>
+        </w:tc>
+        <w:tc>
+          <w:tcPr>
+            <w:tcW w:type="dxa" w:w="4082"/>
+          </w:tcPr>
+          <w:p>
+            <w:r/>
+            <w:r>
+              <w:rPr>
+                <w:color w:val="000000"/>
+                <w:sz w:val="17"/>
+              </w:rPr>
+              <w:t>Проверить схему разделения на транспортные места. По 3D-модели общая высота ≈ 6,0 м, ширина рамы ≈ 2,8 м, то есть больше обычного транспортного габарита.</w:t>
+            </w:r>
+          </w:p>
+        </w:tc>
+        <w:tc>
+          <w:tcPr>
+            <w:tcW w:type="dxa" w:w="4082"/>
+          </w:tcPr>
+          <w:p>
+            <w:r/>
+            <w:r>
+              <w:rPr>
+                <w:color w:val="000000"/>
+                <w:sz w:val="17"/>
+              </w:rPr>
+              <w:t>Поставщик представил схему: какие узлы демонтируются (приводы испарителей, ограждения площадки, лестница, выступающие трубопроводы) и габариты с массой каждого места.</w:t>
+            </w:r>
+          </w:p>
+        </w:tc>
+        <w:tc>
+          <w:tcPr>
+            <w:tcW w:type="dxa" w:w="2091"/>
+          </w:tcPr>
+          <w:p>
+            <w:r/>
+            <w:r>
+              <w:rPr>
+                <w:color w:val="000000"/>
+                <w:sz w:val="17"/>
+              </w:rPr>
+            </w:r>
+          </w:p>
+        </w:tc>
+      </w:tr>
+      <w:tr>
+        <w:tc>
+          <w:tcPr>
+            <w:tcW w:type="dxa" w:w="567"/>
+          </w:tcPr>
+          <w:p>
+            <w:r/>
+            <w:r>
+              <w:rPr>
+                <w:color w:val="000000"/>
+                <w:sz w:val="17"/>
+              </w:rPr>
+              <w:t>6</w:t>
+            </w:r>
+          </w:p>
+        </w:tc>
+        <w:tc>
+          <w:tcPr>
+            <w:tcW w:type="dxa" w:w="4082"/>
+          </w:tcPr>
+          <w:p>
+            <w:r/>
+            <w:r>
+              <w:rPr>
+                <w:color w:val="000000"/>
+                <w:sz w:val="17"/>
+              </w:rPr>
+              <w:t>Проверить маркировку демонтируемых узлов и разъёмов трубопроводов для повторной сборки.</w:t>
+            </w:r>
+          </w:p>
+        </w:tc>
+        <w:tc>
+          <w:tcPr>
+            <w:tcW w:type="dxa" w:w="4082"/>
+          </w:tcPr>
+          <w:p>
+            <w:r/>
+            <w:r>
+              <w:rPr>
+                <w:color w:val="000000"/>
+                <w:sz w:val="17"/>
+              </w:rPr>
+              <w:t>Ответные части промаркированы одинаково; разъёмы заглушены; крепёж упакован с привязкой к узлу.</w:t>
+            </w:r>
+          </w:p>
+        </w:tc>
+        <w:tc>
+          <w:tcPr>
+            <w:tcW w:type="dxa" w:w="2091"/>
+          </w:tcPr>
+          <w:p>
+            <w:r/>
+            <w:r>
+              <w:rPr>
+                <w:color w:val="000000"/>
+                <w:sz w:val="17"/>
+              </w:rPr>
+            </w:r>
+          </w:p>
+        </w:tc>
+      </w:tr>
+      <w:tr>
+        <w:tc>
+          <w:tcPr>
+            <w:tcW w:type="dxa" w:w="567"/>
+          </w:tcPr>
+          <w:p>
+            <w:r/>
+            <w:r>
+              <w:rPr>
+                <w:color w:val="000000"/>
+                <w:sz w:val="17"/>
+              </w:rPr>
+              <w:t>7</w:t>
+            </w:r>
+          </w:p>
+        </w:tc>
+        <w:tc>
+          <w:tcPr>
+            <w:tcW w:type="dxa" w:w="4082"/>
+          </w:tcPr>
+          <w:p>
+            <w:r/>
+            <w:r>
+              <w:rPr>
+                <w:color w:val="000000"/>
+                <w:sz w:val="17"/>
+              </w:rPr>
+              <w:t>Проверить крепление аппаратов и трубопроводов на раме на время транспортировки.</w:t>
+            </w:r>
+          </w:p>
+        </w:tc>
+        <w:tc>
+          <w:tcPr>
+            <w:tcW w:type="dxa" w:w="4082"/>
+          </w:tcPr>
+          <w:p>
+            <w:r/>
+            <w:r>
+              <w:rPr>
+                <w:color w:val="000000"/>
+                <w:sz w:val="17"/>
+              </w:rPr>
+              <w:t>Установлены временные раскрепления; штуцеры испарителей разгружены от трубопроводов.</w:t>
+            </w:r>
+          </w:p>
+        </w:tc>
+        <w:tc>
+          <w:tcPr>
+            <w:tcW w:type="dxa" w:w="2091"/>
+          </w:tcPr>
+          <w:p>
+            <w:r/>
+            <w:r>
+              <w:rPr>
+                <w:color w:val="000000"/>
+                <w:sz w:val="17"/>
+              </w:rPr>
+            </w:r>
+          </w:p>
+        </w:tc>
+      </w:tr>
+    </w:tbl>
+    <w:p/>
+    <w:p>
+      <w:pPr>
+        <w:pStyle w:val="1"/>
+      </w:pPr>
+      <w:r>
+        <w:rPr>
+          <w:rFonts w:ascii="Arial" w:hAnsi="Arial"/>
+          <w:color w:val="000000"/>
+          <w:sz w:val="32"/>
+        </w:rPr>
+        <w:t>14. Решение о приёмке</w:t>
       </w:r>
     </w:p>
     <w:p>
@@ -8452,7 +9510,7 @@
           <w:b/>
           <w:color w:val="000000"/>
         </w:rPr>
-        <w:t>13.1. Принимаем</w:t>
+        <w:t>14.1. Принимаем</w:t>
       </w:r>
     </w:p>
     <w:p>
@@ -8518,7 +9576,18 @@
         <w:rPr>
           <w:color w:val="000000"/>
         </w:rPr>
-        <w:t>• Насосы, КИПиА, арматура и блокировки проверены; оборудование готово к упаковке и отгрузке.</w:t>
+        <w:t>• Шкаф управления и электрооборудование проверены: изоляция, заземление, прозвонка I/O, ЧРП, блокировки и аварийный останов работают.</w:t>
+      </w:r>
+    </w:p>
+    <w:p>
+      <w:pPr>
+        <w:spacing w:after="20"/>
+      </w:pPr>
+      <w:r>
+        <w:rPr>
+          <w:color w:val="000000"/>
+        </w:rPr>
+        <w:t>• Насосы, КИПиА и арматура проверены; оборудование готово к упаковке и отгрузке.</w:t>
       </w:r>
     </w:p>
     <w:p>
@@ -8527,7 +9596,7 @@
           <w:b/>
           <w:color w:val="000000"/>
         </w:rPr>
-        <w:t>13.2. Не принимаем</w:t>
+        <w:t>14.2. Не принимаем</w:t>
       </w:r>
     </w:p>
     <w:p>
@@ -8582,6 +9651,17 @@
         <w:rPr>
           <w:color w:val="000000"/>
         </w:rPr>
+        <w:t>• Не работает хотя бы одна блокировка или аварийный останов, выявлены замечания по изоляции или заземлению, не передана документация и ПО шкафа управления.</w:t>
+      </w:r>
+    </w:p>
+    <w:p>
+      <w:pPr>
+        <w:spacing w:after="20"/>
+      </w:pPr>
+      <w:r>
+        <w:rPr>
+          <w:color w:val="000000"/>
+        </w:rPr>
         <w:t>• Обнаружены течи, дефекты сварки, повреждения уплотнительных поверхностей или неисправность насосов и вакуумных агрегатов.</w:t>
       </w:r>
     </w:p>
@@ -8596,7 +9676,7 @@
           <w:color w:val="000000"/>
           <w:sz w:val="32"/>
         </w:rPr>
-        <w:t>14. Подписи</w:t>
+        <w:t>15. Подписи</w:t>
       </w:r>
     </w:p>
     <w:tbl>

--- a/FAT/Программа_FAT_МД_2ступени.docx
+++ b/FAT/Программа_FAT_МД_2ступени.docx
@@ -134,7 +134,7 @@
                 <w:color w:val="000000"/>
                 <w:sz w:val="17"/>
               </w:rPr>
-              <w:t>V-101 ёмкость сырья 200 л с рубашкой; P-101 насос подачи 120 л/ч; FT-001; E-101 подогреватель 3 м²; E-102 тонкоплёночный испаритель GXZ-2, 2 м², DN400, ротор с плавающими скребками 158 об/мин, двигатель YBX3-100L2-4 3 кВт Ex d IIB T4, редуктор GRF59, ЧРП; E-103 конденсатор 6 м² с V-103 сборником лёгкой фазы 50 л; E-104 второй конденсатор 3 м²; V-102 сборник тяжёлой фазы 50 л с рубашкой; P-102, P-103 насосы 120 л/ч; VPM-104 винтовой вакуумный насос 50 л/с.</w:t>
+              <w:t>V-101 ёмкость сырья 200 л с рубашкой; P-101 насос подачи 120 л/ч; FT-001; E-101 подогреватель 3 м²; E-102 тонкоплёночный испаритель GXZ-2, 2 м², DN400, ротор с плавающими скребками 158 об/мин, двигатель YBX3-100L2-4 3 кВт Ex d IIB T4, редуктор GRF59, ЧРП; E-103 конденсатор 6 м² с V-103 сборником лёгкой фазы 50 л; E-104 второй конденсатор 3 м²; V-102 сборник тяжёлой фазы 50 л с рубашкой; P-101, P-102 (с ЧРП) и P-103 насосы 120 л/ч с обогревающей рубашкой, 316L; VPM-104 винтовой вакуумный насос VPM-LG50L с ЧРП; холодильные термостаты TCLT-30-AT-40KW и TCHT-30-AT-12KW (−30 °C…AT).</w:t>
             </w:r>
           </w:p>
         </w:tc>
@@ -166,7 +166,7 @@
                 <w:color w:val="000000"/>
                 <w:sz w:val="17"/>
               </w:rPr>
-              <w:t>E-201 подогреватель 3 м²; E-202 короткопутевой испаритель DZQ-2, 2 м², DN500, со встроенным конденсатором, ротор 133 об/мин, двигатель YBX3-100L2-4 3 кВт Ex d IIB T4, редуктор GRF59, ЧРП; V-201 сборник тяжёлой фазы 50 л и V-202 сборник лёгкой фазы 50 л с рубашками; P-202, P-203 насосы 120 л/ч; E-203 вымораживатель 3 м²; E-204 ловушка жидкого азота 0,2 м²; V-203 сборник конденсата ловушек 20 л; вакуумный агрегат VPM-204 диффузионный 2000 л/с, VPM-205 Рутс 150 л/с, VPM-206 Рутс 70 л/с, VPM-207 винтовой 50 л/с.</w:t>
+              <w:t>E-201 подогреватель 3 м²; E-202 короткопутевой испаритель DZQ-2, 2 м², DN500, со встроенным конденсатором, ротор 133 об/мин, двигатель YBX3-100L2-4 3 кВт Ex d IIB T4, редуктор GRF59, ЧРП; V-201 сборник тяжёлой фазы 50 л и V-202 сборник лёгкой фазы 50 л с рубашками; P-202, P-203 насосы 120 л/ч; E-203 вымораживатель 3 м²; E-204 ловушка жидкого азота 0,2 м²; V-203 сборник конденсата ловушек 20 л; взрывозащищённый диффузионный вакуумный агрегат TCVPM-TK200-JZ150/70-LG50 (VPM-204 диффузионный, VPM-205/206 Рутс 150/70, VPM-207 винтовой LG50); холодильный термостат TCHT-30-AT (−30 °C…AT).</w:t>
             </w:r>
           </w:p>
         </w:tc>
@@ -215,6 +215,70 @@
                 <w:color w:val="000000"/>
                 <w:sz w:val="17"/>
               </w:rPr>
+              <w:t>Комплект поставки</w:t>
+            </w:r>
+          </w:p>
+        </w:tc>
+        <w:tc>
+          <w:tcPr>
+            <w:tcW w:type="dxa" w:w="8101"/>
+          </w:tcPr>
+          <w:p>
+            <w:r/>
+            <w:r>
+              <w:rPr>
+                <w:color w:val="000000"/>
+                <w:sz w:val="17"/>
+              </w:rPr>
+              <w:t>По разделу 4 «Equipment List and Configuration» предложения Torchi (стр. 11–13, подписано 02.04.2026): основное оборудование обеих ступеней, насосы, вакуумные агрегаты, холодильные термостаты, КИП и арматура 316L, взрывозащищённая система управления (ПЛК Siemens + сенсорная панель, корпус — углеродистая сталь с порошковым покрытием), трубопроводы с обогревающими рубашками (316L/304), рама с площадкой (304), монтажные материалы, заводское изготовление, техническое сопровождение. ЗИП: полный комплект O-колец, прокладок и уплотнений; по одному запасному комплекту ротора на E-102 и E-202 (скребковая система в сборе с крышкой-фланцем, прокладкой крышки, двигателем и уплотнениями); один шестерённый насос в сборе (с уплотнениями и двигателем).</w:t>
+            </w:r>
+          </w:p>
+        </w:tc>
+      </w:tr>
+      <w:tr>
+        <w:tc>
+          <w:tcPr>
+            <w:tcW w:type="dxa" w:w="2721"/>
+          </w:tcPr>
+          <w:p>
+            <w:r/>
+            <w:r>
+              <w:rPr>
+                <w:color w:val="000000"/>
+                <w:sz w:val="17"/>
+              </w:rPr>
+              <w:t>Не входит в поставку</w:t>
+            </w:r>
+          </w:p>
+        </w:tc>
+        <w:tc>
+          <w:tcPr>
+            <w:tcW w:type="dxa" w:w="8101"/>
+          </w:tcPr>
+          <w:p>
+            <w:r/>
+            <w:r>
+              <w:rPr>
+                <w:color w:val="000000"/>
+                <w:sz w:val="17"/>
+              </w:rPr>
+              <w:t>Термостаты нагрева теплоносителя TCHT+300-2 (до 300 °C) для 1-й и 2-й ступени — поставка заказчика. В FAT проверяются только точки подключения, трубопроводы и сигналы обмена с ними.</w:t>
+            </w:r>
+          </w:p>
+        </w:tc>
+      </w:tr>
+      <w:tr>
+        <w:tc>
+          <w:tcPr>
+            <w:tcW w:type="dxa" w:w="2721"/>
+          </w:tcPr>
+          <w:p>
+            <w:r/>
+            <w:r>
+              <w:rPr>
+                <w:color w:val="000000"/>
+                <w:sz w:val="17"/>
+              </w:rPr>
               <w:t>Материалы</w:t>
             </w:r>
           </w:p>
@@ -230,7 +294,7 @@
                 <w:color w:val="000000"/>
                 <w:sz w:val="17"/>
               </w:rPr>
-              <w:t>Детали, контактирующие с продуктом: S31603 (316L) и S31603 II (поковки); рубашки, опоры и наружные детали — S30408 (304). Внутренние поверхности в контакте с продуктом — механическая полировка Ra ≤ 0,4 мкм, наружные — Ra ≤ 1,2 мкм (по техтребованиям чертежей теплообменников). Всё оборудование протравлено и пассивировано.</w:t>
+              <w:t>Детали, контактирующие с продуктом: S31603 (316L) и S31603 II (поковки); рубашки, опоры и наружные детали — S30408 (304); рама с площадкой — 304; насосы и арматура КИП — 316L. Внутренние поверхности в контакте с продуктом — механическая полировка Ra ≤ 0,4 мкм, наружные — Ra ≤ 1,2 мкм (по техтребованиям чертежей теплообменников). Всё оборудование протравлено и пассивировано.</w:t>
             </w:r>
           </w:p>
         </w:tc>
@@ -608,22 +672,22 @@
                 <w:color w:val="000000"/>
                 <w:sz w:val="17"/>
               </w:rPr>
-              <w:t>E-102 тонкоплёночный испаритель GXZ-2 — общий вид, лист данных, таблица штуцеров.</w:t>
-            </w:r>
-          </w:p>
-        </w:tc>
-        <w:tc>
-          <w:tcPr>
-            <w:tcW w:type="dxa" w:w="4082"/>
-          </w:tcPr>
-          <w:p>
-            <w:r/>
-            <w:r>
-              <w:rPr>
-                <w:color w:val="000000"/>
-                <w:sz w:val="17"/>
-              </w:rPr>
-              <w:t>LIMA, согласование R4, 10.06.2026</w:t>
+              <w:t>Комплект поставки: раздел 4 «Equipment List and Configuration» предложения Torchi (перечень оборудования, ЗИП).</w:t>
+            </w:r>
+          </w:p>
+        </w:tc>
+        <w:tc>
+          <w:tcPr>
+            <w:tcW w:type="dxa" w:w="4082"/>
+          </w:tcPr>
+          <w:p>
+            <w:r/>
+            <w:r>
+              <w:rPr>
+                <w:color w:val="000000"/>
+                <w:sz w:val="17"/>
+              </w:rPr>
+              <w:t>стр. 11–13, подписано 02.04.2026</w:t>
             </w:r>
           </w:p>
         </w:tc>
@@ -669,22 +733,22 @@
                 <w:color w:val="000000"/>
                 <w:sz w:val="17"/>
               </w:rPr>
-              <w:t>E-202 короткопутевой испаритель DZQ-2 — общий вид, лист данных, таблица штуцеров.</w:t>
-            </w:r>
-          </w:p>
-        </w:tc>
-        <w:tc>
-          <w:tcPr>
-            <w:tcW w:type="dxa" w:w="4082"/>
-          </w:tcPr>
-          <w:p>
-            <w:r/>
-            <w:r>
-              <w:rPr>
-                <w:color w:val="000000"/>
-                <w:sz w:val="17"/>
-              </w:rPr>
-              <w:t>LIMA, согласование R4, 10.06.2026</w:t>
+              <w:t>PFD, общие виды испарителей, общий вид взрывозащищённого диффузионного вакуумного агрегата (п. 4.2–4.4 предложения).</w:t>
+            </w:r>
+          </w:p>
+        </w:tc>
+        <w:tc>
+          <w:tcPr>
+            <w:tcW w:type="dxa" w:w="4082"/>
+          </w:tcPr>
+          <w:p>
+            <w:r/>
+            <w:r>
+              <w:rPr>
+                <w:color w:val="000000"/>
+                <w:sz w:val="17"/>
+              </w:rPr>
+              <w:t>запросить у поставщика</w:t>
             </w:r>
           </w:p>
         </w:tc>
@@ -730,22 +794,22 @@
                 <w:color w:val="000000"/>
                 <w:sz w:val="17"/>
               </w:rPr>
-              <w:t>E-101 / E-201 подогреватель 3 м², сборочный чертёж.</w:t>
-            </w:r>
-          </w:p>
-        </w:tc>
-        <w:tc>
-          <w:tcPr>
-            <w:tcW w:type="dxa" w:w="4082"/>
-          </w:tcPr>
-          <w:p>
-            <w:r/>
-            <w:r>
-              <w:rPr>
-                <w:color w:val="000000"/>
-                <w:sz w:val="17"/>
-              </w:rPr>
-              <w:t>25SY039-025-00, rev2 от 11.06.2026 (rev1 от 08.06.2026 аннулирована)</w:t>
+              <w:t>E-102 тонкоплёночный испаритель GXZ-2 — общий вид, лист данных, таблица штуцеров.</w:t>
+            </w:r>
+          </w:p>
+        </w:tc>
+        <w:tc>
+          <w:tcPr>
+            <w:tcW w:type="dxa" w:w="4082"/>
+          </w:tcPr>
+          <w:p>
+            <w:r/>
+            <w:r>
+              <w:rPr>
+                <w:color w:val="000000"/>
+                <w:sz w:val="17"/>
+              </w:rPr>
+              <w:t>LIMA, согласование R4, 10.06.2026</w:t>
             </w:r>
           </w:p>
         </w:tc>
@@ -791,22 +855,22 @@
                 <w:color w:val="000000"/>
                 <w:sz w:val="17"/>
               </w:rPr>
-              <w:t>E-103 / V-103 конденсатор 6 м² со сборником лёгкой фазы.</w:t>
-            </w:r>
-          </w:p>
-        </w:tc>
-        <w:tc>
-          <w:tcPr>
-            <w:tcW w:type="dxa" w:w="4082"/>
-          </w:tcPr>
-          <w:p>
-            <w:r/>
-            <w:r>
-              <w:rPr>
-                <w:color w:val="000000"/>
-                <w:sz w:val="17"/>
-              </w:rPr>
-              <w:t>25SY039-013-00, rev1 от 08.06.2026</w:t>
+              <w:t>E-202 короткопутевой испаритель DZQ-2 — общий вид, лист данных, таблица штуцеров.</w:t>
+            </w:r>
+          </w:p>
+        </w:tc>
+        <w:tc>
+          <w:tcPr>
+            <w:tcW w:type="dxa" w:w="4082"/>
+          </w:tcPr>
+          <w:p>
+            <w:r/>
+            <w:r>
+              <w:rPr>
+                <w:color w:val="000000"/>
+                <w:sz w:val="17"/>
+              </w:rPr>
+              <w:t>LIMA, согласование R4, 10.06.2026</w:t>
             </w:r>
           </w:p>
         </w:tc>
@@ -852,22 +916,22 @@
                 <w:color w:val="000000"/>
                 <w:sz w:val="17"/>
               </w:rPr>
-              <w:t>E-104 второй конденсатор 3 м².</w:t>
-            </w:r>
-          </w:p>
-        </w:tc>
-        <w:tc>
-          <w:tcPr>
-            <w:tcW w:type="dxa" w:w="4082"/>
-          </w:tcPr>
-          <w:p>
-            <w:r/>
-            <w:r>
-              <w:rPr>
-                <w:color w:val="000000"/>
-                <w:sz w:val="17"/>
-              </w:rPr>
-              <w:t>TC24058-00, rev1 от 08.06.2026</w:t>
+              <w:t>E-101 / E-201 подогреватель 3 м², сборочный чертёж.</w:t>
+            </w:r>
+          </w:p>
+        </w:tc>
+        <w:tc>
+          <w:tcPr>
+            <w:tcW w:type="dxa" w:w="4082"/>
+          </w:tcPr>
+          <w:p>
+            <w:r/>
+            <w:r>
+              <w:rPr>
+                <w:color w:val="000000"/>
+                <w:sz w:val="17"/>
+              </w:rPr>
+              <w:t>25SY039-025-00, rev2 от 11.06.2026 (rev1 от 08.06.2026 аннулирована)</w:t>
             </w:r>
           </w:p>
         </w:tc>
@@ -913,22 +977,22 @@
                 <w:color w:val="000000"/>
                 <w:sz w:val="17"/>
               </w:rPr>
-              <w:t>E-203 вымораживатель 3 м².</w:t>
-            </w:r>
-          </w:p>
-        </w:tc>
-        <w:tc>
-          <w:tcPr>
-            <w:tcW w:type="dxa" w:w="4082"/>
-          </w:tcPr>
-          <w:p>
-            <w:r/>
-            <w:r>
-              <w:rPr>
-                <w:color w:val="000000"/>
-                <w:sz w:val="17"/>
-              </w:rPr>
-              <w:t>rev1 от 08.06.2026</w:t>
+              <w:t>E-103 / V-103 конденсатор 6 м² со сборником лёгкой фазы.</w:t>
+            </w:r>
+          </w:p>
+        </w:tc>
+        <w:tc>
+          <w:tcPr>
+            <w:tcW w:type="dxa" w:w="4082"/>
+          </w:tcPr>
+          <w:p>
+            <w:r/>
+            <w:r>
+              <w:rPr>
+                <w:color w:val="000000"/>
+                <w:sz w:val="17"/>
+              </w:rPr>
+              <w:t>25SY039-013-00, rev1 от 08.06.2026</w:t>
             </w:r>
           </w:p>
         </w:tc>
@@ -974,22 +1038,22 @@
                 <w:color w:val="000000"/>
                 <w:sz w:val="17"/>
               </w:rPr>
-              <w:t>E-204 ловушка жидкого азота 0,2 м².</w:t>
-            </w:r>
-          </w:p>
-        </w:tc>
-        <w:tc>
-          <w:tcPr>
-            <w:tcW w:type="dxa" w:w="4082"/>
-          </w:tcPr>
-          <w:p>
-            <w:r/>
-            <w:r>
-              <w:rPr>
-                <w:color w:val="000000"/>
-                <w:sz w:val="17"/>
-              </w:rPr>
-              <w:t>rev1 от 08.06.2026</w:t>
+              <w:t>E-104 второй конденсатор 3 м².</w:t>
+            </w:r>
+          </w:p>
+        </w:tc>
+        <w:tc>
+          <w:tcPr>
+            <w:tcW w:type="dxa" w:w="4082"/>
+          </w:tcPr>
+          <w:p>
+            <w:r/>
+            <w:r>
+              <w:rPr>
+                <w:color w:val="000000"/>
+                <w:sz w:val="17"/>
+              </w:rPr>
+              <w:t>TC24058-00, rev1 от 08.06.2026</w:t>
             </w:r>
           </w:p>
         </w:tc>
@@ -1035,22 +1099,22 @@
                 <w:color w:val="000000"/>
                 <w:sz w:val="17"/>
               </w:rPr>
-              <w:t>V-101 ёмкость сырья 200 л.</w:t>
-            </w:r>
-          </w:p>
-        </w:tc>
-        <w:tc>
-          <w:tcPr>
-            <w:tcW w:type="dxa" w:w="4082"/>
-          </w:tcPr>
-          <w:p>
-            <w:r/>
-            <w:r>
-              <w:rPr>
-                <w:color w:val="000000"/>
-                <w:sz w:val="17"/>
-              </w:rPr>
-              <w:t>26SY039-008-00, rev1 от 08.06.2026</w:t>
+              <w:t>E-203 вымораживатель 3 м².</w:t>
+            </w:r>
+          </w:p>
+        </w:tc>
+        <w:tc>
+          <w:tcPr>
+            <w:tcW w:type="dxa" w:w="4082"/>
+          </w:tcPr>
+          <w:p>
+            <w:r/>
+            <w:r>
+              <w:rPr>
+                <w:color w:val="000000"/>
+                <w:sz w:val="17"/>
+              </w:rPr>
+              <w:t>rev1 от 08.06.2026</w:t>
             </w:r>
           </w:p>
         </w:tc>
@@ -1096,22 +1160,22 @@
                 <w:color w:val="000000"/>
                 <w:sz w:val="17"/>
               </w:rPr>
-              <w:t>V-102 / V-201 / V-202 сборники 50 л с рубашкой.</w:t>
-            </w:r>
-          </w:p>
-        </w:tc>
-        <w:tc>
-          <w:tcPr>
-            <w:tcW w:type="dxa" w:w="4082"/>
-          </w:tcPr>
-          <w:p>
-            <w:r/>
-            <w:r>
-              <w:rPr>
-                <w:color w:val="000000"/>
-                <w:sz w:val="17"/>
-              </w:rPr>
-              <w:t>V102; 26SY039-009-00; 26SY039-010-00, rev1 от 08.06.2026</w:t>
+              <w:t>E-204 ловушка жидкого азота 0,2 м².</w:t>
+            </w:r>
+          </w:p>
+        </w:tc>
+        <w:tc>
+          <w:tcPr>
+            <w:tcW w:type="dxa" w:w="4082"/>
+          </w:tcPr>
+          <w:p>
+            <w:r/>
+            <w:r>
+              <w:rPr>
+                <w:color w:val="000000"/>
+                <w:sz w:val="17"/>
+              </w:rPr>
+              <w:t>rev1 от 08.06.2026</w:t>
             </w:r>
           </w:p>
         </w:tc>
@@ -1157,22 +1221,22 @@
                 <w:color w:val="000000"/>
                 <w:sz w:val="17"/>
               </w:rPr>
-              <w:t>V-203 сборник конденсата ловушек 20 л.</w:t>
-            </w:r>
-          </w:p>
-        </w:tc>
-        <w:tc>
-          <w:tcPr>
-            <w:tcW w:type="dxa" w:w="4082"/>
-          </w:tcPr>
-          <w:p>
-            <w:r/>
-            <w:r>
-              <w:rPr>
-                <w:color w:val="000000"/>
-                <w:sz w:val="17"/>
-              </w:rPr>
-              <w:t>26SY039-011-00, rev1 от 08.06.2026</w:t>
+              <w:t>V-101 ёмкость сырья 200 л.</w:t>
+            </w:r>
+          </w:p>
+        </w:tc>
+        <w:tc>
+          <w:tcPr>
+            <w:tcW w:type="dxa" w:w="4082"/>
+          </w:tcPr>
+          <w:p>
+            <w:r/>
+            <w:r>
+              <w:rPr>
+                <w:color w:val="000000"/>
+                <w:sz w:val="17"/>
+              </w:rPr>
+              <w:t>26SY039-008-00, rev1 от 08.06.2026</w:t>
             </w:r>
           </w:p>
         </w:tc>
@@ -1204,6 +1268,128 @@
                 <w:sz w:val="17"/>
               </w:rPr>
               <w:t>13</w:t>
+            </w:r>
+          </w:p>
+        </w:tc>
+        <w:tc>
+          <w:tcPr>
+            <w:tcW w:type="dxa" w:w="4082"/>
+          </w:tcPr>
+          <w:p>
+            <w:r/>
+            <w:r>
+              <w:rPr>
+                <w:color w:val="000000"/>
+                <w:sz w:val="17"/>
+              </w:rPr>
+              <w:t>V-102 / V-201 / V-202 сборники 50 л с рубашкой.</w:t>
+            </w:r>
+          </w:p>
+        </w:tc>
+        <w:tc>
+          <w:tcPr>
+            <w:tcW w:type="dxa" w:w="4082"/>
+          </w:tcPr>
+          <w:p>
+            <w:r/>
+            <w:r>
+              <w:rPr>
+                <w:color w:val="000000"/>
+                <w:sz w:val="17"/>
+              </w:rPr>
+              <w:t>V102; 26SY039-009-00; 26SY039-010-00, rev1 от 08.06.2026</w:t>
+            </w:r>
+          </w:p>
+        </w:tc>
+        <w:tc>
+          <w:tcPr>
+            <w:tcW w:type="dxa" w:w="2091"/>
+          </w:tcPr>
+          <w:p>
+            <w:r/>
+            <w:r>
+              <w:rPr>
+                <w:color w:val="000000"/>
+                <w:sz w:val="17"/>
+              </w:rPr>
+            </w:r>
+          </w:p>
+        </w:tc>
+      </w:tr>
+      <w:tr>
+        <w:tc>
+          <w:tcPr>
+            <w:tcW w:type="dxa" w:w="567"/>
+          </w:tcPr>
+          <w:p>
+            <w:r/>
+            <w:r>
+              <w:rPr>
+                <w:color w:val="000000"/>
+                <w:sz w:val="17"/>
+              </w:rPr>
+              <w:t>14</w:t>
+            </w:r>
+          </w:p>
+        </w:tc>
+        <w:tc>
+          <w:tcPr>
+            <w:tcW w:type="dxa" w:w="4082"/>
+          </w:tcPr>
+          <w:p>
+            <w:r/>
+            <w:r>
+              <w:rPr>
+                <w:color w:val="000000"/>
+                <w:sz w:val="17"/>
+              </w:rPr>
+              <w:t>V-203 сборник конденсата ловушек 20 л.</w:t>
+            </w:r>
+          </w:p>
+        </w:tc>
+        <w:tc>
+          <w:tcPr>
+            <w:tcW w:type="dxa" w:w="4082"/>
+          </w:tcPr>
+          <w:p>
+            <w:r/>
+            <w:r>
+              <w:rPr>
+                <w:color w:val="000000"/>
+                <w:sz w:val="17"/>
+              </w:rPr>
+              <w:t>26SY039-011-00, rev1 от 08.06.2026</w:t>
+            </w:r>
+          </w:p>
+        </w:tc>
+        <w:tc>
+          <w:tcPr>
+            <w:tcW w:type="dxa" w:w="2091"/>
+          </w:tcPr>
+          <w:p>
+            <w:r/>
+            <w:r>
+              <w:rPr>
+                <w:color w:val="000000"/>
+                <w:sz w:val="17"/>
+              </w:rPr>
+            </w:r>
+          </w:p>
+        </w:tc>
+      </w:tr>
+      <w:tr>
+        <w:tc>
+          <w:tcPr>
+            <w:tcW w:type="dxa" w:w="567"/>
+          </w:tcPr>
+          <w:p>
+            <w:r/>
+            <w:r>
+              <w:rPr>
+                <w:color w:val="000000"/>
+                <w:sz w:val="17"/>
+              </w:rPr>
+              <w:t>15</w:t>
             </w:r>
           </w:p>
         </w:tc>
@@ -1451,7 +1637,7 @@
                 <w:color w:val="000000"/>
                 <w:sz w:val="17"/>
               </w:rPr>
-              <w:t>Комплектность совпадает с договором и GYSJ-2.5.1; для E-102 и E-202 — запасной ротор в сборе с крышкой и комплект прокладок на каждый аппарат.</w:t>
+              <w:t>Комплектность совпадает с разделом 4 предложения Torchi (подписан 02.04.2026) и GYSJ-2.5.1; ЗИП — полный комплект O-колец, прокладок и уплотнений, запасной комплект ротора (скребковая система в сборе с крышкой-фланцем испарителя, прокладкой крышки, двигателем и уплотнениями) на E-102 и на E-202, один шестерённый насос в сборе.</w:t>
             </w:r>
           </w:p>
         </w:tc>
@@ -2955,7 +3141,7 @@
                 <w:color w:val="000000"/>
                 <w:sz w:val="17"/>
               </w:rPr>
-              <w:t>Шестерённые, 120 л/ч, с обогревом корпуса; обратные клапаны CV-001…005; манометры PG-001…005; обогреваемые краны TV и дренажные краны.</w:t>
+              <w:t>Шестерённые, 120 л/ч, 316L, с обогревающей рубашкой; P-101 и P-102 — с ЧРП; обратные клапаны CV-001…005; манометры PG-001…005; обогреваемые краны TV и дренажные краны.</w:t>
             </w:r>
           </w:p>
         </w:tc>
@@ -3002,7 +3188,7 @@
                 <w:color w:val="000000"/>
                 <w:sz w:val="17"/>
               </w:rPr>
-              <w:t>VPM-104 винтовой 50 л/с; E-103 → E-104 → VPM-104; PT-001. Рабочий вакуум E-102 — 1–5 мбар.</w:t>
+              <w:t>VPM-104 винтовой VPM-LG50L с ЧРП; E-103 → E-104 → VPM-104; PT-001. Рабочий вакуум E-102 — 1–5 мбар.</w:t>
             </w:r>
           </w:p>
         </w:tc>
@@ -3049,7 +3235,7 @@
                 <w:color w:val="000000"/>
                 <w:sz w:val="17"/>
               </w:rPr>
-              <w:t>E-202 N4 → E-203 → E-204 → VPM-204 (диффузионный 2000 л/с) → VPM-205 (Рутс 150 л/с) → VPM-206 (Рутс 70 л/с) → VPM-207 (винтовой 50 л/с); PT-002; V-203 с TV-001 (сброс в атмосферу / к VPM-104). Рабочий вакуум E-202 — 1–10 Па.</w:t>
+              <w:t>Взрывозащищённый агрегат TCVPM-TK200-JZ150/70-LG50: E-202 N4 → E-203 → E-204 → VPM-204 (диффузионный TK200) → VPM-205 (Рутс 150 л/с) → VPM-206 (Рутс 70 л/с) → VPM-207 (винтовой 50 л/с); PT-002; V-203 с TV-001 (сброс в атмосферу / к VPM-104). Рабочий вакуум E-202 — 1–10 Па.</w:t>
             </w:r>
           </w:p>
         </w:tc>
@@ -3081,7 +3267,7 @@
                 <w:color w:val="000000"/>
                 <w:sz w:val="17"/>
               </w:rPr>
-              <w:t>Рама установки и площадка обслуживания (по 3D-модели)</w:t>
+              <w:t>Холодильные термостаты (поставка Torchi)</w:t>
             </w:r>
           </w:p>
         </w:tc>
@@ -3096,7 +3282,7 @@
                 <w:color w:val="000000"/>
                 <w:sz w:val="17"/>
               </w:rPr>
-              <w:t>Рама ≈ 6,1 × 2,8 м в плане; площадка обслуживания на отметке ≈ +3,6 м с ограждением по периметру; вертикальная лестница с ограждением (дугами) и калиткой на выходе на площадку; испарители E-102 и E-202 проходят сквозь площадку, приводы расположены над ней (верх привода E-102 ≈ +6,0 м, E-202 ≈ +5,4 м). Термостаты TCU, чиллеры и отдельные агрегаты показаны вне рамы отдельными блоками; шкаф управления (≈ 2,0 × 1,25 × 1,8 м) установлен на раме у лестницы.</w:t>
+              <w:t>1-я ступень: TCLT-30-AT-40KW и TCHT-30-AT-12KW; 2-я ступень: TCHT-30-AT. Диапазон −30 °C…AT. Потребители по P&amp;ID: конденсаторы E-103 (−20 °C), E-104 (−10 °C), E-203, встроенный конденсатор E-202, охлаждение торцевых уплотнений.</w:t>
             </w:r>
           </w:p>
         </w:tc>
@@ -3111,7 +3297,7 @@
                 <w:color w:val="000000"/>
                 <w:sz w:val="17"/>
               </w:rPr>
-              <w:t>Сверка с 3D-моделью, рулетка/дальномер, осмотр.</w:t>
+              <w:t>Паспорта, осмотр, пробный пуск (раздел 9).</w:t>
             </w:r>
           </w:p>
         </w:tc>
@@ -3128,6 +3314,53 @@
                 <w:color w:val="000000"/>
                 <w:sz w:val="17"/>
               </w:rPr>
+              <w:t>Рама установки и площадка обслуживания (по 3D-модели)</w:t>
+            </w:r>
+          </w:p>
+        </w:tc>
+        <w:tc>
+          <w:tcPr>
+            <w:tcW w:type="dxa" w:w="5046"/>
+          </w:tcPr>
+          <w:p>
+            <w:r/>
+            <w:r>
+              <w:rPr>
+                <w:color w:val="000000"/>
+                <w:sz w:val="17"/>
+              </w:rPr>
+              <w:t>Рама ≈ 6,1 × 2,8 м в плане; площадка обслуживания на отметке ≈ +3,6 м с ограждением по периметру; вертикальная лестница с ограждением (дугами) и калиткой на выходе на площадку; испарители E-102 и E-202 проходят сквозь площадку, приводы расположены над ней (верх привода E-102 ≈ +6,0 м, E-202 ≈ +5,4 м). Термостаты TCU, чиллеры и отдельные агрегаты показаны вне рамы отдельными блоками; шкаф управления (≈ 2,0 × 1,25 × 1,8 м) установлен на раме у лестницы.</w:t>
+            </w:r>
+          </w:p>
+        </w:tc>
+        <w:tc>
+          <w:tcPr>
+            <w:tcW w:type="dxa" w:w="3055"/>
+          </w:tcPr>
+          <w:p>
+            <w:r/>
+            <w:r>
+              <w:rPr>
+                <w:color w:val="000000"/>
+                <w:sz w:val="17"/>
+              </w:rPr>
+              <w:t>Сверка с 3D-моделью, рулетка/дальномер, осмотр.</w:t>
+            </w:r>
+          </w:p>
+        </w:tc>
+      </w:tr>
+      <w:tr>
+        <w:tc>
+          <w:tcPr>
+            <w:tcW w:type="dxa" w:w="2721"/>
+          </w:tcPr>
+          <w:p>
+            <w:r/>
+            <w:r>
+              <w:rPr>
+                <w:color w:val="000000"/>
+                <w:sz w:val="17"/>
+              </w:rPr>
               <w:t>Шкаф управления</w:t>
             </w:r>
           </w:p>
@@ -3143,7 +3376,7 @@
                 <w:color w:val="000000"/>
                 <w:sz w:val="17"/>
               </w:rPr>
-              <w:t>Установлен на раме установки; в составе — ПЛК, панель оператора, ЧРП приводов испарителей (E-102 — 158 об/мин, E-202 — 133 об/мин), пускатели и защита насосов и вакуумных агрегатов, цепи КИП (PT, TT, FT, LT), управление HV-001…003, сигнализация и блокировки, аварийный останов.</w:t>
+              <w:t>Взрывозащищённое исполнение, корпус — углеродистая сталь с порошковым покрытием; установлен на раме; в составе — ПЛК Siemens, сенсорная панель оператора, ЧРП приводов испарителей (E-102 — 158 об/мин, E-202 — 133 об/мин), пускатели и защита насосов и вакуумных агрегатов, цепи КИП (PT, TT, FT, LT), управление HV-001…003, сигнализация и блокировки, аварийный останов.</w:t>
             </w:r>
           </w:p>
         </w:tc>
@@ -3441,7 +3674,7 @@
                 <w:color w:val="000000"/>
                 <w:sz w:val="17"/>
               </w:rPr>
-              <w:t>Запасной ротор E-102 с крышкой испарителя и комплект прокладок.</w:t>
+              <w:t>ЗИП E-102: запасной комплект ротора (скребковая система в сборе с крышкой-фланцем испарителя, прокладкой крышки, двигателем и уплотнениями).</w:t>
             </w:r>
           </w:p>
         </w:tc>
@@ -3563,22 +3796,22 @@
                 <w:color w:val="000000"/>
                 <w:sz w:val="17"/>
               </w:rPr>
-              <w:t>Запасной ротор E-202 с крышкой и комплект прокладок.</w:t>
-            </w:r>
-          </w:p>
-        </w:tc>
-        <w:tc>
-          <w:tcPr>
-            <w:tcW w:type="dxa" w:w="4082"/>
-          </w:tcPr>
-          <w:p>
-            <w:r/>
-            <w:r>
-              <w:rPr>
-                <w:color w:val="000000"/>
-                <w:sz w:val="17"/>
-              </w:rPr>
-              <w:t>В наличии; идентичен установленному.</w:t>
+              <w:t>ЗИП E-202: запасной комплект ротора (скребковая система в сборе с крышкой-фланцем испарителя, прокладкой крышки, двигателем и уплотнениями).</w:t>
+            </w:r>
+          </w:p>
+        </w:tc>
+        <w:tc>
+          <w:tcPr>
+            <w:tcW w:type="dxa" w:w="4082"/>
+          </w:tcPr>
+          <w:p>
+            <w:r/>
+            <w:r>
+              <w:rPr>
+                <w:color w:val="000000"/>
+                <w:sz w:val="17"/>
+              </w:rPr>
+              <w:t>В наличии; идентичен установленному; упакован для хранения.</w:t>
             </w:r>
           </w:p>
         </w:tc>
@@ -3822,7 +4055,7 @@
                 <w:color w:val="000000"/>
                 <w:sz w:val="17"/>
               </w:rPr>
-              <w:t>5 шт., с двигателями, муфтами, обогревом корпуса, PG и обратными клапанами.</w:t>
+              <w:t>5 шт., с двигателями, муфтами, обогревающими рубашками, PG и обратными клапанами; P-101 и P-102 — с ЧРП.</w:t>
             </w:r>
           </w:p>
         </w:tc>
@@ -3868,22 +4101,22 @@
                 <w:color w:val="000000"/>
                 <w:sz w:val="17"/>
               </w:rPr>
-              <w:t>Вакуумные насосы VPM-104, VPM-204, VPM-205, VPM-206, VPM-207.</w:t>
-            </w:r>
-          </w:p>
-        </w:tc>
-        <w:tc>
-          <w:tcPr>
-            <w:tcW w:type="dxa" w:w="4082"/>
-          </w:tcPr>
-          <w:p>
-            <w:r/>
-            <w:r>
-              <w:rPr>
-                <w:color w:val="000000"/>
-                <w:sz w:val="17"/>
-              </w:rPr>
-              <w:t>5 шт.; тип и производительность по P&amp;ID; водяное охлаждение, масло, фильтры.</w:t>
+              <w:t>ЗИП: шестерённый насос в сборе (с уплотнениями и двигателем); полный комплект O-колец, прокладок и уплотнений.</w:t>
+            </w:r>
+          </w:p>
+        </w:tc>
+        <w:tc>
+          <w:tcPr>
+            <w:tcW w:type="dxa" w:w="4082"/>
+          </w:tcPr>
+          <w:p>
+            <w:r/>
+            <w:r>
+              <w:rPr>
+                <w:color w:val="000000"/>
+                <w:sz w:val="17"/>
+              </w:rPr>
+              <w:t>В наличии; насос идентичен установленным; комплект уплотнений покрывает все аппараты и арматуру.</w:t>
             </w:r>
           </w:p>
         </w:tc>
@@ -3929,22 +4162,22 @@
                 <w:color w:val="000000"/>
                 <w:sz w:val="17"/>
               </w:rPr>
-              <w:t>КИП: PT-001/002, TT-001/002, FT-001, LT-001…005, PG-001…005, LG на V-203.</w:t>
-            </w:r>
-          </w:p>
-        </w:tc>
-        <w:tc>
-          <w:tcPr>
-            <w:tcW w:type="dxa" w:w="4082"/>
-          </w:tcPr>
-          <w:p>
-            <w:r/>
-            <w:r>
-              <w:rPr>
-                <w:color w:val="000000"/>
-                <w:sz w:val="17"/>
-              </w:rPr>
-              <w:t>Количество, позиции и диапазоны по P&amp;ID; бирки с позициями.</w:t>
+              <w:t>Вакуумный насос VPM-LG50L с ЧРП (VPM-104); взрывозащищённый диффузионный агрегат TCVPM-TK200-JZ150/70-LG50 (VPM-204…207).</w:t>
+            </w:r>
+          </w:p>
+        </w:tc>
+        <w:tc>
+          <w:tcPr>
+            <w:tcW w:type="dxa" w:w="4082"/>
+          </w:tcPr>
+          <w:p>
+            <w:r/>
+            <w:r>
+              <w:rPr>
+                <w:color w:val="000000"/>
+                <w:sz w:val="17"/>
+              </w:rPr>
+              <w:t>Модели по разделу 4 предложения; водяное охлаждение, масло, фильтры; шильдики и Ex-маркировка.</w:t>
             </w:r>
           </w:p>
         </w:tc>
@@ -3990,22 +4223,22 @@
                 <w:color w:val="000000"/>
                 <w:sz w:val="17"/>
               </w:rPr>
-              <w:t>Арматура: BV (шаровые), TV (обогреваемые краны), HV-001…003 (с приводом), CV-001…005 (обратные).</w:t>
-            </w:r>
-          </w:p>
-        </w:tc>
-        <w:tc>
-          <w:tcPr>
-            <w:tcW w:type="dxa" w:w="4082"/>
-          </w:tcPr>
-          <w:p>
-            <w:r/>
-            <w:r>
-              <w:rPr>
-                <w:color w:val="000000"/>
-                <w:sz w:val="17"/>
-              </w:rPr>
-              <w:t>Количество, DN и позиции соответствуют P&amp;ID; маркировка на бирках.</w:t>
+              <w:t>Холодильные термостаты TCLT-30-AT-40KW, TCHT-30-AT-12KW, TCHT-30-AT.</w:t>
+            </w:r>
+          </w:p>
+        </w:tc>
+        <w:tc>
+          <w:tcPr>
+            <w:tcW w:type="dxa" w:w="4082"/>
+          </w:tcPr>
+          <w:p>
+            <w:r/>
+            <w:r>
+              <w:rPr>
+                <w:color w:val="000000"/>
+                <w:sz w:val="17"/>
+              </w:rPr>
+              <w:t>3 шт.; модели по разделу 4 предложения; шильдики, обвязка к потребителям по P&amp;ID.</w:t>
             </w:r>
           </w:p>
         </w:tc>
@@ -4051,22 +4284,22 @@
                 <w:color w:val="000000"/>
                 <w:sz w:val="17"/>
               </w:rPr>
-              <w:t>Рама установки, площадки, лестницы, ограждения; трубопроводы продукта (PL), теплоносителя (HO), воды (CWS/CWR), вакуума (VE).</w:t>
-            </w:r>
-          </w:p>
-        </w:tc>
-        <w:tc>
-          <w:tcPr>
-            <w:tcW w:type="dxa" w:w="4082"/>
-          </w:tcPr>
-          <w:p>
-            <w:r/>
-            <w:r>
-              <w:rPr>
-                <w:color w:val="000000"/>
-                <w:sz w:val="17"/>
-              </w:rPr>
-              <w:t>Трубопроводы смонтированы и промаркированы номерами линий; уклоны и дренажи выполнены.</w:t>
+              <w:t>КИП: PT-001/002, TT-001/002, FT-001, LT-001…005, PG-001…005, LG на V-203.</w:t>
+            </w:r>
+          </w:p>
+        </w:tc>
+        <w:tc>
+          <w:tcPr>
+            <w:tcW w:type="dxa" w:w="4082"/>
+          </w:tcPr>
+          <w:p>
+            <w:r/>
+            <w:r>
+              <w:rPr>
+                <w:color w:val="000000"/>
+                <w:sz w:val="17"/>
+              </w:rPr>
+              <w:t>Количество, позиции и диапазоны по P&amp;ID; бирки с позициями.</w:t>
             </w:r>
           </w:p>
         </w:tc>
@@ -4112,22 +4345,22 @@
                 <w:color w:val="000000"/>
                 <w:sz w:val="17"/>
               </w:rPr>
-              <w:t>Шкаф управления, установленный на раме (ПЛК, панель оператора, ЧРП приводов E-102 и E-202, пускатели насосов и вакуумных агрегатов), кабельные трассы и кабели от шкафа до потребителей.</w:t>
-            </w:r>
-          </w:p>
-        </w:tc>
-        <w:tc>
-          <w:tcPr>
-            <w:tcW w:type="dxa" w:w="4082"/>
-          </w:tcPr>
-          <w:p>
-            <w:r/>
-            <w:r>
-              <w:rPr>
-                <w:color w:val="000000"/>
-                <w:sz w:val="17"/>
-              </w:rPr>
-              <w:t>Состав соответствует спецификации и схемам; кабели проложены и подключены; исполнение соответствует требованиям договора к зоне установки.</w:t>
+              <w:t>Арматура: BV (шаровые), TV (обогреваемые краны), HV-001…003 (с приводом), CV-001…005 (обратные).</w:t>
+            </w:r>
+          </w:p>
+        </w:tc>
+        <w:tc>
+          <w:tcPr>
+            <w:tcW w:type="dxa" w:w="4082"/>
+          </w:tcPr>
+          <w:p>
+            <w:r/>
+            <w:r>
+              <w:rPr>
+                <w:color w:val="000000"/>
+                <w:sz w:val="17"/>
+              </w:rPr>
+              <w:t>Количество, DN и позиции соответствуют P&amp;ID; маркировка на бирках.</w:t>
             </w:r>
           </w:p>
         </w:tc>
@@ -4159,6 +4392,128 @@
                 <w:sz w:val="17"/>
               </w:rPr>
               <w:t>14</w:t>
+            </w:r>
+          </w:p>
+        </w:tc>
+        <w:tc>
+          <w:tcPr>
+            <w:tcW w:type="dxa" w:w="4082"/>
+          </w:tcPr>
+          <w:p>
+            <w:r/>
+            <w:r>
+              <w:rPr>
+                <w:color w:val="000000"/>
+                <w:sz w:val="17"/>
+              </w:rPr>
+              <w:t>Рама установки, площадки, лестницы, ограждения; трубопроводы продукта (PL), теплоносителя (HO), воды (CWS/CWR), вакуума (VE).</w:t>
+            </w:r>
+          </w:p>
+        </w:tc>
+        <w:tc>
+          <w:tcPr>
+            <w:tcW w:type="dxa" w:w="4082"/>
+          </w:tcPr>
+          <w:p>
+            <w:r/>
+            <w:r>
+              <w:rPr>
+                <w:color w:val="000000"/>
+                <w:sz w:val="17"/>
+              </w:rPr>
+              <w:t>Трубопроводы смонтированы и промаркированы номерами линий; уклоны и дренажи выполнены.</w:t>
+            </w:r>
+          </w:p>
+        </w:tc>
+        <w:tc>
+          <w:tcPr>
+            <w:tcW w:type="dxa" w:w="2091"/>
+          </w:tcPr>
+          <w:p>
+            <w:r/>
+            <w:r>
+              <w:rPr>
+                <w:color w:val="000000"/>
+                <w:sz w:val="17"/>
+              </w:rPr>
+            </w:r>
+          </w:p>
+        </w:tc>
+      </w:tr>
+      <w:tr>
+        <w:tc>
+          <w:tcPr>
+            <w:tcW w:type="dxa" w:w="567"/>
+          </w:tcPr>
+          <w:p>
+            <w:r/>
+            <w:r>
+              <w:rPr>
+                <w:color w:val="000000"/>
+                <w:sz w:val="17"/>
+              </w:rPr>
+              <w:t>15</w:t>
+            </w:r>
+          </w:p>
+        </w:tc>
+        <w:tc>
+          <w:tcPr>
+            <w:tcW w:type="dxa" w:w="4082"/>
+          </w:tcPr>
+          <w:p>
+            <w:r/>
+            <w:r>
+              <w:rPr>
+                <w:color w:val="000000"/>
+                <w:sz w:val="17"/>
+              </w:rPr>
+              <w:t>Взрывозащищённый шкаф управления на раме (ПЛК Siemens, сенсорная панель оператора, ЧРП приводов E-102 и E-202, пускатели насосов и вакуумных агрегатов), кабельные трассы и кабели от шкафа до потребителей.</w:t>
+            </w:r>
+          </w:p>
+        </w:tc>
+        <w:tc>
+          <w:tcPr>
+            <w:tcW w:type="dxa" w:w="4082"/>
+          </w:tcPr>
+          <w:p>
+            <w:r/>
+            <w:r>
+              <w:rPr>
+                <w:color w:val="000000"/>
+                <w:sz w:val="17"/>
+              </w:rPr>
+              <w:t>Состав соответствует спецификации и схемам; кабели проложены и подключены; исполнение соответствует требованиям договора к зоне установки.</w:t>
+            </w:r>
+          </w:p>
+        </w:tc>
+        <w:tc>
+          <w:tcPr>
+            <w:tcW w:type="dxa" w:w="2091"/>
+          </w:tcPr>
+          <w:p>
+            <w:r/>
+            <w:r>
+              <w:rPr>
+                <w:color w:val="000000"/>
+                <w:sz w:val="17"/>
+              </w:rPr>
+            </w:r>
+          </w:p>
+        </w:tc>
+      </w:tr>
+      <w:tr>
+        <w:tc>
+          <w:tcPr>
+            <w:tcW w:type="dxa" w:w="567"/>
+          </w:tcPr>
+          <w:p>
+            <w:r/>
+            <w:r>
+              <w:rPr>
+                <w:color w:val="000000"/>
+                <w:sz w:val="17"/>
+              </w:rPr>
+              <w:t>16</w:t>
             </w:r>
           </w:p>
         </w:tc>
@@ -5402,7 +5757,7 @@
                 <w:color w:val="000000"/>
                 <w:sz w:val="17"/>
               </w:rPr>
-              <w:t>Провести XRF/PMI каждого аппарата: корпус, днища, трубная решётка, штуцеры продукта, фланцы, ротор и скребкодержатели E-102/E-202, корпуса насосов и кранов в контакте с продуктом.</w:t>
+              <w:t>Провести XRF/PMI каждого аппарата: корпус, днища, трубная решётка, штуцеры продукта, фланцы, ротор и скребкодержатели E-102/E-202, корпуса насосов и кранов в контакте с продуктом, трубопроводы (316L), арматура КИП (316L), рама и площадка (304).</w:t>
             </w:r>
           </w:p>
         </w:tc>
@@ -6230,22 +6585,22 @@
                 <w:color w:val="000000"/>
                 <w:sz w:val="17"/>
               </w:rPr>
-              <w:t>Пробная установка запасного ротора (E-102 и E-202).</w:t>
-            </w:r>
-          </w:p>
-        </w:tc>
-        <w:tc>
-          <w:tcPr>
-            <w:tcW w:type="dxa" w:w="4082"/>
-          </w:tcPr>
-          <w:p>
-            <w:r/>
-            <w:r>
-              <w:rPr>
-                <w:color w:val="000000"/>
-                <w:sz w:val="17"/>
-              </w:rPr>
-              <w:t>Ротор устанавливается без доработок; вращение свободное.</w:t>
+              <w:t>Пробная установка запасного комплекта ротора с крышкой и двигателем (E-102 и E-202) с кратковременным пуском.</w:t>
+            </w:r>
+          </w:p>
+        </w:tc>
+        <w:tc>
+          <w:tcPr>
+            <w:tcW w:type="dxa" w:w="4082"/>
+          </w:tcPr>
+          <w:p>
+            <w:r/>
+            <w:r>
+              <w:rPr>
+                <w:color w:val="000000"/>
+                <w:sz w:val="17"/>
+              </w:rPr>
+              <w:t>Комплект устанавливается без доработок; вращение свободное; двигатель и уплотнение работают.</w:t>
             </w:r>
           </w:p>
         </w:tc>
@@ -6753,22 +7108,22 @@
                 <w:color w:val="000000"/>
                 <w:sz w:val="17"/>
               </w:rPr>
-              <w:t>Датчики давления PT-001 (1-я ступень) и PT-002 (2-я ступень).</w:t>
-            </w:r>
-          </w:p>
-        </w:tc>
-        <w:tc>
-          <w:tcPr>
-            <w:tcW w:type="dxa" w:w="4082"/>
-          </w:tcPr>
-          <w:p>
-            <w:r/>
-            <w:r>
-              <w:rPr>
-                <w:color w:val="000000"/>
-                <w:sz w:val="17"/>
-              </w:rPr>
-              <w:t>Показания совпадают с эталонным вакуумметром поставщика в пределах погрешности; диапазон PT-002 перекрывает 0,1–10 Па.</w:t>
+              <w:t>Холодильные термостаты TCLT-30-AT-40KW, TCHT-30-AT-12KW, TCHT-30-AT: пуск, циркуляция по контурам потребителей.</w:t>
+            </w:r>
+          </w:p>
+        </w:tc>
+        <w:tc>
+          <w:tcPr>
+            <w:tcW w:type="dxa" w:w="4082"/>
+          </w:tcPr>
+          <w:p>
+            <w:r/>
+            <w:r>
+              <w:rPr>
+                <w:color w:val="000000"/>
+                <w:sz w:val="17"/>
+              </w:rPr>
+              <w:t>Выход на уставку в диапазоне −30 °C…AT (проверяется достижение −20 °C для контура E-103, если позволяет стенд; иначе — по заводскому протоколу изготовителя); течей по контурам нет; аварийные сигналы передаются в систему управления.</w:t>
             </w:r>
           </w:p>
         </w:tc>
@@ -6814,22 +7169,22 @@
                 <w:color w:val="000000"/>
                 <w:sz w:val="17"/>
               </w:rPr>
-              <w:t>Датчики температуры TT-001, TT-002, датчики температуры рубашек и продукта (если есть).</w:t>
-            </w:r>
-          </w:p>
-        </w:tc>
-        <w:tc>
-          <w:tcPr>
-            <w:tcW w:type="dxa" w:w="4082"/>
-          </w:tcPr>
-          <w:p>
-            <w:r/>
-            <w:r>
-              <w:rPr>
-                <w:color w:val="000000"/>
-                <w:sz w:val="17"/>
-              </w:rPr>
-              <w:t>Проверка в двух точках (окружающая температура и нагретая среда или калибратор).</w:t>
+              <w:t>Запасной шестерённый насос: кратковременный пуск на стенде.</w:t>
+            </w:r>
+          </w:p>
+        </w:tc>
+        <w:tc>
+          <w:tcPr>
+            <w:tcW w:type="dxa" w:w="4082"/>
+          </w:tcPr>
+          <w:p>
+            <w:r/>
+            <w:r>
+              <w:rPr>
+                <w:color w:val="000000"/>
+                <w:sz w:val="17"/>
+              </w:rPr>
+              <w:t>Работает без шума и течей; идентичен установленным.</w:t>
             </w:r>
           </w:p>
         </w:tc>
@@ -6875,22 +7230,22 @@
                 <w:color w:val="000000"/>
                 <w:sz w:val="17"/>
               </w:rPr>
-              <w:t>Расходомер FT-001, уровнемеры LT-001…005, уровнемерные стёкла V-203.</w:t>
-            </w:r>
-          </w:p>
-        </w:tc>
-        <w:tc>
-          <w:tcPr>
-            <w:tcW w:type="dxa" w:w="4082"/>
-          </w:tcPr>
-          <w:p>
-            <w:r/>
-            <w:r>
-              <w:rPr>
-                <w:color w:val="000000"/>
-                <w:sz w:val="17"/>
-              </w:rPr>
-              <w:t>Смонтированы по P&amp;ID; сигналы приходят в систему управления; имитация уровня отрабатывается.</w:t>
+              <w:t>Датчики давления PT-001 (1-я ступень) и PT-002 (2-я ступень).</w:t>
+            </w:r>
+          </w:p>
+        </w:tc>
+        <w:tc>
+          <w:tcPr>
+            <w:tcW w:type="dxa" w:w="4082"/>
+          </w:tcPr>
+          <w:p>
+            <w:r/>
+            <w:r>
+              <w:rPr>
+                <w:color w:val="000000"/>
+                <w:sz w:val="17"/>
+              </w:rPr>
+              <w:t>Показания совпадают с эталонным вакуумметром поставщика в пределах погрешности; диапазон PT-002 перекрывает 0,1–10 Па.</w:t>
             </w:r>
           </w:p>
         </w:tc>
@@ -6922,6 +7277,128 @@
                 <w:sz w:val="17"/>
               </w:rPr>
               <w:t>9</w:t>
+            </w:r>
+          </w:p>
+        </w:tc>
+        <w:tc>
+          <w:tcPr>
+            <w:tcW w:type="dxa" w:w="4082"/>
+          </w:tcPr>
+          <w:p>
+            <w:r/>
+            <w:r>
+              <w:rPr>
+                <w:color w:val="000000"/>
+                <w:sz w:val="17"/>
+              </w:rPr>
+              <w:t>Датчики температуры TT-001, TT-002, датчики температуры рубашек и продукта (если есть).</w:t>
+            </w:r>
+          </w:p>
+        </w:tc>
+        <w:tc>
+          <w:tcPr>
+            <w:tcW w:type="dxa" w:w="4082"/>
+          </w:tcPr>
+          <w:p>
+            <w:r/>
+            <w:r>
+              <w:rPr>
+                <w:color w:val="000000"/>
+                <w:sz w:val="17"/>
+              </w:rPr>
+              <w:t>Проверка в двух точках (окружающая температура и нагретая среда или калибратор).</w:t>
+            </w:r>
+          </w:p>
+        </w:tc>
+        <w:tc>
+          <w:tcPr>
+            <w:tcW w:type="dxa" w:w="2091"/>
+          </w:tcPr>
+          <w:p>
+            <w:r/>
+            <w:r>
+              <w:rPr>
+                <w:color w:val="000000"/>
+                <w:sz w:val="17"/>
+              </w:rPr>
+            </w:r>
+          </w:p>
+        </w:tc>
+      </w:tr>
+      <w:tr>
+        <w:tc>
+          <w:tcPr>
+            <w:tcW w:type="dxa" w:w="567"/>
+          </w:tcPr>
+          <w:p>
+            <w:r/>
+            <w:r>
+              <w:rPr>
+                <w:color w:val="000000"/>
+                <w:sz w:val="17"/>
+              </w:rPr>
+              <w:t>10</w:t>
+            </w:r>
+          </w:p>
+        </w:tc>
+        <w:tc>
+          <w:tcPr>
+            <w:tcW w:type="dxa" w:w="4082"/>
+          </w:tcPr>
+          <w:p>
+            <w:r/>
+            <w:r>
+              <w:rPr>
+                <w:color w:val="000000"/>
+                <w:sz w:val="17"/>
+              </w:rPr>
+              <w:t>Расходомер FT-001, уровнемеры LT-001…005, уровнемерные стёкла V-203.</w:t>
+            </w:r>
+          </w:p>
+        </w:tc>
+        <w:tc>
+          <w:tcPr>
+            <w:tcW w:type="dxa" w:w="4082"/>
+          </w:tcPr>
+          <w:p>
+            <w:r/>
+            <w:r>
+              <w:rPr>
+                <w:color w:val="000000"/>
+                <w:sz w:val="17"/>
+              </w:rPr>
+              <w:t>Смонтированы по P&amp;ID; сигналы приходят в систему управления; имитация уровня отрабатывается.</w:t>
+            </w:r>
+          </w:p>
+        </w:tc>
+        <w:tc>
+          <w:tcPr>
+            <w:tcW w:type="dxa" w:w="2091"/>
+          </w:tcPr>
+          <w:p>
+            <w:r/>
+            <w:r>
+              <w:rPr>
+                <w:color w:val="000000"/>
+                <w:sz w:val="17"/>
+              </w:rPr>
+            </w:r>
+          </w:p>
+        </w:tc>
+      </w:tr>
+      <w:tr>
+        <w:tc>
+          <w:tcPr>
+            <w:tcW w:type="dxa" w:w="567"/>
+          </w:tcPr>
+          <w:p>
+            <w:r/>
+            <w:r>
+              <w:rPr>
+                <w:color w:val="000000"/>
+                <w:sz w:val="17"/>
+              </w:rPr>
+              <w:t>11</w:t>
             </w:r>
           </w:p>
         </w:tc>
@@ -7886,7 +8363,7 @@
                 <w:color w:val="000000"/>
                 <w:sz w:val="17"/>
               </w:rPr>
-              <w:t>Проверить сигналы обмена с внешним оборудованием: термостаты TCU-01…07, чиллеры TCU-08…10, система заказчика (если предусмотрена).</w:t>
+              <w:t>Проверить сигналы обмена с внешним оборудованием: холодильные термостаты (поставка Torchi), термостаты нагрева TCHT+300-2 (поставка заказчика — имитацией сигналов), система заказчика (если предусмотрена).</w:t>
             </w:r>
           </w:p>
         </w:tc>
@@ -9211,7 +9688,7 @@
                 <w:color w:val="000000"/>
                 <w:sz w:val="17"/>
               </w:rPr>
-              <w:t>Проверить упаковку ЗИП, запасных роторов, КИП, стёкол.</w:t>
+              <w:t>Проверить упаковку ЗИП (комплекты роторов, насос, уплотнения), КИП, стёкол.</w:t>
             </w:r>
           </w:p>
         </w:tc>
@@ -9521,7 +9998,7 @@
         <w:rPr>
           <w:color w:val="000000"/>
         </w:rPr>
-        <w:t>• Комплектность соответствует P&amp;ID Rev.5, перечню GYSJ-2.5.1 и спецификации, включая запасные роторы E-102 и E-202.</w:t>
+        <w:t>• Комплектность соответствует P&amp;ID Rev.5, перечню GYSJ-2.5.1 и разделу 4 предложения Torchi, включая ЗИП: комплекты роторов E-102 и E-202, насос, уплотнения.</w:t>
       </w:r>
     </w:p>
     <w:p>

--- a/FAT/Программа_FAT_МД_2ступени.docx
+++ b/FAT/Программа_FAT_МД_2ступени.docx
@@ -134,7 +134,7 @@
                 <w:color w:val="000000"/>
                 <w:sz w:val="17"/>
               </w:rPr>
-              <w:t>V-101 ёмкость сырья 200 л с рубашкой; P-101 насос подачи 120 л/ч; FT-001; E-101 подогреватель 3 м²; E-102 тонкоплёночный испаритель GXZ-2, 2 м², DN400, ротор с плавающими скребками 158 об/мин, двигатель YBX3-100L2-4 3 кВт Ex d IIB T4, редуктор GRF59, ЧРП; E-103 конденсатор 6 м² с V-103 сборником лёгкой фазы 50 л; E-104 второй конденсатор 3 м²; V-102 сборник тяжёлой фазы 50 л с рубашкой; P-101, P-102 (с ЧРП) и P-103 насосы 120 л/ч с обогревающей рубашкой, 316L; VPM-104 винтовой вакуумный насос VPM-LG50L с ЧРП; холодильные термостаты TCLT-30-AT-40KW и TCHT-30-AT-12KW (−30 °C…AT).</w:t>
+              <w:t>V-101 ёмкость сырья 200 л с рубашкой; P-101 насос подачи 120 л/ч; FT-001; E-101 подогреватель 3 м²; E-102 тонкоплёночный испаритель GXZ-2, 2 м², DN400, ротор с плавающими скребками 158 об/мин, двигатель YBX3-100L2-4 3 кВт Ex d IIB T4, редуктор GRF59, ЧРП; E-103 конденсатор 6 м² с V-103 сборником лёгкой фазы 50 л; E-104 второй конденсатор 3 м²; V-102 сборник тяжёлой фазы 50 л с рубашкой; P-101, P-102 (с ЧРП) и P-103 насосы 120 л/ч с обогревающей рубашкой, 316L; VPM-104 винтовой вакуумный насос VPM-LG50L с ЧРП; холодильные термостаты TCLT-30-AT-40KW и TCHT-30-AT-12KW.</w:t>
             </w:r>
           </w:p>
         </w:tc>
@@ -166,7 +166,7 @@
                 <w:color w:val="000000"/>
                 <w:sz w:val="17"/>
               </w:rPr>
-              <w:t>E-201 подогреватель 3 м²; E-202 короткопутевой испаритель DZQ-2, 2 м², DN500, со встроенным конденсатором, ротор 133 об/мин, двигатель YBX3-100L2-4 3 кВт Ex d IIB T4, редуктор GRF59, ЧРП; V-201 сборник тяжёлой фазы 50 л и V-202 сборник лёгкой фазы 50 л с рубашками; P-202, P-203 насосы 120 л/ч; E-203 вымораживатель 3 м²; E-204 ловушка жидкого азота 0,2 м²; V-203 сборник конденсата ловушек 20 л; взрывозащищённый диффузионный вакуумный агрегат TCVPM-TK200-JZ150/70-LG50 (VPM-204 диффузионный, VPM-205/206 Рутс 150/70, VPM-207 винтовой LG50); холодильный термостат TCHT-30-AT (−30 °C…AT).</w:t>
+              <w:t>E-201 подогреватель 3 м²; E-202 короткопутевой испаритель DZQ-2, 2 м², DN500, со встроенным конденсатором, ротор 133 об/мин, двигатель YBX3-100L2-4 3 кВт Ex d IIB T4, редуктор GRF59, ЧРП; V-201 сборник тяжёлой фазы 50 л и V-202 сборник лёгкой фазы 50 л с рубашками; P-202, P-203 насосы 120 л/ч; E-203 вымораживатель 3 м²; E-204 ловушка жидкого азота 0,2 м²; V-203 сборник конденсата ловушек 20 л; взрывозащищённый диффузионный вакуумный агрегат TCVPM-TK200-JZ150/70-LG50 (VPM-204…207); холодильный термостат TCHT-30-AT.</w:t>
             </w:r>
           </w:p>
         </w:tc>
@@ -198,7 +198,7 @@
                 <w:color w:val="000000"/>
                 <w:sz w:val="17"/>
               </w:rPr>
-              <w:t>E-102: 1–5 мбар, продукт 160 °C, рубашка — теплоноситель (масло) 0,3 МПа / 200 °C. E-202: 1–10 Па (абс.), продукт 160 °C, рубашка — масло 0,3 МПа / 200 °C, встроенный конденсатор — охлаждающая вода 0,4 МПа / 32 °C.</w:t>
+              <w:t>E-102: 1–5 мбар, 160 °C, рубашка — теплоноситель 0,3 МПа / 200 °C. E-202: 1–10 Па (абс.), 160 °C, рубашка — теплоноситель 0,3 МПа / 200 °C, встроенный конденсатор — охлаждающая вода 0,4 МПа / 32 °C.</w:t>
             </w:r>
           </w:p>
         </w:tc>
@@ -215,7 +215,7 @@
                 <w:color w:val="000000"/>
                 <w:sz w:val="17"/>
               </w:rPr>
-              <w:t>Комплект поставки</w:t>
+              <w:t>Материалы</w:t>
             </w:r>
           </w:p>
         </w:tc>
@@ -230,7 +230,7 @@
                 <w:color w:val="000000"/>
                 <w:sz w:val="17"/>
               </w:rPr>
-              <w:t>По разделу 4 «Equipment List and Configuration» предложения Torchi (стр. 11–13, подписано 02.04.2026): основное оборудование обеих ступеней, насосы, вакуумные агрегаты, холодильные термостаты, КИП и арматура 316L, взрывозащищённая система управления (ПЛК Siemens + сенсорная панель, корпус — углеродистая сталь с порошковым покрытием), трубопроводы с обогревающими рубашками (316L/304), рама с площадкой (304), монтажные материалы, заводское изготовление, техническое сопровождение. ЗИП: полный комплект O-колец, прокладок и уплотнений; по одному запасному комплекту ротора на E-102 и E-202 (скребковая система в сборе с крышкой-фланцем, прокладкой крышки, двигателем и уплотнениями); один шестерённый насос в сборе (с уплотнениями и двигателем).</w:t>
+              <w:t>Детали в контакте с рабочей средой: S31603 (316L), S31603 II (поковки); рубашки, опоры и наружные детали — S30408 (304); рама с площадкой — 304; насосы и арматура КИП — 316L. Поверхности протравлены и пассивированы.</w:t>
             </w:r>
           </w:p>
         </w:tc>
@@ -247,7 +247,7 @@
                 <w:color w:val="000000"/>
                 <w:sz w:val="17"/>
               </w:rPr>
-              <w:t>Не входит в поставку</w:t>
+              <w:t>Комплект поставки</w:t>
             </w:r>
           </w:p>
         </w:tc>
@@ -262,7 +262,7 @@
                 <w:color w:val="000000"/>
                 <w:sz w:val="17"/>
               </w:rPr>
-              <w:t>Термостаты нагрева теплоносителя TCHT+300-2 (до 300 °C) для 1-й и 2-й ступени — поставка заказчика. В FAT проверяются только точки подключения, трубопроводы и сигналы обмена с ними.</w:t>
+              <w:t>По разделу 4 «Equipment List and Configuration» предложения Torchi (стр. 11–13, подписано 02.04.2026). ЗИП: полный комплект O-колец, прокладок и уплотнений; по одному запасному комплекту ротора на E-102 и E-202 (скребковая система в сборе с крышкой-фланцем, прокладкой крышки, двигателем и уплотнениями); один шестерённый насос в сборе (с уплотнениями и двигателем).</w:t>
             </w:r>
           </w:p>
         </w:tc>
@@ -279,7 +279,7 @@
                 <w:color w:val="000000"/>
                 <w:sz w:val="17"/>
               </w:rPr>
-              <w:t>Материалы</w:t>
+              <w:t>Не входит в поставку</w:t>
             </w:r>
           </w:p>
         </w:tc>
@@ -294,7 +294,7 @@
                 <w:color w:val="000000"/>
                 <w:sz w:val="17"/>
               </w:rPr>
-              <w:t>Детали, контактирующие с продуктом: S31603 (316L) и S31603 II (поковки); рубашки, опоры и наружные детали — S30408 (304); рама с площадкой — 304; насосы и арматура КИП — 316L. Внутренние поверхности в контакте с продуктом — механическая полировка Ra ≤ 0,4 мкм, наружные — Ra ≤ 1,2 мкм (по техтребованиям чертежей теплообменников). Всё оборудование протравлено и пассивировано.</w:t>
+              <w:t>Термостаты нагрева теплоносителя TCHT+300-2 — поставка заказчика. В FAT проверяются только точки подключения к ним.</w:t>
             </w:r>
           </w:p>
         </w:tc>
@@ -326,7 +326,7 @@
                 <w:color w:val="000000"/>
                 <w:sz w:val="17"/>
               </w:rPr>
-              <w:t>Очная заводская приёмка FAT на площадке поставщика: проверка документации, осмотр, сверка с чертежами и P&amp;ID, проверка материалов (XRF/PMI), механические испытания роторов и насосов, вакуумные испытания обеих ступеней, проверка КИПиА и электрооборудования. Технологический продукт не используется.</w:t>
+              <w:t>Очная заводская приёмка FAT на площадке поставщика без пусков и испытаний: проверка документации и протоколов заводских испытаний, внешний осмотр, сверка с чертежами, P&amp;ID и 3D-моделью, проверка комплектности, маркировки и готовности к упаковке. Оборудование не запускается, не разбирается, рубашки и полости не заполняются.</w:t>
             </w:r>
           </w:p>
         </w:tc>
@@ -343,7 +343,7 @@
                 <w:color w:val="000000"/>
                 <w:sz w:val="17"/>
               </w:rPr>
-              <w:t>Обязательное требование</w:t>
+              <w:t>Обеспечивает поставщик</w:t>
             </w:r>
           </w:p>
         </w:tc>
@@ -358,7 +358,7 @@
                 <w:color w:val="000000"/>
                 <w:sz w:val="17"/>
               </w:rPr>
-              <w:t>1) XRF/PMI для подтверждения S31603 и S30408 на фактических аппаратах и комплектующих. 2) Вакуумное испытание на герметичность каждой ступени: скорость натекания и гелиевый течеискатель. 3) Обкатка роторов E-102 и E-202 на рабочих оборотах с замером тока, вибрации и температур. О наличии XRF-анализатора и гелиевого течеискателя поставщик уведомляет заранее.</w:t>
+              <w:t>Доступ комиссии ко всему оборудованию, включая площадку обслуживания; освещение; комплект документации (бумажный или электронный); представителя, отвечающего на вопросы комиссии.</w:t>
             </w:r>
           </w:p>
         </w:tc>
@@ -375,7 +375,7 @@
                 <w:color w:val="000000"/>
                 <w:sz w:val="17"/>
               </w:rPr>
-              <w:t>Временное оборудование поставщика</w:t>
+              <w:t>Цель</w:t>
             </w:r>
           </w:p>
         </w:tc>
@@ -390,39 +390,7 @@
                 <w:color w:val="000000"/>
                 <w:sz w:val="17"/>
               </w:rPr>
-              <w:t>Обязательно: откалиброванный XRF-анализатор; гелиевый течеискатель (порог ≤ 1×10⁻⁸ мбар·л/с) и гелий; поверенные вакуумметры: мембранно-ёмкостной на 1-ю ступень и широкодиапазонный (Pirani/ионизационный или ёмкостной) на 2-ю ступень; временные заглушки, прокладки, крепёж; компрессор или сжатый воздух; виброметр, токоизмерительные клещи, пирометр/тепловизор, шумомер, профилометр (Ra), толщиномер, индикатор часового типа. По возможности — временные термостаты или ТЭН для проверки рубашек.</w:t>
-            </w:r>
-          </w:p>
-        </w:tc>
-      </w:tr>
-      <w:tr>
-        <w:tc>
-          <w:tcPr>
-            <w:tcW w:type="dxa" w:w="2721"/>
-          </w:tcPr>
-          <w:p>
-            <w:r/>
-            <w:r>
-              <w:rPr>
-                <w:color w:val="000000"/>
-                <w:sz w:val="17"/>
-              </w:rPr>
-              <w:t>Цель</w:t>
-            </w:r>
-          </w:p>
-        </w:tc>
-        <w:tc>
-          <w:tcPr>
-            <w:tcW w:type="dxa" w:w="8101"/>
-          </w:tcPr>
-          <w:p>
-            <w:r/>
-            <w:r>
-              <w:rPr>
-                <w:color w:val="000000"/>
-                <w:sz w:val="17"/>
-              </w:rPr>
-              <w:t>Подтвердить соответствие поставки P&amp;ID, чертежам, перечню оборудования GYSJ-2.5.1 и договору: материалы, качество изготовления и полировки, работоспособность роторов, насосов и вакуумной системы, достижение рабочего вакуума, герметичность, КИПиА и готовность к упаковке и отгрузке.</w:t>
+              <w:t>Подтвердить соответствие поставки P&amp;ID, чертежам, перечню оборудования GYSJ-2.5.1 и комплекту поставки: комплектность, качество изготовления, маркировку, наличие документации и протоколов заводских испытаний, готовность к упаковке и отгрузке.</w:t>
             </w:r>
           </w:p>
         </w:tc>
@@ -672,7 +640,7 @@
                 <w:color w:val="000000"/>
                 <w:sz w:val="17"/>
               </w:rPr>
-              <w:t>Комплект поставки: раздел 4 «Equipment List and Configuration» предложения Torchi (перечень оборудования, ЗИП).</w:t>
+              <w:t>Комплект поставки: раздел 4 «Equipment List and Configuration» предложения Torchi.</w:t>
             </w:r>
           </w:p>
         </w:tc>
@@ -733,7 +701,7 @@
                 <w:color w:val="000000"/>
                 <w:sz w:val="17"/>
               </w:rPr>
-              <w:t>PFD, общие виды испарителей, общий вид взрывозащищённого диффузионного вакуумного агрегата (п. 4.2–4.4 предложения).</w:t>
+              <w:t>E-102 тонкоплёночный испаритель GXZ-2 — общий вид, лист данных, таблица штуцеров.</w:t>
             </w:r>
           </w:p>
         </w:tc>
@@ -748,7 +716,7 @@
                 <w:color w:val="000000"/>
                 <w:sz w:val="17"/>
               </w:rPr>
-              <w:t>запросить у поставщика</w:t>
+              <w:t>LIMA, согласование R4, 10.06.2026</w:t>
             </w:r>
           </w:p>
         </w:tc>
@@ -794,7 +762,7 @@
                 <w:color w:val="000000"/>
                 <w:sz w:val="17"/>
               </w:rPr>
-              <w:t>E-102 тонкоплёночный испаритель GXZ-2 — общий вид, лист данных, таблица штуцеров.</w:t>
+              <w:t>E-202 короткопутевой испаритель DZQ-2 — общий вид, лист данных, таблица штуцеров.</w:t>
             </w:r>
           </w:p>
         </w:tc>
@@ -855,7 +823,7 @@
                 <w:color w:val="000000"/>
                 <w:sz w:val="17"/>
               </w:rPr>
-              <w:t>E-202 короткопутевой испаритель DZQ-2 — общий вид, лист данных, таблица штуцеров.</w:t>
+              <w:t>E-101 / E-201 подогреватель 3 м², сборочный чертёж.</w:t>
             </w:r>
           </w:p>
         </w:tc>
@@ -870,7 +838,7 @@
                 <w:color w:val="000000"/>
                 <w:sz w:val="17"/>
               </w:rPr>
-              <w:t>LIMA, согласование R4, 10.06.2026</w:t>
+              <w:t>25SY039-025-00, rev2 от 11.06.2026 (rev1 от 08.06.2026 аннулирована)</w:t>
             </w:r>
           </w:p>
         </w:tc>
@@ -916,7 +884,7 @@
                 <w:color w:val="000000"/>
                 <w:sz w:val="17"/>
               </w:rPr>
-              <w:t>E-101 / E-201 подогреватель 3 м², сборочный чертёж.</w:t>
+              <w:t>E-103 / V-103 конденсатор 6 м² со сборником лёгкой фазы.</w:t>
             </w:r>
           </w:p>
         </w:tc>
@@ -931,7 +899,7 @@
                 <w:color w:val="000000"/>
                 <w:sz w:val="17"/>
               </w:rPr>
-              <w:t>25SY039-025-00, rev2 от 11.06.2026 (rev1 от 08.06.2026 аннулирована)</w:t>
+              <w:t>25SY039-013-00, rev1 от 08.06.2026</w:t>
             </w:r>
           </w:p>
         </w:tc>
@@ -977,7 +945,7 @@
                 <w:color w:val="000000"/>
                 <w:sz w:val="17"/>
               </w:rPr>
-              <w:t>E-103 / V-103 конденсатор 6 м² со сборником лёгкой фазы.</w:t>
+              <w:t>E-104 второй конденсатор 3 м².</w:t>
             </w:r>
           </w:p>
         </w:tc>
@@ -992,7 +960,7 @@
                 <w:color w:val="000000"/>
                 <w:sz w:val="17"/>
               </w:rPr>
-              <w:t>25SY039-013-00, rev1 от 08.06.2026</w:t>
+              <w:t>TC24058-00, rev1 от 08.06.2026</w:t>
             </w:r>
           </w:p>
         </w:tc>
@@ -1038,7 +1006,7 @@
                 <w:color w:val="000000"/>
                 <w:sz w:val="17"/>
               </w:rPr>
-              <w:t>E-104 второй конденсатор 3 м².</w:t>
+              <w:t>E-203 вымораживатель 3 м².</w:t>
             </w:r>
           </w:p>
         </w:tc>
@@ -1053,7 +1021,7 @@
                 <w:color w:val="000000"/>
                 <w:sz w:val="17"/>
               </w:rPr>
-              <w:t>TC24058-00, rev1 от 08.06.2026</w:t>
+              <w:t>rev1 от 08.06.2026</w:t>
             </w:r>
           </w:p>
         </w:tc>
@@ -1099,7 +1067,7 @@
                 <w:color w:val="000000"/>
                 <w:sz w:val="17"/>
               </w:rPr>
-              <w:t>E-203 вымораживатель 3 м².</w:t>
+              <w:t>E-204 ловушка жидкого азота 0,2 м².</w:t>
             </w:r>
           </w:p>
         </w:tc>
@@ -1160,7 +1128,7 @@
                 <w:color w:val="000000"/>
                 <w:sz w:val="17"/>
               </w:rPr>
-              <w:t>E-204 ловушка жидкого азота 0,2 м².</w:t>
+              <w:t>V-101 ёмкость сырья 200 л.</w:t>
             </w:r>
           </w:p>
         </w:tc>
@@ -1175,7 +1143,7 @@
                 <w:color w:val="000000"/>
                 <w:sz w:val="17"/>
               </w:rPr>
-              <w:t>rev1 от 08.06.2026</w:t>
+              <w:t>26SY039-008-00, rev1 от 08.06.2026</w:t>
             </w:r>
           </w:p>
         </w:tc>
@@ -1221,7 +1189,7 @@
                 <w:color w:val="000000"/>
                 <w:sz w:val="17"/>
               </w:rPr>
-              <w:t>V-101 ёмкость сырья 200 л.</w:t>
+              <w:t>V-102 / V-201 / V-202 сборники 50 л с рубашкой.</w:t>
             </w:r>
           </w:p>
         </w:tc>
@@ -1236,7 +1204,7 @@
                 <w:color w:val="000000"/>
                 <w:sz w:val="17"/>
               </w:rPr>
-              <w:t>26SY039-008-00, rev1 от 08.06.2026</w:t>
+              <w:t>V102; 26SY039-009-00; 26SY039-010-00, rev1 от 08.06.2026</w:t>
             </w:r>
           </w:p>
         </w:tc>
@@ -1282,7 +1250,7 @@
                 <w:color w:val="000000"/>
                 <w:sz w:val="17"/>
               </w:rPr>
-              <w:t>V-102 / V-201 / V-202 сборники 50 л с рубашкой.</w:t>
+              <w:t>V-203 сборник конденсата ловушек 20 л.</w:t>
             </w:r>
           </w:p>
         </w:tc>
@@ -1297,7 +1265,7 @@
                 <w:color w:val="000000"/>
                 <w:sz w:val="17"/>
               </w:rPr>
-              <w:t>V102; 26SY039-009-00; 26SY039-010-00, rev1 от 08.06.2026</w:t>
+              <w:t>26SY039-011-00, rev1 от 08.06.2026</w:t>
             </w:r>
           </w:p>
         </w:tc>
@@ -1343,7 +1311,7 @@
                 <w:color w:val="000000"/>
                 <w:sz w:val="17"/>
               </w:rPr>
-              <w:t>V-203 сборник конденсата ловушек 20 л.</w:t>
+              <w:t>3D-модель установки (STEP).</w:t>
             </w:r>
           </w:p>
         </w:tc>
@@ -1358,68 +1326,7 @@
                 <w:color w:val="000000"/>
                 <w:sz w:val="17"/>
               </w:rPr>
-              <w:t>26SY039-011-00, rev1 от 08.06.2026</w:t>
-            </w:r>
-          </w:p>
-        </w:tc>
-        <w:tc>
-          <w:tcPr>
-            <w:tcW w:type="dxa" w:w="2091"/>
-          </w:tcPr>
-          <w:p>
-            <w:r/>
-            <w:r>
-              <w:rPr>
-                <w:color w:val="000000"/>
-                <w:sz w:val="17"/>
-              </w:rPr>
-            </w:r>
-          </w:p>
-        </w:tc>
-      </w:tr>
-      <w:tr>
-        <w:tc>
-          <w:tcPr>
-            <w:tcW w:type="dxa" w:w="567"/>
-          </w:tcPr>
-          <w:p>
-            <w:r/>
-            <w:r>
-              <w:rPr>
-                <w:color w:val="000000"/>
-                <w:sz w:val="17"/>
-              </w:rPr>
-              <w:t>15</w:t>
-            </w:r>
-          </w:p>
-        </w:tc>
-        <w:tc>
-          <w:tcPr>
-            <w:tcW w:type="dxa" w:w="4082"/>
-          </w:tcPr>
-          <w:p>
-            <w:r/>
-            <w:r>
-              <w:rPr>
-                <w:color w:val="000000"/>
-                <w:sz w:val="17"/>
-              </w:rPr>
-              <w:t>3D-модель установки (STEP): компоновка рамы, аппаратов, трубопроводов, площадки обслуживания.</w:t>
-            </w:r>
-          </w:p>
-        </w:tc>
-        <w:tc>
-          <w:tcPr>
-            <w:tcW w:type="dxa" w:w="4082"/>
-          </w:tcPr>
-          <w:p>
-            <w:r/>
-            <w:r>
-              <w:rPr>
-                <w:color w:val="000000"/>
-                <w:sz w:val="17"/>
-              </w:rPr>
-              <w:t>«2 м² тонкоплёночный + 2 м² короткопутевой» 260602.step (AutoCAD Plant 3D, 02.06.2026)</w:t>
+              <w:t>«2 м² тонкоплёночный + 2 м² короткопутевой» 260602.step (02.06.2026)</w:t>
             </w:r>
           </w:p>
         </w:tc>
@@ -1561,7 +1468,7 @@
                 <w:color w:val="000000"/>
                 <w:sz w:val="17"/>
               </w:rPr>
-              <w:t>Финальные чертежи всех аппаратов, P&amp;ID, компоновочный чертёж установки, изометрия трубопроводов, перечень трубопроводов (Line list), перечень арматуры и КИПиА.</w:t>
+              <w:t>Финальные чертежи всех аппаратов, P&amp;ID, компоновочный чертёж установки, перечень трубопроводов, перечень арматуры и КИП.</w:t>
             </w:r>
           </w:p>
         </w:tc>
@@ -1576,7 +1483,7 @@
                 <w:color w:val="000000"/>
                 <w:sz w:val="17"/>
               </w:rPr>
-              <w:t>Ревизии совпадают с предъявляемым оборудованием; изменения внесены как as-built; расхождения с P&amp;ID Rev.5 перечислены отдельно.</w:t>
+              <w:t>Ревизии совпадают с предъявляемым оборудованием; изменения внесены как as-built.</w:t>
             </w:r>
           </w:p>
         </w:tc>
@@ -1622,7 +1529,7 @@
                 <w:color w:val="000000"/>
                 <w:sz w:val="17"/>
               </w:rPr>
-              <w:t>Спецификация поставки (packing list), перечень ЗИП и принадлежностей.</w:t>
+              <w:t>Упаковочный лист и перечень ЗИП.</w:t>
             </w:r>
           </w:p>
         </w:tc>
@@ -1637,7 +1544,7 @@
                 <w:color w:val="000000"/>
                 <w:sz w:val="17"/>
               </w:rPr>
-              <w:t>Комплектность совпадает с разделом 4 предложения Torchi (подписан 02.04.2026) и GYSJ-2.5.1; ЗИП — полный комплект O-колец, прокладок и уплотнений, запасной комплект ротора (скребковая система в сборе с крышкой-фланцем испарителя, прокладкой крышки, двигателем и уплотнениями) на E-102 и на E-202, один шестерённый насос в сборе.</w:t>
+              <w:t>Совпадают с разделом 4 предложения Torchi и GYSJ-2.5.1.</w:t>
             </w:r>
           </w:p>
         </w:tc>
@@ -1683,7 +1590,7 @@
                 <w:color w:val="000000"/>
                 <w:sz w:val="17"/>
               </w:rPr>
-              <w:t>Паспорта сосудов и теплообменников E-101…E-104, E-201…E-204, V-101…V-103, V-201…V-203, E-102, E-202.</w:t>
+              <w:t>Паспорта сосудов и теплообменников, паспорта испарителей E-102 и E-202.</w:t>
             </w:r>
           </w:p>
         </w:tc>
@@ -1698,7 +1605,7 @@
                 <w:color w:val="000000"/>
                 <w:sz w:val="17"/>
               </w:rPr>
-              <w:t>Указаны заводские номера, расчётные и пробные давления, температуры, материалы, объёмы и массы — в соответствии с листами данных чертежей.</w:t>
+              <w:t>Указаны заводские номера, давления, температуры, материалы — в соответствии с листами данных чертежей.</w:t>
             </w:r>
           </w:p>
         </w:tc>
@@ -1744,7 +1651,7 @@
                 <w:color w:val="000000"/>
                 <w:sz w:val="17"/>
               </w:rPr>
-              <w:t>Сертификаты на материалы: листы S31603/S30408 (GB/T 713.7), поковки S31603 II/S30408 II (NB/T 47010), трубы (GB/T 14976, GB/T 13296), крепёж, прокладки, уплотнительные кольца (FKM, EPDM, PTFE).</w:t>
+              <w:t>Сертификаты на материалы (листы, поковки, трубы), крепёж и уплотнения.</w:t>
             </w:r>
           </w:p>
         </w:tc>
@@ -1759,7 +1666,7 @@
                 <w:color w:val="000000"/>
                 <w:sz w:val="17"/>
               </w:rPr>
-              <w:t>Сертификаты прослеживаются до конкретного аппарата и детали, номер плавки совпадает с маркировкой.</w:t>
+              <w:t>Сертификаты прослеживаются до аппаратов; номера плавок совпадают с маркировкой, где она нанесена.</w:t>
             </w:r>
           </w:p>
         </w:tc>
@@ -1805,7 +1712,7 @@
                 <w:color w:val="000000"/>
                 <w:sz w:val="17"/>
               </w:rPr>
-              <w:t>Сварочная документация: WPS/PQR, допуски сварщиков, карта сварных швов (weld map).</w:t>
+              <w:t>Протоколы неразрушающего контроля сварных швов.</w:t>
             </w:r>
           </w:p>
         </w:tc>
@@ -1820,7 +1727,7 @@
                 <w:color w:val="000000"/>
                 <w:sz w:val="17"/>
               </w:rPr>
-              <w:t>Сварка по NB/T 47015; присадки A022 (316L–316L), A102 (304–304), A302 (304–316L).</w:t>
+              <w:t>Объёмы RT/MT/PT соответствуют листам данных чертежей.</w:t>
             </w:r>
           </w:p>
         </w:tc>
@@ -1866,7 +1773,7 @@
                 <w:color w:val="000000"/>
                 <w:sz w:val="17"/>
               </w:rPr>
-              <w:t>Протоколы неразрушающего контроля.</w:t>
+              <w:t>Протоколы гидроиспытаний (межтрубное и трубное пространство, рубашки) и испытаний наливом.</w:t>
             </w:r>
           </w:p>
         </w:tc>
@@ -1881,7 +1788,7 @@
                 <w:color w:val="000000"/>
                 <w:sz w:val="17"/>
               </w:rPr>
-              <w:t>A/B швы обечаек — RT 20 % (NB/T 47013.2, класс AB, уровень III); A/B швы днищ — RT 100 % (уровень II); C/D швы — MT и PT (NB/T 47013.4/.5, уровень I); сварка труб с трубными решётками — PT 100 %.</w:t>
+              <w:t>Давления соответствуют листам данных; после испытаний выполнена сушка.</w:t>
             </w:r>
           </w:p>
         </w:tc>
@@ -1927,7 +1834,7 @@
                 <w:color w:val="000000"/>
                 <w:sz w:val="17"/>
               </w:rPr>
-              <w:t>Протоколы гидроиспытаний (межтрубное и трубное пространство, рубашки) и испытаний наливом.</w:t>
+              <w:t>Протоколы травления и пассивации.</w:t>
             </w:r>
           </w:p>
         </w:tc>
@@ -1942,7 +1849,7 @@
                 <w:color w:val="000000"/>
                 <w:sz w:val="17"/>
               </w:rPr>
-              <w:t>Давления соответствуют листам данных; содержание Cl⁻ в воде ≤ 25 мг/л; после испытаний — сушка.</w:t>
+              <w:t>Представлены на все аппараты.</w:t>
             </w:r>
           </w:p>
         </w:tc>
@@ -1988,7 +1895,7 @@
                 <w:color w:val="000000"/>
                 <w:sz w:val="17"/>
               </w:rPr>
-              <w:t>Протоколы травления и пассивации, измерения шероховатости полированных поверхностей.</w:t>
+              <w:t>Протоколы заводских испытаний испарителей E-102 и E-202 у изготовителя (LIMA), если проводились.</w:t>
             </w:r>
           </w:p>
         </w:tc>
@@ -2003,7 +1910,7 @@
                 <w:color w:val="000000"/>
                 <w:sz w:val="17"/>
               </w:rPr>
-              <w:t>Ra ≤ 0,4 мкм — внутренние поверхности в контакте с продуктом; Ra ≤ 1,2 мкм — наружные поверхности.</w:t>
+              <w:t>Указаны обороты, ток, состояние уплотнения.</w:t>
             </w:r>
           </w:p>
         </w:tc>
@@ -2049,7 +1956,7 @@
                 <w:color w:val="000000"/>
                 <w:sz w:val="17"/>
               </w:rPr>
-              <w:t>Протоколы заводской обкатки E-102 и E-202: балансировка ротора, биение вала, зазор «скребок — стенка», испытание торцевого уплотнения.</w:t>
+              <w:t>Протоколы заводских испытаний на герметичность (вакуум) узлов и установки, если проводились.</w:t>
             </w:r>
           </w:p>
         </w:tc>
@@ -2064,7 +1971,7 @@
                 <w:color w:val="000000"/>
                 <w:sz w:val="17"/>
               </w:rPr>
-              <w:t>Указаны скорость, ток, вибрация, температура подшипников и уплотнения, длительность прогона.</w:t>
+              <w:t>Указаны метод, достигнутое давление, результат.</w:t>
             </w:r>
           </w:p>
         </w:tc>
@@ -2110,7 +2017,7 @@
                 <w:color w:val="000000"/>
                 <w:sz w:val="17"/>
               </w:rPr>
-              <w:t>Паспорта и сертификаты Ex: двигатели YBX3-100L2-4 (Ex d IIB T4), редукторы GRF59, двойные торцевые уплотнения с напорным бачком затворной жидкости, ЧРП.</w:t>
+              <w:t>Паспорта и сертификаты на двигатели (Ex), редукторы, торцевые уплотнения, насосы, вакуумные агрегаты, холодильные термостаты.</w:t>
             </w:r>
           </w:p>
         </w:tc>
@@ -2125,7 +2032,7 @@
                 <w:color w:val="000000"/>
                 <w:sz w:val="17"/>
               </w:rPr>
-              <w:t>Маркировка взрывозащиты, мощность, обороты и исполнение соответствуют листам данных.</w:t>
+              <w:t>Модели и исполнение соответствуют разделу 4 предложения и листам данных.</w:t>
             </w:r>
           </w:p>
         </w:tc>
@@ -2171,7 +2078,7 @@
                 <w:color w:val="000000"/>
                 <w:sz w:val="17"/>
               </w:rPr>
-              <w:t>Паспорта насосов P-101, P-102, P-103, P-202, P-203 (шестерённые 120 л/ч с обогревом) и вакуумных насосов VPM-104, VPM-204…VPM-207.</w:t>
+              <w:t>Паспорта и сертификаты калибровки КИП: PT-001/002, TT-001/002, FT-001, LT-001…005, PG-001…005.</w:t>
             </w:r>
           </w:p>
         </w:tc>
@@ -2186,7 +2093,7 @@
                 <w:color w:val="000000"/>
                 <w:sz w:val="17"/>
               </w:rPr>
-              <w:t>Производительность, материалы, тип уплотнения, исполнение двигателей соответствуют P&amp;ID и спецификации.</w:t>
+              <w:t>Диапазоны соответствуют рабочим параметрам; калибровка действующая.</w:t>
             </w:r>
           </w:p>
         </w:tc>
@@ -2232,7 +2139,7 @@
                 <w:color w:val="000000"/>
                 <w:sz w:val="17"/>
               </w:rPr>
-              <w:t>Паспорта и сертификаты калибровки КИП: PT-001/002, TT-001/002, FT-001, LT-001…005, PG-001…005, уровнемерные стёкла V-203; перечень арматуры BV/TV/HV/CV.</w:t>
+              <w:t>Документация на шкаф управления: электрические схемы, кабельный журнал, перечень входов и выходов, описание алгоритмов и блокировок, протокол измерения сопротивления изоляции.</w:t>
             </w:r>
           </w:p>
         </w:tc>
@@ -2247,7 +2154,7 @@
                 <w:color w:val="000000"/>
                 <w:sz w:val="17"/>
               </w:rPr>
-              <w:t>Диапазоны соответствуют рабочим параметрам (вакуумметр 2-й ступени — от 0,1 Па); калибровка действующая.</w:t>
+              <w:t>Документация соответствует смонтированному шкафу и P&amp;ID Rev.5.</w:t>
             </w:r>
           </w:p>
         </w:tc>
@@ -2293,7 +2200,7 @@
                 <w:color w:val="000000"/>
                 <w:sz w:val="17"/>
               </w:rPr>
-              <w:t>Документация на шкаф управления и электрооборудование: принципиальные и монтажные схемы, кабельный журнал, перечень входов и выходов, спецификация комплектующих, описание алгоритмов управления, блокировок и сигнализаций, перечень уставок, руководство оператора.</w:t>
+              <w:t>Программное обеспечение ПЛК и панели оператора.</w:t>
             </w:r>
           </w:p>
         </w:tc>
@@ -2308,7 +2215,7 @@
                 <w:color w:val="000000"/>
                 <w:sz w:val="17"/>
               </w:rPr>
-              <w:t>Документация соответствует смонтированному шкафу и P&amp;ID Rev.5; перечень блокировок и уставок согласован заказчиком.</w:t>
+              <w:t>Резервная копия передаётся заказчику.</w:t>
             </w:r>
           </w:p>
         </w:tc>
@@ -2354,7 +2261,7 @@
                 <w:color w:val="000000"/>
                 <w:sz w:val="17"/>
               </w:rPr>
-              <w:t>Программное обеспечение ПЛК и панели оператора (HMI).</w:t>
+              <w:t>Руководства по монтажу, пуску, эксплуатации и обслуживанию (IOM) на русском или английском языке.</w:t>
             </w:r>
           </w:p>
         </w:tc>
@@ -2369,7 +2276,7 @@
                 <w:color w:val="000000"/>
                 <w:sz w:val="17"/>
               </w:rPr>
-              <w:t>Версия ПО зафиксирована; поставщик передаёт резервную копию и исходные проекты на носителе, пароли доступа.</w:t>
+              <w:t>В наличии на основные аппараты и комплектующие.</w:t>
             </w:r>
           </w:p>
         </w:tc>
@@ -2415,7 +2322,7 @@
                 <w:color w:val="000000"/>
                 <w:sz w:val="17"/>
               </w:rPr>
-              <w:t>Сертификаты и паспорта на комплектующие шкафа (ПЛК, ЧРП, автоматы защиты, источники питания), на кабельную продукцию и Ex-оборудование; документы о соответствии ТР ТС — в объёме, предусмотренном договором.</w:t>
+              <w:t>Требуемая высота крюка и масса ротора с приводом для выемки ротора E-102 и E-202 при обслуживании.</w:t>
             </w:r>
           </w:p>
         </w:tc>
@@ -2430,7 +2337,7 @@
                 <w:color w:val="000000"/>
                 <w:sz w:val="17"/>
               </w:rPr>
-              <w:t>Документы в наличии; исполнение комплектующих соответствует спецификации.</w:t>
+              <w:t>Указаны поставщиком письменно.</w:t>
             </w:r>
           </w:p>
         </w:tc>
@@ -2476,7 +2383,7 @@
                 <w:color w:val="000000"/>
                 <w:sz w:val="17"/>
               </w:rPr>
-              <w:t>Руководства по монтажу, пуску, эксплуатации и обслуживанию (IOM) на русском или английском языке.</w:t>
+              <w:t>Схема разделения установки на транспортные места с габаритами и массами.</w:t>
             </w:r>
           </w:p>
         </w:tc>
@@ -2491,7 +2398,7 @@
                 <w:color w:val="000000"/>
                 <w:sz w:val="17"/>
               </w:rPr>
-              <w:t>В наличии на все основные аппараты и комплектующие.</w:t>
+              <w:t>Представлена.</w:t>
             </w:r>
           </w:p>
         </w:tc>
@@ -2533,7 +2440,7 @@
         <w:rPr>
           <w:color w:val="000000"/>
         </w:rPr>
-        <w:t>• Поставщик заранее письменно подтверждает готовность к FAT: изготовление и сборка на раме завершены, трубопроводы, КИПиА и электрика смонтированы, заводские испытания проведены, протоколы готовы, шильдики установлены, внутренние полости очищены и высушены.</w:t>
+        <w:t>• Поставщик заранее письменно подтверждает готовность к FAT: изготовление и сборка на раме завершены, трубопроводы, КИП и электрика смонтированы, шильдики установлены, протоколы заводских испытаний готовы.</w:t>
       </w:r>
     </w:p>
     <w:p>
@@ -2544,7 +2451,7 @@
         <w:rPr>
           <w:color w:val="000000"/>
         </w:rPr>
-        <w:t>• Поставщик направляет расписание FAT и перечень испытаний не позднее чем за 10 рабочих дней. Испытания проходят в присутствии представителя заказчика.</w:t>
+        <w:t>• Поставщик направляет документацию по разделу 2 до начала FAT.</w:t>
       </w:r>
     </w:p>
     <w:p>
@@ -2555,7 +2462,7 @@
         <w:rPr>
           <w:color w:val="000000"/>
         </w:rPr>
-        <w:t>• Поставщик обеспечивает доступ комиссии ко всем аппаратам, шильдикам, фланцам, сварным швам, смотровым стёклам, люкам, крышкам испарителей, приводам, торцевым уплотнениям, насосам, КИП и клеммным коробкам.</w:t>
+        <w:t>• Поставщик обеспечивает доступ комиссии ко всем аппаратам, шильдикам, фланцам, смотровым стёклам, приводам, насосам, КИП, шкафу управления и площадке обслуживания.</w:t>
       </w:r>
     </w:p>
     <w:p>
@@ -2566,7 +2473,7 @@
         <w:rPr>
           <w:color w:val="000000"/>
         </w:rPr>
-        <w:t>• Для осмотра внутренней поверхности и ротора испарителей поставщик организует снятие крышки с приводом и извлечение ротора E-102 и E-202 (либо предъявляет их до окончательной сборки).</w:t>
+        <w:t>• Пуски, испытания, разборка оборудования и заполнение рубашек в рамках FAT не проводятся. Работоспособность подтверждается протоколами заводских испытаний поставщика и изготовителей.</w:t>
       </w:r>
     </w:p>
     <w:p>
@@ -2577,40 +2484,7 @@
         <w:rPr>
           <w:color w:val="000000"/>
         </w:rPr>
-        <w:t>• Поставщик подводит электропитание к приводам, насосам и вакуумному агрегату, охлаждающую воду к торцевым уплотнениям, винтовым насосам, диффузионному насосу и встроенному конденсатору E-202, а также жидкий азот (по согласованию) для E-204.</w:t>
-      </w:r>
-    </w:p>
-    <w:p>
-      <w:pPr>
-        <w:spacing w:after="20"/>
-      </w:pPr>
-      <w:r>
-        <w:rPr>
-          <w:color w:val="000000"/>
-        </w:rPr>
-        <w:t>• Поставщик обеспечивает безопасную зону для пуска вращающегося оборудования и вакуумных испытаний.</w:t>
-      </w:r>
-    </w:p>
-    <w:p>
-      <w:pPr>
-        <w:spacing w:after="20"/>
-      </w:pPr>
-      <w:r>
-        <w:rPr>
-          <w:color w:val="000000"/>
-        </w:rPr>
-        <w:t>• Пробные давления не превышают указанных в листах данных. Вакуумные испытания выполняются только на аппаратах, рассчитанных на −0,1 МПа.</w:t>
-      </w:r>
-    </w:p>
-    <w:p>
-      <w:pPr>
-        <w:spacing w:after="20"/>
-      </w:pPr>
-      <w:r>
-        <w:rPr>
-          <w:color w:val="000000"/>
-        </w:rPr>
-        <w:t>• По результатам FAT составляется протокол с перечнем замечаний (punch list) с категориями: A — критическое, блокирует отгрузку; B — устраняется до отгрузки; C — устраняется на площадке заказчика.</w:t>
+        <w:t>• По результатам FAT составляется протокол с перечнем замечаний: A — критическое, блокирует отгрузку; B — устраняется до отгрузки; C — устраняется на площадке заказчика.</w:t>
       </w:r>
     </w:p>
     <w:p/>
@@ -2718,7 +2592,7 @@
                 <w:color w:val="000000"/>
                 <w:sz w:val="17"/>
               </w:rPr>
-              <w:t>2 м², корпус DN400 (рубашка Ø800 в зоне опор), H ≈ 4383 мм; корпус S31603, рубашка S30408; P раб. 1–5 мбар, P расч. −0,1 МПа, T раб. 160 °C, T расч. 250 °C; рубашка — масло 0,3/0,4 МПа, 200/250 °C; ротор с плавающими скребками, 158 об/мин; YBX3-100L2-4 3 кВт Ex d IIB T4; редуктор GRF59; ЧРП; масса ≈ 1100 кг. Штуцеры: N1 DN80×125 выход кубового остатка; N2 DN25/50 промывка; N3a/N3b DN25/50 вход сырья; N4 DN150×200 выход паров (JPL); J1–J5 теплоноситель; J6 дренаж рубашки; r/s охлаждение уплотнения.</w:t>
+              <w:t>2 м², DN400, H ≈ 4383 мм; корпус S31603, рубашка S30408; P раб. 1–5 мбар, P расч. −0,1 МПа; T раб. 160 °C, T расч. 250 °C; рубашка 0,3/0,4 МПа, 200/250 °C; ротор 158 об/мин; YBX3-100L2-4 3 кВт Ex d IIB T4; GRF59; масса ≈ 1100 кг. Штуцеры N1 DN80×125, N2 DN25/50, N3a/N3b DN25/50, N4 DN150×200 (JPL), J1–J6, r/s.</w:t>
             </w:r>
           </w:p>
         </w:tc>
@@ -2733,7 +2607,7 @@
                 <w:color w:val="000000"/>
                 <w:sz w:val="17"/>
               </w:rPr>
-              <w:t>Шильдик, чертёж LIMA R4, паспорт, XRF, осмотр, замеры.</w:t>
+              <w:t>Шильдик, чертёж LIMA R4, паспорт, осмотр.</w:t>
             </w:r>
           </w:p>
         </w:tc>
@@ -2765,7 +2639,7 @@
                 <w:color w:val="000000"/>
                 <w:sz w:val="17"/>
               </w:rPr>
-              <w:t>2 м², корпус DN500/DN600, Ø932 в зоне опор, H ≈ 3977 мм; корпус S31603, рубашка S30408, конденсатор S31603/S30408; P раб. 1–10 Па (абс.), P расч. −0,1 МПа; T продукта 160 °C; рубашка — масло 0,3/0,4 МПа, 200/250 °C; конденсатор — вода 0,4/0,5 МПа, 32/60 °C; ротор 133 об/мин; YBX3-100L2-4 3 кВт Ex d IIB T4; GRF59; масса ≈ 1400 кг. Штуцеры: N1 DN40×80 выход лёгкой фракции; N2 DN80×125 выход тяжёлой фракции; N3 DN25×50 вход сырья; N4 DN200 вакуум; N5 DN40 и N6 DN15 вода конденсатора; N8 DN20 воздушник; J1/J2 DN50 масло; J4/J5 DN20; J7/J8 DN15 масло; J3/J6 Rp ½″; r/s R ½″.</w:t>
+              <w:t>2 м², DN500/DN600, H ≈ 3977 мм; корпус S31603, рубашка S30408; P раб. 1–10 Па (абс.), P расч. −0,1 МПа; рубашка 0,3/0,4 МПа, 200/250 °C; конденсатор — вода 0,4/0,5 МПа, 32/60 °C; ротор 133 об/мин; YBX3-100L2-4 3 кВт Ex d IIB T4; GRF59; масса ≈ 1400 кг. Штуцеры N1 DN40×80, N2 DN80×125, N3 DN25×50, N4 DN200, N5 DN40, N6 DN15, N8 DN20, J1/J2 DN50, J4/J5 DN20, J7/J8 DN15, J3/J6 Rp ½″, r/s R ½″.</w:t>
             </w:r>
           </w:p>
         </w:tc>
@@ -2780,7 +2654,7 @@
                 <w:color w:val="000000"/>
                 <w:sz w:val="17"/>
               </w:rPr>
-              <w:t>Шильдик, чертёж LIMA R4, паспорт, XRF, осмотр, замеры.</w:t>
+              <w:t>Шильдик, чертёж LIMA R4, паспорт, осмотр.</w:t>
             </w:r>
           </w:p>
         </w:tc>
@@ -2812,7 +2686,7 @@
                 <w:color w:val="000000"/>
                 <w:sz w:val="17"/>
               </w:rPr>
-              <w:t>Кожухотрубные, Ø273×6, H ≈ 1793 мм; 56 труб Ø19×2×1000, S31603, шаг 25, треугольник; межтрубное — масло 0,3/0,4 МПа, 200/250 °C, S30408; трубное −0,1 МПа, 160/250 °C, S31603. Rev2: N1/N2 — DN25×50 JPL-RF (обогреваемые), N3/N4 — DN32 PL-RF, фланцы S30408 II (в rev1 — сталь 20). Пробное давление по чертежу: 1,42 / 0,13 МПа.</w:t>
+              <w:t>Ø273×6, H ≈ 1793 мм; 56 труб Ø19×2×1000, S31603; межтрубное 0,3/0,4 МПа, 200/250 °C; трубное −0,1 МПа; N1/N2 — DN25×50 JPL-RF, N3/N4 — DN32 PL-RF, фланцы S30408 II.</w:t>
             </w:r>
           </w:p>
         </w:tc>
@@ -2827,7 +2701,7 @@
                 <w:color w:val="000000"/>
                 <w:sz w:val="17"/>
               </w:rPr>
-              <w:t>Чертёж rev2, паспорт, XRF (фланцы N3/N4), осмотр.</w:t>
+              <w:t>Чертёж rev2, паспорт, осмотр.</w:t>
             </w:r>
           </w:p>
         </w:tc>
@@ -2859,7 +2733,7 @@
                 <w:color w:val="000000"/>
                 <w:sz w:val="17"/>
               </w:rPr>
-              <w:t>Ø325×6, H ≈ 2319 мм; 78 труб Ø19×1,5×1500, S31603; линзовый компенсатор ZDL(III)U300; межтрубное — захоложенная вода 0,4/0,5 МПа, −20/−30 °C; трубное −0,1 МПа; Pпр 0,63 / 0,13 МПа; N1 DN150 вход паров; N5 DN65 воздушник; L1/L2 DN25 уровнемер; T1 DN25.</w:t>
+              <w:t>Ø325×6, H ≈ 2319 мм; 78 труб Ø19×1,5×1500, S31603; компенсатор ZDL(III)U300; межтрубное 0,4/0,5 МПа, −20/−30 °C; трубное −0,1 МПа; N1 DN150, N5 DN65, L1/L2 DN25, T1 DN25.</w:t>
             </w:r>
           </w:p>
         </w:tc>
@@ -2874,7 +2748,7 @@
                 <w:color w:val="000000"/>
                 <w:sz w:val="17"/>
               </w:rPr>
-              <w:t>Чертёж, паспорт, XRF, осмотр.</w:t>
+              <w:t>Чертёж, паспорт, осмотр.</w:t>
             </w:r>
           </w:p>
         </w:tc>
@@ -2891,7 +2765,7 @@
                 <w:color w:val="000000"/>
                 <w:sz w:val="17"/>
               </w:rPr>
-              <w:t>E-104 и E-203 конденсаторы 3 м² с U-образным пучком</w:t>
+              <w:t>E-104 и E-203 конденсаторы 3 м²</w:t>
             </w:r>
           </w:p>
         </w:tc>
@@ -2906,7 +2780,7 @@
                 <w:color w:val="000000"/>
                 <w:sz w:val="17"/>
               </w:rPr>
-              <w:t>Ø325×5; 40 U-труб Ø16×1,5×800, S31603; съёмный пучок на откидных болтах, уплотнение — O-ring FKM; межтрубное −0,1 МПа, трубное 0,4/0,6 МПа (E-104 — захоложенная вода −10 °C; E-203 — оборотная вода 10 °C); Pпр межтрубное 0,13 / трубное 0,75 МПа. E-203: N1/N2 DN200 для паров.</w:t>
+              <w:t>Ø325×5; 40 U-труб Ø16×1,5×800, S31603; съёмный пучок на откидных болтах, O-ring FKM; межтрубное −0,1 МПа, трубное 0,4/0,6 МПа. E-203: N1/N2 DN200.</w:t>
             </w:r>
           </w:p>
         </w:tc>
@@ -2921,7 +2795,7 @@
                 <w:color w:val="000000"/>
                 <w:sz w:val="17"/>
               </w:rPr>
-              <w:t>Чертёж, паспорт, XRF, осмотр, пробная выемка пучка.</w:t>
+              <w:t>Чертёж, паспорт, осмотр.</w:t>
             </w:r>
           </w:p>
         </w:tc>
@@ -2953,7 +2827,7 @@
                 <w:color w:val="000000"/>
                 <w:sz w:val="17"/>
               </w:rPr>
-              <w:t>Корпус Ø273×4, внутренний стакан Ø133×3, S31603; корпус −0,1 МПа / 100 °C; стакан — LN2, −196 °C; N1/N2 DN200, N3 воронка залива LN2, N4 DN20 слив конденсата; O-ring FKM; Pпр корпуса 0,13 МПа; масса ≈ 70 кг.</w:t>
+              <w:t>Корпус Ø273×4, внутренний стакан Ø133×3, S31603; корпус −0,1 МПа; стакан −196 °C; N1/N2 DN200, N3 воронка, N4 DN20; масса ≈ 70 кг.</w:t>
             </w:r>
           </w:p>
         </w:tc>
@@ -2968,7 +2842,7 @@
                 <w:color w:val="000000"/>
                 <w:sz w:val="17"/>
               </w:rPr>
-              <w:t>Чертёж, паспорт, XRF, осмотр.</w:t>
+              <w:t>Чертёж, паспорт, осмотр.</w:t>
             </w:r>
           </w:p>
         </w:tc>
@@ -2985,7 +2859,7 @@
                 <w:color w:val="000000"/>
                 <w:sz w:val="17"/>
               </w:rPr>
-              <w:t>V-101 ёмкость сырья 200 л</w:t>
+              <w:t>V-101 ёмкость 200 л</w:t>
             </w:r>
           </w:p>
         </w:tc>
@@ -3000,7 +2874,7 @@
                 <w:color w:val="000000"/>
                 <w:sz w:val="17"/>
               </w:rPr>
-              <w:t>DN600×6 / рубашка DN700×6; атмосферная, 100/150 °C; рубашка 0,4/0,44 МПа, 120/150 °C; Pпр рубашки 0,61 МПа, корпус — испытание наливом; смотровое стекло DN80; разъёмная крышка на шпильках M20, прокладка PTFE.</w:t>
+              <w:t>DN600×6 / рубашка DN700×6; атмосферная; рубашка 0,4/0,44 МПа; смотровое стекло DN80; крышка на шпильках M20.</w:t>
             </w:r>
           </w:p>
         </w:tc>
@@ -3015,7 +2889,7 @@
                 <w:color w:val="000000"/>
                 <w:sz w:val="17"/>
               </w:rPr>
-              <w:t>Чертёж, паспорт, XRF, осмотр.</w:t>
+              <w:t>Чертёж, паспорт, осмотр.</w:t>
             </w:r>
           </w:p>
         </w:tc>
@@ -3047,7 +2921,7 @@
                 <w:color w:val="000000"/>
                 <w:sz w:val="17"/>
               </w:rPr>
-              <w:t>DN350×6 / рубашка DN450×5; −0,1 МПа, 100/150 °C; рубашка 0,4/0,44 МПа, 120/150 °C; Pпр 0,13 / 0,61 МПа; два смотровых стекла DN50; штуцер LT DN25; уплотнение крышки — O-ring EPDM Ø7.</w:t>
+              <w:t>DN350×6 / рубашка DN450×5; −0,1 МПа; рубашка 0,4/0,44 МПа; два смотровых стекла DN50; штуцер LT DN25.</w:t>
             </w:r>
           </w:p>
         </w:tc>
@@ -3062,7 +2936,7 @@
                 <w:color w:val="000000"/>
                 <w:sz w:val="17"/>
               </w:rPr>
-              <w:t>Чертёж, паспорт, XRF, осмотр.</w:t>
+              <w:t>Чертёж, паспорт, осмотр.</w:t>
             </w:r>
           </w:p>
         </w:tc>
@@ -3079,7 +2953,7 @@
                 <w:color w:val="000000"/>
                 <w:sz w:val="17"/>
               </w:rPr>
-              <w:t>V-203 сборник конденсата ловушек 20 л</w:t>
+              <w:t>V-203 сборник 20 л</w:t>
             </w:r>
           </w:p>
         </w:tc>
@@ -3094,7 +2968,7 @@
                 <w:color w:val="000000"/>
                 <w:sz w:val="17"/>
               </w:rPr>
-              <w:t>Ø219×4, S31603; −0,1 МПа, 100 °C; смотровые стёкла DN50; Pпр 0,13 МПа; проверка керосином; O-ring EPDM.</w:t>
+              <w:t>Ø219×4, S31603; −0,1 МПа; смотровые стёкла DN50.</w:t>
             </w:r>
           </w:p>
         </w:tc>
@@ -3109,7 +2983,7 @@
                 <w:color w:val="000000"/>
                 <w:sz w:val="17"/>
               </w:rPr>
-              <w:t>Чертёж, паспорт, XRF, осмотр.</w:t>
+              <w:t>Чертёж, паспорт, осмотр.</w:t>
             </w:r>
           </w:p>
         </w:tc>
@@ -3141,7 +3015,7 @@
                 <w:color w:val="000000"/>
                 <w:sz w:val="17"/>
               </w:rPr>
-              <w:t>Шестерённые, 120 л/ч, 316L, с обогревающей рубашкой; P-101 и P-102 — с ЧРП; обратные клапаны CV-001…005; манометры PG-001…005; обогреваемые краны TV и дренажные краны.</w:t>
+              <w:t>Шестерённые, 120 л/ч, 316L, с обогревающей рубашкой; P-101 и P-102 — с ЧРП; CV-001…005; PG-001…005.</w:t>
             </w:r>
           </w:p>
         </w:tc>
@@ -3156,7 +3030,7 @@
                 <w:color w:val="000000"/>
                 <w:sz w:val="17"/>
               </w:rPr>
-              <w:t>Паспорта, осмотр, пробный пуск.</w:t>
+              <w:t>Паспорта, осмотр.</w:t>
             </w:r>
           </w:p>
         </w:tc>
@@ -3173,7 +3047,7 @@
                 <w:color w:val="000000"/>
                 <w:sz w:val="17"/>
               </w:rPr>
-              <w:t>Вакуумная система 1-й ступени</w:t>
+              <w:t>Вакуумное оборудование</w:t>
             </w:r>
           </w:p>
         </w:tc>
@@ -3188,7 +3062,7 @@
                 <w:color w:val="000000"/>
                 <w:sz w:val="17"/>
               </w:rPr>
-              <w:t>VPM-104 винтовой VPM-LG50L с ЧРП; E-103 → E-104 → VPM-104; PT-001. Рабочий вакуум E-102 — 1–5 мбар.</w:t>
+              <w:t>1-я ступень: VPM-LG50L с ЧРП (VPM-104). 2-я ступень: взрывозащищённый агрегат TCVPM-TK200-JZ150/70-LG50 (VPM-204 диффузионный, VPM-205/206 Рутс, VPM-207 винтовой).</w:t>
             </w:r>
           </w:p>
         </w:tc>
@@ -3203,7 +3077,7 @@
                 <w:color w:val="000000"/>
                 <w:sz w:val="17"/>
               </w:rPr>
-              <w:t>Вакуумное испытание (раздел 11).</w:t>
+              <w:t>Паспорта, шильдики, осмотр.</w:t>
             </w:r>
           </w:p>
         </w:tc>
@@ -3220,7 +3094,7 @@
                 <w:color w:val="000000"/>
                 <w:sz w:val="17"/>
               </w:rPr>
-              <w:t>Вакуумная система 2-й ступени</w:t>
+              <w:t>Холодильные термостаты</w:t>
             </w:r>
           </w:p>
         </w:tc>
@@ -3235,7 +3109,7 @@
                 <w:color w:val="000000"/>
                 <w:sz w:val="17"/>
               </w:rPr>
-              <w:t>Взрывозащищённый агрегат TCVPM-TK200-JZ150/70-LG50: E-202 N4 → E-203 → E-204 → VPM-204 (диффузионный TK200) → VPM-205 (Рутс 150 л/с) → VPM-206 (Рутс 70 л/с) → VPM-207 (винтовой 50 л/с); PT-002; V-203 с TV-001 (сброс в атмосферу / к VPM-104). Рабочий вакуум E-202 — 1–10 Па.</w:t>
+              <w:t>TCLT-30-AT-40KW, TCHT-30-AT-12KW (1-я ступень), TCHT-30-AT (2-я ступень).</w:t>
             </w:r>
           </w:p>
         </w:tc>
@@ -3250,7 +3124,7 @@
                 <w:color w:val="000000"/>
                 <w:sz w:val="17"/>
               </w:rPr>
-              <w:t>Вакуумное испытание (раздел 11).</w:t>
+              <w:t>Паспорта, шильдики, осмотр.</w:t>
             </w:r>
           </w:p>
         </w:tc>
@@ -3267,7 +3141,7 @@
                 <w:color w:val="000000"/>
                 <w:sz w:val="17"/>
               </w:rPr>
-              <w:t>Холодильные термостаты (поставка Torchi)</w:t>
+              <w:t>Шкаф управления</w:t>
             </w:r>
           </w:p>
         </w:tc>
@@ -3282,7 +3156,7 @@
                 <w:color w:val="000000"/>
                 <w:sz w:val="17"/>
               </w:rPr>
-              <w:t>1-я ступень: TCLT-30-AT-40KW и TCHT-30-AT-12KW; 2-я ступень: TCHT-30-AT. Диапазон −30 °C…AT. Потребители по P&amp;ID: конденсаторы E-103 (−20 °C), E-104 (−10 °C), E-203, встроенный конденсатор E-202, охлаждение торцевых уплотнений.</w:t>
+              <w:t>Взрывозащищённое исполнение, ПЛК Siemens, сенсорная панель, корпус — углеродистая сталь с порошковым покрытием; установлен на раме; ЧРП приводов испарителей, пускатели насосов и вакуумных агрегатов, цепи КИП.</w:t>
             </w:r>
           </w:p>
         </w:tc>
@@ -3297,7 +3171,7 @@
                 <w:color w:val="000000"/>
                 <w:sz w:val="17"/>
               </w:rPr>
-              <w:t>Паспорта, осмотр, пробный пуск (раздел 9).</w:t>
+              <w:t>Схемы, осмотр.</w:t>
             </w:r>
           </w:p>
         </w:tc>
@@ -3314,7 +3188,7 @@
                 <w:color w:val="000000"/>
                 <w:sz w:val="17"/>
               </w:rPr>
-              <w:t>Рама установки и площадка обслуживания (по 3D-модели)</w:t>
+              <w:t>Рама и площадка обслуживания (по 3D-модели)</w:t>
             </w:r>
           </w:p>
         </w:tc>
@@ -3329,7 +3203,7 @@
                 <w:color w:val="000000"/>
                 <w:sz w:val="17"/>
               </w:rPr>
-              <w:t>Рама ≈ 6,1 × 2,8 м в плане; площадка обслуживания на отметке ≈ +3,6 м с ограждением по периметру; вертикальная лестница с ограждением (дугами) и калиткой на выходе на площадку; испарители E-102 и E-202 проходят сквозь площадку, приводы расположены над ней (верх привода E-102 ≈ +6,0 м, E-202 ≈ +5,4 м). Термостаты TCU, чиллеры и отдельные агрегаты показаны вне рамы отдельными блоками; шкаф управления (≈ 2,0 × 1,25 × 1,8 м) установлен на раме у лестницы.</w:t>
+              <w:t>Рама ≈ 6,1 × 2,8 м в плане; площадка на отметке ≈ +3,6 м с ограждением; вертикальная лестница с дугами; верх привода E-102 ≈ +6,0 м, E-202 ≈ +5,4 м; шкаф управления на раме у лестницы.</w:t>
             </w:r>
           </w:p>
         </w:tc>
@@ -3344,7 +3218,7 @@
                 <w:color w:val="000000"/>
                 <w:sz w:val="17"/>
               </w:rPr>
-              <w:t>Сверка с 3D-моделью, рулетка/дальномер, осмотр.</w:t>
+              <w:t>Сверка с 3D-моделью, рулетка, осмотр.</w:t>
             </w:r>
           </w:p>
         </w:tc>
@@ -3361,7 +3235,7 @@
                 <w:color w:val="000000"/>
                 <w:sz w:val="17"/>
               </w:rPr>
-              <w:t>Шкаф управления</w:t>
+              <w:t>Сварка</w:t>
             </w:r>
           </w:p>
         </w:tc>
@@ -3376,7 +3250,7 @@
                 <w:color w:val="000000"/>
                 <w:sz w:val="17"/>
               </w:rPr>
-              <w:t>Взрывозащищённое исполнение, корпус — углеродистая сталь с порошковым покрытием; установлен на раме; в составе — ПЛК Siemens, сенсорная панель оператора, ЧРП приводов испарителей (E-102 — 158 об/мин, E-202 — 133 об/мин), пускатели и защита насосов и вакуумных агрегатов, цепи КИП (PT, TT, FT, LT), управление HV-001…003, сигнализация и блокировки, аварийный останов.</w:t>
+              <w:t>Швы без видимых дефектов, зачищены; объёмы НК — по листам данных.</w:t>
             </w:r>
           </w:p>
         </w:tc>
@@ -3391,101 +3265,7 @@
                 <w:color w:val="000000"/>
                 <w:sz w:val="17"/>
               </w:rPr>
-              <w:t>Схемы, осмотр, функциональные испытания (раздел 10).</w:t>
-            </w:r>
-          </w:p>
-        </w:tc>
-      </w:tr>
-      <w:tr>
-        <w:tc>
-          <w:tcPr>
-            <w:tcW w:type="dxa" w:w="2721"/>
-          </w:tcPr>
-          <w:p>
-            <w:r/>
-            <w:r>
-              <w:rPr>
-                <w:color w:val="000000"/>
-                <w:sz w:val="17"/>
-              </w:rPr>
-              <w:t>Сварка и неразрушающий контроль</w:t>
-            </w:r>
-          </w:p>
-        </w:tc>
-        <w:tc>
-          <w:tcPr>
-            <w:tcW w:type="dxa" w:w="5046"/>
-          </w:tcPr>
-          <w:p>
-            <w:r/>
-            <w:r>
-              <w:rPr>
-                <w:color w:val="000000"/>
-                <w:sz w:val="17"/>
-              </w:rPr>
-              <w:t>Полный провар; швы и околошовная зона зачищены; внутренние швы в зоне продукта заподлицо и отполированы; объёмы НК — по листам данных.</w:t>
-            </w:r>
-          </w:p>
-        </w:tc>
-        <w:tc>
-          <w:tcPr>
-            <w:tcW w:type="dxa" w:w="3055"/>
-          </w:tcPr>
-          <w:p>
-            <w:r/>
-            <w:r>
-              <w:rPr>
-                <w:color w:val="000000"/>
-                <w:sz w:val="17"/>
-              </w:rPr>
-              <w:t>Протоколы НК, weld map, осмотр.</w:t>
-            </w:r>
-          </w:p>
-        </w:tc>
-      </w:tr>
-      <w:tr>
-        <w:tc>
-          <w:tcPr>
-            <w:tcW w:type="dxa" w:w="2721"/>
-          </w:tcPr>
-          <w:p>
-            <w:r/>
-            <w:r>
-              <w:rPr>
-                <w:color w:val="000000"/>
-                <w:sz w:val="17"/>
-              </w:rPr>
-              <w:t>Качество поверхности</w:t>
-            </w:r>
-          </w:p>
-        </w:tc>
-        <w:tc>
-          <w:tcPr>
-            <w:tcW w:type="dxa" w:w="5046"/>
-          </w:tcPr>
-          <w:p>
-            <w:r/>
-            <w:r>
-              <w:rPr>
-                <w:color w:val="000000"/>
-                <w:sz w:val="17"/>
-              </w:rPr>
-              <w:t>Внутренние поверхности в контакте с продуктом — Ra ≤ 0,4 мкм, наружные — Ra ≤ 1,2 мкм; травление и пассивация; без побежалости, окалины, рисок и следов углеродистой стали.</w:t>
-            </w:r>
-          </w:p>
-        </w:tc>
-        <w:tc>
-          <w:tcPr>
-            <w:tcW w:type="dxa" w:w="3055"/>
-          </w:tcPr>
-          <w:p>
-            <w:r/>
-            <w:r>
-              <w:rPr>
-                <w:color w:val="000000"/>
-                <w:sz w:val="17"/>
-              </w:rPr>
-              <w:t>Профилометр, осмотр, протоколы пассивации.</w:t>
+              <w:t>Протоколы НК, осмотр.</w:t>
             </w:r>
           </w:p>
         </w:tc>
@@ -3613,7 +3393,7 @@
                 <w:color w:val="000000"/>
                 <w:sz w:val="17"/>
               </w:rPr>
-              <w:t>E-102 испаритель GXZ-2 с приводом (двигатель, редуктор, фонарь), торцевым уплотнением с напорным бачком, опорами-лапами.</w:t>
+              <w:t>E-102 испаритель GXZ-2 с приводом, торцевым уплотнением и бачком затворной жидкости.</w:t>
             </w:r>
           </w:p>
         </w:tc>
@@ -3628,7 +3408,7 @@
                 <w:color w:val="000000"/>
                 <w:sz w:val="17"/>
               </w:rPr>
-              <w:t>Все узлы в наличии; штуцеры N1–N4, J1–J6, r/s по таблице штуцеров и виду A; шильдики аппарата, двигателя и редуктора.</w:t>
+              <w:t>Узлы в наличии; штуцеры по таблице штуцеров; шильдики аппарата, двигателя и редуктора.</w:t>
             </w:r>
           </w:p>
         </w:tc>
@@ -3674,7 +3454,7 @@
                 <w:color w:val="000000"/>
                 <w:sz w:val="17"/>
               </w:rPr>
-              <w:t>ЗИП E-102: запасной комплект ротора (скребковая система в сборе с крышкой-фланцем испарителя, прокладкой крышки, двигателем и уплотнениями).</w:t>
+              <w:t>E-202 испаритель DZQ-2 с приводом, торцевым уплотнением, бачком, встроенным конденсатором.</w:t>
             </w:r>
           </w:p>
         </w:tc>
@@ -3689,7 +3469,7 @@
                 <w:color w:val="000000"/>
                 <w:sz w:val="17"/>
               </w:rPr>
-              <w:t>В наличии; идентичен установленному; упакован для хранения.</w:t>
+              <w:t>Узлы в наличии; штуцеры по таблице штуцеров; шильдики.</w:t>
             </w:r>
           </w:p>
         </w:tc>
@@ -3735,7 +3515,7 @@
                 <w:color w:val="000000"/>
                 <w:sz w:val="17"/>
               </w:rPr>
-              <w:t>E-202 испаритель DZQ-2 с приводом, торцевым уплотнением, напорным бачком, встроенным конденсатором.</w:t>
+              <w:t>ЗИП E-102 и E-202: запасной комплект ротора (скребковая система в сборе с крышкой-фланцем, прокладкой крышки, двигателем и уплотнениями) — по одному на каждый испаритель.</w:t>
             </w:r>
           </w:p>
         </w:tc>
@@ -3750,7 +3530,7 @@
                 <w:color w:val="000000"/>
                 <w:sz w:val="17"/>
               </w:rPr>
-              <w:t>Штуцеры N1–N8, J1–J8, r/s по таблице штуцеров и виду A; шильдики.</w:t>
+              <w:t>В наличии; упакованы для хранения.</w:t>
             </w:r>
           </w:p>
         </w:tc>
@@ -3796,7 +3576,7 @@
                 <w:color w:val="000000"/>
                 <w:sz w:val="17"/>
               </w:rPr>
-              <w:t>ЗИП E-202: запасной комплект ротора (скребковая система в сборе с крышкой-фланцем испарителя, прокладкой крышки, двигателем и уплотнениями).</w:t>
+              <w:t>E-101, E-201 подогреватели 3 м².</w:t>
             </w:r>
           </w:p>
         </w:tc>
@@ -3811,7 +3591,7 @@
                 <w:color w:val="000000"/>
                 <w:sz w:val="17"/>
               </w:rPr>
-              <w:t>В наличии; идентичен установленному; упакован для хранения.</w:t>
+              <w:t>Исполнение по rev2; шильдики.</w:t>
             </w:r>
           </w:p>
         </w:tc>
@@ -3857,7 +3637,7 @@
                 <w:color w:val="000000"/>
                 <w:sz w:val="17"/>
               </w:rPr>
-              <w:t>E-101, E-201 подогреватели 3 м².</w:t>
+              <w:t>E-103 с V-103, E-104, E-203, E-204.</w:t>
             </w:r>
           </w:p>
         </w:tc>
@@ -3872,7 +3652,7 @@
                 <w:color w:val="000000"/>
                 <w:sz w:val="17"/>
               </w:rPr>
-              <w:t>Исполнение по rev2 (N1/N2 — JPL DN25×50); опоры B1-I; шильдики.</w:t>
+              <w:t>Аппараты, опоры, уплотнения, шильдики.</w:t>
             </w:r>
           </w:p>
         </w:tc>
@@ -3918,7 +3698,7 @@
                 <w:color w:val="000000"/>
                 <w:sz w:val="17"/>
               </w:rPr>
-              <w:t>E-103 с V-103, E-104, E-203, E-204.</w:t>
+              <w:t>V-101, V-102, V-201, V-202, V-203.</w:t>
             </w:r>
           </w:p>
         </w:tc>
@@ -3933,7 +3713,7 @@
                 <w:color w:val="000000"/>
                 <w:sz w:val="17"/>
               </w:rPr>
-              <w:t>Аппараты, опоры, уплотнения, откидные болты, воронка LN2, шильдики.</w:t>
+              <w:t>Рубашки, крышки, смотровые стёкла, опоры, шильдики.</w:t>
             </w:r>
           </w:p>
         </w:tc>
@@ -3979,7 +3759,7 @@
                 <w:color w:val="000000"/>
                 <w:sz w:val="17"/>
               </w:rPr>
-              <w:t>V-101 (200 л), V-102, V-201, V-202 (50 л), V-203 (20 л).</w:t>
+              <w:t>Насосы P-101, P-102, P-103, P-202, P-203.</w:t>
             </w:r>
           </w:p>
         </w:tc>
@@ -3994,7 +3774,7 @@
                 <w:color w:val="000000"/>
                 <w:sz w:val="17"/>
               </w:rPr>
-              <w:t>Рубашки, крышки, смотровые стёкла, опоры, штуцеры LT, шильдики.</w:t>
+              <w:t>5 шт., с двигателями, рубашками, PG и обратными клапанами.</w:t>
             </w:r>
           </w:p>
         </w:tc>
@@ -4040,7 +3820,7 @@
                 <w:color w:val="000000"/>
                 <w:sz w:val="17"/>
               </w:rPr>
-              <w:t>Насосы P-101, P-102, P-103, P-202, P-203.</w:t>
+              <w:t>ЗИП: шестерённый насос в сборе; полный комплект O-колец, прокладок и уплотнений.</w:t>
             </w:r>
           </w:p>
         </w:tc>
@@ -4055,7 +3835,7 @@
                 <w:color w:val="000000"/>
                 <w:sz w:val="17"/>
               </w:rPr>
-              <w:t>5 шт., с двигателями, муфтами, обогревающими рубашками, PG и обратными клапанами; P-101 и P-102 — с ЧРП.</w:t>
+              <w:t>В наличии.</w:t>
             </w:r>
           </w:p>
         </w:tc>
@@ -4101,7 +3881,7 @@
                 <w:color w:val="000000"/>
                 <w:sz w:val="17"/>
               </w:rPr>
-              <w:t>ЗИП: шестерённый насос в сборе (с уплотнениями и двигателем); полный комплект O-колец, прокладок и уплотнений.</w:t>
+              <w:t>Вакуумный насос VPM-LG50L и агрегат TCVPM-TK200-JZ150/70-LG50.</w:t>
             </w:r>
           </w:p>
         </w:tc>
@@ -4116,7 +3896,7 @@
                 <w:color w:val="000000"/>
                 <w:sz w:val="17"/>
               </w:rPr>
-              <w:t>В наличии; насос идентичен установленным; комплект уплотнений покрывает все аппараты и арматуру.</w:t>
+              <w:t>Модели по разделу 4 предложения; шильдики.</w:t>
             </w:r>
           </w:p>
         </w:tc>
@@ -4162,7 +3942,7 @@
                 <w:color w:val="000000"/>
                 <w:sz w:val="17"/>
               </w:rPr>
-              <w:t>Вакуумный насос VPM-LG50L с ЧРП (VPM-104); взрывозащищённый диффузионный агрегат TCVPM-TK200-JZ150/70-LG50 (VPM-204…207).</w:t>
+              <w:t>Холодильные термостаты TCLT-30-AT-40KW, TCHT-30-AT-12KW, TCHT-30-AT.</w:t>
             </w:r>
           </w:p>
         </w:tc>
@@ -4177,7 +3957,7 @@
                 <w:color w:val="000000"/>
                 <w:sz w:val="17"/>
               </w:rPr>
-              <w:t>Модели по разделу 4 предложения; водяное охлаждение, масло, фильтры; шильдики и Ex-маркировка.</w:t>
+              <w:t>3 шт.; шильдики.</w:t>
             </w:r>
           </w:p>
         </w:tc>
@@ -4223,7 +4003,7 @@
                 <w:color w:val="000000"/>
                 <w:sz w:val="17"/>
               </w:rPr>
-              <w:t>Холодильные термостаты TCLT-30-AT-40KW, TCHT-30-AT-12KW, TCHT-30-AT.</w:t>
+              <w:t>КИП: PT-001/002, TT-001/002, FT-001, LT-001…005, PG-001…005, LG на V-203.</w:t>
             </w:r>
           </w:p>
         </w:tc>
@@ -4238,7 +4018,7 @@
                 <w:color w:val="000000"/>
                 <w:sz w:val="17"/>
               </w:rPr>
-              <w:t>3 шт.; модели по разделу 4 предложения; шильдики, обвязка к потребителям по P&amp;ID.</w:t>
+              <w:t>Количество и позиции по P&amp;ID; бирки.</w:t>
             </w:r>
           </w:p>
         </w:tc>
@@ -4284,7 +4064,7 @@
                 <w:color w:val="000000"/>
                 <w:sz w:val="17"/>
               </w:rPr>
-              <w:t>КИП: PT-001/002, TT-001/002, FT-001, LT-001…005, PG-001…005, LG на V-203.</w:t>
+              <w:t>Арматура: BV, TV, HV-001…003, CV-001…005.</w:t>
             </w:r>
           </w:p>
         </w:tc>
@@ -4299,7 +4079,7 @@
                 <w:color w:val="000000"/>
                 <w:sz w:val="17"/>
               </w:rPr>
-              <w:t>Количество, позиции и диапазоны по P&amp;ID; бирки с позициями.</w:t>
+              <w:t>Количество, DN и позиции по P&amp;ID; бирки.</w:t>
             </w:r>
           </w:p>
         </w:tc>
@@ -4345,7 +4125,7 @@
                 <w:color w:val="000000"/>
                 <w:sz w:val="17"/>
               </w:rPr>
-              <w:t>Арматура: BV (шаровые), TV (обогреваемые краны), HV-001…003 (с приводом), CV-001…005 (обратные).</w:t>
+              <w:t>Трубопроводы PL, HO, CWS/CWR, VE; рама, площадка, лестница, ограждения.</w:t>
             </w:r>
           </w:p>
         </w:tc>
@@ -4360,7 +4140,7 @@
                 <w:color w:val="000000"/>
                 <w:sz w:val="17"/>
               </w:rPr>
-              <w:t>Количество, DN и позиции соответствуют P&amp;ID; маркировка на бирках.</w:t>
+              <w:t>Смонтированы; линии промаркированы.</w:t>
             </w:r>
           </w:p>
         </w:tc>
@@ -4406,7 +4186,7 @@
                 <w:color w:val="000000"/>
                 <w:sz w:val="17"/>
               </w:rPr>
-              <w:t>Рама установки, площадки, лестницы, ограждения; трубопроводы продукта (PL), теплоносителя (HO), воды (CWS/CWR), вакуума (VE).</w:t>
+              <w:t>Шкаф управления на раме, кабели до потребителей.</w:t>
             </w:r>
           </w:p>
         </w:tc>
@@ -4421,7 +4201,7 @@
                 <w:color w:val="000000"/>
                 <w:sz w:val="17"/>
               </w:rPr>
-              <w:t>Трубопроводы смонтированы и промаркированы номерами линий; уклоны и дренажи выполнены.</w:t>
+              <w:t>Установлен и подключён; состав по схемам.</w:t>
             </w:r>
           </w:p>
         </w:tc>
@@ -4467,7 +4247,7 @@
                 <w:color w:val="000000"/>
                 <w:sz w:val="17"/>
               </w:rPr>
-              <w:t>Взрывозащищённый шкаф управления на раме (ПЛК Siemens, сенсорная панель оператора, ЧРП приводов E-102 и E-202, пускатели насосов и вакуумных агрегатов), кабельные трассы и кабели от шкафа до потребителей.</w:t>
+              <w:t>Крепёж, прокладки, заглушки, ответные фланцы.</w:t>
             </w:r>
           </w:p>
         </w:tc>
@@ -4482,68 +4262,7 @@
                 <w:color w:val="000000"/>
                 <w:sz w:val="17"/>
               </w:rPr>
-              <w:t>Состав соответствует спецификации и схемам; кабели проложены и подключены; исполнение соответствует требованиям договора к зоне установки.</w:t>
-            </w:r>
-          </w:p>
-        </w:tc>
-        <w:tc>
-          <w:tcPr>
-            <w:tcW w:type="dxa" w:w="2091"/>
-          </w:tcPr>
-          <w:p>
-            <w:r/>
-            <w:r>
-              <w:rPr>
-                <w:color w:val="000000"/>
-                <w:sz w:val="17"/>
-              </w:rPr>
-            </w:r>
-          </w:p>
-        </w:tc>
-      </w:tr>
-      <w:tr>
-        <w:tc>
-          <w:tcPr>
-            <w:tcW w:type="dxa" w:w="567"/>
-          </w:tcPr>
-          <w:p>
-            <w:r/>
-            <w:r>
-              <w:rPr>
-                <w:color w:val="000000"/>
-                <w:sz w:val="17"/>
-              </w:rPr>
-              <w:t>16</w:t>
-            </w:r>
-          </w:p>
-        </w:tc>
-        <w:tc>
-          <w:tcPr>
-            <w:tcW w:type="dxa" w:w="4082"/>
-          </w:tcPr>
-          <w:p>
-            <w:r/>
-            <w:r>
-              <w:rPr>
-                <w:color w:val="000000"/>
-                <w:sz w:val="17"/>
-              </w:rPr>
-              <w:t>Крепёж, прокладки, заглушки, ответные фланцы, ЗИП, специальный инструмент для извлечения ротора.</w:t>
-            </w:r>
-          </w:p>
-        </w:tc>
-        <w:tc>
-          <w:tcPr>
-            <w:tcW w:type="dxa" w:w="4082"/>
-          </w:tcPr>
-          <w:p>
-            <w:r/>
-            <w:r>
-              <w:rPr>
-                <w:color w:val="000000"/>
-                <w:sz w:val="17"/>
-              </w:rPr>
-              <w:t>В наличии, промаркированы, пригодны для транспортировки и монтажа.</w:t>
+              <w:t>В наличии, промаркированы.</w:t>
             </w:r>
           </w:p>
         </w:tc>
@@ -4685,7 +4404,7 @@
                 <w:color w:val="000000"/>
                 <w:sz w:val="17"/>
               </w:rPr>
-              <w:t>Осмотреть все аппараты: корпуса, днища, рубашки, опоры, штуцеры, раму.</w:t>
+              <w:t>Осмотреть аппараты: корпуса, днища, рубашки, опоры, штуцеры, раму.</w:t>
             </w:r>
           </w:p>
         </w:tc>
@@ -4761,7 +4480,7 @@
                 <w:color w:val="000000"/>
                 <w:sz w:val="17"/>
               </w:rPr>
-              <w:t>Маркировка читаема; позиция, заводской номер, давление, температура и материал совпадают с листами данных.</w:t>
+              <w:t>Маркировка читаема; данные совпадают с листами данных чертежей.</w:t>
             </w:r>
           </w:p>
         </w:tc>
@@ -4807,7 +4526,7 @@
                 <w:color w:val="000000"/>
                 <w:sz w:val="17"/>
               </w:rPr>
-              <w:t>Проверить ориентацию штуцеров и опор по виду A, габаритные и присоединительные размеры.</w:t>
+              <w:t>Проверить ориентацию штуцеров и основные габариты по чертежам.</w:t>
             </w:r>
           </w:p>
         </w:tc>
@@ -4822,7 +4541,7 @@
                 <w:color w:val="000000"/>
                 <w:sz w:val="17"/>
               </w:rPr>
-              <w:t>Ориентация и вылеты штуцеров соответствуют таблицам штуцеров; габарит по высоте — в допуске чертежа.</w:t>
+              <w:t>Соответствуют таблицам штуцеров и чертежам.</w:t>
             </w:r>
           </w:p>
         </w:tc>
@@ -4868,7 +4587,7 @@
                 <w:color w:val="000000"/>
                 <w:sz w:val="17"/>
               </w:rPr>
-              <w:t>Проверить фланцы, прокладки и уплотнительные поверхности, особенно на вакуумных линиях (N4 E-102, N4 E-202, E-203/E-204 N1/N2).</w:t>
+              <w:t>Осмотреть фланцевые соединения.</w:t>
             </w:r>
           </w:p>
         </w:tc>
@@ -4883,7 +4602,7 @@
                 <w:color w:val="000000"/>
                 <w:sz w:val="17"/>
               </w:rPr>
-              <w:t>Нет забоин и радиальных рисок на зеркалах; крепёж полный; материал прокладок и уплотнений по спецификации.</w:t>
+              <w:t>Крепёж полный, прокладки установлены, видимых повреждений нет.</w:t>
             </w:r>
           </w:p>
         </w:tc>
@@ -4929,7 +4648,7 @@
                 <w:color w:val="000000"/>
                 <w:sz w:val="17"/>
               </w:rPr>
-              <w:t>Осмотреть сварные швы: зоны штуцеров, опор, рубашек, трубных решёток.</w:t>
+              <w:t>Осмотреть доступные сварные швы.</w:t>
             </w:r>
           </w:p>
         </w:tc>
@@ -4944,7 +4663,7 @@
                 <w:color w:val="000000"/>
                 <w:sz w:val="17"/>
               </w:rPr>
-              <w:t>Нет трещин, подрезов, прожогов, пор и незачищенных брызг; внутренние швы зачищены заподлицо.</w:t>
+              <w:t>Нет видимых трещин, подрезов, прожогов, пор, незачищенных брызг.</w:t>
             </w:r>
           </w:p>
         </w:tc>
@@ -4990,7 +4709,7 @@
                 <w:color w:val="000000"/>
                 <w:sz w:val="17"/>
               </w:rPr>
-              <w:t>Осмотреть внутреннюю поверхность испарителей E-102 и E-202 после извлечения роторов.</w:t>
+              <w:t>Осмотреть смотровые стёкла, крышки ёмкостей, откидные болты E-104/E-203/E-204.</w:t>
             </w:r>
           </w:p>
         </w:tc>
@@ -5005,7 +4724,7 @@
                 <w:color w:val="000000"/>
                 <w:sz w:val="17"/>
               </w:rPr>
-              <w:t>Зеркальная поверхность без рисок, вмятин и следов задира; Ra ≤ 0,4 мкм (замер профилометром не менее чем в 3 точках по высоте).</w:t>
+              <w:t>Стёкла без сколов; крепёж полный.</w:t>
             </w:r>
           </w:p>
         </w:tc>
@@ -5051,7 +4770,7 @@
                 <w:color w:val="000000"/>
                 <w:sz w:val="17"/>
               </w:rPr>
-              <w:t>Проверить внутреннюю чистоту ёмкостей и теплообменников через люки, крышки и смотровые стёкла.</w:t>
+              <w:t>Проверить трубопроводы на раме: маркировку линий, направление потоков по P&amp;ID, опоры.</w:t>
             </w:r>
           </w:p>
         </w:tc>
@@ -5066,7 +4785,7 @@
                 <w:color w:val="000000"/>
                 <w:sz w:val="17"/>
               </w:rPr>
-              <w:t>Нет стружки, окалины, остатков воды после гидроиспытаний, масла и посторонних предметов.</w:t>
+              <w:t>Соответствует P&amp;ID Rev.5; нет провисаний.</w:t>
             </w:r>
           </w:p>
         </w:tc>
@@ -5112,7 +4831,7 @@
                 <w:color w:val="000000"/>
                 <w:sz w:val="17"/>
               </w:rPr>
-              <w:t>Проверить смотровые стёкла, крышки ёмкостей, откидные болты E-104/E-203/E-204.</w:t>
+              <w:t>Сверить компоновку с 3D-моделью: расположение аппаратов, отметку площадки, расположение шкафа, насосов и арматуры.</w:t>
             </w:r>
           </w:p>
         </w:tc>
@@ -5127,7 +4846,7 @@
                 <w:color w:val="000000"/>
                 <w:sz w:val="17"/>
               </w:rPr>
-              <w:t>Стёкла без сколов; уплотнения целые; откидные болты работают свободно.</w:t>
+              <w:t>Соответствует модели; отклонения зафиксированы.</w:t>
             </w:r>
           </w:p>
         </w:tc>
@@ -5173,7 +4892,7 @@
                 <w:color w:val="000000"/>
                 <w:sz w:val="17"/>
               </w:rPr>
-              <w:t>Проверить трубопроводы на раме: маркировку линий, направление потоков, уклоны к дренажам, опоры, компенсацию.</w:t>
+              <w:t>Осмотреть площадку обслуживания: настил, ограждения, бортовую полосу, лестницу с дугами.</w:t>
             </w:r>
           </w:p>
         </w:tc>
@@ -5188,7 +4907,7 @@
                 <w:color w:val="000000"/>
                 <w:sz w:val="17"/>
               </w:rPr>
-              <w:t>Соответствует P&amp;ID Rev.5 и изометрии; нет провисаний и нагрузок от трубопроводов на штуцеры испарителей.</w:t>
+              <w:t>Настил закреплён; ограждение высотой не менее 1,1 м; острых кромок нет.</w:t>
             </w:r>
           </w:p>
         </w:tc>
@@ -5234,7 +4953,7 @@
                 <w:color w:val="000000"/>
                 <w:sz w:val="17"/>
               </w:rPr>
-              <w:t>Проверить доступ к обслуживанию: демонтаж ротора, замена торцевого уплотнения, обслуживание насосов, залив LN2 в E-204, выемка пучков E-104/E-203.</w:t>
+              <w:t>Проверить доступ к ручной арматуре, КИП и смотровым стёклам.</w:t>
             </w:r>
           </w:p>
         </w:tc>
@@ -5249,7 +4968,7 @@
                 <w:color w:val="000000"/>
                 <w:sz w:val="17"/>
               </w:rPr>
-              <w:t>Монтажная высота и свободное пространство достаточны; подъёмные проушины в наличии.</w:t>
+              <w:t>Доступны с пола или с площадки.</w:t>
             </w:r>
           </w:p>
         </w:tc>
@@ -5295,7 +5014,7 @@
                 <w:color w:val="000000"/>
                 <w:sz w:val="17"/>
               </w:rPr>
-              <w:t>Сверить фактическую компоновку с 3D-моделью (STEP 260602): расположение аппаратов на раме, отметки площадки и верха приводов, трассировку основных трубопроводов, расположение насосов и арматуры.</w:t>
+              <w:t>Проверить приводы E-102 и E-202, торцевые уплотнения и бачки затворной жидкости (внешне).</w:t>
             </w:r>
           </w:p>
         </w:tc>
@@ -5310,251 +5029,7 @@
                 <w:color w:val="000000"/>
                 <w:sz w:val="17"/>
               </w:rPr>
-              <w:t>Компоновка соответствует модели; отклонения зафиксированы и согласованы заказчиком.</w:t>
-            </w:r>
-          </w:p>
-        </w:tc>
-        <w:tc>
-          <w:tcPr>
-            <w:tcW w:type="dxa" w:w="2091"/>
-          </w:tcPr>
-          <w:p>
-            <w:r/>
-            <w:r>
-              <w:rPr>
-                <w:color w:val="000000"/>
-                <w:sz w:val="17"/>
-              </w:rPr>
-            </w:r>
-          </w:p>
-        </w:tc>
-      </w:tr>
-      <w:tr>
-        <w:tc>
-          <w:tcPr>
-            <w:tcW w:type="dxa" w:w="567"/>
-          </w:tcPr>
-          <w:p>
-            <w:r/>
-            <w:r>
-              <w:rPr>
-                <w:color w:val="000000"/>
-                <w:sz w:val="17"/>
-              </w:rPr>
-              <w:t>12</w:t>
-            </w:r>
-          </w:p>
-        </w:tc>
-        <w:tc>
-          <w:tcPr>
-            <w:tcW w:type="dxa" w:w="4082"/>
-          </w:tcPr>
-          <w:p>
-            <w:r/>
-            <w:r>
-              <w:rPr>
-                <w:color w:val="000000"/>
-                <w:sz w:val="17"/>
-              </w:rPr>
-              <w:t>Определить высоту, необходимую для извлечения роторов E-102 и E-202 вверх через крышку, и способ подъёма (проушина, монорельс или кран заказчика).</w:t>
-            </w:r>
-          </w:p>
-        </w:tc>
-        <w:tc>
-          <w:tcPr>
-            <w:tcW w:type="dxa" w:w="4082"/>
-          </w:tcPr>
-          <w:p>
-            <w:r/>
-            <w:r>
-              <w:rPr>
-                <w:color w:val="000000"/>
-                <w:sz w:val="17"/>
-              </w:rPr>
-              <w:t>Поставщик письменно указал требуемую высоту крюка над площадкой и массу ротора в сборе с приводом; выемка ротора выполнима без демонтажа площадки и трубопроводов.</w:t>
-            </w:r>
-          </w:p>
-        </w:tc>
-        <w:tc>
-          <w:tcPr>
-            <w:tcW w:type="dxa" w:w="2091"/>
-          </w:tcPr>
-          <w:p>
-            <w:r/>
-            <w:r>
-              <w:rPr>
-                <w:color w:val="000000"/>
-                <w:sz w:val="17"/>
-              </w:rPr>
-            </w:r>
-          </w:p>
-        </w:tc>
-      </w:tr>
-      <w:tr>
-        <w:tc>
-          <w:tcPr>
-            <w:tcW w:type="dxa" w:w="567"/>
-          </w:tcPr>
-          <w:p>
-            <w:r/>
-            <w:r>
-              <w:rPr>
-                <w:color w:val="000000"/>
-                <w:sz w:val="17"/>
-              </w:rPr>
-              <w:t>13</w:t>
-            </w:r>
-          </w:p>
-        </w:tc>
-        <w:tc>
-          <w:tcPr>
-            <w:tcW w:type="dxa" w:w="4082"/>
-          </w:tcPr>
-          <w:p>
-            <w:r/>
-            <w:r>
-              <w:rPr>
-                <w:color w:val="000000"/>
-                <w:sz w:val="17"/>
-              </w:rPr>
-              <w:t>Проверить площадку обслуживания: настил, бортовую полосу, ограждения, лестницу с дугами, калитку.</w:t>
-            </w:r>
-          </w:p>
-        </w:tc>
-        <w:tc>
-          <w:tcPr>
-            <w:tcW w:type="dxa" w:w="4082"/>
-          </w:tcPr>
-          <w:p>
-            <w:r/>
-            <w:r>
-              <w:rPr>
-                <w:color w:val="000000"/>
-                <w:sz w:val="17"/>
-              </w:rPr>
-              <w:t>Настил закреплён; высота ограждения ≥ 1,1 м, есть промежуточный поручень и бортовая полоса; лестница и дуги без острых кромок; калитка самозакрывающаяся.</w:t>
-            </w:r>
-          </w:p>
-        </w:tc>
-        <w:tc>
-          <w:tcPr>
-            <w:tcW w:type="dxa" w:w="2091"/>
-          </w:tcPr>
-          <w:p>
-            <w:r/>
-            <w:r>
-              <w:rPr>
-                <w:color w:val="000000"/>
-                <w:sz w:val="17"/>
-              </w:rPr>
-            </w:r>
-          </w:p>
-        </w:tc>
-      </w:tr>
-      <w:tr>
-        <w:tc>
-          <w:tcPr>
-            <w:tcW w:type="dxa" w:w="567"/>
-          </w:tcPr>
-          <w:p>
-            <w:r/>
-            <w:r>
-              <w:rPr>
-                <w:color w:val="000000"/>
-                <w:sz w:val="17"/>
-              </w:rPr>
-              <w:t>14</w:t>
-            </w:r>
-          </w:p>
-        </w:tc>
-        <w:tc>
-          <w:tcPr>
-            <w:tcW w:type="dxa" w:w="4082"/>
-          </w:tcPr>
-          <w:p>
-            <w:r/>
-            <w:r>
-              <w:rPr>
-                <w:color w:val="000000"/>
-                <w:sz w:val="17"/>
-              </w:rPr>
-              <w:t>Проверить доступ к ручной арматуре, КИП, смотровым стёклам и дренажам с пола и с площадки.</w:t>
-            </w:r>
-          </w:p>
-        </w:tc>
-        <w:tc>
-          <w:tcPr>
-            <w:tcW w:type="dxa" w:w="4082"/>
-          </w:tcPr>
-          <w:p>
-            <w:r/>
-            <w:r>
-              <w:rPr>
-                <w:color w:val="000000"/>
-                <w:sz w:val="17"/>
-              </w:rPr>
-              <w:t>Органы управления, требующие регулярного обслуживания, доступны без приставных лестниц; шкалы КИП и смотровые стёкла читаются с рабочего места.</w:t>
-            </w:r>
-          </w:p>
-        </w:tc>
-        <w:tc>
-          <w:tcPr>
-            <w:tcW w:type="dxa" w:w="2091"/>
-          </w:tcPr>
-          <w:p>
-            <w:r/>
-            <w:r>
-              <w:rPr>
-                <w:color w:val="000000"/>
-                <w:sz w:val="17"/>
-              </w:rPr>
-            </w:r>
-          </w:p>
-        </w:tc>
-      </w:tr>
-      <w:tr>
-        <w:tc>
-          <w:tcPr>
-            <w:tcW w:type="dxa" w:w="567"/>
-          </w:tcPr>
-          <w:p>
-            <w:r/>
-            <w:r>
-              <w:rPr>
-                <w:color w:val="000000"/>
-                <w:sz w:val="17"/>
-              </w:rPr>
-              <w:t>15</w:t>
-            </w:r>
-          </w:p>
-        </w:tc>
-        <w:tc>
-          <w:tcPr>
-            <w:tcW w:type="dxa" w:w="4082"/>
-          </w:tcPr>
-          <w:p>
-            <w:r/>
-            <w:r>
-              <w:rPr>
-                <w:color w:val="000000"/>
-                <w:sz w:val="17"/>
-              </w:rPr>
-              <w:t>Проверить проходы между аппаратами внутри рамы и под площадкой.</w:t>
-            </w:r>
-          </w:p>
-        </w:tc>
-        <w:tc>
-          <w:tcPr>
-            <w:tcW w:type="dxa" w:w="4082"/>
-          </w:tcPr>
-          <w:p>
-            <w:r/>
-            <w:r>
-              <w:rPr>
-                <w:color w:val="000000"/>
-                <w:sz w:val="17"/>
-              </w:rPr>
-              <w:t>Свободные проходы для обслуживания насосов, сборников и нижних штуцеров испарителей; нет выступающих элементов на уровне головы без защиты и маркировки.</w:t>
+              <w:t>Крепёж полный, кожухи на месте, обвязка уплотнений выполнена.</w:t>
             </w:r>
           </w:p>
         </w:tc>
@@ -5585,7 +5060,7 @@
           <w:color w:val="000000"/>
           <w:sz w:val="32"/>
         </w:rPr>
-        <w:t>7. Проверка материалов, сварки и обязательный XRF/PMI</w:t>
+        <w:t>7. Проверка материалов и сварки по документам</w:t>
       </w:r>
     </w:p>
     <w:tbl>
@@ -5696,7 +5171,7 @@
                 <w:color w:val="000000"/>
                 <w:sz w:val="17"/>
               </w:rPr>
-              <w:t>Сверить материалы S31603, S31603 II, S30408, S30408 II с чертежами и фактическими деталями.</w:t>
+              <w:t>Сверить сертификаты на материалы с чертежами.</w:t>
             </w:r>
           </w:p>
         </w:tc>
@@ -5711,7 +5186,7 @@
                 <w:color w:val="000000"/>
                 <w:sz w:val="17"/>
               </w:rPr>
-              <w:t>Материалы контактных частей, рубашек, трубных пучков, фланцев и арматуры подтверждены сертификатами.</w:t>
+              <w:t>S31603 — детали в контакте с рабочей средой; S30408 — рубашки и наружные детали; 304 — рама.</w:t>
             </w:r>
           </w:p>
         </w:tc>
@@ -5757,7 +5232,7 @@
                 <w:color w:val="000000"/>
                 <w:sz w:val="17"/>
               </w:rPr>
-              <w:t>Провести XRF/PMI каждого аппарата: корпус, днища, трубная решётка, штуцеры продукта, фланцы, ротор и скребкодержатели E-102/E-202, корпуса насосов и кранов в контакте с продуктом, трубопроводы (316L), арматура КИП (316L), рама и площадка (304).</w:t>
+              <w:t>Сверить маркировку материалов на аппаратах (где нанесена) с сертификатами.</w:t>
             </w:r>
           </w:p>
         </w:tc>
@@ -5772,7 +5247,7 @@
                 <w:color w:val="000000"/>
                 <w:sz w:val="17"/>
               </w:rPr>
-              <w:t>Все детали в контакте с продуктом — 316L (Mo ≥ 2 %); рубашки и наружные детали — 304. Несоответствие — критическое замечание.</w:t>
+              <w:t>Номера плавок совпадают.</w:t>
             </w:r>
           </w:p>
         </w:tc>
@@ -5818,7 +5293,7 @@
                 <w:color w:val="000000"/>
                 <w:sz w:val="17"/>
               </w:rPr>
-              <w:t>XRF фланцев N3/N4 E-101 и E-201.</w:t>
+              <w:t>Проверить протоколы НК и сварочную документацию.</w:t>
             </w:r>
           </w:p>
         </w:tc>
@@ -5833,7 +5308,7 @@
                 <w:color w:val="000000"/>
                 <w:sz w:val="17"/>
               </w:rPr>
-              <w:t>S30408 (rev2); сталь 20 по rev1 не допускается.</w:t>
+              <w:t>Объёмы контроля выполнены; открытых замечаний нет.</w:t>
             </w:r>
           </w:p>
         </w:tc>
@@ -5879,7 +5354,7 @@
                 <w:color w:val="000000"/>
                 <w:sz w:val="17"/>
               </w:rPr>
-              <w:t>Проверить сварочную документацию и протоколы НК.</w:t>
+              <w:t>Проверить фланцы N3/N4 E-101 и E-201.</w:t>
             </w:r>
           </w:p>
         </w:tc>
@@ -5894,68 +5369,7 @@
                 <w:color w:val="000000"/>
                 <w:sz w:val="17"/>
               </w:rPr>
-              <w:t>Объёмы RT/MT/PT выполнены; weld map и протоколы привязаны к заводским номерам; открытых замечаний нет.</w:t>
-            </w:r>
-          </w:p>
-        </w:tc>
-        <w:tc>
-          <w:tcPr>
-            <w:tcW w:type="dxa" w:w="2091"/>
-          </w:tcPr>
-          <w:p>
-            <w:r/>
-            <w:r>
-              <w:rPr>
-                <w:color w:val="000000"/>
-                <w:sz w:val="17"/>
-              </w:rPr>
-            </w:r>
-          </w:p>
-        </w:tc>
-      </w:tr>
-      <w:tr>
-        <w:tc>
-          <w:tcPr>
-            <w:tcW w:type="dxa" w:w="567"/>
-          </w:tcPr>
-          <w:p>
-            <w:r/>
-            <w:r>
-              <w:rPr>
-                <w:color w:val="000000"/>
-                <w:sz w:val="17"/>
-              </w:rPr>
-              <w:t>5</w:t>
-            </w:r>
-          </w:p>
-        </w:tc>
-        <w:tc>
-          <w:tcPr>
-            <w:tcW w:type="dxa" w:w="4082"/>
-          </w:tcPr>
-          <w:p>
-            <w:r/>
-            <w:r>
-              <w:rPr>
-                <w:color w:val="000000"/>
-                <w:sz w:val="17"/>
-              </w:rPr>
-              <w:t>Проверить материалы неметаллических уплотнений: FKM (E-104, E-203, E-204), EPDM (V-102, V-201, V-202, V-203), PTFE (V-101, теплообменники), материал скребков и торцевых уплотнений E-102/E-202.</w:t>
-            </w:r>
-          </w:p>
-        </w:tc>
-        <w:tc>
-          <w:tcPr>
-            <w:tcW w:type="dxa" w:w="4082"/>
-          </w:tcPr>
-          <w:p>
-            <w:r/>
-            <w:r>
-              <w:rPr>
-                <w:color w:val="000000"/>
-                <w:sz w:val="17"/>
-              </w:rPr>
-              <w:t>Материал подтверждён сертификатом и соответствует спецификации и чертежам.</w:t>
+              <w:t>Исполнение по rev2 (S30408 II) по сертификату и маркировке.</w:t>
             </w:r>
           </w:p>
         </w:tc>
@@ -5986,7 +5400,7 @@
           <w:color w:val="000000"/>
           <w:sz w:val="32"/>
         </w:rPr>
-        <w:t>8. Механические испытания испарителей E-102 и E-202</w:t>
+        <w:t>8. Проверка электрооборудования и шкафа управления (внешний осмотр)</w:t>
       </w:r>
     </w:p>
     <w:tbl>
@@ -6033,7 +5447,7 @@
                 <w:color w:val="000000"/>
                 <w:sz w:val="17"/>
               </w:rPr>
-              <w:t>Проверяемое действие</w:t>
+              <w:t>Проверка</w:t>
             </w:r>
           </w:p>
         </w:tc>
@@ -6065,7 +5479,7 @@
                 <w:color w:val="000000"/>
                 <w:sz w:val="17"/>
               </w:rPr>
-              <w:t>Результат / значение</w:t>
+              <w:t>Результат</w:t>
             </w:r>
           </w:p>
         </w:tc>
@@ -6097,7 +5511,7 @@
                 <w:color w:val="000000"/>
                 <w:sz w:val="17"/>
               </w:rPr>
-              <w:t>Осмотреть ротор: вал, распределительную тарелку, скребкодержатели, плавающие скребки, брызгоотбойник.</w:t>
+              <w:t>Осмотреть шкаф управления: корпус, двери, замки, маркировку, Ex-маркировку, шильдик.</w:t>
             </w:r>
           </w:p>
         </w:tc>
@@ -6112,7 +5526,7 @@
                 <w:color w:val="000000"/>
                 <w:sz w:val="17"/>
               </w:rPr>
-              <w:t>Нет деформаций и повреждений; скребки свободно перемещаются в пазах; крепёж законтрен.</w:t>
+              <w:t>Повреждений нет; маркировка соответствует спецификации; шкаф закреплён на раме.</w:t>
             </w:r>
           </w:p>
         </w:tc>
@@ -6158,7 +5572,7 @@
                 <w:color w:val="000000"/>
                 <w:sz w:val="17"/>
               </w:rPr>
-              <w:t>Измерить биение вала ротора индикатором (в верхней и нижней точке).</w:t>
+              <w:t>Проверить Ex-маркировку двигателей, датчиков, клеммных коробок и кабельных вводов.</w:t>
             </w:r>
           </w:p>
         </w:tc>
@@ -6173,7 +5587,7 @@
                 <w:color w:val="000000"/>
                 <w:sz w:val="17"/>
               </w:rPr>
-              <w:t>В пределах допуска изготовителя (записать фактическое значение).</w:t>
+              <w:t>Соответствует спецификации; неиспользуемые вводы закрыты заглушками.</w:t>
             </w:r>
           </w:p>
         </w:tc>
@@ -6219,7 +5633,7 @@
                 <w:color w:val="000000"/>
                 <w:sz w:val="17"/>
               </w:rPr>
-              <w:t>Проверить зазор «скребок — стенка» и вертикальность ротора после установки.</w:t>
+              <w:t>Осмотреть внутренний монтаж шкафа (без подачи питания).</w:t>
             </w:r>
           </w:p>
         </w:tc>
@@ -6234,7 +5648,7 @@
                 <w:color w:val="000000"/>
                 <w:sz w:val="17"/>
               </w:rPr>
-              <w:t>Соответствует документации изготовителя; касание стенки только скребками.</w:t>
+              <w:t>Маркировка проводов и аппаратов совпадает со схемами; монтаж аккуратный.</w:t>
             </w:r>
           </w:p>
         </w:tc>
@@ -6280,7 +5694,7 @@
                 <w:color w:val="000000"/>
                 <w:sz w:val="17"/>
               </w:rPr>
-              <w:t>Проверить двойное торцевое уплотнение и напорный бачок затворной жидкости.</w:t>
+              <w:t>Осмотреть кабельные трассы.</w:t>
             </w:r>
           </w:p>
         </w:tc>
@@ -6295,7 +5709,7 @@
                 <w:color w:val="000000"/>
                 <w:sz w:val="17"/>
               </w:rPr>
-              <w:t>Обвязка, заправка и давление затворной жидкости по инструкции; подключены r/s (охлаждение); протечек нет.</w:t>
+              <w:t>Кабели закреплены, промаркированы, не касаются горячих поверхностей и острых кромок.</w:t>
             </w:r>
           </w:p>
         </w:tc>
@@ -6341,7 +5755,7 @@
                 <w:color w:val="000000"/>
                 <w:sz w:val="17"/>
               </w:rPr>
-              <w:t>Провернуть ротор вручную.</w:t>
+              <w:t>Проверить заземление рамы, аппаратов и шкафа (внешне) и протокол сопротивления изоляции поставщика.</w:t>
             </w:r>
           </w:p>
         </w:tc>
@@ -6356,7 +5770,7 @@
                 <w:color w:val="000000"/>
                 <w:sz w:val="17"/>
               </w:rPr>
-              <w:t>Вращение свободное, без заеданий, скрежета и неравномерного усилия.</w:t>
+              <w:t>Заземляющие проводники подключены; протокол представлен.</w:t>
             </w:r>
           </w:p>
         </w:tc>
@@ -6402,7 +5816,7 @@
                 <w:color w:val="000000"/>
                 <w:sz w:val="17"/>
               </w:rPr>
-              <w:t>Кратковременно включить привод от ЧРП.</w:t>
+              <w:t>Получить резервную копию ПО ПЛК и панели оператора.</w:t>
             </w:r>
           </w:p>
         </w:tc>
@@ -6417,251 +5831,7 @@
                 <w:color w:val="000000"/>
                 <w:sz w:val="17"/>
               </w:rPr>
-              <w:t>Направление вращения совпадает со стрелкой; посторонних шумов нет.</w:t>
-            </w:r>
-          </w:p>
-        </w:tc>
-        <w:tc>
-          <w:tcPr>
-            <w:tcW w:type="dxa" w:w="2091"/>
-          </w:tcPr>
-          <w:p>
-            <w:r/>
-            <w:r>
-              <w:rPr>
-                <w:color w:val="000000"/>
-                <w:sz w:val="17"/>
-              </w:rPr>
-            </w:r>
-          </w:p>
-        </w:tc>
-      </w:tr>
-      <w:tr>
-        <w:tc>
-          <w:tcPr>
-            <w:tcW w:type="dxa" w:w="567"/>
-          </w:tcPr>
-          <w:p>
-            <w:r/>
-            <w:r>
-              <w:rPr>
-                <w:color w:val="000000"/>
-                <w:sz w:val="17"/>
-              </w:rPr>
-              <w:t>7</w:t>
-            </w:r>
-          </w:p>
-        </w:tc>
-        <w:tc>
-          <w:tcPr>
-            <w:tcW w:type="dxa" w:w="4082"/>
-          </w:tcPr>
-          <w:p>
-            <w:r/>
-            <w:r>
-              <w:rPr>
-                <w:color w:val="000000"/>
-                <w:sz w:val="17"/>
-              </w:rPr>
-              <w:t>Прогнать ротор на рабочих оборотах: E-102 — 158 об/мин, E-202 — 133 об/мин. Длительность согласовывается с изготовителем. Прогон всухую допускается только кратковременно; длительный прогон (не менее 2 ч) — со смачиванием стенки (вода или масло через распределитель) или со снятыми скребками.</w:t>
-            </w:r>
-          </w:p>
-        </w:tc>
-        <w:tc>
-          <w:tcPr>
-            <w:tcW w:type="dxa" w:w="4082"/>
-          </w:tcPr>
-          <w:p>
-            <w:r/>
-            <w:r>
-              <w:rPr>
-                <w:color w:val="000000"/>
-                <w:sz w:val="17"/>
-              </w:rPr>
-              <w:t>Стабильная работа; ток двигателя ≤ номинального; вибрация привода — ориентир ≤ 4,5 мм/с (ISO 10816-3); нагрев подшипников и редуктора ≤ 40 °C над окружающей, абсолютная ≤ 80 °C; шум ≤ 85 дБ(A); течи масла из редуктора и затворной жидкости нет.</w:t>
-            </w:r>
-          </w:p>
-        </w:tc>
-        <w:tc>
-          <w:tcPr>
-            <w:tcW w:type="dxa" w:w="2091"/>
-          </w:tcPr>
-          <w:p>
-            <w:r/>
-            <w:r>
-              <w:rPr>
-                <w:color w:val="000000"/>
-                <w:sz w:val="17"/>
-              </w:rPr>
-            </w:r>
-          </w:p>
-        </w:tc>
-      </w:tr>
-      <w:tr>
-        <w:tc>
-          <w:tcPr>
-            <w:tcW w:type="dxa" w:w="567"/>
-          </w:tcPr>
-          <w:p>
-            <w:r/>
-            <w:r>
-              <w:rPr>
-                <w:color w:val="000000"/>
-                <w:sz w:val="17"/>
-              </w:rPr>
-              <w:t>8</w:t>
-            </w:r>
-          </w:p>
-        </w:tc>
-        <w:tc>
-          <w:tcPr>
-            <w:tcW w:type="dxa" w:w="4082"/>
-          </w:tcPr>
-          <w:p>
-            <w:r/>
-            <w:r>
-              <w:rPr>
-                <w:color w:val="000000"/>
-                <w:sz w:val="17"/>
-              </w:rPr>
-              <w:t>Проверить регулирование частоты вращения от ЧРП во всём диапазоне.</w:t>
-            </w:r>
-          </w:p>
-        </w:tc>
-        <w:tc>
-          <w:tcPr>
-            <w:tcW w:type="dxa" w:w="4082"/>
-          </w:tcPr>
-          <w:p>
-            <w:r/>
-            <w:r>
-              <w:rPr>
-                <w:color w:val="000000"/>
-                <w:sz w:val="17"/>
-              </w:rPr>
-              <w:t>Плавное регулирование без резонансных зон; фактические обороты совпадают с заданными (тахометр).</w:t>
-            </w:r>
-          </w:p>
-        </w:tc>
-        <w:tc>
-          <w:tcPr>
-            <w:tcW w:type="dxa" w:w="2091"/>
-          </w:tcPr>
-          <w:p>
-            <w:r/>
-            <w:r>
-              <w:rPr>
-                <w:color w:val="000000"/>
-                <w:sz w:val="17"/>
-              </w:rPr>
-            </w:r>
-          </w:p>
-        </w:tc>
-      </w:tr>
-      <w:tr>
-        <w:tc>
-          <w:tcPr>
-            <w:tcW w:type="dxa" w:w="567"/>
-          </w:tcPr>
-          <w:p>
-            <w:r/>
-            <w:r>
-              <w:rPr>
-                <w:color w:val="000000"/>
-                <w:sz w:val="17"/>
-              </w:rPr>
-              <w:t>9</w:t>
-            </w:r>
-          </w:p>
-        </w:tc>
-        <w:tc>
-          <w:tcPr>
-            <w:tcW w:type="dxa" w:w="4082"/>
-          </w:tcPr>
-          <w:p>
-            <w:r/>
-            <w:r>
-              <w:rPr>
-                <w:color w:val="000000"/>
-                <w:sz w:val="17"/>
-              </w:rPr>
-              <w:t>Пробная установка запасного комплекта ротора с крышкой и двигателем (E-102 и E-202) с кратковременным пуском.</w:t>
-            </w:r>
-          </w:p>
-        </w:tc>
-        <w:tc>
-          <w:tcPr>
-            <w:tcW w:type="dxa" w:w="4082"/>
-          </w:tcPr>
-          <w:p>
-            <w:r/>
-            <w:r>
-              <w:rPr>
-                <w:color w:val="000000"/>
-                <w:sz w:val="17"/>
-              </w:rPr>
-              <w:t>Комплект устанавливается без доработок; вращение свободное; двигатель и уплотнение работают.</w:t>
-            </w:r>
-          </w:p>
-        </w:tc>
-        <w:tc>
-          <w:tcPr>
-            <w:tcW w:type="dxa" w:w="2091"/>
-          </w:tcPr>
-          <w:p>
-            <w:r/>
-            <w:r>
-              <w:rPr>
-                <w:color w:val="000000"/>
-                <w:sz w:val="17"/>
-              </w:rPr>
-            </w:r>
-          </w:p>
-        </w:tc>
-      </w:tr>
-      <w:tr>
-        <w:tc>
-          <w:tcPr>
-            <w:tcW w:type="dxa" w:w="567"/>
-          </w:tcPr>
-          <w:p>
-            <w:r/>
-            <w:r>
-              <w:rPr>
-                <w:color w:val="000000"/>
-                <w:sz w:val="17"/>
-              </w:rPr>
-              <w:t>10</w:t>
-            </w:r>
-          </w:p>
-        </w:tc>
-        <w:tc>
-          <w:tcPr>
-            <w:tcW w:type="dxa" w:w="4082"/>
-          </w:tcPr>
-          <w:p>
-            <w:r/>
-            <w:r>
-              <w:rPr>
-                <w:color w:val="000000"/>
-                <w:sz w:val="17"/>
-              </w:rPr>
-              <w:t>После прогона осмотреть скребки и внутреннюю поверхность.</w:t>
-            </w:r>
-          </w:p>
-        </w:tc>
-        <w:tc>
-          <w:tcPr>
-            <w:tcW w:type="dxa" w:w="4082"/>
-          </w:tcPr>
-          <w:p>
-            <w:r/>
-            <w:r>
-              <w:rPr>
-                <w:color w:val="000000"/>
-                <w:sz w:val="17"/>
-              </w:rPr>
-              <w:t>Нет задиров, следов металлического контакта и повышенного износа скребков.</w:t>
+              <w:t>Передана заказчику.</w:t>
             </w:r>
           </w:p>
         </w:tc>
@@ -6692,7 +5862,7 @@
           <w:color w:val="000000"/>
           <w:sz w:val="32"/>
         </w:rPr>
-        <w:t>9. Проверка насосов, вакуумных агрегатов, КИПиА и арматуры</w:t>
+        <w:t>9. Проверка протоколов заводских испытаний</w:t>
       </w:r>
     </w:p>
     <w:tbl>
@@ -6739,7 +5909,7 @@
                 <w:color w:val="000000"/>
                 <w:sz w:val="17"/>
               </w:rPr>
-              <w:t>Проверка</w:t>
+              <w:t>Действие</w:t>
             </w:r>
           </w:p>
         </w:tc>
@@ -6803,7 +5973,7 @@
                 <w:color w:val="000000"/>
                 <w:sz w:val="17"/>
               </w:rPr>
-              <w:t>Насосы P-101…P-103, P-202, P-203: ручное проворачивание, центровка муфты, пробный пуск на воде или масле (кратковременно).</w:t>
+              <w:t>Проверить протоколы гидроиспытаний всех аппаратов и рубашек.</w:t>
             </w:r>
           </w:p>
         </w:tc>
@@ -6818,7 +5988,7 @@
                 <w:color w:val="000000"/>
                 <w:sz w:val="17"/>
               </w:rPr>
-              <w:t>Направление вращения верное; работа без шума и вибрации; манометры PG показывают давление; подача ≈ 120 л/ч (проверка по FT-001 для P-101).</w:t>
+              <w:t>Пробные давления по листам данных; результат положительный.</w:t>
             </w:r>
           </w:p>
         </w:tc>
@@ -6864,7 +6034,7 @@
                 <w:color w:val="000000"/>
                 <w:sz w:val="17"/>
               </w:rPr>
-              <w:t>Рубашки корпусов насосов и обогреваемые краны TV-001…005.</w:t>
+              <w:t>Проверить протоколы испытаний испарителей E-102 и E-202 у изготовителя.</w:t>
             </w:r>
           </w:p>
         </w:tc>
@@ -6879,7 +6049,7 @@
                 <w:color w:val="000000"/>
                 <w:sz w:val="17"/>
               </w:rPr>
-              <w:t>Подключены к контуру теплоносителя по P&amp;ID; течей нет.</w:t>
+              <w:t>Результат положительный.</w:t>
             </w:r>
           </w:p>
         </w:tc>
@@ -6925,7 +6095,7 @@
                 <w:color w:val="000000"/>
                 <w:sz w:val="17"/>
               </w:rPr>
-              <w:t>Обратные клапаны CV-001…005.</w:t>
+              <w:t>Проверить протоколы испытаний на герметичность (при наличии).</w:t>
             </w:r>
           </w:p>
         </w:tc>
@@ -6940,7 +6110,7 @@
                 <w:color w:val="000000"/>
                 <w:sz w:val="17"/>
               </w:rPr>
-              <w:t>Направление установки по стрелке и P&amp;ID.</w:t>
+              <w:t>Результат положительный.</w:t>
             </w:r>
           </w:p>
         </w:tc>
@@ -6986,7 +6156,7 @@
                 <w:color w:val="000000"/>
                 <w:sz w:val="17"/>
               </w:rPr>
-              <w:t>Вакуумные насосы VPM-104, VPM-207 (винтовые), VPM-205/206 (Рутс), VPM-204 (диффузионный): пуск по инструкции.</w:t>
+              <w:t>Проверить после испытаний состояние полостей.</w:t>
             </w:r>
           </w:p>
         </w:tc>
@@ -7001,434 +6171,7 @@
                 <w:color w:val="000000"/>
                 <w:sz w:val="17"/>
               </w:rPr>
-              <w:t>Пуск и останов в правильной последовательности; охлаждение подключено; достигнут паспортный предельный вакуум на заглушенном всасе.</w:t>
-            </w:r>
-          </w:p>
-        </w:tc>
-        <w:tc>
-          <w:tcPr>
-            <w:tcW w:type="dxa" w:w="2091"/>
-          </w:tcPr>
-          <w:p>
-            <w:r/>
-            <w:r>
-              <w:rPr>
-                <w:color w:val="000000"/>
-                <w:sz w:val="17"/>
-              </w:rPr>
-            </w:r>
-          </w:p>
-        </w:tc>
-      </w:tr>
-      <w:tr>
-        <w:tc>
-          <w:tcPr>
-            <w:tcW w:type="dxa" w:w="567"/>
-          </w:tcPr>
-          <w:p>
-            <w:r/>
-            <w:r>
-              <w:rPr>
-                <w:color w:val="000000"/>
-                <w:sz w:val="17"/>
-              </w:rPr>
-              <w:t>5</w:t>
-            </w:r>
-          </w:p>
-        </w:tc>
-        <w:tc>
-          <w:tcPr>
-            <w:tcW w:type="dxa" w:w="4082"/>
-          </w:tcPr>
-          <w:p>
-            <w:r/>
-            <w:r>
-              <w:rPr>
-                <w:color w:val="000000"/>
-                <w:sz w:val="17"/>
-              </w:rPr>
-              <w:t>Диффузионный насос VPM-204: разогрев, выход на режим, защита от перегрева и отсутствия воды.</w:t>
-            </w:r>
-          </w:p>
-        </w:tc>
-        <w:tc>
-          <w:tcPr>
-            <w:tcW w:type="dxa" w:w="4082"/>
-          </w:tcPr>
-          <w:p>
-            <w:r/>
-            <w:r>
-              <w:rPr>
-                <w:color w:val="000000"/>
-                <w:sz w:val="17"/>
-              </w:rPr>
-              <w:t>Время выхода на режим по паспорту; защиты срабатывают.</w:t>
-            </w:r>
-          </w:p>
-        </w:tc>
-        <w:tc>
-          <w:tcPr>
-            <w:tcW w:type="dxa" w:w="2091"/>
-          </w:tcPr>
-          <w:p>
-            <w:r/>
-            <w:r>
-              <w:rPr>
-                <w:color w:val="000000"/>
-                <w:sz w:val="17"/>
-              </w:rPr>
-            </w:r>
-          </w:p>
-        </w:tc>
-      </w:tr>
-      <w:tr>
-        <w:tc>
-          <w:tcPr>
-            <w:tcW w:type="dxa" w:w="567"/>
-          </w:tcPr>
-          <w:p>
-            <w:r/>
-            <w:r>
-              <w:rPr>
-                <w:color w:val="000000"/>
-                <w:sz w:val="17"/>
-              </w:rPr>
-              <w:t>6</w:t>
-            </w:r>
-          </w:p>
-        </w:tc>
-        <w:tc>
-          <w:tcPr>
-            <w:tcW w:type="dxa" w:w="4082"/>
-          </w:tcPr>
-          <w:p>
-            <w:r/>
-            <w:r>
-              <w:rPr>
-                <w:color w:val="000000"/>
-                <w:sz w:val="17"/>
-              </w:rPr>
-              <w:t>Холодильные термостаты TCLT-30-AT-40KW, TCHT-30-AT-12KW, TCHT-30-AT: пуск, циркуляция по контурам потребителей.</w:t>
-            </w:r>
-          </w:p>
-        </w:tc>
-        <w:tc>
-          <w:tcPr>
-            <w:tcW w:type="dxa" w:w="4082"/>
-          </w:tcPr>
-          <w:p>
-            <w:r/>
-            <w:r>
-              <w:rPr>
-                <w:color w:val="000000"/>
-                <w:sz w:val="17"/>
-              </w:rPr>
-              <w:t>Выход на уставку в диапазоне −30 °C…AT (проверяется достижение −20 °C для контура E-103, если позволяет стенд; иначе — по заводскому протоколу изготовителя); течей по контурам нет; аварийные сигналы передаются в систему управления.</w:t>
-            </w:r>
-          </w:p>
-        </w:tc>
-        <w:tc>
-          <w:tcPr>
-            <w:tcW w:type="dxa" w:w="2091"/>
-          </w:tcPr>
-          <w:p>
-            <w:r/>
-            <w:r>
-              <w:rPr>
-                <w:color w:val="000000"/>
-                <w:sz w:val="17"/>
-              </w:rPr>
-            </w:r>
-          </w:p>
-        </w:tc>
-      </w:tr>
-      <w:tr>
-        <w:tc>
-          <w:tcPr>
-            <w:tcW w:type="dxa" w:w="567"/>
-          </w:tcPr>
-          <w:p>
-            <w:r/>
-            <w:r>
-              <w:rPr>
-                <w:color w:val="000000"/>
-                <w:sz w:val="17"/>
-              </w:rPr>
-              <w:t>7</w:t>
-            </w:r>
-          </w:p>
-        </w:tc>
-        <w:tc>
-          <w:tcPr>
-            <w:tcW w:type="dxa" w:w="4082"/>
-          </w:tcPr>
-          <w:p>
-            <w:r/>
-            <w:r>
-              <w:rPr>
-                <w:color w:val="000000"/>
-                <w:sz w:val="17"/>
-              </w:rPr>
-              <w:t>Запасной шестерённый насос: кратковременный пуск на стенде.</w:t>
-            </w:r>
-          </w:p>
-        </w:tc>
-        <w:tc>
-          <w:tcPr>
-            <w:tcW w:type="dxa" w:w="4082"/>
-          </w:tcPr>
-          <w:p>
-            <w:r/>
-            <w:r>
-              <w:rPr>
-                <w:color w:val="000000"/>
-                <w:sz w:val="17"/>
-              </w:rPr>
-              <w:t>Работает без шума и течей; идентичен установленным.</w:t>
-            </w:r>
-          </w:p>
-        </w:tc>
-        <w:tc>
-          <w:tcPr>
-            <w:tcW w:type="dxa" w:w="2091"/>
-          </w:tcPr>
-          <w:p>
-            <w:r/>
-            <w:r>
-              <w:rPr>
-                <w:color w:val="000000"/>
-                <w:sz w:val="17"/>
-              </w:rPr>
-            </w:r>
-          </w:p>
-        </w:tc>
-      </w:tr>
-      <w:tr>
-        <w:tc>
-          <w:tcPr>
-            <w:tcW w:type="dxa" w:w="567"/>
-          </w:tcPr>
-          <w:p>
-            <w:r/>
-            <w:r>
-              <w:rPr>
-                <w:color w:val="000000"/>
-                <w:sz w:val="17"/>
-              </w:rPr>
-              <w:t>8</w:t>
-            </w:r>
-          </w:p>
-        </w:tc>
-        <w:tc>
-          <w:tcPr>
-            <w:tcW w:type="dxa" w:w="4082"/>
-          </w:tcPr>
-          <w:p>
-            <w:r/>
-            <w:r>
-              <w:rPr>
-                <w:color w:val="000000"/>
-                <w:sz w:val="17"/>
-              </w:rPr>
-              <w:t>Датчики давления PT-001 (1-я ступень) и PT-002 (2-я ступень).</w:t>
-            </w:r>
-          </w:p>
-        </w:tc>
-        <w:tc>
-          <w:tcPr>
-            <w:tcW w:type="dxa" w:w="4082"/>
-          </w:tcPr>
-          <w:p>
-            <w:r/>
-            <w:r>
-              <w:rPr>
-                <w:color w:val="000000"/>
-                <w:sz w:val="17"/>
-              </w:rPr>
-              <w:t>Показания совпадают с эталонным вакуумметром поставщика в пределах погрешности; диапазон PT-002 перекрывает 0,1–10 Па.</w:t>
-            </w:r>
-          </w:p>
-        </w:tc>
-        <w:tc>
-          <w:tcPr>
-            <w:tcW w:type="dxa" w:w="2091"/>
-          </w:tcPr>
-          <w:p>
-            <w:r/>
-            <w:r>
-              <w:rPr>
-                <w:color w:val="000000"/>
-                <w:sz w:val="17"/>
-              </w:rPr>
-            </w:r>
-          </w:p>
-        </w:tc>
-      </w:tr>
-      <w:tr>
-        <w:tc>
-          <w:tcPr>
-            <w:tcW w:type="dxa" w:w="567"/>
-          </w:tcPr>
-          <w:p>
-            <w:r/>
-            <w:r>
-              <w:rPr>
-                <w:color w:val="000000"/>
-                <w:sz w:val="17"/>
-              </w:rPr>
-              <w:t>9</w:t>
-            </w:r>
-          </w:p>
-        </w:tc>
-        <w:tc>
-          <w:tcPr>
-            <w:tcW w:type="dxa" w:w="4082"/>
-          </w:tcPr>
-          <w:p>
-            <w:r/>
-            <w:r>
-              <w:rPr>
-                <w:color w:val="000000"/>
-                <w:sz w:val="17"/>
-              </w:rPr>
-              <w:t>Датчики температуры TT-001, TT-002, датчики температуры рубашек и продукта (если есть).</w:t>
-            </w:r>
-          </w:p>
-        </w:tc>
-        <w:tc>
-          <w:tcPr>
-            <w:tcW w:type="dxa" w:w="4082"/>
-          </w:tcPr>
-          <w:p>
-            <w:r/>
-            <w:r>
-              <w:rPr>
-                <w:color w:val="000000"/>
-                <w:sz w:val="17"/>
-              </w:rPr>
-              <w:t>Проверка в двух точках (окружающая температура и нагретая среда или калибратор).</w:t>
-            </w:r>
-          </w:p>
-        </w:tc>
-        <w:tc>
-          <w:tcPr>
-            <w:tcW w:type="dxa" w:w="2091"/>
-          </w:tcPr>
-          <w:p>
-            <w:r/>
-            <w:r>
-              <w:rPr>
-                <w:color w:val="000000"/>
-                <w:sz w:val="17"/>
-              </w:rPr>
-            </w:r>
-          </w:p>
-        </w:tc>
-      </w:tr>
-      <w:tr>
-        <w:tc>
-          <w:tcPr>
-            <w:tcW w:type="dxa" w:w="567"/>
-          </w:tcPr>
-          <w:p>
-            <w:r/>
-            <w:r>
-              <w:rPr>
-                <w:color w:val="000000"/>
-                <w:sz w:val="17"/>
-              </w:rPr>
-              <w:t>10</w:t>
-            </w:r>
-          </w:p>
-        </w:tc>
-        <w:tc>
-          <w:tcPr>
-            <w:tcW w:type="dxa" w:w="4082"/>
-          </w:tcPr>
-          <w:p>
-            <w:r/>
-            <w:r>
-              <w:rPr>
-                <w:color w:val="000000"/>
-                <w:sz w:val="17"/>
-              </w:rPr>
-              <w:t>Расходомер FT-001, уровнемеры LT-001…005, уровнемерные стёкла V-203.</w:t>
-            </w:r>
-          </w:p>
-        </w:tc>
-        <w:tc>
-          <w:tcPr>
-            <w:tcW w:type="dxa" w:w="4082"/>
-          </w:tcPr>
-          <w:p>
-            <w:r/>
-            <w:r>
-              <w:rPr>
-                <w:color w:val="000000"/>
-                <w:sz w:val="17"/>
-              </w:rPr>
-              <w:t>Смонтированы по P&amp;ID; сигналы приходят в систему управления; имитация уровня отрабатывается.</w:t>
-            </w:r>
-          </w:p>
-        </w:tc>
-        <w:tc>
-          <w:tcPr>
-            <w:tcW w:type="dxa" w:w="2091"/>
-          </w:tcPr>
-          <w:p>
-            <w:r/>
-            <w:r>
-              <w:rPr>
-                <w:color w:val="000000"/>
-                <w:sz w:val="17"/>
-              </w:rPr>
-            </w:r>
-          </w:p>
-        </w:tc>
-      </w:tr>
-      <w:tr>
-        <w:tc>
-          <w:tcPr>
-            <w:tcW w:type="dxa" w:w="567"/>
-          </w:tcPr>
-          <w:p>
-            <w:r/>
-            <w:r>
-              <w:rPr>
-                <w:color w:val="000000"/>
-                <w:sz w:val="17"/>
-              </w:rPr>
-              <w:t>11</w:t>
-            </w:r>
-          </w:p>
-        </w:tc>
-        <w:tc>
-          <w:tcPr>
-            <w:tcW w:type="dxa" w:w="4082"/>
-          </w:tcPr>
-          <w:p>
-            <w:r/>
-            <w:r>
-              <w:rPr>
-                <w:color w:val="000000"/>
-                <w:sz w:val="17"/>
-              </w:rPr>
-              <w:t>Арматура BV, HV-001…003 с приводами.</w:t>
-            </w:r>
-          </w:p>
-        </w:tc>
-        <w:tc>
-          <w:tcPr>
-            <w:tcW w:type="dxa" w:w="4082"/>
-          </w:tcPr>
-          <w:p>
-            <w:r/>
-            <w:r>
-              <w:rPr>
-                <w:color w:val="000000"/>
-                <w:sz w:val="17"/>
-              </w:rPr>
-              <w:t>Ручной ход плавный; HV открываются и закрываются по команде; концевые выключатели (при наличии) работают.</w:t>
+              <w:t>Нет остатков воды; отверстия закрыты заглушками.</w:t>
             </w:r>
           </w:p>
         </w:tc>
@@ -7459,7 +6202,7 @@
           <w:color w:val="000000"/>
           <w:sz w:val="32"/>
         </w:rPr>
-        <w:t>10. Проверка шкафа управления, электрооборудования и системы управления</w:t>
+        <w:t>10. Упаковка и готовность к отгрузке</w:t>
       </w:r>
     </w:p>
     <w:tbl>
@@ -7506,7 +6249,7 @@
                 <w:color w:val="000000"/>
                 <w:sz w:val="17"/>
               </w:rPr>
-              <w:t>Проверка</w:t>
+              <w:t>Действие</w:t>
             </w:r>
           </w:p>
         </w:tc>
@@ -7570,7 +6313,7 @@
                 <w:color w:val="000000"/>
                 <w:sz w:val="17"/>
               </w:rPr>
-              <w:t>Внешний осмотр шкафа управления: корпус, двери, замки, уплотнения, вентиляция или кондиционер, шильдик, маркировка, карман для схем.</w:t>
+              <w:t>Проверить консервацию и заглушки.</w:t>
             </w:r>
           </w:p>
         </w:tc>
@@ -7585,7 +6328,7 @@
                 <w:color w:val="000000"/>
                 <w:sz w:val="17"/>
               </w:rPr>
-              <w:t>Повреждений нет; степень защиты оболочки по спецификации; шкаф надёжно закреплён на раме; доступ к дверям свободен.</w:t>
+              <w:t>Полости сухие; все штуцеры заглушены.</w:t>
             </w:r>
           </w:p>
         </w:tc>
@@ -7631,7 +6374,7 @@
                 <w:color w:val="000000"/>
                 <w:sz w:val="17"/>
               </w:rPr>
-              <w:t>Проверить исполнение электрооборудования на раме: двигатели, датчики, клеммные коробки, кабельные вводы, посты управления.</w:t>
+              <w:t>Проверить упаковку ЗИП, КИП, стёкол.</w:t>
             </w:r>
           </w:p>
         </w:tc>
@@ -7646,7 +6389,7 @@
                 <w:color w:val="000000"/>
                 <w:sz w:val="17"/>
               </w:rPr>
-              <w:t>Исполнение и маркировка (в т.ч. Ex) соответствуют спецификации и требованиям договора; сертификаты предъявлены; неиспользуемые вводы закрыты заглушками.</w:t>
+              <w:t>Отдельные ящики с маркировкой и упаковочными листами.</w:t>
             </w:r>
           </w:p>
         </w:tc>
@@ -7692,7 +6435,7 @@
                 <w:color w:val="000000"/>
                 <w:sz w:val="17"/>
               </w:rPr>
-              <w:t>Проверить внутренний монтаж шкафа по схемам.</w:t>
+              <w:t>Проверить схему транспортных мест: общая высота ≈ 6,0 м и ширина рамы ≈ 2,8 м по 3D-модели.</w:t>
             </w:r>
           </w:p>
         </w:tc>
@@ -7707,7 +6450,7 @@
                 <w:color w:val="000000"/>
                 <w:sz w:val="17"/>
               </w:rPr>
-              <w:t>Маркировка проводов, клемм и аппаратов совпадает со схемами; силовые и сигнальные цепи разделены; экраны заведены; затяжка клемм (выборочно) в норме; номиналы защит соответствуют схеме.</w:t>
+              <w:t>Указано, какие узлы демонтируются для перевозки, габариты и массы мест.</w:t>
             </w:r>
           </w:p>
         </w:tc>
@@ -7753,7 +6496,7 @@
                 <w:color w:val="000000"/>
                 <w:sz w:val="17"/>
               </w:rPr>
-              <w:t>Проверить кабели от шкафа до потребителей: трассы, лотки, крепление, вводы, маркировку.</w:t>
+              <w:t>Проверить маркировку демонтируемых узлов и разъёмов для повторной сборки.</w:t>
             </w:r>
           </w:p>
         </w:tc>
@@ -7768,7 +6511,7 @@
                 <w:color w:val="000000"/>
                 <w:sz w:val="17"/>
               </w:rPr>
-              <w:t>Кабели промаркированы по кабельному журналу; не касаются горячих поверхностей (рубашки испарителей, подогреватели, трубопроводы теплоносителя) и острых кромок; изгибы в допуске.</w:t>
+              <w:t>Ответные части промаркированы одинаково.</w:t>
             </w:r>
           </w:p>
         </w:tc>
@@ -7814,7 +6557,7 @@
                 <w:color w:val="000000"/>
                 <w:sz w:val="17"/>
               </w:rPr>
-              <w:t>Измерить сопротивление изоляции силовых цепей и двигателей, проверить цепь защитного заземления.</w:t>
+              <w:t>Проверить маркировку мест, центр тяжести, точки строповки.</w:t>
             </w:r>
           </w:p>
         </w:tc>
@@ -7829,617 +6572,7 @@
                 <w:color w:val="000000"/>
                 <w:sz w:val="17"/>
               </w:rPr>
-              <w:t>R изол. ≥ 1 МОм (мегаомметр 500/1000 В); сопротивление цепи PE между шкафом и каждым потребителем ≤ 0,1 Ом; рама, аппараты и шкаф присоединены к общей системе заземления и уравнивания потенциалов.</w:t>
-            </w:r>
-          </w:p>
-        </w:tc>
-        <w:tc>
-          <w:tcPr>
-            <w:tcW w:type="dxa" w:w="2091"/>
-          </w:tcPr>
-          <w:p>
-            <w:r/>
-            <w:r>
-              <w:rPr>
-                <w:color w:val="000000"/>
-                <w:sz w:val="17"/>
-              </w:rPr>
-            </w:r>
-          </w:p>
-        </w:tc>
-      </w:tr>
-      <w:tr>
-        <w:tc>
-          <w:tcPr>
-            <w:tcW w:type="dxa" w:w="567"/>
-          </w:tcPr>
-          <w:p>
-            <w:r/>
-            <w:r>
-              <w:rPr>
-                <w:color w:val="000000"/>
-                <w:sz w:val="17"/>
-              </w:rPr>
-              <w:t>6</w:t>
-            </w:r>
-          </w:p>
-        </w:tc>
-        <w:tc>
-          <w:tcPr>
-            <w:tcW w:type="dxa" w:w="4082"/>
-          </w:tcPr>
-          <w:p>
-            <w:r/>
-            <w:r>
-              <w:rPr>
-                <w:color w:val="000000"/>
-                <w:sz w:val="17"/>
-              </w:rPr>
-              <w:t>Подать питание на шкаф.</w:t>
-            </w:r>
-          </w:p>
-        </w:tc>
-        <w:tc>
-          <w:tcPr>
-            <w:tcW w:type="dxa" w:w="4082"/>
-          </w:tcPr>
-          <w:p>
-            <w:r/>
-            <w:r>
-              <w:rPr>
-                <w:color w:val="000000"/>
-                <w:sz w:val="17"/>
-              </w:rPr>
-              <w:t>Напряжение и чередование фаз в норме; вводной автомат, защиты и индикация работают; самопроизвольного пуска оборудования нет.</w:t>
-            </w:r>
-          </w:p>
-        </w:tc>
-        <w:tc>
-          <w:tcPr>
-            <w:tcW w:type="dxa" w:w="2091"/>
-          </w:tcPr>
-          <w:p>
-            <w:r/>
-            <w:r>
-              <w:rPr>
-                <w:color w:val="000000"/>
-                <w:sz w:val="17"/>
-              </w:rPr>
-            </w:r>
-          </w:p>
-        </w:tc>
-      </w:tr>
-      <w:tr>
-        <w:tc>
-          <w:tcPr>
-            <w:tcW w:type="dxa" w:w="567"/>
-          </w:tcPr>
-          <w:p>
-            <w:r/>
-            <w:r>
-              <w:rPr>
-                <w:color w:val="000000"/>
-                <w:sz w:val="17"/>
-              </w:rPr>
-              <w:t>7</w:t>
-            </w:r>
-          </w:p>
-        </w:tc>
-        <w:tc>
-          <w:tcPr>
-            <w:tcW w:type="dxa" w:w="4082"/>
-          </w:tcPr>
-          <w:p>
-            <w:r/>
-            <w:r>
-              <w:rPr>
-                <w:color w:val="000000"/>
-                <w:sz w:val="17"/>
-              </w:rPr>
-              <w:t>Проверить ЧРП приводов E-102 и E-202: параметры двигателя, пределы частоты, время разгона и торможения, защиты.</w:t>
-            </w:r>
-          </w:p>
-        </w:tc>
-        <w:tc>
-          <w:tcPr>
-            <w:tcW w:type="dxa" w:w="4082"/>
-          </w:tcPr>
-          <w:p>
-            <w:r/>
-            <w:r>
-              <w:rPr>
-                <w:color w:val="000000"/>
-                <w:sz w:val="17"/>
-              </w:rPr>
-              <w:t>Параметры соответствуют паспортам двигателей; обороты ротора регулируются до рабочих (158 и 133 об/мин); защиты от перегрузки срабатывают.</w:t>
-            </w:r>
-          </w:p>
-        </w:tc>
-        <w:tc>
-          <w:tcPr>
-            <w:tcW w:type="dxa" w:w="2091"/>
-          </w:tcPr>
-          <w:p>
-            <w:r/>
-            <w:r>
-              <w:rPr>
-                <w:color w:val="000000"/>
-                <w:sz w:val="17"/>
-              </w:rPr>
-            </w:r>
-          </w:p>
-        </w:tc>
-      </w:tr>
-      <w:tr>
-        <w:tc>
-          <w:tcPr>
-            <w:tcW w:type="dxa" w:w="567"/>
-          </w:tcPr>
-          <w:p>
-            <w:r/>
-            <w:r>
-              <w:rPr>
-                <w:color w:val="000000"/>
-                <w:sz w:val="17"/>
-              </w:rPr>
-              <w:t>8</w:t>
-            </w:r>
-          </w:p>
-        </w:tc>
-        <w:tc>
-          <w:tcPr>
-            <w:tcW w:type="dxa" w:w="4082"/>
-          </w:tcPr>
-          <w:p>
-            <w:r/>
-            <w:r>
-              <w:rPr>
-                <w:color w:val="000000"/>
-                <w:sz w:val="17"/>
-              </w:rPr>
-              <w:t>Проверить пуск насосов P-101…P-203 и вакуумных агрегатов VPM-104, VPM-204…207 со шкафа и с панели оператора.</w:t>
-            </w:r>
-          </w:p>
-        </w:tc>
-        <w:tc>
-          <w:tcPr>
-            <w:tcW w:type="dxa" w:w="4082"/>
-          </w:tcPr>
-          <w:p>
-            <w:r/>
-            <w:r>
-              <w:rPr>
-                <w:color w:val="000000"/>
-                <w:sz w:val="17"/>
-              </w:rPr>
-              <w:t>Пуск и останов по команде; последовательность пуска вакуумного агрегата 2-й ступени соблюдается автоматически (форвакуум → Рутс → диффузионный насос); направление вращения верное.</w:t>
-            </w:r>
-          </w:p>
-        </w:tc>
-        <w:tc>
-          <w:tcPr>
-            <w:tcW w:type="dxa" w:w="2091"/>
-          </w:tcPr>
-          <w:p>
-            <w:r/>
-            <w:r>
-              <w:rPr>
-                <w:color w:val="000000"/>
-                <w:sz w:val="17"/>
-              </w:rPr>
-            </w:r>
-          </w:p>
-        </w:tc>
-      </w:tr>
-      <w:tr>
-        <w:tc>
-          <w:tcPr>
-            <w:tcW w:type="dxa" w:w="567"/>
-          </w:tcPr>
-          <w:p>
-            <w:r/>
-            <w:r>
-              <w:rPr>
-                <w:color w:val="000000"/>
-                <w:sz w:val="17"/>
-              </w:rPr>
-              <w:t>9</w:t>
-            </w:r>
-          </w:p>
-        </w:tc>
-        <w:tc>
-          <w:tcPr>
-            <w:tcW w:type="dxa" w:w="4082"/>
-          </w:tcPr>
-          <w:p>
-            <w:r/>
-            <w:r>
-              <w:rPr>
-                <w:color w:val="000000"/>
-                <w:sz w:val="17"/>
-              </w:rPr>
-              <w:t>Прозвонка всех входов и выходов (loop check) от датчика или исполнительного механизма до панели оператора.</w:t>
-            </w:r>
-          </w:p>
-        </w:tc>
-        <w:tc>
-          <w:tcPr>
-            <w:tcW w:type="dxa" w:w="4082"/>
-          </w:tcPr>
-          <w:p>
-            <w:r/>
-            <w:r>
-              <w:rPr>
-                <w:color w:val="000000"/>
-                <w:sz w:val="17"/>
-              </w:rPr>
-              <w:t>Каждый сигнал по перечню I/O приходит на правильный канал; аналоговые сигналы (PT, TT, FT, LT) масштабированы, показания совпадают с эталоном; HV-001…003 открываются и закрываются по команде.</w:t>
-            </w:r>
-          </w:p>
-        </w:tc>
-        <w:tc>
-          <w:tcPr>
-            <w:tcW w:type="dxa" w:w="2091"/>
-          </w:tcPr>
-          <w:p>
-            <w:r/>
-            <w:r>
-              <w:rPr>
-                <w:color w:val="000000"/>
-                <w:sz w:val="17"/>
-              </w:rPr>
-            </w:r>
-          </w:p>
-        </w:tc>
-      </w:tr>
-      <w:tr>
-        <w:tc>
-          <w:tcPr>
-            <w:tcW w:type="dxa" w:w="567"/>
-          </w:tcPr>
-          <w:p>
-            <w:r/>
-            <w:r>
-              <w:rPr>
-                <w:color w:val="000000"/>
-                <w:sz w:val="17"/>
-              </w:rPr>
-              <w:t>10</w:t>
-            </w:r>
-          </w:p>
-        </w:tc>
-        <w:tc>
-          <w:tcPr>
-            <w:tcW w:type="dxa" w:w="4082"/>
-          </w:tcPr>
-          <w:p>
-            <w:r/>
-            <w:r>
-              <w:rPr>
-                <w:color w:val="000000"/>
-                <w:sz w:val="17"/>
-              </w:rPr>
-              <w:t>Проверить панель оператора: мнемосхемы, позиции, единицы измерения, тренды, журнал аварий, уровни доступа.</w:t>
-            </w:r>
-          </w:p>
-        </w:tc>
-        <w:tc>
-          <w:tcPr>
-            <w:tcW w:type="dxa" w:w="4082"/>
-          </w:tcPr>
-          <w:p>
-            <w:r/>
-            <w:r>
-              <w:rPr>
-                <w:color w:val="000000"/>
-                <w:sz w:val="17"/>
-              </w:rPr>
-              <w:t>Мнемосхемы соответствуют P&amp;ID Rev.5; давление 2-й ступени отображается в Па, 1-й — в мбар; архив и тренды работают.</w:t>
-            </w:r>
-          </w:p>
-        </w:tc>
-        <w:tc>
-          <w:tcPr>
-            <w:tcW w:type="dxa" w:w="2091"/>
-          </w:tcPr>
-          <w:p>
-            <w:r/>
-            <w:r>
-              <w:rPr>
-                <w:color w:val="000000"/>
-                <w:sz w:val="17"/>
-              </w:rPr>
-            </w:r>
-          </w:p>
-        </w:tc>
-      </w:tr>
-      <w:tr>
-        <w:tc>
-          <w:tcPr>
-            <w:tcW w:type="dxa" w:w="567"/>
-          </w:tcPr>
-          <w:p>
-            <w:r/>
-            <w:r>
-              <w:rPr>
-                <w:color w:val="000000"/>
-                <w:sz w:val="17"/>
-              </w:rPr>
-              <w:t>11</w:t>
-            </w:r>
-          </w:p>
-        </w:tc>
-        <w:tc>
-          <w:tcPr>
-            <w:tcW w:type="dxa" w:w="4082"/>
-          </w:tcPr>
-          <w:p>
-            <w:r/>
-            <w:r>
-              <w:rPr>
-                <w:color w:val="000000"/>
-                <w:sz w:val="17"/>
-              </w:rPr>
-              <w:t>Проверить блокировки и сигнализацию имитацией сигналов: низкий и высокий уровень в сборниках, потеря вакуума, превышение температуры, отсутствие охлаждения диффузионного насоса и торцевых уплотнений, перегрузка приводов.</w:t>
-            </w:r>
-          </w:p>
-        </w:tc>
-        <w:tc>
-          <w:tcPr>
-            <w:tcW w:type="dxa" w:w="4082"/>
-          </w:tcPr>
-          <w:p>
-            <w:r/>
-            <w:r>
-              <w:rPr>
-                <w:color w:val="000000"/>
-                <w:sz w:val="17"/>
-              </w:rPr>
-              <w:t>Каждая блокировка срабатывает по согласованной уставке и логике; сигнализация световая и звуковая; сброс только после квитирования.</w:t>
-            </w:r>
-          </w:p>
-        </w:tc>
-        <w:tc>
-          <w:tcPr>
-            <w:tcW w:type="dxa" w:w="2091"/>
-          </w:tcPr>
-          <w:p>
-            <w:r/>
-            <w:r>
-              <w:rPr>
-                <w:color w:val="000000"/>
-                <w:sz w:val="17"/>
-              </w:rPr>
-            </w:r>
-          </w:p>
-        </w:tc>
-      </w:tr>
-      <w:tr>
-        <w:tc>
-          <w:tcPr>
-            <w:tcW w:type="dxa" w:w="567"/>
-          </w:tcPr>
-          <w:p>
-            <w:r/>
-            <w:r>
-              <w:rPr>
-                <w:color w:val="000000"/>
-                <w:sz w:val="17"/>
-              </w:rPr>
-              <w:t>12</w:t>
-            </w:r>
-          </w:p>
-        </w:tc>
-        <w:tc>
-          <w:tcPr>
-            <w:tcW w:type="dxa" w:w="4082"/>
-          </w:tcPr>
-          <w:p>
-            <w:r/>
-            <w:r>
-              <w:rPr>
-                <w:color w:val="000000"/>
-                <w:sz w:val="17"/>
-              </w:rPr>
-              <w:t>Проверить аварийный останов кнопками на шкафу и на площадке обслуживания (по проекту).</w:t>
-            </w:r>
-          </w:p>
-        </w:tc>
-        <w:tc>
-          <w:tcPr>
-            <w:tcW w:type="dxa" w:w="4082"/>
-          </w:tcPr>
-          <w:p>
-            <w:r/>
-            <w:r>
-              <w:rPr>
-                <w:color w:val="000000"/>
-                <w:sz w:val="17"/>
-              </w:rPr>
-              <w:t>Отключаются приводы, насосы и нагрев; оборудование переходит в безопасное состояние; повторный пуск только после сброса аварии.</w:t>
-            </w:r>
-          </w:p>
-        </w:tc>
-        <w:tc>
-          <w:tcPr>
-            <w:tcW w:type="dxa" w:w="2091"/>
-          </w:tcPr>
-          <w:p>
-            <w:r/>
-            <w:r>
-              <w:rPr>
-                <w:color w:val="000000"/>
-                <w:sz w:val="17"/>
-              </w:rPr>
-            </w:r>
-          </w:p>
-        </w:tc>
-      </w:tr>
-      <w:tr>
-        <w:tc>
-          <w:tcPr>
-            <w:tcW w:type="dxa" w:w="567"/>
-          </w:tcPr>
-          <w:p>
-            <w:r/>
-            <w:r>
-              <w:rPr>
-                <w:color w:val="000000"/>
-                <w:sz w:val="17"/>
-              </w:rPr>
-              <w:t>13</w:t>
-            </w:r>
-          </w:p>
-        </w:tc>
-        <w:tc>
-          <w:tcPr>
-            <w:tcW w:type="dxa" w:w="4082"/>
-          </w:tcPr>
-          <w:p>
-            <w:r/>
-            <w:r>
-              <w:rPr>
-                <w:color w:val="000000"/>
-                <w:sz w:val="17"/>
-              </w:rPr>
-              <w:t>Проверить поведение при пропадании и восстановлении питания.</w:t>
-            </w:r>
-          </w:p>
-        </w:tc>
-        <w:tc>
-          <w:tcPr>
-            <w:tcW w:type="dxa" w:w="4082"/>
-          </w:tcPr>
-          <w:p>
-            <w:r/>
-            <w:r>
-              <w:rPr>
-                <w:color w:val="000000"/>
-                <w:sz w:val="17"/>
-              </w:rPr>
-              <w:t>Самопроизвольного пуска нет; клапаны с приводом переходят в безопасное положение; уставки и параметры сохраняются.</w:t>
-            </w:r>
-          </w:p>
-        </w:tc>
-        <w:tc>
-          <w:tcPr>
-            <w:tcW w:type="dxa" w:w="2091"/>
-          </w:tcPr>
-          <w:p>
-            <w:r/>
-            <w:r>
-              <w:rPr>
-                <w:color w:val="000000"/>
-                <w:sz w:val="17"/>
-              </w:rPr>
-            </w:r>
-          </w:p>
-        </w:tc>
-      </w:tr>
-      <w:tr>
-        <w:tc>
-          <w:tcPr>
-            <w:tcW w:type="dxa" w:w="567"/>
-          </w:tcPr>
-          <w:p>
-            <w:r/>
-            <w:r>
-              <w:rPr>
-                <w:color w:val="000000"/>
-                <w:sz w:val="17"/>
-              </w:rPr>
-              <w:t>14</w:t>
-            </w:r>
-          </w:p>
-        </w:tc>
-        <w:tc>
-          <w:tcPr>
-            <w:tcW w:type="dxa" w:w="4082"/>
-          </w:tcPr>
-          <w:p>
-            <w:r/>
-            <w:r>
-              <w:rPr>
-                <w:color w:val="000000"/>
-                <w:sz w:val="17"/>
-              </w:rPr>
-              <w:t>Проверить сигналы обмена с внешним оборудованием: холодильные термостаты (поставка Torchi), термостаты нагрева TCHT+300-2 (поставка заказчика — имитацией сигналов), система заказчика (если предусмотрена).</w:t>
-            </w:r>
-          </w:p>
-        </w:tc>
-        <w:tc>
-          <w:tcPr>
-            <w:tcW w:type="dxa" w:w="4082"/>
-          </w:tcPr>
-          <w:p>
-            <w:r/>
-            <w:r>
-              <w:rPr>
-                <w:color w:val="000000"/>
-                <w:sz w:val="17"/>
-              </w:rPr>
-              <w:t>Сигналы разрешения, аварии и управления передаются согласно перечню I/O.</w:t>
-            </w:r>
-          </w:p>
-        </w:tc>
-        <w:tc>
-          <w:tcPr>
-            <w:tcW w:type="dxa" w:w="2091"/>
-          </w:tcPr>
-          <w:p>
-            <w:r/>
-            <w:r>
-              <w:rPr>
-                <w:color w:val="000000"/>
-                <w:sz w:val="17"/>
-              </w:rPr>
-            </w:r>
-          </w:p>
-        </w:tc>
-      </w:tr>
-      <w:tr>
-        <w:tc>
-          <w:tcPr>
-            <w:tcW w:type="dxa" w:w="567"/>
-          </w:tcPr>
-          <w:p>
-            <w:r/>
-            <w:r>
-              <w:rPr>
-                <w:color w:val="000000"/>
-                <w:sz w:val="17"/>
-              </w:rPr>
-              <w:t>15</w:t>
-            </w:r>
-          </w:p>
-        </w:tc>
-        <w:tc>
-          <w:tcPr>
-            <w:tcW w:type="dxa" w:w="4082"/>
-          </w:tcPr>
-          <w:p>
-            <w:r/>
-            <w:r>
-              <w:rPr>
-                <w:color w:val="000000"/>
-                <w:sz w:val="17"/>
-              </w:rPr>
-              <w:t>Зафиксировать версию ПО ПЛК и панели оператора, получить резервную копию.</w:t>
-            </w:r>
-          </w:p>
-        </w:tc>
-        <w:tc>
-          <w:tcPr>
-            <w:tcW w:type="dxa" w:w="4082"/>
-          </w:tcPr>
-          <w:p>
-            <w:r/>
-            <w:r>
-              <w:rPr>
-                <w:color w:val="000000"/>
-                <w:sz w:val="17"/>
-              </w:rPr>
-              <w:t>Версия внесена в протокол FAT; резервная копия передана заказчику.</w:t>
+              <w:t>Нанесены; массы соответствуют упаковочным листам.</w:t>
             </w:r>
           </w:p>
         </w:tc>
@@ -8470,1515 +6603,7 @@
           <w:color w:val="000000"/>
           <w:sz w:val="32"/>
         </w:rPr>
-        <w:t>11. Проверка герметичности и вакуумные испытания</w:t>
-      </w:r>
-    </w:p>
-    <w:tbl>
-      <w:tblPr>
-        <w:tblStyle w:val="aff0"/>
-        <w:tblW w:type="auto" w:w="0"/>
-        <w:tblLook w:firstColumn="1" w:firstRow="1" w:lastColumn="0" w:lastRow="0" w:noHBand="0" w:noVBand="1" w:val="04A0"/>
-      </w:tblPr>
-      <w:tblGrid>
-        <w:gridCol w:w="567"/>
-        <w:gridCol w:w="4082"/>
-        <w:gridCol w:w="4082"/>
-        <w:gridCol w:w="2091"/>
-      </w:tblGrid>
-      <w:tr>
-        <w:trPr>
-          <w:tblHeader w:val="true"/>
-        </w:trPr>
-        <w:tc>
-          <w:tcPr>
-            <w:tcW w:type="dxa" w:w="567"/>
-          </w:tcPr>
-          <w:p>
-            <w:r/>
-            <w:r>
-              <w:rPr>
-                <w:b/>
-                <w:color w:val="000000"/>
-                <w:sz w:val="17"/>
-              </w:rPr>
-              <w:t>№</w:t>
-            </w:r>
-          </w:p>
-        </w:tc>
-        <w:tc>
-          <w:tcPr>
-            <w:tcW w:type="dxa" w:w="4082"/>
-          </w:tcPr>
-          <w:p>
-            <w:r/>
-            <w:r>
-              <w:rPr>
-                <w:b/>
-                <w:color w:val="000000"/>
-                <w:sz w:val="17"/>
-              </w:rPr>
-              <w:t>Действие</w:t>
-            </w:r>
-          </w:p>
-        </w:tc>
-        <w:tc>
-          <w:tcPr>
-            <w:tcW w:type="dxa" w:w="4082"/>
-          </w:tcPr>
-          <w:p>
-            <w:r/>
-            <w:r>
-              <w:rPr>
-                <w:b/>
-                <w:color w:val="000000"/>
-                <w:sz w:val="17"/>
-              </w:rPr>
-              <w:t>Критерий приёмки</w:t>
-            </w:r>
-          </w:p>
-        </w:tc>
-        <w:tc>
-          <w:tcPr>
-            <w:tcW w:type="dxa" w:w="2091"/>
-          </w:tcPr>
-          <w:p>
-            <w:r/>
-            <w:r>
-              <w:rPr>
-                <w:b/>
-                <w:color w:val="000000"/>
-                <w:sz w:val="17"/>
-              </w:rPr>
-              <w:t>Результат</w:t>
-            </w:r>
-          </w:p>
-        </w:tc>
-      </w:tr>
-      <w:tr>
-        <w:tc>
-          <w:tcPr>
-            <w:tcW w:type="dxa" w:w="567"/>
-          </w:tcPr>
-          <w:p>
-            <w:r/>
-            <w:r>
-              <w:rPr>
-                <w:color w:val="000000"/>
-                <w:sz w:val="17"/>
-              </w:rPr>
-              <w:t>1</w:t>
-            </w:r>
-          </w:p>
-        </w:tc>
-        <w:tc>
-          <w:tcPr>
-            <w:tcW w:type="dxa" w:w="4082"/>
-          </w:tcPr>
-          <w:p>
-            <w:r/>
-            <w:r>
-              <w:rPr>
-                <w:color w:val="000000"/>
-                <w:sz w:val="17"/>
-              </w:rPr>
-              <w:t>Проверить заводские протоколы гидроиспытаний всех аппаратов и рубашек (выборочно — присутствие при испытании рубашки E-102 или E-202).</w:t>
-            </w:r>
-          </w:p>
-        </w:tc>
-        <w:tc>
-          <w:tcPr>
-            <w:tcW w:type="dxa" w:w="4082"/>
-          </w:tcPr>
-          <w:p>
-            <w:r/>
-            <w:r>
-              <w:rPr>
-                <w:color w:val="000000"/>
-                <w:sz w:val="17"/>
-              </w:rPr>
-              <w:t>Пробные давления по листам данных, выдержка по GB 150; течей и остаточных деформаций нет; после испытаний выполнена сушка.</w:t>
-            </w:r>
-          </w:p>
-        </w:tc>
-        <w:tc>
-          <w:tcPr>
-            <w:tcW w:type="dxa" w:w="2091"/>
-          </w:tcPr>
-          <w:p>
-            <w:r/>
-            <w:r>
-              <w:rPr>
-                <w:color w:val="000000"/>
-                <w:sz w:val="17"/>
-              </w:rPr>
-            </w:r>
-          </w:p>
-        </w:tc>
-      </w:tr>
-      <w:tr>
-        <w:tc>
-          <w:tcPr>
-            <w:tcW w:type="dxa" w:w="567"/>
-          </w:tcPr>
-          <w:p>
-            <w:r/>
-            <w:r>
-              <w:rPr>
-                <w:color w:val="000000"/>
-                <w:sz w:val="17"/>
-              </w:rPr>
-              <w:t>2</w:t>
-            </w:r>
-          </w:p>
-        </w:tc>
-        <w:tc>
-          <w:tcPr>
-            <w:tcW w:type="dxa" w:w="4082"/>
-          </w:tcPr>
-          <w:p>
-            <w:r/>
-            <w:r>
-              <w:rPr>
-                <w:color w:val="000000"/>
-                <w:sz w:val="17"/>
-              </w:rPr>
-              <w:t>Проверить контур теплоносителя установки (рубашки E-102, E-202, E-101/E-201, V-101/V-102/V-201/V-202, насосы, TV) пневматически: 0,3 МПа, выдержка 30 мин, обмыливание.</w:t>
-            </w:r>
-          </w:p>
-        </w:tc>
-        <w:tc>
-          <w:tcPr>
-            <w:tcW w:type="dxa" w:w="4082"/>
-          </w:tcPr>
-          <w:p>
-            <w:r/>
-            <w:r>
-              <w:rPr>
-                <w:color w:val="000000"/>
-                <w:sz w:val="17"/>
-              </w:rPr>
-              <w:t>Течей нет; падение давления за время выдержки не более согласованного (ориентир ≤ 2 %).</w:t>
-            </w:r>
-          </w:p>
-        </w:tc>
-        <w:tc>
-          <w:tcPr>
-            <w:tcW w:type="dxa" w:w="2091"/>
-          </w:tcPr>
-          <w:p>
-            <w:r/>
-            <w:r>
-              <w:rPr>
-                <w:color w:val="000000"/>
-                <w:sz w:val="17"/>
-              </w:rPr>
-            </w:r>
-          </w:p>
-        </w:tc>
-      </w:tr>
-      <w:tr>
-        <w:tc>
-          <w:tcPr>
-            <w:tcW w:type="dxa" w:w="567"/>
-          </w:tcPr>
-          <w:p>
-            <w:r/>
-            <w:r>
-              <w:rPr>
-                <w:color w:val="000000"/>
-                <w:sz w:val="17"/>
-              </w:rPr>
-              <w:t>3</w:t>
-            </w:r>
-          </w:p>
-        </w:tc>
-        <w:tc>
-          <w:tcPr>
-            <w:tcW w:type="dxa" w:w="4082"/>
-          </w:tcPr>
-          <w:p>
-            <w:r/>
-            <w:r>
-              <w:rPr>
-                <w:color w:val="000000"/>
-                <w:sz w:val="17"/>
-              </w:rPr>
-              <w:t>Проверить контуры охлаждающей воды (конденсатор E-202, E-103, E-104, E-203, уплотнения) пневматически 0,4 МПа.</w:t>
-            </w:r>
-          </w:p>
-        </w:tc>
-        <w:tc>
-          <w:tcPr>
-            <w:tcW w:type="dxa" w:w="4082"/>
-          </w:tcPr>
-          <w:p>
-            <w:r/>
-            <w:r>
-              <w:rPr>
-                <w:color w:val="000000"/>
-                <w:sz w:val="17"/>
-              </w:rPr>
-              <w:t>Течей нет.</w:t>
-            </w:r>
-          </w:p>
-        </w:tc>
-        <w:tc>
-          <w:tcPr>
-            <w:tcW w:type="dxa" w:w="2091"/>
-          </w:tcPr>
-          <w:p>
-            <w:r/>
-            <w:r>
-              <w:rPr>
-                <w:color w:val="000000"/>
-                <w:sz w:val="17"/>
-              </w:rPr>
-            </w:r>
-          </w:p>
-        </w:tc>
-      </w:tr>
-      <w:tr>
-        <w:tc>
-          <w:tcPr>
-            <w:tcW w:type="dxa" w:w="567"/>
-          </w:tcPr>
-          <w:p>
-            <w:r/>
-            <w:r>
-              <w:rPr>
-                <w:color w:val="000000"/>
-                <w:sz w:val="17"/>
-              </w:rPr>
-              <w:t>4</w:t>
-            </w:r>
-          </w:p>
-        </w:tc>
-        <w:tc>
-          <w:tcPr>
-            <w:tcW w:type="dxa" w:w="4082"/>
-          </w:tcPr>
-          <w:p>
-            <w:r/>
-            <w:r>
-              <w:rPr>
-                <w:color w:val="000000"/>
-                <w:sz w:val="17"/>
-              </w:rPr>
-              <w:t>1-я ступень: откачать систему E-102 + E-103/V-103 + E-104 + V-102 до VPM-104.</w:t>
-            </w:r>
-          </w:p>
-        </w:tc>
-        <w:tc>
-          <w:tcPr>
-            <w:tcW w:type="dxa" w:w="4082"/>
-          </w:tcPr>
-          <w:p>
-            <w:r/>
-            <w:r>
-              <w:rPr>
-                <w:color w:val="000000"/>
-                <w:sz w:val="17"/>
-              </w:rPr>
-              <w:t>Достигнуто остаточное давление ≤ 1 мбар (нижняя граница рабочего диапазона 1–5 мбар; уточняется до FAT).</w:t>
-            </w:r>
-          </w:p>
-        </w:tc>
-        <w:tc>
-          <w:tcPr>
-            <w:tcW w:type="dxa" w:w="2091"/>
-          </w:tcPr>
-          <w:p>
-            <w:r/>
-            <w:r>
-              <w:rPr>
-                <w:color w:val="000000"/>
-                <w:sz w:val="17"/>
-              </w:rPr>
-            </w:r>
-          </w:p>
-        </w:tc>
-      </w:tr>
-      <w:tr>
-        <w:tc>
-          <w:tcPr>
-            <w:tcW w:type="dxa" w:w="567"/>
-          </w:tcPr>
-          <w:p>
-            <w:r/>
-            <w:r>
-              <w:rPr>
-                <w:color w:val="000000"/>
-                <w:sz w:val="17"/>
-              </w:rPr>
-              <w:t>5</w:t>
-            </w:r>
-          </w:p>
-        </w:tc>
-        <w:tc>
-          <w:tcPr>
-            <w:tcW w:type="dxa" w:w="4082"/>
-          </w:tcPr>
-          <w:p>
-            <w:r/>
-            <w:r>
-              <w:rPr>
-                <w:color w:val="000000"/>
-                <w:sz w:val="17"/>
-              </w:rPr>
-              <w:t>1-я ступень: испытание на скорость натекания — отсечь откачку, выдержка не менее 30 мин.</w:t>
-            </w:r>
-          </w:p>
-        </w:tc>
-        <w:tc>
-          <w:tcPr>
-            <w:tcW w:type="dxa" w:w="4082"/>
-          </w:tcPr>
-          <w:p>
-            <w:r/>
-            <w:r>
-              <w:rPr>
-                <w:color w:val="000000"/>
-                <w:sz w:val="17"/>
-              </w:rPr>
-              <w:t>Q = ΔP·V/Δt ≤ согласованного значения (ориентир ≤ 0,1 мбар·л/с); V — внутренний объём по паспортам.</w:t>
-            </w:r>
-          </w:p>
-        </w:tc>
-        <w:tc>
-          <w:tcPr>
-            <w:tcW w:type="dxa" w:w="2091"/>
-          </w:tcPr>
-          <w:p>
-            <w:r/>
-            <w:r>
-              <w:rPr>
-                <w:color w:val="000000"/>
-                <w:sz w:val="17"/>
-              </w:rPr>
-            </w:r>
-          </w:p>
-        </w:tc>
-      </w:tr>
-      <w:tr>
-        <w:tc>
-          <w:tcPr>
-            <w:tcW w:type="dxa" w:w="567"/>
-          </w:tcPr>
-          <w:p>
-            <w:r/>
-            <w:r>
-              <w:rPr>
-                <w:color w:val="000000"/>
-                <w:sz w:val="17"/>
-              </w:rPr>
-              <w:t>6</w:t>
-            </w:r>
-          </w:p>
-        </w:tc>
-        <w:tc>
-          <w:tcPr>
-            <w:tcW w:type="dxa" w:w="4082"/>
-          </w:tcPr>
-          <w:p>
-            <w:r/>
-            <w:r>
-              <w:rPr>
-                <w:color w:val="000000"/>
-                <w:sz w:val="17"/>
-              </w:rPr>
-              <w:t>2-я ступень: откачать систему E-202 + E-203 + E-204 + V-201/V-202/V-203 агрегатом VPM-207 → 206 → 205 → 204; E-203 охлаждён, E-204 залит LN2 (по согласованию).</w:t>
-            </w:r>
-          </w:p>
-        </w:tc>
-        <w:tc>
-          <w:tcPr>
-            <w:tcW w:type="dxa" w:w="4082"/>
-          </w:tcPr>
-          <w:p>
-            <w:r/>
-            <w:r>
-              <w:rPr>
-                <w:color w:val="000000"/>
-                <w:sz w:val="17"/>
-              </w:rPr>
-              <w:t>Достигнуто остаточное давление ≤ 1 Па (0,01 мбар) по PT-002 и эталонному вакуумметру; время откачки фиксируется.</w:t>
-            </w:r>
-          </w:p>
-        </w:tc>
-        <w:tc>
-          <w:tcPr>
-            <w:tcW w:type="dxa" w:w="2091"/>
-          </w:tcPr>
-          <w:p>
-            <w:r/>
-            <w:r>
-              <w:rPr>
-                <w:color w:val="000000"/>
-                <w:sz w:val="17"/>
-              </w:rPr>
-            </w:r>
-          </w:p>
-        </w:tc>
-      </w:tr>
-      <w:tr>
-        <w:tc>
-          <w:tcPr>
-            <w:tcW w:type="dxa" w:w="567"/>
-          </w:tcPr>
-          <w:p>
-            <w:r/>
-            <w:r>
-              <w:rPr>
-                <w:color w:val="000000"/>
-                <w:sz w:val="17"/>
-              </w:rPr>
-              <w:t>7</w:t>
-            </w:r>
-          </w:p>
-        </w:tc>
-        <w:tc>
-          <w:tcPr>
-            <w:tcW w:type="dxa" w:w="4082"/>
-          </w:tcPr>
-          <w:p>
-            <w:r/>
-            <w:r>
-              <w:rPr>
-                <w:color w:val="000000"/>
-                <w:sz w:val="17"/>
-              </w:rPr>
-              <w:t>2-я ступень: испытание на скорость натекания — отсечь откачку, выдержка не менее 30 мин.</w:t>
-            </w:r>
-          </w:p>
-        </w:tc>
-        <w:tc>
-          <w:tcPr>
-            <w:tcW w:type="dxa" w:w="4082"/>
-          </w:tcPr>
-          <w:p>
-            <w:r/>
-            <w:r>
-              <w:rPr>
-                <w:color w:val="000000"/>
-                <w:sz w:val="17"/>
-              </w:rPr>
-              <w:t>Q ≤ согласованного значения (ориентир ≤ 1×10⁻² мбар·л/с).</w:t>
-            </w:r>
-          </w:p>
-        </w:tc>
-        <w:tc>
-          <w:tcPr>
-            <w:tcW w:type="dxa" w:w="2091"/>
-          </w:tcPr>
-          <w:p>
-            <w:r/>
-            <w:r>
-              <w:rPr>
-                <w:color w:val="000000"/>
-                <w:sz w:val="17"/>
-              </w:rPr>
-            </w:r>
-          </w:p>
-        </w:tc>
-      </w:tr>
-      <w:tr>
-        <w:tc>
-          <w:tcPr>
-            <w:tcW w:type="dxa" w:w="567"/>
-          </w:tcPr>
-          <w:p>
-            <w:r/>
-            <w:r>
-              <w:rPr>
-                <w:color w:val="000000"/>
-                <w:sz w:val="17"/>
-              </w:rPr>
-              <w:t>8</w:t>
-            </w:r>
-          </w:p>
-        </w:tc>
-        <w:tc>
-          <w:tcPr>
-            <w:tcW w:type="dxa" w:w="4082"/>
-          </w:tcPr>
-          <w:p>
-            <w:r/>
-            <w:r>
-              <w:rPr>
-                <w:color w:val="000000"/>
-                <w:sz w:val="17"/>
-              </w:rPr>
-              <w:t>Гелиевое течеискание обеих ступеней: все фланцы, O-ring, смотровые стёкла, уплотнения валов, сварные швы, штуцеры КИП.</w:t>
-            </w:r>
-          </w:p>
-        </w:tc>
-        <w:tc>
-          <w:tcPr>
-            <w:tcW w:type="dxa" w:w="4082"/>
-          </w:tcPr>
-          <w:p>
-            <w:r/>
-            <w:r>
-              <w:rPr>
-                <w:color w:val="000000"/>
-                <w:sz w:val="17"/>
-              </w:rPr>
-              <w:t>Нет локальных течей выше 1×10⁻⁵ мбар·л/с (фон записывается); найденные течи устраняются с повторным испытанием.</w:t>
-            </w:r>
-          </w:p>
-        </w:tc>
-        <w:tc>
-          <w:tcPr>
-            <w:tcW w:type="dxa" w:w="2091"/>
-          </w:tcPr>
-          <w:p>
-            <w:r/>
-            <w:r>
-              <w:rPr>
-                <w:color w:val="000000"/>
-                <w:sz w:val="17"/>
-              </w:rPr>
-            </w:r>
-          </w:p>
-        </w:tc>
-      </w:tr>
-      <w:tr>
-        <w:tc>
-          <w:tcPr>
-            <w:tcW w:type="dxa" w:w="567"/>
-          </w:tcPr>
-          <w:p>
-            <w:r/>
-            <w:r>
-              <w:rPr>
-                <w:color w:val="000000"/>
-                <w:sz w:val="17"/>
-              </w:rPr>
-              <w:t>9</w:t>
-            </w:r>
-          </w:p>
-        </w:tc>
-        <w:tc>
-          <w:tcPr>
-            <w:tcW w:type="dxa" w:w="4082"/>
-          </w:tcPr>
-          <w:p>
-            <w:r/>
-            <w:r>
-              <w:rPr>
-                <w:color w:val="000000"/>
-                <w:sz w:val="17"/>
-              </w:rPr>
-              <w:t>Проверить вакуумную плотность ротора: вращение ротора E-202 на 133 об/мин под вакуумом.</w:t>
-            </w:r>
-          </w:p>
-        </w:tc>
-        <w:tc>
-          <w:tcPr>
-            <w:tcW w:type="dxa" w:w="4082"/>
-          </w:tcPr>
-          <w:p>
-            <w:r/>
-            <w:r>
-              <w:rPr>
-                <w:color w:val="000000"/>
-                <w:sz w:val="17"/>
-              </w:rPr>
-              <w:t>Давление в системе не растёт при включении привода; торцевое уплотнение герметично.</w:t>
-            </w:r>
-          </w:p>
-        </w:tc>
-        <w:tc>
-          <w:tcPr>
-            <w:tcW w:type="dxa" w:w="2091"/>
-          </w:tcPr>
-          <w:p>
-            <w:r/>
-            <w:r>
-              <w:rPr>
-                <w:color w:val="000000"/>
-                <w:sz w:val="17"/>
-              </w:rPr>
-            </w:r>
-          </w:p>
-        </w:tc>
-      </w:tr>
-      <w:tr>
-        <w:tc>
-          <w:tcPr>
-            <w:tcW w:type="dxa" w:w="567"/>
-          </w:tcPr>
-          <w:p>
-            <w:r/>
-            <w:r>
-              <w:rPr>
-                <w:color w:val="000000"/>
-                <w:sz w:val="17"/>
-              </w:rPr>
-              <w:t>10</w:t>
-            </w:r>
-          </w:p>
-        </w:tc>
-        <w:tc>
-          <w:tcPr>
-            <w:tcW w:type="dxa" w:w="4082"/>
-          </w:tcPr>
-          <w:p>
-            <w:r/>
-            <w:r>
-              <w:rPr>
-                <w:color w:val="000000"/>
-                <w:sz w:val="17"/>
-              </w:rPr>
-              <w:t>Финальный осмотр после испытаний.</w:t>
-            </w:r>
-          </w:p>
-        </w:tc>
-        <w:tc>
-          <w:tcPr>
-            <w:tcW w:type="dxa" w:w="4082"/>
-          </w:tcPr>
-          <w:p>
-            <w:r/>
-            <w:r>
-              <w:rPr>
-                <w:color w:val="000000"/>
-                <w:sz w:val="17"/>
-              </w:rPr>
-              <w:t>Нет остаточной воды и конденсата; все отверстия закрыты транспортными заглушками; вакуумные фланцы защищены.</w:t>
-            </w:r>
-          </w:p>
-        </w:tc>
-        <w:tc>
-          <w:tcPr>
-            <w:tcW w:type="dxa" w:w="2091"/>
-          </w:tcPr>
-          <w:p>
-            <w:r/>
-            <w:r>
-              <w:rPr>
-                <w:color w:val="000000"/>
-                <w:sz w:val="17"/>
-              </w:rPr>
-            </w:r>
-          </w:p>
-        </w:tc>
-      </w:tr>
-    </w:tbl>
-    <w:p/>
-    <w:p>
-      <w:pPr>
-        <w:pStyle w:val="1"/>
-      </w:pPr>
-      <w:r>
-        <w:rPr>
-          <w:rFonts w:ascii="Arial" w:hAnsi="Arial"/>
-          <w:color w:val="000000"/>
-          <w:sz w:val="32"/>
-        </w:rPr>
-        <w:t>12. Проверка обогрева и охлаждения (при наличии термостатов на стенде)</w:t>
-      </w:r>
-    </w:p>
-    <w:tbl>
-      <w:tblPr>
-        <w:tblStyle w:val="aff0"/>
-        <w:tblW w:type="auto" w:w="0"/>
-        <w:tblLook w:firstColumn="1" w:firstRow="1" w:lastColumn="0" w:lastRow="0" w:noHBand="0" w:noVBand="1" w:val="04A0"/>
-      </w:tblPr>
-      <w:tblGrid>
-        <w:gridCol w:w="567"/>
-        <w:gridCol w:w="4082"/>
-        <w:gridCol w:w="4082"/>
-        <w:gridCol w:w="2091"/>
-      </w:tblGrid>
-      <w:tr>
-        <w:trPr>
-          <w:tblHeader w:val="true"/>
-        </w:trPr>
-        <w:tc>
-          <w:tcPr>
-            <w:tcW w:type="dxa" w:w="567"/>
-          </w:tcPr>
-          <w:p>
-            <w:r/>
-            <w:r>
-              <w:rPr>
-                <w:b/>
-                <w:color w:val="000000"/>
-                <w:sz w:val="17"/>
-              </w:rPr>
-              <w:t>№</w:t>
-            </w:r>
-          </w:p>
-        </w:tc>
-        <w:tc>
-          <w:tcPr>
-            <w:tcW w:type="dxa" w:w="4082"/>
-          </w:tcPr>
-          <w:p>
-            <w:r/>
-            <w:r>
-              <w:rPr>
-                <w:b/>
-                <w:color w:val="000000"/>
-                <w:sz w:val="17"/>
-              </w:rPr>
-              <w:t>Действие</w:t>
-            </w:r>
-          </w:p>
-        </w:tc>
-        <w:tc>
-          <w:tcPr>
-            <w:tcW w:type="dxa" w:w="4082"/>
-          </w:tcPr>
-          <w:p>
-            <w:r/>
-            <w:r>
-              <w:rPr>
-                <w:b/>
-                <w:color w:val="000000"/>
-                <w:sz w:val="17"/>
-              </w:rPr>
-              <w:t>Критерий приёмки</w:t>
-            </w:r>
-          </w:p>
-        </w:tc>
-        <w:tc>
-          <w:tcPr>
-            <w:tcW w:type="dxa" w:w="2091"/>
-          </w:tcPr>
-          <w:p>
-            <w:r/>
-            <w:r>
-              <w:rPr>
-                <w:b/>
-                <w:color w:val="000000"/>
-                <w:sz w:val="17"/>
-              </w:rPr>
-              <w:t>Результат</w:t>
-            </w:r>
-          </w:p>
-        </w:tc>
-      </w:tr>
-      <w:tr>
-        <w:tc>
-          <w:tcPr>
-            <w:tcW w:type="dxa" w:w="567"/>
-          </w:tcPr>
-          <w:p>
-            <w:r/>
-            <w:r>
-              <w:rPr>
-                <w:color w:val="000000"/>
-                <w:sz w:val="17"/>
-              </w:rPr>
-              <w:t>1</w:t>
-            </w:r>
-          </w:p>
-        </w:tc>
-        <w:tc>
-          <w:tcPr>
-            <w:tcW w:type="dxa" w:w="4082"/>
-          </w:tcPr>
-          <w:p>
-            <w:r/>
-            <w:r>
-              <w:rPr>
-                <w:color w:val="000000"/>
-                <w:sz w:val="17"/>
-              </w:rPr>
-              <w:t>Подать теплоноситель в рубашку E-102 и E-202 и нагреть до 150–200 °C.</w:t>
-            </w:r>
-          </w:p>
-        </w:tc>
-        <w:tc>
-          <w:tcPr>
-            <w:tcW w:type="dxa" w:w="4082"/>
-          </w:tcPr>
-          <w:p>
-            <w:r/>
-            <w:r>
-              <w:rPr>
-                <w:color w:val="000000"/>
-                <w:sz w:val="17"/>
-              </w:rPr>
-              <w:t>Равномерный прогрев по высоте (тепловизор); течей нет; фланцы не теряют плотность после нагрева.</w:t>
-            </w:r>
-          </w:p>
-        </w:tc>
-        <w:tc>
-          <w:tcPr>
-            <w:tcW w:type="dxa" w:w="2091"/>
-          </w:tcPr>
-          <w:p>
-            <w:r/>
-            <w:r>
-              <w:rPr>
-                <w:color w:val="000000"/>
-                <w:sz w:val="17"/>
-              </w:rPr>
-            </w:r>
-          </w:p>
-        </w:tc>
-      </w:tr>
-      <w:tr>
-        <w:tc>
-          <w:tcPr>
-            <w:tcW w:type="dxa" w:w="567"/>
-          </w:tcPr>
-          <w:p>
-            <w:r/>
-            <w:r>
-              <w:rPr>
-                <w:color w:val="000000"/>
-                <w:sz w:val="17"/>
-              </w:rPr>
-              <w:t>2</w:t>
-            </w:r>
-          </w:p>
-        </w:tc>
-        <w:tc>
-          <w:tcPr>
-            <w:tcW w:type="dxa" w:w="4082"/>
-          </w:tcPr>
-          <w:p>
-            <w:r/>
-            <w:r>
-              <w:rPr>
-                <w:color w:val="000000"/>
-                <w:sz w:val="17"/>
-              </w:rPr>
-              <w:t>Подать воду в конденсатор E-202, E-103, E-104, E-203.</w:t>
-            </w:r>
-          </w:p>
-        </w:tc>
-        <w:tc>
-          <w:tcPr>
-            <w:tcW w:type="dxa" w:w="4082"/>
-          </w:tcPr>
-          <w:p>
-            <w:r/>
-            <w:r>
-              <w:rPr>
-                <w:color w:val="000000"/>
-                <w:sz w:val="17"/>
-              </w:rPr>
-              <w:t>Течей нет; расход и перепад давления соответствуют паспортам.</w:t>
-            </w:r>
-          </w:p>
-        </w:tc>
-        <w:tc>
-          <w:tcPr>
-            <w:tcW w:type="dxa" w:w="2091"/>
-          </w:tcPr>
-          <w:p>
-            <w:r/>
-            <w:r>
-              <w:rPr>
-                <w:color w:val="000000"/>
-                <w:sz w:val="17"/>
-              </w:rPr>
-            </w:r>
-          </w:p>
-        </w:tc>
-      </w:tr>
-      <w:tr>
-        <w:tc>
-          <w:tcPr>
-            <w:tcW w:type="dxa" w:w="567"/>
-          </w:tcPr>
-          <w:p>
-            <w:r/>
-            <w:r>
-              <w:rPr>
-                <w:color w:val="000000"/>
-                <w:sz w:val="17"/>
-              </w:rPr>
-              <w:t>3</w:t>
-            </w:r>
-          </w:p>
-        </w:tc>
-        <w:tc>
-          <w:tcPr>
-            <w:tcW w:type="dxa" w:w="4082"/>
-          </w:tcPr>
-          <w:p>
-            <w:r/>
-            <w:r>
-              <w:rPr>
-                <w:color w:val="000000"/>
-                <w:sz w:val="17"/>
-              </w:rPr>
-              <w:t>Залить LN2 в E-204 (по согласованию).</w:t>
-            </w:r>
-          </w:p>
-        </w:tc>
-        <w:tc>
-          <w:tcPr>
-            <w:tcW w:type="dxa" w:w="4082"/>
-          </w:tcPr>
-          <w:p>
-            <w:r/>
-            <w:r>
-              <w:rPr>
-                <w:color w:val="000000"/>
-                <w:sz w:val="17"/>
-              </w:rPr>
-              <w:t>Нет обмерзания фланцев корпуса; вакуум 2-й ступени улучшается.</w:t>
-            </w:r>
-          </w:p>
-        </w:tc>
-        <w:tc>
-          <w:tcPr>
-            <w:tcW w:type="dxa" w:w="2091"/>
-          </w:tcPr>
-          <w:p>
-            <w:r/>
-            <w:r>
-              <w:rPr>
-                <w:color w:val="000000"/>
-                <w:sz w:val="17"/>
-              </w:rPr>
-            </w:r>
-          </w:p>
-        </w:tc>
-      </w:tr>
-    </w:tbl>
-    <w:p/>
-    <w:p>
-      <w:pPr>
-        <w:pStyle w:val="1"/>
-      </w:pPr>
-      <w:r>
-        <w:rPr>
-          <w:rFonts w:ascii="Arial" w:hAnsi="Arial"/>
-          <w:color w:val="000000"/>
-          <w:sz w:val="32"/>
-        </w:rPr>
-        <w:t>13. Упаковка и готовность к отгрузке</w:t>
-      </w:r>
-    </w:p>
-    <w:tbl>
-      <w:tblPr>
-        <w:tblStyle w:val="aff0"/>
-        <w:tblW w:type="auto" w:w="0"/>
-        <w:tblLook w:firstColumn="1" w:firstRow="1" w:lastColumn="0" w:lastRow="0" w:noHBand="0" w:noVBand="1" w:val="04A0"/>
-      </w:tblPr>
-      <w:tblGrid>
-        <w:gridCol w:w="567"/>
-        <w:gridCol w:w="4082"/>
-        <w:gridCol w:w="4082"/>
-        <w:gridCol w:w="2091"/>
-      </w:tblGrid>
-      <w:tr>
-        <w:trPr>
-          <w:tblHeader w:val="true"/>
-        </w:trPr>
-        <w:tc>
-          <w:tcPr>
-            <w:tcW w:type="dxa" w:w="567"/>
-          </w:tcPr>
-          <w:p>
-            <w:r/>
-            <w:r>
-              <w:rPr>
-                <w:b/>
-                <w:color w:val="000000"/>
-                <w:sz w:val="17"/>
-              </w:rPr>
-              <w:t>№</w:t>
-            </w:r>
-          </w:p>
-        </w:tc>
-        <w:tc>
-          <w:tcPr>
-            <w:tcW w:type="dxa" w:w="4082"/>
-          </w:tcPr>
-          <w:p>
-            <w:r/>
-            <w:r>
-              <w:rPr>
-                <w:b/>
-                <w:color w:val="000000"/>
-                <w:sz w:val="17"/>
-              </w:rPr>
-              <w:t>Действие</w:t>
-            </w:r>
-          </w:p>
-        </w:tc>
-        <w:tc>
-          <w:tcPr>
-            <w:tcW w:type="dxa" w:w="4082"/>
-          </w:tcPr>
-          <w:p>
-            <w:r/>
-            <w:r>
-              <w:rPr>
-                <w:b/>
-                <w:color w:val="000000"/>
-                <w:sz w:val="17"/>
-              </w:rPr>
-              <w:t>Критерий приёмки</w:t>
-            </w:r>
-          </w:p>
-        </w:tc>
-        <w:tc>
-          <w:tcPr>
-            <w:tcW w:type="dxa" w:w="2091"/>
-          </w:tcPr>
-          <w:p>
-            <w:r/>
-            <w:r>
-              <w:rPr>
-                <w:b/>
-                <w:color w:val="000000"/>
-                <w:sz w:val="17"/>
-              </w:rPr>
-              <w:t>Результат</w:t>
-            </w:r>
-          </w:p>
-        </w:tc>
-      </w:tr>
-      <w:tr>
-        <w:tc>
-          <w:tcPr>
-            <w:tcW w:type="dxa" w:w="567"/>
-          </w:tcPr>
-          <w:p>
-            <w:r/>
-            <w:r>
-              <w:rPr>
-                <w:color w:val="000000"/>
-                <w:sz w:val="17"/>
-              </w:rPr>
-              <w:t>1</w:t>
-            </w:r>
-          </w:p>
-        </w:tc>
-        <w:tc>
-          <w:tcPr>
-            <w:tcW w:type="dxa" w:w="4082"/>
-          </w:tcPr>
-          <w:p>
-            <w:r/>
-            <w:r>
-              <w:rPr>
-                <w:color w:val="000000"/>
-                <w:sz w:val="17"/>
-              </w:rPr>
-              <w:t>Проверить сушку всех полостей после испытаний и консервацию.</w:t>
-            </w:r>
-          </w:p>
-        </w:tc>
-        <w:tc>
-          <w:tcPr>
-            <w:tcW w:type="dxa" w:w="4082"/>
-          </w:tcPr>
-          <w:p>
-            <w:r/>
-            <w:r>
-              <w:rPr>
-                <w:color w:val="000000"/>
-                <w:sz w:val="17"/>
-              </w:rPr>
-              <w:t>Внутри нет влаги; вакуумные системы заполнены азотом или осушены, штуцеры заглушены.</w:t>
-            </w:r>
-          </w:p>
-        </w:tc>
-        <w:tc>
-          <w:tcPr>
-            <w:tcW w:type="dxa" w:w="2091"/>
-          </w:tcPr>
-          <w:p>
-            <w:r/>
-            <w:r>
-              <w:rPr>
-                <w:color w:val="000000"/>
-                <w:sz w:val="17"/>
-              </w:rPr>
-            </w:r>
-          </w:p>
-        </w:tc>
-      </w:tr>
-      <w:tr>
-        <w:tc>
-          <w:tcPr>
-            <w:tcW w:type="dxa" w:w="567"/>
-          </w:tcPr>
-          <w:p>
-            <w:r/>
-            <w:r>
-              <w:rPr>
-                <w:color w:val="000000"/>
-                <w:sz w:val="17"/>
-              </w:rPr>
-              <w:t>2</w:t>
-            </w:r>
-          </w:p>
-        </w:tc>
-        <w:tc>
-          <w:tcPr>
-            <w:tcW w:type="dxa" w:w="4082"/>
-          </w:tcPr>
-          <w:p>
-            <w:r/>
-            <w:r>
-              <w:rPr>
-                <w:color w:val="000000"/>
-                <w:sz w:val="17"/>
-              </w:rPr>
-              <w:t>Проверить крепление роторов E-102/E-202 на время транспортировки (либо демонтаж и отдельная упаковка).</w:t>
-            </w:r>
-          </w:p>
-        </w:tc>
-        <w:tc>
-          <w:tcPr>
-            <w:tcW w:type="dxa" w:w="4082"/>
-          </w:tcPr>
-          <w:p>
-            <w:r/>
-            <w:r>
-              <w:rPr>
-                <w:color w:val="000000"/>
-                <w:sz w:val="17"/>
-              </w:rPr>
-              <w:t>Ротор зафиксирован от раскачки; скребки защищены.</w:t>
-            </w:r>
-          </w:p>
-        </w:tc>
-        <w:tc>
-          <w:tcPr>
-            <w:tcW w:type="dxa" w:w="2091"/>
-          </w:tcPr>
-          <w:p>
-            <w:r/>
-            <w:r>
-              <w:rPr>
-                <w:color w:val="000000"/>
-                <w:sz w:val="17"/>
-              </w:rPr>
-            </w:r>
-          </w:p>
-        </w:tc>
-      </w:tr>
-      <w:tr>
-        <w:tc>
-          <w:tcPr>
-            <w:tcW w:type="dxa" w:w="567"/>
-          </w:tcPr>
-          <w:p>
-            <w:r/>
-            <w:r>
-              <w:rPr>
-                <w:color w:val="000000"/>
-                <w:sz w:val="17"/>
-              </w:rPr>
-              <w:t>3</w:t>
-            </w:r>
-          </w:p>
-        </w:tc>
-        <w:tc>
-          <w:tcPr>
-            <w:tcW w:type="dxa" w:w="4082"/>
-          </w:tcPr>
-          <w:p>
-            <w:r/>
-            <w:r>
-              <w:rPr>
-                <w:color w:val="000000"/>
-                <w:sz w:val="17"/>
-              </w:rPr>
-              <w:t>Проверить упаковку ЗИП (комплекты роторов, насос, уплотнения), КИП, стёкол.</w:t>
-            </w:r>
-          </w:p>
-        </w:tc>
-        <w:tc>
-          <w:tcPr>
-            <w:tcW w:type="dxa" w:w="4082"/>
-          </w:tcPr>
-          <w:p>
-            <w:r/>
-            <w:r>
-              <w:rPr>
-                <w:color w:val="000000"/>
-                <w:sz w:val="17"/>
-              </w:rPr>
-              <w:t>Отдельные ящики с маркировкой и упаковочными листами.</w:t>
-            </w:r>
-          </w:p>
-        </w:tc>
-        <w:tc>
-          <w:tcPr>
-            <w:tcW w:type="dxa" w:w="2091"/>
-          </w:tcPr>
-          <w:p>
-            <w:r/>
-            <w:r>
-              <w:rPr>
-                <w:color w:val="000000"/>
-                <w:sz w:val="17"/>
-              </w:rPr>
-            </w:r>
-          </w:p>
-        </w:tc>
-      </w:tr>
-      <w:tr>
-        <w:tc>
-          <w:tcPr>
-            <w:tcW w:type="dxa" w:w="567"/>
-          </w:tcPr>
-          <w:p>
-            <w:r/>
-            <w:r>
-              <w:rPr>
-                <w:color w:val="000000"/>
-                <w:sz w:val="17"/>
-              </w:rPr>
-              <w:t>4</w:t>
-            </w:r>
-          </w:p>
-        </w:tc>
-        <w:tc>
-          <w:tcPr>
-            <w:tcW w:type="dxa" w:w="4082"/>
-          </w:tcPr>
-          <w:p>
-            <w:r/>
-            <w:r>
-              <w:rPr>
-                <w:color w:val="000000"/>
-                <w:sz w:val="17"/>
-              </w:rPr>
-              <w:t>Проверить маркировку мест, центр тяжести, точки строповки.</w:t>
-            </w:r>
-          </w:p>
-        </w:tc>
-        <w:tc>
-          <w:tcPr>
-            <w:tcW w:type="dxa" w:w="4082"/>
-          </w:tcPr>
-          <w:p>
-            <w:r/>
-            <w:r>
-              <w:rPr>
-                <w:color w:val="000000"/>
-                <w:sz w:val="17"/>
-              </w:rPr>
-              <w:t>Маркировка по NB/T 10558; массы соответствуют упаковочным листам.</w:t>
-            </w:r>
-          </w:p>
-        </w:tc>
-        <w:tc>
-          <w:tcPr>
-            <w:tcW w:type="dxa" w:w="2091"/>
-          </w:tcPr>
-          <w:p>
-            <w:r/>
-            <w:r>
-              <w:rPr>
-                <w:color w:val="000000"/>
-                <w:sz w:val="17"/>
-              </w:rPr>
-            </w:r>
-          </w:p>
-        </w:tc>
-      </w:tr>
-      <w:tr>
-        <w:tc>
-          <w:tcPr>
-            <w:tcW w:type="dxa" w:w="567"/>
-          </w:tcPr>
-          <w:p>
-            <w:r/>
-            <w:r>
-              <w:rPr>
-                <w:color w:val="000000"/>
-                <w:sz w:val="17"/>
-              </w:rPr>
-              <w:t>5</w:t>
-            </w:r>
-          </w:p>
-        </w:tc>
-        <w:tc>
-          <w:tcPr>
-            <w:tcW w:type="dxa" w:w="4082"/>
-          </w:tcPr>
-          <w:p>
-            <w:r/>
-            <w:r>
-              <w:rPr>
-                <w:color w:val="000000"/>
-                <w:sz w:val="17"/>
-              </w:rPr>
-              <w:t>Проверить схему разделения на транспортные места. По 3D-модели общая высота ≈ 6,0 м, ширина рамы ≈ 2,8 м, то есть больше обычного транспортного габарита.</w:t>
-            </w:r>
-          </w:p>
-        </w:tc>
-        <w:tc>
-          <w:tcPr>
-            <w:tcW w:type="dxa" w:w="4082"/>
-          </w:tcPr>
-          <w:p>
-            <w:r/>
-            <w:r>
-              <w:rPr>
-                <w:color w:val="000000"/>
-                <w:sz w:val="17"/>
-              </w:rPr>
-              <w:t>Поставщик представил схему: какие узлы демонтируются (приводы испарителей, ограждения площадки, лестница, выступающие трубопроводы) и габариты с массой каждого места.</w:t>
-            </w:r>
-          </w:p>
-        </w:tc>
-        <w:tc>
-          <w:tcPr>
-            <w:tcW w:type="dxa" w:w="2091"/>
-          </w:tcPr>
-          <w:p>
-            <w:r/>
-            <w:r>
-              <w:rPr>
-                <w:color w:val="000000"/>
-                <w:sz w:val="17"/>
-              </w:rPr>
-            </w:r>
-          </w:p>
-        </w:tc>
-      </w:tr>
-      <w:tr>
-        <w:tc>
-          <w:tcPr>
-            <w:tcW w:type="dxa" w:w="567"/>
-          </w:tcPr>
-          <w:p>
-            <w:r/>
-            <w:r>
-              <w:rPr>
-                <w:color w:val="000000"/>
-                <w:sz w:val="17"/>
-              </w:rPr>
-              <w:t>6</w:t>
-            </w:r>
-          </w:p>
-        </w:tc>
-        <w:tc>
-          <w:tcPr>
-            <w:tcW w:type="dxa" w:w="4082"/>
-          </w:tcPr>
-          <w:p>
-            <w:r/>
-            <w:r>
-              <w:rPr>
-                <w:color w:val="000000"/>
-                <w:sz w:val="17"/>
-              </w:rPr>
-              <w:t>Проверить маркировку демонтируемых узлов и разъёмов трубопроводов для повторной сборки.</w:t>
-            </w:r>
-          </w:p>
-        </w:tc>
-        <w:tc>
-          <w:tcPr>
-            <w:tcW w:type="dxa" w:w="4082"/>
-          </w:tcPr>
-          <w:p>
-            <w:r/>
-            <w:r>
-              <w:rPr>
-                <w:color w:val="000000"/>
-                <w:sz w:val="17"/>
-              </w:rPr>
-              <w:t>Ответные части промаркированы одинаково; разъёмы заглушены; крепёж упакован с привязкой к узлу.</w:t>
-            </w:r>
-          </w:p>
-        </w:tc>
-        <w:tc>
-          <w:tcPr>
-            <w:tcW w:type="dxa" w:w="2091"/>
-          </w:tcPr>
-          <w:p>
-            <w:r/>
-            <w:r>
-              <w:rPr>
-                <w:color w:val="000000"/>
-                <w:sz w:val="17"/>
-              </w:rPr>
-            </w:r>
-          </w:p>
-        </w:tc>
-      </w:tr>
-      <w:tr>
-        <w:tc>
-          <w:tcPr>
-            <w:tcW w:type="dxa" w:w="567"/>
-          </w:tcPr>
-          <w:p>
-            <w:r/>
-            <w:r>
-              <w:rPr>
-                <w:color w:val="000000"/>
-                <w:sz w:val="17"/>
-              </w:rPr>
-              <w:t>7</w:t>
-            </w:r>
-          </w:p>
-        </w:tc>
-        <w:tc>
-          <w:tcPr>
-            <w:tcW w:type="dxa" w:w="4082"/>
-          </w:tcPr>
-          <w:p>
-            <w:r/>
-            <w:r>
-              <w:rPr>
-                <w:color w:val="000000"/>
-                <w:sz w:val="17"/>
-              </w:rPr>
-              <w:t>Проверить крепление аппаратов и трубопроводов на раме на время транспортировки.</w:t>
-            </w:r>
-          </w:p>
-        </w:tc>
-        <w:tc>
-          <w:tcPr>
-            <w:tcW w:type="dxa" w:w="4082"/>
-          </w:tcPr>
-          <w:p>
-            <w:r/>
-            <w:r>
-              <w:rPr>
-                <w:color w:val="000000"/>
-                <w:sz w:val="17"/>
-              </w:rPr>
-              <w:t>Установлены временные раскрепления; штуцеры испарителей разгружены от трубопроводов.</w:t>
-            </w:r>
-          </w:p>
-        </w:tc>
-        <w:tc>
-          <w:tcPr>
-            <w:tcW w:type="dxa" w:w="2091"/>
-          </w:tcPr>
-          <w:p>
-            <w:r/>
-            <w:r>
-              <w:rPr>
-                <w:color w:val="000000"/>
-                <w:sz w:val="17"/>
-              </w:rPr>
-            </w:r>
-          </w:p>
-        </w:tc>
-      </w:tr>
-    </w:tbl>
-    <w:p/>
-    <w:p>
-      <w:pPr>
-        <w:pStyle w:val="1"/>
-      </w:pPr>
-      <w:r>
-        <w:rPr>
-          <w:rFonts w:ascii="Arial" w:hAnsi="Arial"/>
-          <w:color w:val="000000"/>
-          <w:sz w:val="32"/>
-        </w:rPr>
-        <w:t>14. Решение о приёмке</w:t>
+        <w:t>11. Решение о приёмке</w:t>
       </w:r>
     </w:p>
     <w:p>
@@ -9987,7 +6612,7 @@
           <w:b/>
           <w:color w:val="000000"/>
         </w:rPr>
-        <w:t>14.1. Принимаем</w:t>
+        <w:t>11.1. Принимаем</w:t>
       </w:r>
     </w:p>
     <w:p>
@@ -9998,7 +6623,7 @@
         <w:rPr>
           <w:color w:val="000000"/>
         </w:rPr>
-        <w:t>• Комплектность соответствует P&amp;ID Rev.5, перечню GYSJ-2.5.1 и разделу 4 предложения Torchi, включая ЗИП: комплекты роторов E-102 и E-202, насос, уплотнения.</w:t>
+        <w:t>• Комплектность соответствует P&amp;ID Rev.5, перечню GYSJ-2.5.1 и разделу 4 предложения Torchi, включая ЗИП.</w:t>
       </w:r>
     </w:p>
     <w:p>
@@ -10009,7 +6634,7 @@
         <w:rPr>
           <w:color w:val="000000"/>
         </w:rPr>
-        <w:t>• XRF/PMI подтвердил S31603 для всех деталей в контакте с продуктом и S30408 для рубашек и наружных деталей.</w:t>
+        <w:t>• Паспорта, сертификаты, протоколы НК, гидроиспытаний и заводских испытаний представлены без критических замечаний.</w:t>
       </w:r>
     </w:p>
     <w:p>
@@ -10020,7 +6645,7 @@
         <w:rPr>
           <w:color w:val="000000"/>
         </w:rPr>
-        <w:t>• Паспорта, сертификаты, протоколы НК, гидроиспытаний и пассивации представлены без критических замечаний.</w:t>
+        <w:t>• Внешний осмотр и сверка с чертежами и 3D-моделью выполнены без критических замечаний.</w:t>
       </w:r>
     </w:p>
     <w:p>
@@ -10031,7 +6656,16 @@
         <w:rPr>
           <w:color w:val="000000"/>
         </w:rPr>
-        <w:t>• Роторы E-102 и E-202 прошли обкатку на рабочих оборотах: ток, вибрация и температуры в норме, торцевые уплотнения герметичны.</w:t>
+        <w:t>• Документация на шкаф управления и ПО переданы; оборудование готово к упаковке и отгрузке.</w:t>
+      </w:r>
+    </w:p>
+    <w:p>
+      <w:r>
+        <w:rPr>
+          <w:b/>
+          <w:color w:val="000000"/>
+        </w:rPr>
+        <w:t>11.2. Не принимаем</w:t>
       </w:r>
     </w:p>
     <w:p>
@@ -10042,7 +6676,7 @@
         <w:rPr>
           <w:color w:val="000000"/>
         </w:rPr>
-        <w:t>• Достигнут вакуум ≤ 1 мбар на 1-й ступени и ≤ 1 Па на 2-й ступени; скорость натекания и гелиевое течеискание в пределах критериев.</w:t>
+        <w:t>• Отсутствуют паспорта, сертификаты на материалы, протоколы гидроиспытаний или Ex-документы.</w:t>
       </w:r>
     </w:p>
     <w:p>
@@ -10053,7 +6687,7 @@
         <w:rPr>
           <w:color w:val="000000"/>
         </w:rPr>
-        <w:t>• Шкаф управления и электрооборудование проверены: изоляция, заземление, прозвонка I/O, ЧРП, блокировки и аварийный останов работают.</w:t>
+        <w:t>• Некомплектность основного оборудования или ЗИП.</w:t>
       </w:r>
     </w:p>
     <w:p>
@@ -10064,82 +6698,7 @@
         <w:rPr>
           <w:color w:val="000000"/>
         </w:rPr>
-        <w:t>• Насосы, КИПиА и арматура проверены; оборудование готово к упаковке и отгрузке.</w:t>
-      </w:r>
-    </w:p>
-    <w:p>
-      <w:r>
-        <w:rPr>
-          <w:b/>
-          <w:color w:val="000000"/>
-        </w:rPr>
-        <w:t>14.2. Не принимаем</w:t>
-      </w:r>
-    </w:p>
-    <w:p>
-      <w:pPr>
-        <w:spacing w:after="20"/>
-      </w:pPr>
-      <w:r>
-        <w:rPr>
-          <w:color w:val="000000"/>
-        </w:rPr>
-        <w:t>• XRF выявил несоответствие материала хотя бы одной детали в контакте с продуктом.</w:t>
-      </w:r>
-    </w:p>
-    <w:p>
-      <w:pPr>
-        <w:spacing w:after="20"/>
-      </w:pPr>
-      <w:r>
-        <w:rPr>
-          <w:color w:val="000000"/>
-        </w:rPr>
-        <w:t>• Отсутствуют паспорта, протоколы НК и гидроиспытаний или Ex-документы на приводы.</w:t>
-      </w:r>
-    </w:p>
-    <w:p>
-      <w:pPr>
-        <w:spacing w:after="20"/>
-      </w:pPr>
-      <w:r>
-        <w:rPr>
-          <w:color w:val="000000"/>
-        </w:rPr>
-        <w:t>• Не достигнут рабочий вакуум хотя бы на одной ступени или скорость натекания превышает критерий.</w:t>
-      </w:r>
-    </w:p>
-    <w:p>
-      <w:pPr>
-        <w:spacing w:after="20"/>
-      </w:pPr>
-      <w:r>
-        <w:rPr>
-          <w:color w:val="000000"/>
-        </w:rPr>
-        <w:t>• Выявлены задиры внутренней поверхности испарителя, повреждения ротора или скребков, недопустимая вибрация, течь торцевого уплотнения.</w:t>
-      </w:r>
-    </w:p>
-    <w:p>
-      <w:pPr>
-        <w:spacing w:after="20"/>
-      </w:pPr>
-      <w:r>
-        <w:rPr>
-          <w:color w:val="000000"/>
-        </w:rPr>
-        <w:t>• Не работает хотя бы одна блокировка или аварийный останов, выявлены замечания по изоляции или заземлению, не передана документация и ПО шкафа управления.</w:t>
-      </w:r>
-    </w:p>
-    <w:p>
-      <w:pPr>
-        <w:spacing w:after="20"/>
-      </w:pPr>
-      <w:r>
-        <w:rPr>
-          <w:color w:val="000000"/>
-        </w:rPr>
-        <w:t>• Обнаружены течи, дефекты сварки, повреждения уплотнительных поверхностей или неисправность насосов и вакуумных агрегатов.</w:t>
+        <w:t>• Обнаружены повреждения, дефекты сварки или несоответствия чертежам и P&amp;ID.</w:t>
       </w:r>
     </w:p>
     <w:p/>
@@ -10153,7 +6712,7 @@
           <w:color w:val="000000"/>
           <w:sz w:val="32"/>
         </w:rPr>
-        <w:t>15. Подписи</w:t>
+        <w:t>12. Подписи</w:t>
       </w:r>
     </w:p>
     <w:tbl>
@@ -10368,65 +6927,6 @@
                 <w:sz w:val="17"/>
               </w:rPr>
               <w:t>Поставщик (Torchi)</w:t>
-            </w:r>
-          </w:p>
-        </w:tc>
-        <w:tc>
-          <w:tcPr>
-            <w:tcW w:type="dxa" w:w="2721"/>
-          </w:tcPr>
-          <w:p>
-            <w:r/>
-            <w:r>
-              <w:rPr>
-                <w:color w:val="000000"/>
-                <w:sz w:val="17"/>
-              </w:rPr>
-            </w:r>
-          </w:p>
-        </w:tc>
-        <w:tc>
-          <w:tcPr>
-            <w:tcW w:type="dxa" w:w="2721"/>
-          </w:tcPr>
-          <w:p>
-            <w:r/>
-            <w:r>
-              <w:rPr>
-                <w:color w:val="000000"/>
-                <w:sz w:val="17"/>
-              </w:rPr>
-            </w:r>
-          </w:p>
-        </w:tc>
-        <w:tc>
-          <w:tcPr>
-            <w:tcW w:type="dxa" w:w="2659"/>
-          </w:tcPr>
-          <w:p>
-            <w:r/>
-            <w:r>
-              <w:rPr>
-                <w:color w:val="000000"/>
-                <w:sz w:val="17"/>
-              </w:rPr>
-            </w:r>
-          </w:p>
-        </w:tc>
-      </w:tr>
-      <w:tr>
-        <w:tc>
-          <w:tcPr>
-            <w:tcW w:type="dxa" w:w="2721"/>
-          </w:tcPr>
-          <w:p>
-            <w:r/>
-            <w:r>
-              <w:rPr>
-                <w:color w:val="000000"/>
-                <w:sz w:val="17"/>
-              </w:rPr>
-              <w:t>Изготовитель испарителей (LIMA)</w:t>
             </w:r>
           </w:p>
         </w:tc>

--- a/FAT/Программа_FAT_МД_2ступени.docx
+++ b/FAT/Программа_FAT_МД_2ступени.docx
@@ -102,7 +102,7 @@
                 <w:color w:val="000000"/>
                 <w:sz w:val="17"/>
               </w:rPr>
-              <w:t>Установка «2 м² тонкоплёночный + 2 м² короткопутевой дистиллятор» (P&amp;ID Rev.5 от 02.06.2026, согласован и подписан). Поставщик — Jiangsu Torchi Engineering &amp; Technology Development Co., Ltd; испарители E-102 / E-202 — Wuxi LIMA Chemical Machinery Co., Ltd.</w:t>
+              <w:t>Установка «2 м² тонкоплёночный + 2 м² короткопутевой дистиллятор». Поставщик — Jiangsu Torchi Engineering &amp; Technology Development Co., Ltd; испарители E-102 / E-202 — Wuxi LIMA Chemical Machinery Co., Ltd.</w:t>
             </w:r>
           </w:p>
         </w:tc>
@@ -262,7 +262,7 @@
                 <w:color w:val="000000"/>
                 <w:sz w:val="17"/>
               </w:rPr>
-              <w:t>По разделу 4 «Equipment List and Configuration» предложения Torchi (стр. 11–13, подписано 02.04.2026). ЗИП: полный комплект O-колец, прокладок и уплотнений; по одному запасному комплекту ротора на E-102 и E-202 (скребковая система в сборе с крышкой-фланцем, прокладкой крышки, двигателем и уплотнениями); один шестерённый насос в сборе (с уплотнениями и двигателем).</w:t>
+              <w:t>ЗИП: полный комплект O-колец, прокладок и уплотнений; по одному запасному комплекту ротора на E-102 и E-202 (скребковая система в сборе с крышкой-фланцем, прокладкой крышки, двигателем и уплотнениями); один шестерённый насос в сборе (с уплотнениями и двигателем).</w:t>
             </w:r>
           </w:p>
         </w:tc>
@@ -390,7 +390,7 @@
                 <w:color w:val="000000"/>
                 <w:sz w:val="17"/>
               </w:rPr>
-              <w:t>Подтвердить соответствие поставки P&amp;ID, чертежам, перечню оборудования GYSJ-2.5.1 и комплекту поставки: комплектность, качество изготовления, маркировку, наличие документации и протоколов заводских испытаний, готовность к упаковке и отгрузке.</w:t>
+              <w:t>Подтвердить соответствие поставки P&amp;ID, чертежам и комплекту поставки: комплектность, качество изготовления, маркировку, наличие документации и протоколов заводских испытаний, готовность к упаковке и отгрузке.</w:t>
             </w:r>
           </w:p>
         </w:tc>
@@ -407,7 +407,7 @@
           <w:color w:val="000000"/>
           <w:sz w:val="32"/>
         </w:rPr>
-        <w:t>1. Исходные документы для FAT</w:t>
+        <w:t>1. Документы, которые поставщик должен подготовить до FAT</w:t>
       </w:r>
     </w:p>
     <w:tbl>
@@ -454,7 +454,7 @@
                 <w:color w:val="000000"/>
                 <w:sz w:val="17"/>
               </w:rPr>
-              <w:t>Документ</w:t>
+              <w:t>Документ / данные</w:t>
             </w:r>
           </w:p>
         </w:tc>
@@ -470,7 +470,7 @@
                 <w:color w:val="000000"/>
                 <w:sz w:val="17"/>
               </w:rPr>
-              <w:t>Обозначение / ревизия</w:t>
+              <w:t>Критерий готовности</w:t>
             </w:r>
           </w:p>
         </w:tc>
@@ -518,7 +518,7 @@
                 <w:color w:val="000000"/>
                 <w:sz w:val="17"/>
               </w:rPr>
-              <w:t>P&amp;ID «2 м² тонкоплёночный + короткопутевой дистиллятор» (лист условных обозначений + схема).</w:t>
+              <w:t>Финальные чертежи всех аппаратов, P&amp;ID, компоновочный чертёж установки, перечень трубопроводов, перечень арматуры и КИП.</w:t>
             </w:r>
           </w:p>
         </w:tc>
@@ -533,7 +533,7 @@
                 <w:color w:val="000000"/>
                 <w:sz w:val="17"/>
               </w:rPr>
-              <w:t>Rev.5 от 02.06.2026, подписан заказчиком</w:t>
+              <w:t>Ревизии совпадают с предъявляемым оборудованием; изменения внесены как as-built.</w:t>
             </w:r>
           </w:p>
         </w:tc>
@@ -579,7 +579,7 @@
                 <w:color w:val="000000"/>
                 <w:sz w:val="17"/>
               </w:rPr>
-              <w:t>Перечень статического оборудования (Equipment list).</w:t>
+              <w:t>Упаковочный лист и перечень ЗИП.</w:t>
             </w:r>
           </w:p>
         </w:tc>
@@ -594,7 +594,7 @@
                 <w:color w:val="000000"/>
                 <w:sz w:val="17"/>
               </w:rPr>
-              <w:t>GYSJ-2.5.1, Rev. A</w:t>
+              <w:t>Совпадают с комплектом поставки.</w:t>
             </w:r>
           </w:p>
         </w:tc>
@@ -640,7 +640,7 @@
                 <w:color w:val="000000"/>
                 <w:sz w:val="17"/>
               </w:rPr>
-              <w:t>Комплект поставки: раздел 4 «Equipment List and Configuration» предложения Torchi.</w:t>
+              <w:t>Паспорта сосудов и теплообменников, паспорта испарителей E-102 и E-202.</w:t>
             </w:r>
           </w:p>
         </w:tc>
@@ -655,7 +655,7 @@
                 <w:color w:val="000000"/>
                 <w:sz w:val="17"/>
               </w:rPr>
-              <w:t>стр. 11–13, подписано 02.04.2026</w:t>
+              <w:t>Указаны заводские номера, давления, температуры, материалы — в соответствии с листами данных чертежей.</w:t>
             </w:r>
           </w:p>
         </w:tc>
@@ -701,7 +701,7 @@
                 <w:color w:val="000000"/>
                 <w:sz w:val="17"/>
               </w:rPr>
-              <w:t>E-102 тонкоплёночный испаритель GXZ-2 — общий вид, лист данных, таблица штуцеров.</w:t>
+              <w:t>Сертификаты на материалы (листы, поковки, трубы), крепёж и уплотнения.</w:t>
             </w:r>
           </w:p>
         </w:tc>
@@ -716,7 +716,7 @@
                 <w:color w:val="000000"/>
                 <w:sz w:val="17"/>
               </w:rPr>
-              <w:t>LIMA, согласование R4, 10.06.2026</w:t>
+              <w:t>Сертификаты прослеживаются до аппаратов; номера плавок совпадают с маркировкой, где она нанесена.</w:t>
             </w:r>
           </w:p>
         </w:tc>
@@ -762,7 +762,7 @@
                 <w:color w:val="000000"/>
                 <w:sz w:val="17"/>
               </w:rPr>
-              <w:t>E-202 короткопутевой испаритель DZQ-2 — общий вид, лист данных, таблица штуцеров.</w:t>
+              <w:t>Протоколы неразрушающего контроля сварных швов.</w:t>
             </w:r>
           </w:p>
         </w:tc>
@@ -777,7 +777,7 @@
                 <w:color w:val="000000"/>
                 <w:sz w:val="17"/>
               </w:rPr>
-              <w:t>LIMA, согласование R4, 10.06.2026</w:t>
+              <w:t>Объёмы RT/MT/PT соответствуют листам данных чертежей.</w:t>
             </w:r>
           </w:p>
         </w:tc>
@@ -823,7 +823,7 @@
                 <w:color w:val="000000"/>
                 <w:sz w:val="17"/>
               </w:rPr>
-              <w:t>E-101 / E-201 подогреватель 3 м², сборочный чертёж.</w:t>
+              <w:t>Протоколы гидроиспытаний (межтрубное и трубное пространство, рубашки) и испытаний наливом.</w:t>
             </w:r>
           </w:p>
         </w:tc>
@@ -838,7 +838,7 @@
                 <w:color w:val="000000"/>
                 <w:sz w:val="17"/>
               </w:rPr>
-              <w:t>25SY039-025-00, rev2 от 11.06.2026 (rev1 от 08.06.2026 аннулирована)</w:t>
+              <w:t>Давления соответствуют листам данных; после испытаний выполнена сушка.</w:t>
             </w:r>
           </w:p>
         </w:tc>
@@ -884,7 +884,7 @@
                 <w:color w:val="000000"/>
                 <w:sz w:val="17"/>
               </w:rPr>
-              <w:t>E-103 / V-103 конденсатор 6 м² со сборником лёгкой фазы.</w:t>
+              <w:t>Протоколы травления и пассивации.</w:t>
             </w:r>
           </w:p>
         </w:tc>
@@ -899,7 +899,7 @@
                 <w:color w:val="000000"/>
                 <w:sz w:val="17"/>
               </w:rPr>
-              <w:t>25SY039-013-00, rev1 от 08.06.2026</w:t>
+              <w:t>Представлены на все аппараты.</w:t>
             </w:r>
           </w:p>
         </w:tc>
@@ -945,7 +945,7 @@
                 <w:color w:val="000000"/>
                 <w:sz w:val="17"/>
               </w:rPr>
-              <w:t>E-104 второй конденсатор 3 м².</w:t>
+              <w:t>Протоколы заводских испытаний испарителей E-102 и E-202 у изготовителя (LIMA), если проводились.</w:t>
             </w:r>
           </w:p>
         </w:tc>
@@ -960,7 +960,7 @@
                 <w:color w:val="000000"/>
                 <w:sz w:val="17"/>
               </w:rPr>
-              <w:t>TC24058-00, rev1 от 08.06.2026</w:t>
+              <w:t>Указаны обороты, ток, состояние уплотнения.</w:t>
             </w:r>
           </w:p>
         </w:tc>
@@ -1006,7 +1006,7 @@
                 <w:color w:val="000000"/>
                 <w:sz w:val="17"/>
               </w:rPr>
-              <w:t>E-203 вымораживатель 3 м².</w:t>
+              <w:t>Протоколы заводских испытаний на герметичность (вакуум) узлов и установки, если проводились.</w:t>
             </w:r>
           </w:p>
         </w:tc>
@@ -1021,7 +1021,7 @@
                 <w:color w:val="000000"/>
                 <w:sz w:val="17"/>
               </w:rPr>
-              <w:t>rev1 от 08.06.2026</w:t>
+              <w:t>Указаны метод, достигнутое давление, результат.</w:t>
             </w:r>
           </w:p>
         </w:tc>
@@ -1067,7 +1067,7 @@
                 <w:color w:val="000000"/>
                 <w:sz w:val="17"/>
               </w:rPr>
-              <w:t>E-204 ловушка жидкого азота 0,2 м².</w:t>
+              <w:t>Паспорта и сертификаты на двигатели (Ex), редукторы, торцевые уплотнения, насосы, вакуумные агрегаты, холодильные термостаты.</w:t>
             </w:r>
           </w:p>
         </w:tc>
@@ -1082,7 +1082,7 @@
                 <w:color w:val="000000"/>
                 <w:sz w:val="17"/>
               </w:rPr>
-              <w:t>rev1 от 08.06.2026</w:t>
+              <w:t>Модели и исполнение соответствуют комплекту поставки и листам данных.</w:t>
             </w:r>
           </w:p>
         </w:tc>
@@ -1128,7 +1128,7 @@
                 <w:color w:val="000000"/>
                 <w:sz w:val="17"/>
               </w:rPr>
-              <w:t>V-101 ёмкость сырья 200 л.</w:t>
+              <w:t>Паспорта и сертификаты калибровки КИП: PT-001/002, TT-001/002, FT-001, LT-001…005, PG-001…005.</w:t>
             </w:r>
           </w:p>
         </w:tc>
@@ -1143,7 +1143,7 @@
                 <w:color w:val="000000"/>
                 <w:sz w:val="17"/>
               </w:rPr>
-              <w:t>26SY039-008-00, rev1 от 08.06.2026</w:t>
+              <w:t>Диапазоны соответствуют рабочим параметрам; калибровка действующая.</w:t>
             </w:r>
           </w:p>
         </w:tc>
@@ -1189,7 +1189,7 @@
                 <w:color w:val="000000"/>
                 <w:sz w:val="17"/>
               </w:rPr>
-              <w:t>V-102 / V-201 / V-202 сборники 50 л с рубашкой.</w:t>
+              <w:t>Документация на шкаф управления: электрические схемы, кабельный журнал, перечень входов и выходов, описание алгоритмов и блокировок, протокол измерения сопротивления изоляции.</w:t>
             </w:r>
           </w:p>
         </w:tc>
@@ -1204,7 +1204,7 @@
                 <w:color w:val="000000"/>
                 <w:sz w:val="17"/>
               </w:rPr>
-              <w:t>V102; 26SY039-009-00; 26SY039-010-00, rev1 от 08.06.2026</w:t>
+              <w:t>Документация соответствует смонтированному шкафу и P&amp;ID.</w:t>
             </w:r>
           </w:p>
         </w:tc>
@@ -1250,7 +1250,7 @@
                 <w:color w:val="000000"/>
                 <w:sz w:val="17"/>
               </w:rPr>
-              <w:t>V-203 сборник конденсата ловушек 20 л.</w:t>
+              <w:t>Программное обеспечение ПЛК и панели оператора.</w:t>
             </w:r>
           </w:p>
         </w:tc>
@@ -1265,7 +1265,7 @@
                 <w:color w:val="000000"/>
                 <w:sz w:val="17"/>
               </w:rPr>
-              <w:t>26SY039-011-00, rev1 от 08.06.2026</w:t>
+              <w:t>Резервная копия передаётся заказчику.</w:t>
             </w:r>
           </w:p>
         </w:tc>
@@ -1311,7 +1311,7 @@
                 <w:color w:val="000000"/>
                 <w:sz w:val="17"/>
               </w:rPr>
-              <w:t>3D-модель установки (STEP).</w:t>
+              <w:t>Руководства по монтажу, пуску, эксплуатации и обслуживанию (IOM) на русском или английском языке.</w:t>
             </w:r>
           </w:p>
         </w:tc>
@@ -1326,7 +1326,129 @@
                 <w:color w:val="000000"/>
                 <w:sz w:val="17"/>
               </w:rPr>
-              <w:t>«2 м² тонкоплёночный + 2 м² короткопутевой» 260602.step (02.06.2026)</w:t>
+              <w:t>В наличии на основные аппараты и комплектующие.</w:t>
+            </w:r>
+          </w:p>
+        </w:tc>
+        <w:tc>
+          <w:tcPr>
+            <w:tcW w:type="dxa" w:w="2091"/>
+          </w:tcPr>
+          <w:p>
+            <w:r/>
+            <w:r>
+              <w:rPr>
+                <w:color w:val="000000"/>
+                <w:sz w:val="17"/>
+              </w:rPr>
+            </w:r>
+          </w:p>
+        </w:tc>
+      </w:tr>
+      <w:tr>
+        <w:tc>
+          <w:tcPr>
+            <w:tcW w:type="dxa" w:w="567"/>
+          </w:tcPr>
+          <w:p>
+            <w:r/>
+            <w:r>
+              <w:rPr>
+                <w:color w:val="000000"/>
+                <w:sz w:val="17"/>
+              </w:rPr>
+              <w:t>15</w:t>
+            </w:r>
+          </w:p>
+        </w:tc>
+        <w:tc>
+          <w:tcPr>
+            <w:tcW w:type="dxa" w:w="4082"/>
+          </w:tcPr>
+          <w:p>
+            <w:r/>
+            <w:r>
+              <w:rPr>
+                <w:color w:val="000000"/>
+                <w:sz w:val="17"/>
+              </w:rPr>
+              <w:t>Требуемая высота крюка и масса ротора с приводом для выемки ротора E-102 и E-202 при обслуживании.</w:t>
+            </w:r>
+          </w:p>
+        </w:tc>
+        <w:tc>
+          <w:tcPr>
+            <w:tcW w:type="dxa" w:w="4082"/>
+          </w:tcPr>
+          <w:p>
+            <w:r/>
+            <w:r>
+              <w:rPr>
+                <w:color w:val="000000"/>
+                <w:sz w:val="17"/>
+              </w:rPr>
+              <w:t>Указаны поставщиком письменно.</w:t>
+            </w:r>
+          </w:p>
+        </w:tc>
+        <w:tc>
+          <w:tcPr>
+            <w:tcW w:type="dxa" w:w="2091"/>
+          </w:tcPr>
+          <w:p>
+            <w:r/>
+            <w:r>
+              <w:rPr>
+                <w:color w:val="000000"/>
+                <w:sz w:val="17"/>
+              </w:rPr>
+            </w:r>
+          </w:p>
+        </w:tc>
+      </w:tr>
+      <w:tr>
+        <w:tc>
+          <w:tcPr>
+            <w:tcW w:type="dxa" w:w="567"/>
+          </w:tcPr>
+          <w:p>
+            <w:r/>
+            <w:r>
+              <w:rPr>
+                <w:color w:val="000000"/>
+                <w:sz w:val="17"/>
+              </w:rPr>
+              <w:t>16</w:t>
+            </w:r>
+          </w:p>
+        </w:tc>
+        <w:tc>
+          <w:tcPr>
+            <w:tcW w:type="dxa" w:w="4082"/>
+          </w:tcPr>
+          <w:p>
+            <w:r/>
+            <w:r>
+              <w:rPr>
+                <w:color w:val="000000"/>
+                <w:sz w:val="17"/>
+              </w:rPr>
+              <w:t>Схема разделения установки на транспортные места с габаритами и массами.</w:t>
+            </w:r>
+          </w:p>
+        </w:tc>
+        <w:tc>
+          <w:tcPr>
+            <w:tcW w:type="dxa" w:w="4082"/>
+          </w:tcPr>
+          <w:p>
+            <w:r/>
+            <w:r>
+              <w:rPr>
+                <w:color w:val="000000"/>
+                <w:sz w:val="17"/>
+              </w:rPr>
+              <w:t>Представлена.</w:t>
             </w:r>
           </w:p>
         </w:tc>
@@ -1357,1079 +1479,7 @@
           <w:color w:val="000000"/>
           <w:sz w:val="32"/>
         </w:rPr>
-        <w:t>2. Документы, которые поставщик должен подготовить до FAT</w:t>
-      </w:r>
-    </w:p>
-    <w:tbl>
-      <w:tblPr>
-        <w:tblStyle w:val="aff0"/>
-        <w:tblW w:type="auto" w:w="0"/>
-        <w:tblLook w:firstColumn="1" w:firstRow="1" w:lastColumn="0" w:lastRow="0" w:noHBand="0" w:noVBand="1" w:val="04A0"/>
-      </w:tblPr>
-      <w:tblGrid>
-        <w:gridCol w:w="567"/>
-        <w:gridCol w:w="4082"/>
-        <w:gridCol w:w="4082"/>
-        <w:gridCol w:w="2091"/>
-      </w:tblGrid>
-      <w:tr>
-        <w:trPr>
-          <w:tblHeader w:val="true"/>
-        </w:trPr>
-        <w:tc>
-          <w:tcPr>
-            <w:tcW w:type="dxa" w:w="567"/>
-          </w:tcPr>
-          <w:p>
-            <w:r/>
-            <w:r>
-              <w:rPr>
-                <w:b/>
-                <w:color w:val="000000"/>
-                <w:sz w:val="17"/>
-              </w:rPr>
-              <w:t>№</w:t>
-            </w:r>
-          </w:p>
-        </w:tc>
-        <w:tc>
-          <w:tcPr>
-            <w:tcW w:type="dxa" w:w="4082"/>
-          </w:tcPr>
-          <w:p>
-            <w:r/>
-            <w:r>
-              <w:rPr>
-                <w:b/>
-                <w:color w:val="000000"/>
-                <w:sz w:val="17"/>
-              </w:rPr>
-              <w:t>Документ / данные</w:t>
-            </w:r>
-          </w:p>
-        </w:tc>
-        <w:tc>
-          <w:tcPr>
-            <w:tcW w:type="dxa" w:w="4082"/>
-          </w:tcPr>
-          <w:p>
-            <w:r/>
-            <w:r>
-              <w:rPr>
-                <w:b/>
-                <w:color w:val="000000"/>
-                <w:sz w:val="17"/>
-              </w:rPr>
-              <w:t>Критерий готовности</w:t>
-            </w:r>
-          </w:p>
-        </w:tc>
-        <w:tc>
-          <w:tcPr>
-            <w:tcW w:type="dxa" w:w="2091"/>
-          </w:tcPr>
-          <w:p>
-            <w:r/>
-            <w:r>
-              <w:rPr>
-                <w:b/>
-                <w:color w:val="000000"/>
-                <w:sz w:val="17"/>
-              </w:rPr>
-              <w:t>Отметка</w:t>
-            </w:r>
-          </w:p>
-        </w:tc>
-      </w:tr>
-      <w:tr>
-        <w:tc>
-          <w:tcPr>
-            <w:tcW w:type="dxa" w:w="567"/>
-          </w:tcPr>
-          <w:p>
-            <w:r/>
-            <w:r>
-              <w:rPr>
-                <w:color w:val="000000"/>
-                <w:sz w:val="17"/>
-              </w:rPr>
-              <w:t>1</w:t>
-            </w:r>
-          </w:p>
-        </w:tc>
-        <w:tc>
-          <w:tcPr>
-            <w:tcW w:type="dxa" w:w="4082"/>
-          </w:tcPr>
-          <w:p>
-            <w:r/>
-            <w:r>
-              <w:rPr>
-                <w:color w:val="000000"/>
-                <w:sz w:val="17"/>
-              </w:rPr>
-              <w:t>Финальные чертежи всех аппаратов, P&amp;ID, компоновочный чертёж установки, перечень трубопроводов, перечень арматуры и КИП.</w:t>
-            </w:r>
-          </w:p>
-        </w:tc>
-        <w:tc>
-          <w:tcPr>
-            <w:tcW w:type="dxa" w:w="4082"/>
-          </w:tcPr>
-          <w:p>
-            <w:r/>
-            <w:r>
-              <w:rPr>
-                <w:color w:val="000000"/>
-                <w:sz w:val="17"/>
-              </w:rPr>
-              <w:t>Ревизии совпадают с предъявляемым оборудованием; изменения внесены как as-built.</w:t>
-            </w:r>
-          </w:p>
-        </w:tc>
-        <w:tc>
-          <w:tcPr>
-            <w:tcW w:type="dxa" w:w="2091"/>
-          </w:tcPr>
-          <w:p>
-            <w:r/>
-            <w:r>
-              <w:rPr>
-                <w:color w:val="000000"/>
-                <w:sz w:val="17"/>
-              </w:rPr>
-            </w:r>
-          </w:p>
-        </w:tc>
-      </w:tr>
-      <w:tr>
-        <w:tc>
-          <w:tcPr>
-            <w:tcW w:type="dxa" w:w="567"/>
-          </w:tcPr>
-          <w:p>
-            <w:r/>
-            <w:r>
-              <w:rPr>
-                <w:color w:val="000000"/>
-                <w:sz w:val="17"/>
-              </w:rPr>
-              <w:t>2</w:t>
-            </w:r>
-          </w:p>
-        </w:tc>
-        <w:tc>
-          <w:tcPr>
-            <w:tcW w:type="dxa" w:w="4082"/>
-          </w:tcPr>
-          <w:p>
-            <w:r/>
-            <w:r>
-              <w:rPr>
-                <w:color w:val="000000"/>
-                <w:sz w:val="17"/>
-              </w:rPr>
-              <w:t>Упаковочный лист и перечень ЗИП.</w:t>
-            </w:r>
-          </w:p>
-        </w:tc>
-        <w:tc>
-          <w:tcPr>
-            <w:tcW w:type="dxa" w:w="4082"/>
-          </w:tcPr>
-          <w:p>
-            <w:r/>
-            <w:r>
-              <w:rPr>
-                <w:color w:val="000000"/>
-                <w:sz w:val="17"/>
-              </w:rPr>
-              <w:t>Совпадают с разделом 4 предложения Torchi и GYSJ-2.5.1.</w:t>
-            </w:r>
-          </w:p>
-        </w:tc>
-        <w:tc>
-          <w:tcPr>
-            <w:tcW w:type="dxa" w:w="2091"/>
-          </w:tcPr>
-          <w:p>
-            <w:r/>
-            <w:r>
-              <w:rPr>
-                <w:color w:val="000000"/>
-                <w:sz w:val="17"/>
-              </w:rPr>
-            </w:r>
-          </w:p>
-        </w:tc>
-      </w:tr>
-      <w:tr>
-        <w:tc>
-          <w:tcPr>
-            <w:tcW w:type="dxa" w:w="567"/>
-          </w:tcPr>
-          <w:p>
-            <w:r/>
-            <w:r>
-              <w:rPr>
-                <w:color w:val="000000"/>
-                <w:sz w:val="17"/>
-              </w:rPr>
-              <w:t>3</w:t>
-            </w:r>
-          </w:p>
-        </w:tc>
-        <w:tc>
-          <w:tcPr>
-            <w:tcW w:type="dxa" w:w="4082"/>
-          </w:tcPr>
-          <w:p>
-            <w:r/>
-            <w:r>
-              <w:rPr>
-                <w:color w:val="000000"/>
-                <w:sz w:val="17"/>
-              </w:rPr>
-              <w:t>Паспорта сосудов и теплообменников, паспорта испарителей E-102 и E-202.</w:t>
-            </w:r>
-          </w:p>
-        </w:tc>
-        <w:tc>
-          <w:tcPr>
-            <w:tcW w:type="dxa" w:w="4082"/>
-          </w:tcPr>
-          <w:p>
-            <w:r/>
-            <w:r>
-              <w:rPr>
-                <w:color w:val="000000"/>
-                <w:sz w:val="17"/>
-              </w:rPr>
-              <w:t>Указаны заводские номера, давления, температуры, материалы — в соответствии с листами данных чертежей.</w:t>
-            </w:r>
-          </w:p>
-        </w:tc>
-        <w:tc>
-          <w:tcPr>
-            <w:tcW w:type="dxa" w:w="2091"/>
-          </w:tcPr>
-          <w:p>
-            <w:r/>
-            <w:r>
-              <w:rPr>
-                <w:color w:val="000000"/>
-                <w:sz w:val="17"/>
-              </w:rPr>
-            </w:r>
-          </w:p>
-        </w:tc>
-      </w:tr>
-      <w:tr>
-        <w:tc>
-          <w:tcPr>
-            <w:tcW w:type="dxa" w:w="567"/>
-          </w:tcPr>
-          <w:p>
-            <w:r/>
-            <w:r>
-              <w:rPr>
-                <w:color w:val="000000"/>
-                <w:sz w:val="17"/>
-              </w:rPr>
-              <w:t>4</w:t>
-            </w:r>
-          </w:p>
-        </w:tc>
-        <w:tc>
-          <w:tcPr>
-            <w:tcW w:type="dxa" w:w="4082"/>
-          </w:tcPr>
-          <w:p>
-            <w:r/>
-            <w:r>
-              <w:rPr>
-                <w:color w:val="000000"/>
-                <w:sz w:val="17"/>
-              </w:rPr>
-              <w:t>Сертификаты на материалы (листы, поковки, трубы), крепёж и уплотнения.</w:t>
-            </w:r>
-          </w:p>
-        </w:tc>
-        <w:tc>
-          <w:tcPr>
-            <w:tcW w:type="dxa" w:w="4082"/>
-          </w:tcPr>
-          <w:p>
-            <w:r/>
-            <w:r>
-              <w:rPr>
-                <w:color w:val="000000"/>
-                <w:sz w:val="17"/>
-              </w:rPr>
-              <w:t>Сертификаты прослеживаются до аппаратов; номера плавок совпадают с маркировкой, где она нанесена.</w:t>
-            </w:r>
-          </w:p>
-        </w:tc>
-        <w:tc>
-          <w:tcPr>
-            <w:tcW w:type="dxa" w:w="2091"/>
-          </w:tcPr>
-          <w:p>
-            <w:r/>
-            <w:r>
-              <w:rPr>
-                <w:color w:val="000000"/>
-                <w:sz w:val="17"/>
-              </w:rPr>
-            </w:r>
-          </w:p>
-        </w:tc>
-      </w:tr>
-      <w:tr>
-        <w:tc>
-          <w:tcPr>
-            <w:tcW w:type="dxa" w:w="567"/>
-          </w:tcPr>
-          <w:p>
-            <w:r/>
-            <w:r>
-              <w:rPr>
-                <w:color w:val="000000"/>
-                <w:sz w:val="17"/>
-              </w:rPr>
-              <w:t>5</w:t>
-            </w:r>
-          </w:p>
-        </w:tc>
-        <w:tc>
-          <w:tcPr>
-            <w:tcW w:type="dxa" w:w="4082"/>
-          </w:tcPr>
-          <w:p>
-            <w:r/>
-            <w:r>
-              <w:rPr>
-                <w:color w:val="000000"/>
-                <w:sz w:val="17"/>
-              </w:rPr>
-              <w:t>Протоколы неразрушающего контроля сварных швов.</w:t>
-            </w:r>
-          </w:p>
-        </w:tc>
-        <w:tc>
-          <w:tcPr>
-            <w:tcW w:type="dxa" w:w="4082"/>
-          </w:tcPr>
-          <w:p>
-            <w:r/>
-            <w:r>
-              <w:rPr>
-                <w:color w:val="000000"/>
-                <w:sz w:val="17"/>
-              </w:rPr>
-              <w:t>Объёмы RT/MT/PT соответствуют листам данных чертежей.</w:t>
-            </w:r>
-          </w:p>
-        </w:tc>
-        <w:tc>
-          <w:tcPr>
-            <w:tcW w:type="dxa" w:w="2091"/>
-          </w:tcPr>
-          <w:p>
-            <w:r/>
-            <w:r>
-              <w:rPr>
-                <w:color w:val="000000"/>
-                <w:sz w:val="17"/>
-              </w:rPr>
-            </w:r>
-          </w:p>
-        </w:tc>
-      </w:tr>
-      <w:tr>
-        <w:tc>
-          <w:tcPr>
-            <w:tcW w:type="dxa" w:w="567"/>
-          </w:tcPr>
-          <w:p>
-            <w:r/>
-            <w:r>
-              <w:rPr>
-                <w:color w:val="000000"/>
-                <w:sz w:val="17"/>
-              </w:rPr>
-              <w:t>6</w:t>
-            </w:r>
-          </w:p>
-        </w:tc>
-        <w:tc>
-          <w:tcPr>
-            <w:tcW w:type="dxa" w:w="4082"/>
-          </w:tcPr>
-          <w:p>
-            <w:r/>
-            <w:r>
-              <w:rPr>
-                <w:color w:val="000000"/>
-                <w:sz w:val="17"/>
-              </w:rPr>
-              <w:t>Протоколы гидроиспытаний (межтрубное и трубное пространство, рубашки) и испытаний наливом.</w:t>
-            </w:r>
-          </w:p>
-        </w:tc>
-        <w:tc>
-          <w:tcPr>
-            <w:tcW w:type="dxa" w:w="4082"/>
-          </w:tcPr>
-          <w:p>
-            <w:r/>
-            <w:r>
-              <w:rPr>
-                <w:color w:val="000000"/>
-                <w:sz w:val="17"/>
-              </w:rPr>
-              <w:t>Давления соответствуют листам данных; после испытаний выполнена сушка.</w:t>
-            </w:r>
-          </w:p>
-        </w:tc>
-        <w:tc>
-          <w:tcPr>
-            <w:tcW w:type="dxa" w:w="2091"/>
-          </w:tcPr>
-          <w:p>
-            <w:r/>
-            <w:r>
-              <w:rPr>
-                <w:color w:val="000000"/>
-                <w:sz w:val="17"/>
-              </w:rPr>
-            </w:r>
-          </w:p>
-        </w:tc>
-      </w:tr>
-      <w:tr>
-        <w:tc>
-          <w:tcPr>
-            <w:tcW w:type="dxa" w:w="567"/>
-          </w:tcPr>
-          <w:p>
-            <w:r/>
-            <w:r>
-              <w:rPr>
-                <w:color w:val="000000"/>
-                <w:sz w:val="17"/>
-              </w:rPr>
-              <w:t>7</w:t>
-            </w:r>
-          </w:p>
-        </w:tc>
-        <w:tc>
-          <w:tcPr>
-            <w:tcW w:type="dxa" w:w="4082"/>
-          </w:tcPr>
-          <w:p>
-            <w:r/>
-            <w:r>
-              <w:rPr>
-                <w:color w:val="000000"/>
-                <w:sz w:val="17"/>
-              </w:rPr>
-              <w:t>Протоколы травления и пассивации.</w:t>
-            </w:r>
-          </w:p>
-        </w:tc>
-        <w:tc>
-          <w:tcPr>
-            <w:tcW w:type="dxa" w:w="4082"/>
-          </w:tcPr>
-          <w:p>
-            <w:r/>
-            <w:r>
-              <w:rPr>
-                <w:color w:val="000000"/>
-                <w:sz w:val="17"/>
-              </w:rPr>
-              <w:t>Представлены на все аппараты.</w:t>
-            </w:r>
-          </w:p>
-        </w:tc>
-        <w:tc>
-          <w:tcPr>
-            <w:tcW w:type="dxa" w:w="2091"/>
-          </w:tcPr>
-          <w:p>
-            <w:r/>
-            <w:r>
-              <w:rPr>
-                <w:color w:val="000000"/>
-                <w:sz w:val="17"/>
-              </w:rPr>
-            </w:r>
-          </w:p>
-        </w:tc>
-      </w:tr>
-      <w:tr>
-        <w:tc>
-          <w:tcPr>
-            <w:tcW w:type="dxa" w:w="567"/>
-          </w:tcPr>
-          <w:p>
-            <w:r/>
-            <w:r>
-              <w:rPr>
-                <w:color w:val="000000"/>
-                <w:sz w:val="17"/>
-              </w:rPr>
-              <w:t>8</w:t>
-            </w:r>
-          </w:p>
-        </w:tc>
-        <w:tc>
-          <w:tcPr>
-            <w:tcW w:type="dxa" w:w="4082"/>
-          </w:tcPr>
-          <w:p>
-            <w:r/>
-            <w:r>
-              <w:rPr>
-                <w:color w:val="000000"/>
-                <w:sz w:val="17"/>
-              </w:rPr>
-              <w:t>Протоколы заводских испытаний испарителей E-102 и E-202 у изготовителя (LIMA), если проводились.</w:t>
-            </w:r>
-          </w:p>
-        </w:tc>
-        <w:tc>
-          <w:tcPr>
-            <w:tcW w:type="dxa" w:w="4082"/>
-          </w:tcPr>
-          <w:p>
-            <w:r/>
-            <w:r>
-              <w:rPr>
-                <w:color w:val="000000"/>
-                <w:sz w:val="17"/>
-              </w:rPr>
-              <w:t>Указаны обороты, ток, состояние уплотнения.</w:t>
-            </w:r>
-          </w:p>
-        </w:tc>
-        <w:tc>
-          <w:tcPr>
-            <w:tcW w:type="dxa" w:w="2091"/>
-          </w:tcPr>
-          <w:p>
-            <w:r/>
-            <w:r>
-              <w:rPr>
-                <w:color w:val="000000"/>
-                <w:sz w:val="17"/>
-              </w:rPr>
-            </w:r>
-          </w:p>
-        </w:tc>
-      </w:tr>
-      <w:tr>
-        <w:tc>
-          <w:tcPr>
-            <w:tcW w:type="dxa" w:w="567"/>
-          </w:tcPr>
-          <w:p>
-            <w:r/>
-            <w:r>
-              <w:rPr>
-                <w:color w:val="000000"/>
-                <w:sz w:val="17"/>
-              </w:rPr>
-              <w:t>9</w:t>
-            </w:r>
-          </w:p>
-        </w:tc>
-        <w:tc>
-          <w:tcPr>
-            <w:tcW w:type="dxa" w:w="4082"/>
-          </w:tcPr>
-          <w:p>
-            <w:r/>
-            <w:r>
-              <w:rPr>
-                <w:color w:val="000000"/>
-                <w:sz w:val="17"/>
-              </w:rPr>
-              <w:t>Протоколы заводских испытаний на герметичность (вакуум) узлов и установки, если проводились.</w:t>
-            </w:r>
-          </w:p>
-        </w:tc>
-        <w:tc>
-          <w:tcPr>
-            <w:tcW w:type="dxa" w:w="4082"/>
-          </w:tcPr>
-          <w:p>
-            <w:r/>
-            <w:r>
-              <w:rPr>
-                <w:color w:val="000000"/>
-                <w:sz w:val="17"/>
-              </w:rPr>
-              <w:t>Указаны метод, достигнутое давление, результат.</w:t>
-            </w:r>
-          </w:p>
-        </w:tc>
-        <w:tc>
-          <w:tcPr>
-            <w:tcW w:type="dxa" w:w="2091"/>
-          </w:tcPr>
-          <w:p>
-            <w:r/>
-            <w:r>
-              <w:rPr>
-                <w:color w:val="000000"/>
-                <w:sz w:val="17"/>
-              </w:rPr>
-            </w:r>
-          </w:p>
-        </w:tc>
-      </w:tr>
-      <w:tr>
-        <w:tc>
-          <w:tcPr>
-            <w:tcW w:type="dxa" w:w="567"/>
-          </w:tcPr>
-          <w:p>
-            <w:r/>
-            <w:r>
-              <w:rPr>
-                <w:color w:val="000000"/>
-                <w:sz w:val="17"/>
-              </w:rPr>
-              <w:t>10</w:t>
-            </w:r>
-          </w:p>
-        </w:tc>
-        <w:tc>
-          <w:tcPr>
-            <w:tcW w:type="dxa" w:w="4082"/>
-          </w:tcPr>
-          <w:p>
-            <w:r/>
-            <w:r>
-              <w:rPr>
-                <w:color w:val="000000"/>
-                <w:sz w:val="17"/>
-              </w:rPr>
-              <w:t>Паспорта и сертификаты на двигатели (Ex), редукторы, торцевые уплотнения, насосы, вакуумные агрегаты, холодильные термостаты.</w:t>
-            </w:r>
-          </w:p>
-        </w:tc>
-        <w:tc>
-          <w:tcPr>
-            <w:tcW w:type="dxa" w:w="4082"/>
-          </w:tcPr>
-          <w:p>
-            <w:r/>
-            <w:r>
-              <w:rPr>
-                <w:color w:val="000000"/>
-                <w:sz w:val="17"/>
-              </w:rPr>
-              <w:t>Модели и исполнение соответствуют разделу 4 предложения и листам данных.</w:t>
-            </w:r>
-          </w:p>
-        </w:tc>
-        <w:tc>
-          <w:tcPr>
-            <w:tcW w:type="dxa" w:w="2091"/>
-          </w:tcPr>
-          <w:p>
-            <w:r/>
-            <w:r>
-              <w:rPr>
-                <w:color w:val="000000"/>
-                <w:sz w:val="17"/>
-              </w:rPr>
-            </w:r>
-          </w:p>
-        </w:tc>
-      </w:tr>
-      <w:tr>
-        <w:tc>
-          <w:tcPr>
-            <w:tcW w:type="dxa" w:w="567"/>
-          </w:tcPr>
-          <w:p>
-            <w:r/>
-            <w:r>
-              <w:rPr>
-                <w:color w:val="000000"/>
-                <w:sz w:val="17"/>
-              </w:rPr>
-              <w:t>11</w:t>
-            </w:r>
-          </w:p>
-        </w:tc>
-        <w:tc>
-          <w:tcPr>
-            <w:tcW w:type="dxa" w:w="4082"/>
-          </w:tcPr>
-          <w:p>
-            <w:r/>
-            <w:r>
-              <w:rPr>
-                <w:color w:val="000000"/>
-                <w:sz w:val="17"/>
-              </w:rPr>
-              <w:t>Паспорта и сертификаты калибровки КИП: PT-001/002, TT-001/002, FT-001, LT-001…005, PG-001…005.</w:t>
-            </w:r>
-          </w:p>
-        </w:tc>
-        <w:tc>
-          <w:tcPr>
-            <w:tcW w:type="dxa" w:w="4082"/>
-          </w:tcPr>
-          <w:p>
-            <w:r/>
-            <w:r>
-              <w:rPr>
-                <w:color w:val="000000"/>
-                <w:sz w:val="17"/>
-              </w:rPr>
-              <w:t>Диапазоны соответствуют рабочим параметрам; калибровка действующая.</w:t>
-            </w:r>
-          </w:p>
-        </w:tc>
-        <w:tc>
-          <w:tcPr>
-            <w:tcW w:type="dxa" w:w="2091"/>
-          </w:tcPr>
-          <w:p>
-            <w:r/>
-            <w:r>
-              <w:rPr>
-                <w:color w:val="000000"/>
-                <w:sz w:val="17"/>
-              </w:rPr>
-            </w:r>
-          </w:p>
-        </w:tc>
-      </w:tr>
-      <w:tr>
-        <w:tc>
-          <w:tcPr>
-            <w:tcW w:type="dxa" w:w="567"/>
-          </w:tcPr>
-          <w:p>
-            <w:r/>
-            <w:r>
-              <w:rPr>
-                <w:color w:val="000000"/>
-                <w:sz w:val="17"/>
-              </w:rPr>
-              <w:t>12</w:t>
-            </w:r>
-          </w:p>
-        </w:tc>
-        <w:tc>
-          <w:tcPr>
-            <w:tcW w:type="dxa" w:w="4082"/>
-          </w:tcPr>
-          <w:p>
-            <w:r/>
-            <w:r>
-              <w:rPr>
-                <w:color w:val="000000"/>
-                <w:sz w:val="17"/>
-              </w:rPr>
-              <w:t>Документация на шкаф управления: электрические схемы, кабельный журнал, перечень входов и выходов, описание алгоритмов и блокировок, протокол измерения сопротивления изоляции.</w:t>
-            </w:r>
-          </w:p>
-        </w:tc>
-        <w:tc>
-          <w:tcPr>
-            <w:tcW w:type="dxa" w:w="4082"/>
-          </w:tcPr>
-          <w:p>
-            <w:r/>
-            <w:r>
-              <w:rPr>
-                <w:color w:val="000000"/>
-                <w:sz w:val="17"/>
-              </w:rPr>
-              <w:t>Документация соответствует смонтированному шкафу и P&amp;ID Rev.5.</w:t>
-            </w:r>
-          </w:p>
-        </w:tc>
-        <w:tc>
-          <w:tcPr>
-            <w:tcW w:type="dxa" w:w="2091"/>
-          </w:tcPr>
-          <w:p>
-            <w:r/>
-            <w:r>
-              <w:rPr>
-                <w:color w:val="000000"/>
-                <w:sz w:val="17"/>
-              </w:rPr>
-            </w:r>
-          </w:p>
-        </w:tc>
-      </w:tr>
-      <w:tr>
-        <w:tc>
-          <w:tcPr>
-            <w:tcW w:type="dxa" w:w="567"/>
-          </w:tcPr>
-          <w:p>
-            <w:r/>
-            <w:r>
-              <w:rPr>
-                <w:color w:val="000000"/>
-                <w:sz w:val="17"/>
-              </w:rPr>
-              <w:t>13</w:t>
-            </w:r>
-          </w:p>
-        </w:tc>
-        <w:tc>
-          <w:tcPr>
-            <w:tcW w:type="dxa" w:w="4082"/>
-          </w:tcPr>
-          <w:p>
-            <w:r/>
-            <w:r>
-              <w:rPr>
-                <w:color w:val="000000"/>
-                <w:sz w:val="17"/>
-              </w:rPr>
-              <w:t>Программное обеспечение ПЛК и панели оператора.</w:t>
-            </w:r>
-          </w:p>
-        </w:tc>
-        <w:tc>
-          <w:tcPr>
-            <w:tcW w:type="dxa" w:w="4082"/>
-          </w:tcPr>
-          <w:p>
-            <w:r/>
-            <w:r>
-              <w:rPr>
-                <w:color w:val="000000"/>
-                <w:sz w:val="17"/>
-              </w:rPr>
-              <w:t>Резервная копия передаётся заказчику.</w:t>
-            </w:r>
-          </w:p>
-        </w:tc>
-        <w:tc>
-          <w:tcPr>
-            <w:tcW w:type="dxa" w:w="2091"/>
-          </w:tcPr>
-          <w:p>
-            <w:r/>
-            <w:r>
-              <w:rPr>
-                <w:color w:val="000000"/>
-                <w:sz w:val="17"/>
-              </w:rPr>
-            </w:r>
-          </w:p>
-        </w:tc>
-      </w:tr>
-      <w:tr>
-        <w:tc>
-          <w:tcPr>
-            <w:tcW w:type="dxa" w:w="567"/>
-          </w:tcPr>
-          <w:p>
-            <w:r/>
-            <w:r>
-              <w:rPr>
-                <w:color w:val="000000"/>
-                <w:sz w:val="17"/>
-              </w:rPr>
-              <w:t>14</w:t>
-            </w:r>
-          </w:p>
-        </w:tc>
-        <w:tc>
-          <w:tcPr>
-            <w:tcW w:type="dxa" w:w="4082"/>
-          </w:tcPr>
-          <w:p>
-            <w:r/>
-            <w:r>
-              <w:rPr>
-                <w:color w:val="000000"/>
-                <w:sz w:val="17"/>
-              </w:rPr>
-              <w:t>Руководства по монтажу, пуску, эксплуатации и обслуживанию (IOM) на русском или английском языке.</w:t>
-            </w:r>
-          </w:p>
-        </w:tc>
-        <w:tc>
-          <w:tcPr>
-            <w:tcW w:type="dxa" w:w="4082"/>
-          </w:tcPr>
-          <w:p>
-            <w:r/>
-            <w:r>
-              <w:rPr>
-                <w:color w:val="000000"/>
-                <w:sz w:val="17"/>
-              </w:rPr>
-              <w:t>В наличии на основные аппараты и комплектующие.</w:t>
-            </w:r>
-          </w:p>
-        </w:tc>
-        <w:tc>
-          <w:tcPr>
-            <w:tcW w:type="dxa" w:w="2091"/>
-          </w:tcPr>
-          <w:p>
-            <w:r/>
-            <w:r>
-              <w:rPr>
-                <w:color w:val="000000"/>
-                <w:sz w:val="17"/>
-              </w:rPr>
-            </w:r>
-          </w:p>
-        </w:tc>
-      </w:tr>
-      <w:tr>
-        <w:tc>
-          <w:tcPr>
-            <w:tcW w:type="dxa" w:w="567"/>
-          </w:tcPr>
-          <w:p>
-            <w:r/>
-            <w:r>
-              <w:rPr>
-                <w:color w:val="000000"/>
-                <w:sz w:val="17"/>
-              </w:rPr>
-              <w:t>15</w:t>
-            </w:r>
-          </w:p>
-        </w:tc>
-        <w:tc>
-          <w:tcPr>
-            <w:tcW w:type="dxa" w:w="4082"/>
-          </w:tcPr>
-          <w:p>
-            <w:r/>
-            <w:r>
-              <w:rPr>
-                <w:color w:val="000000"/>
-                <w:sz w:val="17"/>
-              </w:rPr>
-              <w:t>Требуемая высота крюка и масса ротора с приводом для выемки ротора E-102 и E-202 при обслуживании.</w:t>
-            </w:r>
-          </w:p>
-        </w:tc>
-        <w:tc>
-          <w:tcPr>
-            <w:tcW w:type="dxa" w:w="4082"/>
-          </w:tcPr>
-          <w:p>
-            <w:r/>
-            <w:r>
-              <w:rPr>
-                <w:color w:val="000000"/>
-                <w:sz w:val="17"/>
-              </w:rPr>
-              <w:t>Указаны поставщиком письменно.</w:t>
-            </w:r>
-          </w:p>
-        </w:tc>
-        <w:tc>
-          <w:tcPr>
-            <w:tcW w:type="dxa" w:w="2091"/>
-          </w:tcPr>
-          <w:p>
-            <w:r/>
-            <w:r>
-              <w:rPr>
-                <w:color w:val="000000"/>
-                <w:sz w:val="17"/>
-              </w:rPr>
-            </w:r>
-          </w:p>
-        </w:tc>
-      </w:tr>
-      <w:tr>
-        <w:tc>
-          <w:tcPr>
-            <w:tcW w:type="dxa" w:w="567"/>
-          </w:tcPr>
-          <w:p>
-            <w:r/>
-            <w:r>
-              <w:rPr>
-                <w:color w:val="000000"/>
-                <w:sz w:val="17"/>
-              </w:rPr>
-              <w:t>16</w:t>
-            </w:r>
-          </w:p>
-        </w:tc>
-        <w:tc>
-          <w:tcPr>
-            <w:tcW w:type="dxa" w:w="4082"/>
-          </w:tcPr>
-          <w:p>
-            <w:r/>
-            <w:r>
-              <w:rPr>
-                <w:color w:val="000000"/>
-                <w:sz w:val="17"/>
-              </w:rPr>
-              <w:t>Схема разделения установки на транспортные места с габаритами и массами.</w:t>
-            </w:r>
-          </w:p>
-        </w:tc>
-        <w:tc>
-          <w:tcPr>
-            <w:tcW w:type="dxa" w:w="4082"/>
-          </w:tcPr>
-          <w:p>
-            <w:r/>
-            <w:r>
-              <w:rPr>
-                <w:color w:val="000000"/>
-                <w:sz w:val="17"/>
-              </w:rPr>
-              <w:t>Представлена.</w:t>
-            </w:r>
-          </w:p>
-        </w:tc>
-        <w:tc>
-          <w:tcPr>
-            <w:tcW w:type="dxa" w:w="2091"/>
-          </w:tcPr>
-          <w:p>
-            <w:r/>
-            <w:r>
-              <w:rPr>
-                <w:color w:val="000000"/>
-                <w:sz w:val="17"/>
-              </w:rPr>
-            </w:r>
-          </w:p>
-        </w:tc>
-      </w:tr>
-    </w:tbl>
-    <w:p/>
-    <w:p>
-      <w:pPr>
-        <w:pStyle w:val="1"/>
-      </w:pPr>
-      <w:r>
-        <w:rPr>
-          <w:rFonts w:ascii="Arial" w:hAnsi="Arial"/>
-          <w:color w:val="000000"/>
-          <w:sz w:val="32"/>
-        </w:rPr>
-        <w:t>3. Требования к организации очной приёмки</w:t>
+        <w:t>2. Требования к организации очной приёмки</w:t>
       </w:r>
     </w:p>
     <w:p>
@@ -2498,7 +1548,7 @@
           <w:color w:val="000000"/>
           <w:sz w:val="32"/>
         </w:rPr>
-        <w:t>4. Контрольные характеристики и критерии приёмки</w:t>
+        <w:t>3. Контрольные характеристики и критерии приёмки</w:t>
       </w:r>
     </w:p>
     <w:tbl>
@@ -2607,7 +1657,7 @@
                 <w:color w:val="000000"/>
                 <w:sz w:val="17"/>
               </w:rPr>
-              <w:t>Шильдик, чертёж LIMA R4, паспорт, осмотр.</w:t>
+              <w:t>Шильдик, чертёж, паспорт, осмотр.</w:t>
             </w:r>
           </w:p>
         </w:tc>
@@ -2654,7 +1704,7 @@
                 <w:color w:val="000000"/>
                 <w:sz w:val="17"/>
               </w:rPr>
-              <w:t>Шильдик, чертёж LIMA R4, паспорт, осмотр.</w:t>
+              <w:t>Шильдик, чертёж, паспорт, осмотр.</w:t>
             </w:r>
           </w:p>
         </w:tc>
@@ -2671,7 +1721,7 @@
                 <w:color w:val="000000"/>
                 <w:sz w:val="17"/>
               </w:rPr>
-              <w:t>E-101 / E-201 подогреватели 3 м² (rev2)</w:t>
+              <w:t>E-101 / E-201 подогреватели 3 м²</w:t>
             </w:r>
           </w:p>
         </w:tc>
@@ -2701,7 +1751,7 @@
                 <w:color w:val="000000"/>
                 <w:sz w:val="17"/>
               </w:rPr>
-              <w:t>Чертёж rev2, паспорт, осмотр.</w:t>
+              <w:t>Чертёж, паспорт, осмотр.</w:t>
             </w:r>
           </w:p>
         </w:tc>
@@ -3188,7 +2238,7 @@
                 <w:color w:val="000000"/>
                 <w:sz w:val="17"/>
               </w:rPr>
-              <w:t>Рама и площадка обслуживания (по 3D-модели)</w:t>
+              <w:t>Рама и площадка обслуживания</w:t>
             </w:r>
           </w:p>
         </w:tc>
@@ -3282,7 +2332,7 @@
           <w:color w:val="000000"/>
           <w:sz w:val="32"/>
         </w:rPr>
-        <w:t>5. Входной контроль комплектности</w:t>
+        <w:t>4. Входной контроль комплектности</w:t>
       </w:r>
     </w:p>
     <w:tbl>
@@ -3591,7 +2641,7 @@
                 <w:color w:val="000000"/>
                 <w:sz w:val="17"/>
               </w:rPr>
-              <w:t>Исполнение по rev2; шильдики.</w:t>
+              <w:t>Исполнение по чертежу; шильдики.</w:t>
             </w:r>
           </w:p>
         </w:tc>
@@ -3896,7 +2946,7 @@
                 <w:color w:val="000000"/>
                 <w:sz w:val="17"/>
               </w:rPr>
-              <w:t>Модели по разделу 4 предложения; шильдики.</w:t>
+              <w:t>Модели по комплекту поставки; шильдики.</w:t>
             </w:r>
           </w:p>
         </w:tc>
@@ -4293,7 +3343,7 @@
           <w:color w:val="000000"/>
           <w:sz w:val="32"/>
         </w:rPr>
-        <w:t>6. Визуальный и размерный контроль</w:t>
+        <w:t>5. Визуальный и размерный контроль</w:t>
       </w:r>
     </w:p>
     <w:tbl>
@@ -4785,7 +3835,7 @@
                 <w:color w:val="000000"/>
                 <w:sz w:val="17"/>
               </w:rPr>
-              <w:t>Соответствует P&amp;ID Rev.5; нет провисаний.</w:t>
+              <w:t>Соответствует P&amp;ID; нет провисаний.</w:t>
             </w:r>
           </w:p>
         </w:tc>
@@ -5060,7 +4110,7 @@
           <w:color w:val="000000"/>
           <w:sz w:val="32"/>
         </w:rPr>
-        <w:t>7. Проверка материалов и сварки по документам</w:t>
+        <w:t>6. Проверка материалов и сварки по документам</w:t>
       </w:r>
     </w:p>
     <w:tbl>
@@ -5369,7 +4419,7 @@
                 <w:color w:val="000000"/>
                 <w:sz w:val="17"/>
               </w:rPr>
-              <w:t>Исполнение по rev2 (S30408 II) по сертификату и маркировке.</w:t>
+              <w:t>Материал S30408 II по сертификату и маркировке.</w:t>
             </w:r>
           </w:p>
         </w:tc>
@@ -5400,7 +4450,7 @@
           <w:color w:val="000000"/>
           <w:sz w:val="32"/>
         </w:rPr>
-        <w:t>8. Проверка электрооборудования и шкафа управления (внешний осмотр)</w:t>
+        <w:t>7. Проверка электрооборудования и шкафа управления (внешний осмотр)</w:t>
       </w:r>
     </w:p>
     <w:tbl>
@@ -5862,7 +4912,7 @@
           <w:color w:val="000000"/>
           <w:sz w:val="32"/>
         </w:rPr>
-        <w:t>9. Проверка протоколов заводских испытаний</w:t>
+        <w:t>8. Проверка протоколов заводских испытаний</w:t>
       </w:r>
     </w:p>
     <w:tbl>
@@ -6202,7 +5252,7 @@
           <w:color w:val="000000"/>
           <w:sz w:val="32"/>
         </w:rPr>
-        <w:t>10. Упаковка и готовность к отгрузке</w:t>
+        <w:t>9. Упаковка и готовность к отгрузке</w:t>
       </w:r>
     </w:p>
     <w:tbl>
@@ -6435,7 +5485,7 @@
                 <w:color w:val="000000"/>
                 <w:sz w:val="17"/>
               </w:rPr>
-              <w:t>Проверить схему транспортных мест: общая высота ≈ 6,0 м и ширина рамы ≈ 2,8 м по 3D-модели.</w:t>
+              <w:t>Проверить схему транспортных мест: общая высота ≈ 6,0 м, ширина рамы ≈ 2,8 м.</w:t>
             </w:r>
           </w:p>
         </w:tc>
@@ -6603,7 +5653,7 @@
           <w:color w:val="000000"/>
           <w:sz w:val="32"/>
         </w:rPr>
-        <w:t>11. Решение о приёмке</w:t>
+        <w:t>10. Решение о приёмке</w:t>
       </w:r>
     </w:p>
     <w:p>
@@ -6612,7 +5662,7 @@
           <w:b/>
           <w:color w:val="000000"/>
         </w:rPr>
-        <w:t>11.1. Принимаем</w:t>
+        <w:t>10.1. Принимаем</w:t>
       </w:r>
     </w:p>
     <w:p>
@@ -6623,7 +5673,7 @@
         <w:rPr>
           <w:color w:val="000000"/>
         </w:rPr>
-        <w:t>• Комплектность соответствует P&amp;ID Rev.5, перечню GYSJ-2.5.1 и разделу 4 предложения Torchi, включая ЗИП.</w:t>
+        <w:t>• Комплектность соответствует P&amp;ID и комплекту поставки, включая ЗИП.</w:t>
       </w:r>
     </w:p>
     <w:p>
@@ -6665,7 +5715,7 @@
           <w:b/>
           <w:color w:val="000000"/>
         </w:rPr>
-        <w:t>11.2. Не принимаем</w:t>
+        <w:t>10.2. Не принимаем</w:t>
       </w:r>
     </w:p>
     <w:p>
@@ -6712,7 +5762,7 @@
           <w:color w:val="000000"/>
           <w:sz w:val="32"/>
         </w:rPr>
-        <w:t>12. Подписи</w:t>
+        <w:t>11. Подписи</w:t>
       </w:r>
     </w:p>
     <w:tbl>

--- a/FAT/Программа_FAT_МД_2ступени.docx
+++ b/FAT/Программа_FAT_МД_2ступени.docx
@@ -2097,7 +2097,7 @@
                 <w:color w:val="000000"/>
                 <w:sz w:val="17"/>
               </w:rPr>
-              <w:t>Вакуумное оборудование</w:t>
+              <w:t>Вакуумная система 1-й ступени</w:t>
             </w:r>
           </w:p>
         </w:tc>
@@ -2112,7 +2112,7 @@
                 <w:color w:val="000000"/>
                 <w:sz w:val="17"/>
               </w:rPr>
-              <w:t>1-я ступень: VPM-LG50L с ЧРП (VPM-104). 2-я ступень: взрывозащищённый агрегат TCVPM-TK200-JZ150/70-LG50 (VPM-204 диффузионный, VPM-205/206 Рутс, VPM-207 винтовой).</w:t>
+              <w:t>Винтовой вакуумный насос VPM-104 (VPM-LG50L, 50 л/с) с ЧРП, водяное охлаждение. Откачка: E-102 → E-103 → E-104 → VPM-104 → выхлоп. Датчик давления PT-001, вакуумная линия DN50. Рабочее давление в E-102 — 1–5 мбар.</w:t>
             </w:r>
           </w:p>
         </w:tc>
@@ -2127,7 +2127,101 @@
                 <w:color w:val="000000"/>
                 <w:sz w:val="17"/>
               </w:rPr>
-              <w:t>Паспорта, шильдики, осмотр.</w:t>
+              <w:t>Паспорт, шильдик, P&amp;ID, осмотр.</w:t>
+            </w:r>
+          </w:p>
+        </w:tc>
+      </w:tr>
+      <w:tr>
+        <w:tc>
+          <w:tcPr>
+            <w:tcW w:type="dxa" w:w="2721"/>
+          </w:tcPr>
+          <w:p>
+            <w:r/>
+            <w:r>
+              <w:rPr>
+                <w:color w:val="000000"/>
+                <w:sz w:val="17"/>
+              </w:rPr>
+              <w:t>Вакуумная система 2-й ступени — агрегат TCVPM-TK200-JZ150/70-LG50 (взрывозащищённый)</w:t>
+            </w:r>
+          </w:p>
+        </w:tc>
+        <w:tc>
+          <w:tcPr>
+            <w:tcW w:type="dxa" w:w="5046"/>
+          </w:tcPr>
+          <w:p>
+            <w:r/>
+            <w:r>
+              <w:rPr>
+                <w:color w:val="000000"/>
+                <w:sz w:val="17"/>
+              </w:rPr>
+              <w:t>Последовательная схема откачки: E-202 (N4 DN200) → E-203 вымораживатель → E-204 азотная ловушка → VPM-204 диффузионный насос TK200 → VPM-205 насос Рутса JZ150 (150 л/с) → VPM-206 насос Рутса JZ70 (70 л/с) → VPM-207 винтовой насос LG50 (50 л/с) → выхлоп. Датчик давления PT-002, вакуумная линия DN80, сборник V-203 с клапаном TV-001. Рабочее давление в E-202 — 1–10 Па (абс.).</w:t>
+            </w:r>
+          </w:p>
+        </w:tc>
+        <w:tc>
+          <w:tcPr>
+            <w:tcW w:type="dxa" w:w="3055"/>
+          </w:tcPr>
+          <w:p>
+            <w:r/>
+            <w:r>
+              <w:rPr>
+                <w:color w:val="000000"/>
+                <w:sz w:val="17"/>
+              </w:rPr>
+              <w:t>Паспорта, шильдики, P&amp;ID, осмотр.</w:t>
+            </w:r>
+          </w:p>
+        </w:tc>
+      </w:tr>
+      <w:tr>
+        <w:tc>
+          <w:tcPr>
+            <w:tcW w:type="dxa" w:w="2721"/>
+          </w:tcPr>
+          <w:p>
+            <w:r/>
+            <w:r>
+              <w:rPr>
+                <w:color w:val="000000"/>
+                <w:sz w:val="17"/>
+              </w:rPr>
+              <w:t>Состав каждого вакуумного насоса</w:t>
+            </w:r>
+          </w:p>
+        </w:tc>
+        <w:tc>
+          <w:tcPr>
+            <w:tcW w:type="dxa" w:w="5046"/>
+          </w:tcPr>
+          <w:p>
+            <w:r/>
+            <w:r>
+              <w:rPr>
+                <w:color w:val="000000"/>
+                <w:sz w:val="17"/>
+              </w:rPr>
+              <w:t>Двигатель во взрывозащищённом исполнении с шильдиком; для винтовых насосов и диффузионного насоса — подключение охлаждающей воды; для диффузионного насоса — нагреватель, смотровое окно уровня масла; для насосов Рутса и винтовых — указатели уровня масла; гибкие вставки (сильфоны) на входе; рама агрегата с креплением.</w:t>
+            </w:r>
+          </w:p>
+        </w:tc>
+        <w:tc>
+          <w:tcPr>
+            <w:tcW w:type="dxa" w:w="3055"/>
+          </w:tcPr>
+          <w:p>
+            <w:r/>
+            <w:r>
+              <w:rPr>
+                <w:color w:val="000000"/>
+                <w:sz w:val="17"/>
+              </w:rPr>
+              <w:t>Паспорта, осмотр.</w:t>
             </w:r>
           </w:p>
         </w:tc>
@@ -2931,7 +3025,7 @@
                 <w:color w:val="000000"/>
                 <w:sz w:val="17"/>
               </w:rPr>
-              <w:t>Вакуумный насос VPM-LG50L и агрегат TCVPM-TK200-JZ150/70-LG50.</w:t>
+              <w:t>1-я ступень: винтовой вакуумный насос VPM-104 (VPM-LG50L) с ЧРП.</w:t>
             </w:r>
           </w:p>
         </w:tc>
@@ -2946,7 +3040,7 @@
                 <w:color w:val="000000"/>
                 <w:sz w:val="17"/>
               </w:rPr>
-              <w:t>Модели по комплекту поставки; шильдики.</w:t>
+              <w:t>1 шт.; шильдик; двигатель, муфта, обвязка охлаждения.</w:t>
             </w:r>
           </w:p>
         </w:tc>
@@ -2992,7 +3086,7 @@
                 <w:color w:val="000000"/>
                 <w:sz w:val="17"/>
               </w:rPr>
-              <w:t>Холодильные термостаты TCLT-30-AT-40KW, TCHT-30-AT-12KW, TCHT-30-AT.</w:t>
+              <w:t>2-я ступень: агрегат TCVPM-TK200-JZ150/70-LG50 — диффузионный насос VPM-204 (TK200).</w:t>
             </w:r>
           </w:p>
         </w:tc>
@@ -3007,7 +3101,7 @@
                 <w:color w:val="000000"/>
                 <w:sz w:val="17"/>
               </w:rPr>
-              <w:t>3 шт.; шильдики.</w:t>
+              <w:t>1 шт.; шильдик; нагреватель, обвязка охлаждения.</w:t>
             </w:r>
           </w:p>
         </w:tc>
@@ -3053,7 +3147,7 @@
                 <w:color w:val="000000"/>
                 <w:sz w:val="17"/>
               </w:rPr>
-              <w:t>КИП: PT-001/002, TT-001/002, FT-001, LT-001…005, PG-001…005, LG на V-203.</w:t>
+              <w:t>2-я ступень: насосы Рутса VPM-205 (JZ150) и VPM-206 (JZ70).</w:t>
             </w:r>
           </w:p>
         </w:tc>
@@ -3068,7 +3162,7 @@
                 <w:color w:val="000000"/>
                 <w:sz w:val="17"/>
               </w:rPr>
-              <w:t>Количество и позиции по P&amp;ID; бирки.</w:t>
+              <w:t>2 шт.; шильдики; двигатели.</w:t>
             </w:r>
           </w:p>
         </w:tc>
@@ -3114,7 +3208,7 @@
                 <w:color w:val="000000"/>
                 <w:sz w:val="17"/>
               </w:rPr>
-              <w:t>Арматура: BV, TV, HV-001…003, CV-001…005.</w:t>
+              <w:t>2-я ступень: винтовой вакуумный насос VPM-207 (LG50).</w:t>
             </w:r>
           </w:p>
         </w:tc>
@@ -3129,7 +3223,7 @@
                 <w:color w:val="000000"/>
                 <w:sz w:val="17"/>
               </w:rPr>
-              <w:t>Количество, DN и позиции по P&amp;ID; бирки.</w:t>
+              <w:t>1 шт.; шильдик; двигатель, обвязка охлаждения.</w:t>
             </w:r>
           </w:p>
         </w:tc>
@@ -3175,7 +3269,7 @@
                 <w:color w:val="000000"/>
                 <w:sz w:val="17"/>
               </w:rPr>
-              <w:t>Трубопроводы PL, HO, CWS/CWR, VE; рама, площадка, лестница, ограждения.</w:t>
+              <w:t>Вакуумные трубопроводы, гибкие вставки, отсечная арматура, датчики PT-001 и PT-002.</w:t>
             </w:r>
           </w:p>
         </w:tc>
@@ -3190,7 +3284,7 @@
                 <w:color w:val="000000"/>
                 <w:sz w:val="17"/>
               </w:rPr>
-              <w:t>Смонтированы; линии промаркированы.</w:t>
+              <w:t>В наличии, смонтированы по P&amp;ID.</w:t>
             </w:r>
           </w:p>
         </w:tc>
@@ -3236,7 +3330,7 @@
                 <w:color w:val="000000"/>
                 <w:sz w:val="17"/>
               </w:rPr>
-              <w:t>Шкаф управления на раме, кабели до потребителей.</w:t>
+              <w:t>Холодильные термостаты TCLT-30-AT-40KW, TCHT-30-AT-12KW, TCHT-30-AT.</w:t>
             </w:r>
           </w:p>
         </w:tc>
@@ -3251,7 +3345,7 @@
                 <w:color w:val="000000"/>
                 <w:sz w:val="17"/>
               </w:rPr>
-              <w:t>Установлен и подключён; состав по схемам.</w:t>
+              <w:t>3 шт.; шильдики.</w:t>
             </w:r>
           </w:p>
         </w:tc>
@@ -3283,6 +3377,250 @@
                 <w:sz w:val="17"/>
               </w:rPr>
               <w:t>15</w:t>
+            </w:r>
+          </w:p>
+        </w:tc>
+        <w:tc>
+          <w:tcPr>
+            <w:tcW w:type="dxa" w:w="4082"/>
+          </w:tcPr>
+          <w:p>
+            <w:r/>
+            <w:r>
+              <w:rPr>
+                <w:color w:val="000000"/>
+                <w:sz w:val="17"/>
+              </w:rPr>
+              <w:t>КИП: PT-001/002, TT-001/002, FT-001, LT-001…005, PG-001…005, LG на V-203.</w:t>
+            </w:r>
+          </w:p>
+        </w:tc>
+        <w:tc>
+          <w:tcPr>
+            <w:tcW w:type="dxa" w:w="4082"/>
+          </w:tcPr>
+          <w:p>
+            <w:r/>
+            <w:r>
+              <w:rPr>
+                <w:color w:val="000000"/>
+                <w:sz w:val="17"/>
+              </w:rPr>
+              <w:t>Количество и позиции по P&amp;ID; бирки.</w:t>
+            </w:r>
+          </w:p>
+        </w:tc>
+        <w:tc>
+          <w:tcPr>
+            <w:tcW w:type="dxa" w:w="2091"/>
+          </w:tcPr>
+          <w:p>
+            <w:r/>
+            <w:r>
+              <w:rPr>
+                <w:color w:val="000000"/>
+                <w:sz w:val="17"/>
+              </w:rPr>
+            </w:r>
+          </w:p>
+        </w:tc>
+      </w:tr>
+      <w:tr>
+        <w:tc>
+          <w:tcPr>
+            <w:tcW w:type="dxa" w:w="567"/>
+          </w:tcPr>
+          <w:p>
+            <w:r/>
+            <w:r>
+              <w:rPr>
+                <w:color w:val="000000"/>
+                <w:sz w:val="17"/>
+              </w:rPr>
+              <w:t>16</w:t>
+            </w:r>
+          </w:p>
+        </w:tc>
+        <w:tc>
+          <w:tcPr>
+            <w:tcW w:type="dxa" w:w="4082"/>
+          </w:tcPr>
+          <w:p>
+            <w:r/>
+            <w:r>
+              <w:rPr>
+                <w:color w:val="000000"/>
+                <w:sz w:val="17"/>
+              </w:rPr>
+              <w:t>Арматура: BV, TV, HV-001…003, CV-001…005.</w:t>
+            </w:r>
+          </w:p>
+        </w:tc>
+        <w:tc>
+          <w:tcPr>
+            <w:tcW w:type="dxa" w:w="4082"/>
+          </w:tcPr>
+          <w:p>
+            <w:r/>
+            <w:r>
+              <w:rPr>
+                <w:color w:val="000000"/>
+                <w:sz w:val="17"/>
+              </w:rPr>
+              <w:t>Количество, DN и позиции по P&amp;ID; бирки.</w:t>
+            </w:r>
+          </w:p>
+        </w:tc>
+        <w:tc>
+          <w:tcPr>
+            <w:tcW w:type="dxa" w:w="2091"/>
+          </w:tcPr>
+          <w:p>
+            <w:r/>
+            <w:r>
+              <w:rPr>
+                <w:color w:val="000000"/>
+                <w:sz w:val="17"/>
+              </w:rPr>
+            </w:r>
+          </w:p>
+        </w:tc>
+      </w:tr>
+      <w:tr>
+        <w:tc>
+          <w:tcPr>
+            <w:tcW w:type="dxa" w:w="567"/>
+          </w:tcPr>
+          <w:p>
+            <w:r/>
+            <w:r>
+              <w:rPr>
+                <w:color w:val="000000"/>
+                <w:sz w:val="17"/>
+              </w:rPr>
+              <w:t>17</w:t>
+            </w:r>
+          </w:p>
+        </w:tc>
+        <w:tc>
+          <w:tcPr>
+            <w:tcW w:type="dxa" w:w="4082"/>
+          </w:tcPr>
+          <w:p>
+            <w:r/>
+            <w:r>
+              <w:rPr>
+                <w:color w:val="000000"/>
+                <w:sz w:val="17"/>
+              </w:rPr>
+              <w:t>Трубопроводы PL, HO, CWS/CWR, VE; рама, площадка, лестница, ограждения.</w:t>
+            </w:r>
+          </w:p>
+        </w:tc>
+        <w:tc>
+          <w:tcPr>
+            <w:tcW w:type="dxa" w:w="4082"/>
+          </w:tcPr>
+          <w:p>
+            <w:r/>
+            <w:r>
+              <w:rPr>
+                <w:color w:val="000000"/>
+                <w:sz w:val="17"/>
+              </w:rPr>
+              <w:t>Смонтированы; линии промаркированы.</w:t>
+            </w:r>
+          </w:p>
+        </w:tc>
+        <w:tc>
+          <w:tcPr>
+            <w:tcW w:type="dxa" w:w="2091"/>
+          </w:tcPr>
+          <w:p>
+            <w:r/>
+            <w:r>
+              <w:rPr>
+                <w:color w:val="000000"/>
+                <w:sz w:val="17"/>
+              </w:rPr>
+            </w:r>
+          </w:p>
+        </w:tc>
+      </w:tr>
+      <w:tr>
+        <w:tc>
+          <w:tcPr>
+            <w:tcW w:type="dxa" w:w="567"/>
+          </w:tcPr>
+          <w:p>
+            <w:r/>
+            <w:r>
+              <w:rPr>
+                <w:color w:val="000000"/>
+                <w:sz w:val="17"/>
+              </w:rPr>
+              <w:t>18</w:t>
+            </w:r>
+          </w:p>
+        </w:tc>
+        <w:tc>
+          <w:tcPr>
+            <w:tcW w:type="dxa" w:w="4082"/>
+          </w:tcPr>
+          <w:p>
+            <w:r/>
+            <w:r>
+              <w:rPr>
+                <w:color w:val="000000"/>
+                <w:sz w:val="17"/>
+              </w:rPr>
+              <w:t>Шкаф управления на раме, кабели до потребителей.</w:t>
+            </w:r>
+          </w:p>
+        </w:tc>
+        <w:tc>
+          <w:tcPr>
+            <w:tcW w:type="dxa" w:w="4082"/>
+          </w:tcPr>
+          <w:p>
+            <w:r/>
+            <w:r>
+              <w:rPr>
+                <w:color w:val="000000"/>
+                <w:sz w:val="17"/>
+              </w:rPr>
+              <w:t>Установлен и подключён; состав по схемам.</w:t>
+            </w:r>
+          </w:p>
+        </w:tc>
+        <w:tc>
+          <w:tcPr>
+            <w:tcW w:type="dxa" w:w="2091"/>
+          </w:tcPr>
+          <w:p>
+            <w:r/>
+            <w:r>
+              <w:rPr>
+                <w:color w:val="000000"/>
+                <w:sz w:val="17"/>
+              </w:rPr>
+            </w:r>
+          </w:p>
+        </w:tc>
+      </w:tr>
+      <w:tr>
+        <w:tc>
+          <w:tcPr>
+            <w:tcW w:type="dxa" w:w="567"/>
+          </w:tcPr>
+          <w:p>
+            <w:r/>
+            <w:r>
+              <w:rPr>
+                <w:color w:val="000000"/>
+                <w:sz w:val="17"/>
+              </w:rPr>
+              <w:t>19</w:t>
             </w:r>
           </w:p>
         </w:tc>
@@ -4050,6 +4388,128 @@
                 <w:sz w:val="17"/>
               </w:rPr>
               <w:t>11</w:t>
+            </w:r>
+          </w:p>
+        </w:tc>
+        <w:tc>
+          <w:tcPr>
+            <w:tcW w:type="dxa" w:w="4082"/>
+          </w:tcPr>
+          <w:p>
+            <w:r/>
+            <w:r>
+              <w:rPr>
+                <w:color w:val="000000"/>
+                <w:sz w:val="17"/>
+              </w:rPr>
+              <w:t>Осмотреть вакуумную систему 1-й ступени: VPM-104 и линию откачки от E-104.</w:t>
+            </w:r>
+          </w:p>
+        </w:tc>
+        <w:tc>
+          <w:tcPr>
+            <w:tcW w:type="dxa" w:w="4082"/>
+          </w:tcPr>
+          <w:p>
+            <w:r/>
+            <w:r>
+              <w:rPr>
+                <w:color w:val="000000"/>
+                <w:sz w:val="17"/>
+              </w:rPr>
+              <w:t>Насос закреплён; линия смонтирована по P&amp;ID; подключения охлаждающей воды и выхлопа выполнены; масло залито до метки (если предусмотрено).</w:t>
+            </w:r>
+          </w:p>
+        </w:tc>
+        <w:tc>
+          <w:tcPr>
+            <w:tcW w:type="dxa" w:w="2091"/>
+          </w:tcPr>
+          <w:p>
+            <w:r/>
+            <w:r>
+              <w:rPr>
+                <w:color w:val="000000"/>
+                <w:sz w:val="17"/>
+              </w:rPr>
+            </w:r>
+          </w:p>
+        </w:tc>
+      </w:tr>
+      <w:tr>
+        <w:tc>
+          <w:tcPr>
+            <w:tcW w:type="dxa" w:w="567"/>
+          </w:tcPr>
+          <w:p>
+            <w:r/>
+            <w:r>
+              <w:rPr>
+                <w:color w:val="000000"/>
+                <w:sz w:val="17"/>
+              </w:rPr>
+              <w:t>12</w:t>
+            </w:r>
+          </w:p>
+        </w:tc>
+        <w:tc>
+          <w:tcPr>
+            <w:tcW w:type="dxa" w:w="4082"/>
+          </w:tcPr>
+          <w:p>
+            <w:r/>
+            <w:r>
+              <w:rPr>
+                <w:color w:val="000000"/>
+                <w:sz w:val="17"/>
+              </w:rPr>
+              <w:t>Осмотреть агрегат 2-й ступени: VPM-204 → VPM-205 → VPM-206 → VPM-207 и линию откачки от E-202 через E-203 и E-204.</w:t>
+            </w:r>
+          </w:p>
+        </w:tc>
+        <w:tc>
+          <w:tcPr>
+            <w:tcW w:type="dxa" w:w="4082"/>
+          </w:tcPr>
+          <w:p>
+            <w:r/>
+            <w:r>
+              <w:rPr>
+                <w:color w:val="000000"/>
+                <w:sz w:val="17"/>
+              </w:rPr>
+              <w:t>Порядок насосов соответствует P&amp;ID; фланцевые соединения полные; гибкие вставки установлены; подключения охлаждающей воды к VPM-204 и VPM-207 выполнены; Ex-маркировка двигателей соответствует спецификации.</w:t>
+            </w:r>
+          </w:p>
+        </w:tc>
+        <w:tc>
+          <w:tcPr>
+            <w:tcW w:type="dxa" w:w="2091"/>
+          </w:tcPr>
+          <w:p>
+            <w:r/>
+            <w:r>
+              <w:rPr>
+                <w:color w:val="000000"/>
+                <w:sz w:val="17"/>
+              </w:rPr>
+            </w:r>
+          </w:p>
+        </w:tc>
+      </w:tr>
+      <w:tr>
+        <w:tc>
+          <w:tcPr>
+            <w:tcW w:type="dxa" w:w="567"/>
+          </w:tcPr>
+          <w:p>
+            <w:r/>
+            <w:r>
+              <w:rPr>
+                <w:color w:val="000000"/>
+                <w:sz w:val="17"/>
+              </w:rPr>
+              <w:t>13</w:t>
             </w:r>
           </w:p>
         </w:tc>

--- a/FAT/Программа_FAT_МД_2ступени.docx
+++ b/FAT/Программа_FAT_МД_2ступени.docx
@@ -134,7 +134,7 @@
                 <w:color w:val="000000"/>
                 <w:sz w:val="17"/>
               </w:rPr>
-              <w:t>V-101 ёмкость сырья 200 л с рубашкой; P-101 насос подачи 120 л/ч; FT-001; E-101 подогреватель 3 м²; E-102 тонкоплёночный испаритель GXZ-2, 2 м², DN400, ротор с плавающими скребками 158 об/мин, двигатель YBX3-100L2-4 3 кВт Ex d IIB T4, редуктор GRF59, ЧРП; E-103 конденсатор 6 м² с V-103 сборником лёгкой фазы 50 л; E-104 второй конденсатор 3 м²; V-102 сборник тяжёлой фазы 50 л с рубашкой; P-101, P-102 (с ЧРП) и P-103 насосы 120 л/ч с обогревающей рубашкой, 316L; VPM-104 винтовой вакуумный насос VPM-LG50L с ЧРП; холодильные термостаты TCLT-30-AT-40KW и TCHT-30-AT-12KW.</w:t>
+              <w:t>V-101 ёмкость сырья 200 л с рубашкой; P-101 насос подачи 120 л/ч; FT-001; E-101 подогреватель 3 м²; E-102 тонкоплёночный испаритель GXZ-2, 2 м², DN400, ротор с плавающими скребками 158 об/мин, двигатель YBX3-100L2-4 3 кВт Ex d IIB T4, редуктор GRF59, ЧРП; E-103 конденсатор 6 м² с V-103 сборником лёгкой фазы 50 л; E-104 второй конденсатор 3 м²; V-102 сборник тяжёлой фазы 50 л с рубашкой; P-101, P-102 (с ЧРП) и P-103 насосы 120 л/ч с обогревающей рубашкой, 316L; VPM-104 винтовой вакуумный насос VPM-LG50L с ЧРП; чиллеры TCLT-30-AT-40KW и TCHT-30-AT-12KW.</w:t>
             </w:r>
           </w:p>
         </w:tc>
@@ -166,7 +166,7 @@
                 <w:color w:val="000000"/>
                 <w:sz w:val="17"/>
               </w:rPr>
-              <w:t>E-201 подогреватель 3 м²; E-202 короткопутевой испаритель DZQ-2, 2 м², DN500, со встроенным конденсатором, ротор 133 об/мин, двигатель YBX3-100L2-4 3 кВт Ex d IIB T4, редуктор GRF59, ЧРП; V-201 сборник тяжёлой фазы 50 л и V-202 сборник лёгкой фазы 50 л с рубашками; P-202, P-203 насосы 120 л/ч; E-203 вымораживатель 3 м²; E-204 ловушка жидкого азота 0,2 м²; V-203 сборник конденсата ловушек 20 л; взрывозащищённый диффузионный вакуумный агрегат TCVPM-TK200-JZ150/70-LG50 (VPM-204…207); холодильный термостат TCHT-30-AT.</w:t>
+              <w:t>E-201 подогреватель 3 м²; E-202 короткопутевой испаритель DZQ-2, 2 м², DN500, со встроенным конденсатором, ротор 133 об/мин, двигатель YBX3-100L2-4 3 кВт Ex d IIB T4, редуктор GRF59, ЧРП; V-201 сборник тяжёлой фазы 50 л и V-202 сборник лёгкой фазы 50 л с рубашками; P-202, P-203 насосы 120 л/ч; E-203 вымораживатель 3 м²; E-204 ловушка жидкого азота 0,2 м²; V-203 сборник конденсата ловушек 20 л; взрывозащищённый диффузионный вакуумный агрегат TCVPM-TK200-JZ150/70-LG50 (VPM-204…207); чиллер TCHT-30-AT.</w:t>
             </w:r>
           </w:p>
         </w:tc>
@@ -294,7 +294,7 @@
                 <w:color w:val="000000"/>
                 <w:sz w:val="17"/>
               </w:rPr>
-              <w:t>Термостаты нагрева теплоносителя TCHT+300-2 — поставка заказчика. В FAT проверяются только точки подключения к ним.</w:t>
+              <w:t>Термостаты нагрева теплоносителя — приобретаются заказчиком отдельно. В FAT проверяются только точки подключения к ним на установке.</w:t>
             </w:r>
           </w:p>
         </w:tc>
@@ -1067,7 +1067,7 @@
                 <w:color w:val="000000"/>
                 <w:sz w:val="17"/>
               </w:rPr>
-              <w:t>Паспорта и сертификаты на двигатели (Ex), редукторы, торцевые уплотнения, насосы, вакуумные агрегаты, холодильные термостаты.</w:t>
+              <w:t>Паспорта и сертификаты на двигатели (Ex), редукторы, торцевые уплотнения, насосы, вакуумные агрегаты, чиллеры.</w:t>
             </w:r>
           </w:p>
         </w:tc>
@@ -2238,7 +2238,7 @@
                 <w:color w:val="000000"/>
                 <w:sz w:val="17"/>
               </w:rPr>
-              <w:t>Холодильные термостаты</w:t>
+              <w:t>Чиллеры (в комплекте поставки)</w:t>
             </w:r>
           </w:p>
         </w:tc>
@@ -2253,7 +2253,7 @@
                 <w:color w:val="000000"/>
                 <w:sz w:val="17"/>
               </w:rPr>
-              <w:t>TCLT-30-AT-40KW, TCHT-30-AT-12KW (1-я ступень), TCHT-30-AT (2-я ступень).</w:t>
+              <w:t>1-я ступень: TCLT-30-AT-40KW (40 кВт) и TCHT-30-AT-12KW (12 кВт); 2-я ступень: TCHT-30-AT. Диапазон −30 °C…AT. Потребители по P&amp;ID: конденсаторы E-103, E-104, вымораживатель E-203, встроенный конденсатор E-202, охлаждение торцевых уплотнений.</w:t>
             </w:r>
           </w:p>
         </w:tc>
@@ -2268,7 +2268,7 @@
                 <w:color w:val="000000"/>
                 <w:sz w:val="17"/>
               </w:rPr>
-              <w:t>Паспорта, шильдики, осмотр.</w:t>
+              <w:t>Паспорта, шильдики, P&amp;ID, осмотр.</w:t>
             </w:r>
           </w:p>
         </w:tc>
@@ -3330,7 +3330,7 @@
                 <w:color w:val="000000"/>
                 <w:sz w:val="17"/>
               </w:rPr>
-              <w:t>Холодильные термостаты TCLT-30-AT-40KW, TCHT-30-AT-12KW, TCHT-30-AT.</w:t>
+              <w:t>Чиллер TCLT-30-AT-40KW (1-я ступень).</w:t>
             </w:r>
           </w:p>
         </w:tc>
@@ -3345,7 +3345,7 @@
                 <w:color w:val="000000"/>
                 <w:sz w:val="17"/>
               </w:rPr>
-              <w:t>3 шт.; шильдики.</w:t>
+              <w:t>1 шт.; шильдик; модель и мощность по комплекту поставки.</w:t>
             </w:r>
           </w:p>
         </w:tc>
@@ -3391,7 +3391,7 @@
                 <w:color w:val="000000"/>
                 <w:sz w:val="17"/>
               </w:rPr>
-              <w:t>КИП: PT-001/002, TT-001/002, FT-001, LT-001…005, PG-001…005, LG на V-203.</w:t>
+              <w:t>Чиллер TCHT-30-AT-12KW (1-я ступень).</w:t>
             </w:r>
           </w:p>
         </w:tc>
@@ -3406,7 +3406,7 @@
                 <w:color w:val="000000"/>
                 <w:sz w:val="17"/>
               </w:rPr>
-              <w:t>Количество и позиции по P&amp;ID; бирки.</w:t>
+              <w:t>1 шт.; шильдик; модель и мощность по комплекту поставки.</w:t>
             </w:r>
           </w:p>
         </w:tc>
@@ -3452,7 +3452,7 @@
                 <w:color w:val="000000"/>
                 <w:sz w:val="17"/>
               </w:rPr>
-              <w:t>Арматура: BV, TV, HV-001…003, CV-001…005.</w:t>
+              <w:t>Чиллер TCHT-30-AT (2-я ступень).</w:t>
             </w:r>
           </w:p>
         </w:tc>
@@ -3467,7 +3467,7 @@
                 <w:color w:val="000000"/>
                 <w:sz w:val="17"/>
               </w:rPr>
-              <w:t>Количество, DN и позиции по P&amp;ID; бирки.</w:t>
+              <w:t>1 шт.; шильдик; модель по комплекту поставки.</w:t>
             </w:r>
           </w:p>
         </w:tc>
@@ -3513,7 +3513,7 @@
                 <w:color w:val="000000"/>
                 <w:sz w:val="17"/>
               </w:rPr>
-              <w:t>Трубопроводы PL, HO, CWS/CWR, VE; рама, площадка, лестница, ограждения.</w:t>
+              <w:t>КИП: PT-001/002, TT-001/002, FT-001, LT-001…005, PG-001…005, LG на V-203.</w:t>
             </w:r>
           </w:p>
         </w:tc>
@@ -3528,7 +3528,7 @@
                 <w:color w:val="000000"/>
                 <w:sz w:val="17"/>
               </w:rPr>
-              <w:t>Смонтированы; линии промаркированы.</w:t>
+              <w:t>Количество и позиции по P&amp;ID; бирки.</w:t>
             </w:r>
           </w:p>
         </w:tc>
@@ -3574,7 +3574,7 @@
                 <w:color w:val="000000"/>
                 <w:sz w:val="17"/>
               </w:rPr>
-              <w:t>Шкаф управления на раме, кабели до потребителей.</w:t>
+              <w:t>Арматура: BV, TV, HV-001…003, CV-001…005.</w:t>
             </w:r>
           </w:p>
         </w:tc>
@@ -3589,7 +3589,7 @@
                 <w:color w:val="000000"/>
                 <w:sz w:val="17"/>
               </w:rPr>
-              <w:t>Установлен и подключён; состав по схемам.</w:t>
+              <w:t>Количество, DN и позиции по P&amp;ID; бирки.</w:t>
             </w:r>
           </w:p>
         </w:tc>
@@ -3621,6 +3621,128 @@
                 <w:sz w:val="17"/>
               </w:rPr>
               <w:t>19</w:t>
+            </w:r>
+          </w:p>
+        </w:tc>
+        <w:tc>
+          <w:tcPr>
+            <w:tcW w:type="dxa" w:w="4082"/>
+          </w:tcPr>
+          <w:p>
+            <w:r/>
+            <w:r>
+              <w:rPr>
+                <w:color w:val="000000"/>
+                <w:sz w:val="17"/>
+              </w:rPr>
+              <w:t>Трубопроводы PL, HO, CWS/CWR, VE; рама, площадка, лестница, ограждения.</w:t>
+            </w:r>
+          </w:p>
+        </w:tc>
+        <w:tc>
+          <w:tcPr>
+            <w:tcW w:type="dxa" w:w="4082"/>
+          </w:tcPr>
+          <w:p>
+            <w:r/>
+            <w:r>
+              <w:rPr>
+                <w:color w:val="000000"/>
+                <w:sz w:val="17"/>
+              </w:rPr>
+              <w:t>Смонтированы; линии промаркированы.</w:t>
+            </w:r>
+          </w:p>
+        </w:tc>
+        <w:tc>
+          <w:tcPr>
+            <w:tcW w:type="dxa" w:w="2091"/>
+          </w:tcPr>
+          <w:p>
+            <w:r/>
+            <w:r>
+              <w:rPr>
+                <w:color w:val="000000"/>
+                <w:sz w:val="17"/>
+              </w:rPr>
+            </w:r>
+          </w:p>
+        </w:tc>
+      </w:tr>
+      <w:tr>
+        <w:tc>
+          <w:tcPr>
+            <w:tcW w:type="dxa" w:w="567"/>
+          </w:tcPr>
+          <w:p>
+            <w:r/>
+            <w:r>
+              <w:rPr>
+                <w:color w:val="000000"/>
+                <w:sz w:val="17"/>
+              </w:rPr>
+              <w:t>20</w:t>
+            </w:r>
+          </w:p>
+        </w:tc>
+        <w:tc>
+          <w:tcPr>
+            <w:tcW w:type="dxa" w:w="4082"/>
+          </w:tcPr>
+          <w:p>
+            <w:r/>
+            <w:r>
+              <w:rPr>
+                <w:color w:val="000000"/>
+                <w:sz w:val="17"/>
+              </w:rPr>
+              <w:t>Шкаф управления на раме, кабели до потребителей.</w:t>
+            </w:r>
+          </w:p>
+        </w:tc>
+        <w:tc>
+          <w:tcPr>
+            <w:tcW w:type="dxa" w:w="4082"/>
+          </w:tcPr>
+          <w:p>
+            <w:r/>
+            <w:r>
+              <w:rPr>
+                <w:color w:val="000000"/>
+                <w:sz w:val="17"/>
+              </w:rPr>
+              <w:t>Установлен и подключён; состав по схемам.</w:t>
+            </w:r>
+          </w:p>
+        </w:tc>
+        <w:tc>
+          <w:tcPr>
+            <w:tcW w:type="dxa" w:w="2091"/>
+          </w:tcPr>
+          <w:p>
+            <w:r/>
+            <w:r>
+              <w:rPr>
+                <w:color w:val="000000"/>
+                <w:sz w:val="17"/>
+              </w:rPr>
+            </w:r>
+          </w:p>
+        </w:tc>
+      </w:tr>
+      <w:tr>
+        <w:tc>
+          <w:tcPr>
+            <w:tcW w:type="dxa" w:w="567"/>
+          </w:tcPr>
+          <w:p>
+            <w:r/>
+            <w:r>
+              <w:rPr>
+                <w:color w:val="000000"/>
+                <w:sz w:val="17"/>
+              </w:rPr>
+              <w:t>21</w:t>
             </w:r>
           </w:p>
         </w:tc>
@@ -4510,6 +4632,67 @@
                 <w:sz w:val="17"/>
               </w:rPr>
               <w:t>13</w:t>
+            </w:r>
+          </w:p>
+        </w:tc>
+        <w:tc>
+          <w:tcPr>
+            <w:tcW w:type="dxa" w:w="4082"/>
+          </w:tcPr>
+          <w:p>
+            <w:r/>
+            <w:r>
+              <w:rPr>
+                <w:color w:val="000000"/>
+                <w:sz w:val="17"/>
+              </w:rPr>
+              <w:t>Осмотреть чиллеры: корпус, шильдики, патрубки подключения к контурам охлаждения, электроподключение, Ex-маркировку (если требуется).</w:t>
+            </w:r>
+          </w:p>
+        </w:tc>
+        <w:tc>
+          <w:tcPr>
+            <w:tcW w:type="dxa" w:w="4082"/>
+          </w:tcPr>
+          <w:p>
+            <w:r/>
+            <w:r>
+              <w:rPr>
+                <w:color w:val="000000"/>
+                <w:sz w:val="17"/>
+              </w:rPr>
+              <w:t>Повреждений нет; присоединения соответствуют трубопроводам установки по P&amp;ID; комплект соединительных шлангов или трубопроводов в наличии.</w:t>
+            </w:r>
+          </w:p>
+        </w:tc>
+        <w:tc>
+          <w:tcPr>
+            <w:tcW w:type="dxa" w:w="2091"/>
+          </w:tcPr>
+          <w:p>
+            <w:r/>
+            <w:r>
+              <w:rPr>
+                <w:color w:val="000000"/>
+                <w:sz w:val="17"/>
+              </w:rPr>
+            </w:r>
+          </w:p>
+        </w:tc>
+      </w:tr>
+      <w:tr>
+        <w:tc>
+          <w:tcPr>
+            <w:tcW w:type="dxa" w:w="567"/>
+          </w:tcPr>
+          <w:p>
+            <w:r/>
+            <w:r>
+              <w:rPr>
+                <w:color w:val="000000"/>
+                <w:sz w:val="17"/>
+              </w:rPr>
+              <w:t>14</w:t>
             </w:r>
           </w:p>
         </w:tc>

--- a/FAT/Программа_FAT_МД_2ступени.docx
+++ b/FAT/Программа_FAT_МД_2ступени.docx
@@ -326,7 +326,7 @@
                 <w:color w:val="000000"/>
                 <w:sz w:val="17"/>
               </w:rPr>
-              <w:t>Очная заводская приёмка FAT на площадке поставщика без пусков и испытаний: проверка документации и протоколов заводских испытаний, внешний осмотр, сверка с чертежами, P&amp;ID и 3D-моделью, проверка комплектности, маркировки и готовности к упаковке. Оборудование не запускается, не разбирается, рубашки и полости не заполняются.</w:t>
+              <w:t>Очная заводская приёмка FAT на площадке поставщика: проверка документации, вакуумное испытание обеих ступеней, внешний осмотр, сверка с чертежами, P&amp;ID и 3D-моделью, проверка комплектности, маркировки и готовности к упаковке. Нагрев, заливка продукта и заполнение рубашек не проводятся; оборудование не разбирается.</w:t>
             </w:r>
           </w:p>
         </w:tc>
@@ -358,7 +358,7 @@
                 <w:color w:val="000000"/>
                 <w:sz w:val="17"/>
               </w:rPr>
-              <w:t>Доступ комиссии ко всему оборудованию, включая площадку обслуживания; освещение; комплект документации (бумажный или электронный); представителя, отвечающего на вопросы комиссии.</w:t>
+              <w:t>Доступ комиссии ко всему оборудованию, включая площадку обслуживания; освещение; комплект документации (бумажный или электронный); представителя, отвечающего на вопросы комиссии; для вакуумного испытания — электропитание и охлаждающую воду для вакуумных насосов, поверенный эталонный вакуумметр, временные заглушки.</w:t>
             </w:r>
           </w:p>
         </w:tc>
@@ -1523,7 +1523,18 @@
         <w:rPr>
           <w:color w:val="000000"/>
         </w:rPr>
-        <w:t>• Пуски, испытания, разборка оборудования и заполнение рубашек в рамках FAT не проводятся. Работоспособность подтверждается протоколами заводских испытаний поставщика и изготовителей.</w:t>
+        <w:t>• В рамках FAT проводится только вакуумное испытание. Нагрев, заливка продукта, заполнение рубашек и разборка оборудования не проводятся. Остальное подтверждается документами и протоколами заводских испытаний.</w:t>
+      </w:r>
+    </w:p>
+    <w:p>
+      <w:pPr>
+        <w:spacing w:after="20"/>
+      </w:pPr>
+      <w:r>
+        <w:rPr>
+          <w:color w:val="000000"/>
+        </w:rPr>
+        <w:t>• К вакуумному испытанию установка должна быть полностью собрана, внутренние полости сухие и чистые, вакуумные насосы заправлены маслом и подключены к питанию и охлаждающей воде.</w:t>
       </w:r>
     </w:p>
     <w:p>
@@ -5555,7 +5566,18 @@
           <w:color w:val="000000"/>
           <w:sz w:val="32"/>
         </w:rPr>
-        <w:t>8. Проверка протоколов заводских испытаний</w:t>
+        <w:t>8. Вакуумное испытание</w:t>
+      </w:r>
+    </w:p>
+    <w:p>
+      <w:pPr>
+        <w:spacing w:after="80"/>
+      </w:pPr>
+      <w:r>
+        <w:rPr>
+          <w:color w:val="000000"/>
+        </w:rPr>
+        <w:t>Испытание проводится на холодной сухой установке, без продукта и без нагрева. Каждая ступень откачивается собственными вакуумными насосами установки. Жидкий азот в E-204 не заливается.</w:t>
       </w:r>
     </w:p>
     <w:tbl>
@@ -5666,7 +5688,7 @@
                 <w:color w:val="000000"/>
                 <w:sz w:val="17"/>
               </w:rPr>
-              <w:t>Проверить протоколы гидроиспытаний всех аппаратов и рубашек.</w:t>
+              <w:t>Подготовить 1-ю ступень: закрыть арматуру на границах ступени (подача, выходы фаз, дренажи, воздушники), подключить эталонный вакуумметр рядом с PT-001.</w:t>
             </w:r>
           </w:p>
         </w:tc>
@@ -5681,7 +5703,7 @@
                 <w:color w:val="000000"/>
                 <w:sz w:val="17"/>
               </w:rPr>
-              <w:t>Пробные давления по листам данных; результат положительный.</w:t>
+              <w:t>Контур E-102 + E-103/V-103 + E-104 + V-102 + линия до VPM-104 отсечён; вакуумметр установлен.</w:t>
             </w:r>
           </w:p>
         </w:tc>
@@ -5727,7 +5749,7 @@
                 <w:color w:val="000000"/>
                 <w:sz w:val="17"/>
               </w:rPr>
-              <w:t>Проверить протоколы испытаний испарителей E-102 и E-202 у изготовителя.</w:t>
+              <w:t>Откачать 1-ю ступень насосом VPM-104.</w:t>
             </w:r>
           </w:p>
         </w:tc>
@@ -5742,7 +5764,7 @@
                 <w:color w:val="000000"/>
                 <w:sz w:val="17"/>
               </w:rPr>
-              <w:t>Результат положительный.</w:t>
+              <w:t>Достигнуто остаточное давление ≤ 1 мбар (нижняя граница рабочего диапазона 1–5 мбар). Время откачки записывается.</w:t>
             </w:r>
           </w:p>
         </w:tc>
@@ -5788,7 +5810,7 @@
                 <w:color w:val="000000"/>
                 <w:sz w:val="17"/>
               </w:rPr>
-              <w:t>Проверить протоколы испытаний на герметичность (при наличии).</w:t>
+              <w:t>1-я ступень: отсечь насос и выдержать систему под вакуумом не менее 30 мин.</w:t>
             </w:r>
           </w:p>
         </w:tc>
@@ -5803,7 +5825,7 @@
                 <w:color w:val="000000"/>
                 <w:sz w:val="17"/>
               </w:rPr>
-              <w:t>Результат положительный.</w:t>
+              <w:t>Рост давления записывается каждые 5 мин. Натекание Q = ΔP·V/Δt — не более значения, согласованного с поставщиком до FAT (ориентир ≤ 0,1 мбар·л/с).</w:t>
             </w:r>
           </w:p>
         </w:tc>
@@ -5849,7 +5871,7 @@
                 <w:color w:val="000000"/>
                 <w:sz w:val="17"/>
               </w:rPr>
-              <w:t>Проверить после испытаний состояние полостей.</w:t>
+              <w:t>Подготовить 2-ю ступень: закрыть арматуру на границах ступени, подключить эталонный вакуумметр рядом с PT-002.</w:t>
             </w:r>
           </w:p>
         </w:tc>
@@ -5864,7 +5886,312 @@
                 <w:color w:val="000000"/>
                 <w:sz w:val="17"/>
               </w:rPr>
-              <w:t>Нет остатков воды; отверстия закрыты заглушками.</w:t>
+              <w:t>Контур E-202 + E-203 + E-204 + V-201/V-202/V-203 + линия до агрегата отсечён; вакуумметр установлен.</w:t>
+            </w:r>
+          </w:p>
+        </w:tc>
+        <w:tc>
+          <w:tcPr>
+            <w:tcW w:type="dxa" w:w="2091"/>
+          </w:tcPr>
+          <w:p>
+            <w:r/>
+            <w:r>
+              <w:rPr>
+                <w:color w:val="000000"/>
+                <w:sz w:val="17"/>
+              </w:rPr>
+            </w:r>
+          </w:p>
+        </w:tc>
+      </w:tr>
+      <w:tr>
+        <w:tc>
+          <w:tcPr>
+            <w:tcW w:type="dxa" w:w="567"/>
+          </w:tcPr>
+          <w:p>
+            <w:r/>
+            <w:r>
+              <w:rPr>
+                <w:color w:val="000000"/>
+                <w:sz w:val="17"/>
+              </w:rPr>
+              <w:t>5</w:t>
+            </w:r>
+          </w:p>
+        </w:tc>
+        <w:tc>
+          <w:tcPr>
+            <w:tcW w:type="dxa" w:w="4082"/>
+          </w:tcPr>
+          <w:p>
+            <w:r/>
+            <w:r>
+              <w:rPr>
+                <w:color w:val="000000"/>
+                <w:sz w:val="17"/>
+              </w:rPr>
+              <w:t>Откачать 2-ю ступень агрегатом: VPM-207 → VPM-206 → VPM-205 → VPM-204 в штатной последовательности.</w:t>
+            </w:r>
+          </w:p>
+        </w:tc>
+        <w:tc>
+          <w:tcPr>
+            <w:tcW w:type="dxa" w:w="4082"/>
+          </w:tcPr>
+          <w:p>
+            <w:r/>
+            <w:r>
+              <w:rPr>
+                <w:color w:val="000000"/>
+                <w:sz w:val="17"/>
+              </w:rPr>
+              <w:t>Достигнуто остаточное давление ≤ 1 Па (нижняя граница рабочего диапазона 1–10 Па). Время откачки записывается.</w:t>
+            </w:r>
+          </w:p>
+        </w:tc>
+        <w:tc>
+          <w:tcPr>
+            <w:tcW w:type="dxa" w:w="2091"/>
+          </w:tcPr>
+          <w:p>
+            <w:r/>
+            <w:r>
+              <w:rPr>
+                <w:color w:val="000000"/>
+                <w:sz w:val="17"/>
+              </w:rPr>
+            </w:r>
+          </w:p>
+        </w:tc>
+      </w:tr>
+      <w:tr>
+        <w:tc>
+          <w:tcPr>
+            <w:tcW w:type="dxa" w:w="567"/>
+          </w:tcPr>
+          <w:p>
+            <w:r/>
+            <w:r>
+              <w:rPr>
+                <w:color w:val="000000"/>
+                <w:sz w:val="17"/>
+              </w:rPr>
+              <w:t>6</w:t>
+            </w:r>
+          </w:p>
+        </w:tc>
+        <w:tc>
+          <w:tcPr>
+            <w:tcW w:type="dxa" w:w="4082"/>
+          </w:tcPr>
+          <w:p>
+            <w:r/>
+            <w:r>
+              <w:rPr>
+                <w:color w:val="000000"/>
+                <w:sz w:val="17"/>
+              </w:rPr>
+              <w:t>2-я ступень: отсечь агрегат и выдержать систему под вакуумом не менее 30 мин.</w:t>
+            </w:r>
+          </w:p>
+        </w:tc>
+        <w:tc>
+          <w:tcPr>
+            <w:tcW w:type="dxa" w:w="4082"/>
+          </w:tcPr>
+          <w:p>
+            <w:r/>
+            <w:r>
+              <w:rPr>
+                <w:color w:val="000000"/>
+                <w:sz w:val="17"/>
+              </w:rPr>
+              <w:t>Рост давления записывается каждые 5 мин. Натекание — не более значения, согласованного с поставщиком до FAT (ориентир ≤ 1×10⁻² мбар·л/с).</w:t>
+            </w:r>
+          </w:p>
+        </w:tc>
+        <w:tc>
+          <w:tcPr>
+            <w:tcW w:type="dxa" w:w="2091"/>
+          </w:tcPr>
+          <w:p>
+            <w:r/>
+            <w:r>
+              <w:rPr>
+                <w:color w:val="000000"/>
+                <w:sz w:val="17"/>
+              </w:rPr>
+            </w:r>
+          </w:p>
+        </w:tc>
+      </w:tr>
+      <w:tr>
+        <w:tc>
+          <w:tcPr>
+            <w:tcW w:type="dxa" w:w="567"/>
+          </w:tcPr>
+          <w:p>
+            <w:r/>
+            <w:r>
+              <w:rPr>
+                <w:color w:val="000000"/>
+                <w:sz w:val="17"/>
+              </w:rPr>
+              <w:t>7</w:t>
+            </w:r>
+          </w:p>
+        </w:tc>
+        <w:tc>
+          <w:tcPr>
+            <w:tcW w:type="dxa" w:w="4082"/>
+          </w:tcPr>
+          <w:p>
+            <w:r/>
+            <w:r>
+              <w:rPr>
+                <w:color w:val="000000"/>
+                <w:sz w:val="17"/>
+              </w:rPr>
+              <w:t>При превышении критерия — найти и устранить течь (гелиевым течеискателем или другим способом поставщика), повторить испытание.</w:t>
+            </w:r>
+          </w:p>
+        </w:tc>
+        <w:tc>
+          <w:tcPr>
+            <w:tcW w:type="dxa" w:w="4082"/>
+          </w:tcPr>
+          <w:p>
+            <w:r/>
+            <w:r>
+              <w:rPr>
+                <w:color w:val="000000"/>
+                <w:sz w:val="17"/>
+              </w:rPr>
+              <w:t>Повторное испытание выдержано.</w:t>
+            </w:r>
+          </w:p>
+        </w:tc>
+        <w:tc>
+          <w:tcPr>
+            <w:tcW w:type="dxa" w:w="2091"/>
+          </w:tcPr>
+          <w:p>
+            <w:r/>
+            <w:r>
+              <w:rPr>
+                <w:color w:val="000000"/>
+                <w:sz w:val="17"/>
+              </w:rPr>
+            </w:r>
+          </w:p>
+        </w:tc>
+      </w:tr>
+      <w:tr>
+        <w:tc>
+          <w:tcPr>
+            <w:tcW w:type="dxa" w:w="567"/>
+          </w:tcPr>
+          <w:p>
+            <w:r/>
+            <w:r>
+              <w:rPr>
+                <w:color w:val="000000"/>
+                <w:sz w:val="17"/>
+              </w:rPr>
+              <w:t>8</w:t>
+            </w:r>
+          </w:p>
+        </w:tc>
+        <w:tc>
+          <w:tcPr>
+            <w:tcW w:type="dxa" w:w="4082"/>
+          </w:tcPr>
+          <w:p>
+            <w:r/>
+            <w:r>
+              <w:rPr>
+                <w:color w:val="000000"/>
+                <w:sz w:val="17"/>
+              </w:rPr>
+              <w:t>Сравнить показания PT-001 и PT-002 с эталонным вакуумметром.</w:t>
+            </w:r>
+          </w:p>
+        </w:tc>
+        <w:tc>
+          <w:tcPr>
+            <w:tcW w:type="dxa" w:w="4082"/>
+          </w:tcPr>
+          <w:p>
+            <w:r/>
+            <w:r>
+              <w:rPr>
+                <w:color w:val="000000"/>
+                <w:sz w:val="17"/>
+              </w:rPr>
+              <w:t>Расхождение в пределах погрешности приборов.</w:t>
+            </w:r>
+          </w:p>
+        </w:tc>
+        <w:tc>
+          <w:tcPr>
+            <w:tcW w:type="dxa" w:w="2091"/>
+          </w:tcPr>
+          <w:p>
+            <w:r/>
+            <w:r>
+              <w:rPr>
+                <w:color w:val="000000"/>
+                <w:sz w:val="17"/>
+              </w:rPr>
+            </w:r>
+          </w:p>
+        </w:tc>
+      </w:tr>
+      <w:tr>
+        <w:tc>
+          <w:tcPr>
+            <w:tcW w:type="dxa" w:w="567"/>
+          </w:tcPr>
+          <w:p>
+            <w:r/>
+            <w:r>
+              <w:rPr>
+                <w:color w:val="000000"/>
+                <w:sz w:val="17"/>
+              </w:rPr>
+              <w:t>9</w:t>
+            </w:r>
+          </w:p>
+        </w:tc>
+        <w:tc>
+          <w:tcPr>
+            <w:tcW w:type="dxa" w:w="4082"/>
+          </w:tcPr>
+          <w:p>
+            <w:r/>
+            <w:r>
+              <w:rPr>
+                <w:color w:val="000000"/>
+                <w:sz w:val="17"/>
+              </w:rPr>
+              <w:t>Оформить протокол вакуумного испытания.</w:t>
+            </w:r>
+          </w:p>
+        </w:tc>
+        <w:tc>
+          <w:tcPr>
+            <w:tcW w:type="dxa" w:w="4082"/>
+          </w:tcPr>
+          <w:p>
+            <w:r/>
+            <w:r>
+              <w:rPr>
+                <w:color w:val="000000"/>
+                <w:sz w:val="17"/>
+              </w:rPr>
+              <w:t>В протоколе: схема отсечения, достигнутое давление, время откачки, график роста давления, расчёт натекания, подписи.</w:t>
             </w:r>
           </w:p>
         </w:tc>
@@ -5895,7 +6222,7 @@
           <w:color w:val="000000"/>
           <w:sz w:val="32"/>
         </w:rPr>
-        <w:t>9. Упаковка и готовность к отгрузке</w:t>
+        <w:t>9. Проверка протоколов заводских испытаний</w:t>
       </w:r>
     </w:p>
     <w:tbl>
@@ -6006,7 +6333,7 @@
                 <w:color w:val="000000"/>
                 <w:sz w:val="17"/>
               </w:rPr>
-              <w:t>Проверить консервацию и заглушки.</w:t>
+              <w:t>Проверить протоколы гидроиспытаний всех аппаратов и рубашек.</w:t>
             </w:r>
           </w:p>
         </w:tc>
@@ -6021,7 +6348,7 @@
                 <w:color w:val="000000"/>
                 <w:sz w:val="17"/>
               </w:rPr>
-              <w:t>Полости сухие; все штуцеры заглушены.</w:t>
+              <w:t>Пробные давления по листам данных; результат положительный.</w:t>
             </w:r>
           </w:p>
         </w:tc>
@@ -6067,7 +6394,7 @@
                 <w:color w:val="000000"/>
                 <w:sz w:val="17"/>
               </w:rPr>
-              <w:t>Проверить упаковку ЗИП, КИП, стёкол.</w:t>
+              <w:t>Проверить протоколы испытаний испарителей E-102 и E-202 у изготовителя.</w:t>
             </w:r>
           </w:p>
         </w:tc>
@@ -6082,7 +6409,7 @@
                 <w:color w:val="000000"/>
                 <w:sz w:val="17"/>
               </w:rPr>
-              <w:t>Отдельные ящики с маркировкой и упаковочными листами.</w:t>
+              <w:t>Результат положительный.</w:t>
             </w:r>
           </w:p>
         </w:tc>
@@ -6128,7 +6455,7 @@
                 <w:color w:val="000000"/>
                 <w:sz w:val="17"/>
               </w:rPr>
-              <w:t>Проверить схему транспортных мест: общая высота ≈ 6,0 м, ширина рамы ≈ 2,8 м.</w:t>
+              <w:t>Проверить протоколы испытаний на герметичность (при наличии).</w:t>
             </w:r>
           </w:p>
         </w:tc>
@@ -6143,7 +6470,7 @@
                 <w:color w:val="000000"/>
                 <w:sz w:val="17"/>
               </w:rPr>
-              <w:t>Указано, какие узлы демонтируются для перевозки, габариты и массы мест.</w:t>
+              <w:t>Результат положительный.</w:t>
             </w:r>
           </w:p>
         </w:tc>
@@ -6189,7 +6516,7 @@
                 <w:color w:val="000000"/>
                 <w:sz w:val="17"/>
               </w:rPr>
-              <w:t>Проверить маркировку демонтируемых узлов и разъёмов для повторной сборки.</w:t>
+              <w:t>Проверить после испытаний состояние полостей.</w:t>
             </w:r>
           </w:p>
         </w:tc>
@@ -6204,68 +6531,7 @@
                 <w:color w:val="000000"/>
                 <w:sz w:val="17"/>
               </w:rPr>
-              <w:t>Ответные части промаркированы одинаково.</w:t>
-            </w:r>
-          </w:p>
-        </w:tc>
-        <w:tc>
-          <w:tcPr>
-            <w:tcW w:type="dxa" w:w="2091"/>
-          </w:tcPr>
-          <w:p>
-            <w:r/>
-            <w:r>
-              <w:rPr>
-                <w:color w:val="000000"/>
-                <w:sz w:val="17"/>
-              </w:rPr>
-            </w:r>
-          </w:p>
-        </w:tc>
-      </w:tr>
-      <w:tr>
-        <w:tc>
-          <w:tcPr>
-            <w:tcW w:type="dxa" w:w="567"/>
-          </w:tcPr>
-          <w:p>
-            <w:r/>
-            <w:r>
-              <w:rPr>
-                <w:color w:val="000000"/>
-                <w:sz w:val="17"/>
-              </w:rPr>
-              <w:t>5</w:t>
-            </w:r>
-          </w:p>
-        </w:tc>
-        <w:tc>
-          <w:tcPr>
-            <w:tcW w:type="dxa" w:w="4082"/>
-          </w:tcPr>
-          <w:p>
-            <w:r/>
-            <w:r>
-              <w:rPr>
-                <w:color w:val="000000"/>
-                <w:sz w:val="17"/>
-              </w:rPr>
-              <w:t>Проверить маркировку мест, центр тяжести, точки строповки.</w:t>
-            </w:r>
-          </w:p>
-        </w:tc>
-        <w:tc>
-          <w:tcPr>
-            <w:tcW w:type="dxa" w:w="4082"/>
-          </w:tcPr>
-          <w:p>
-            <w:r/>
-            <w:r>
-              <w:rPr>
-                <w:color w:val="000000"/>
-                <w:sz w:val="17"/>
-              </w:rPr>
-              <w:t>Нанесены; массы соответствуют упаковочным листам.</w:t>
+              <w:t>Нет остатков воды; отверстия закрыты заглушками.</w:t>
             </w:r>
           </w:p>
         </w:tc>
@@ -6296,7 +6562,408 @@
           <w:color w:val="000000"/>
           <w:sz w:val="32"/>
         </w:rPr>
-        <w:t>10. Решение о приёмке</w:t>
+        <w:t>10. Упаковка и готовность к отгрузке</w:t>
+      </w:r>
+    </w:p>
+    <w:tbl>
+      <w:tblPr>
+        <w:tblStyle w:val="aff0"/>
+        <w:tblW w:type="auto" w:w="0"/>
+        <w:tblLook w:firstColumn="1" w:firstRow="1" w:lastColumn="0" w:lastRow="0" w:noHBand="0" w:noVBand="1" w:val="04A0"/>
+      </w:tblPr>
+      <w:tblGrid>
+        <w:gridCol w:w="567"/>
+        <w:gridCol w:w="4082"/>
+        <w:gridCol w:w="4082"/>
+        <w:gridCol w:w="2091"/>
+      </w:tblGrid>
+      <w:tr>
+        <w:trPr>
+          <w:tblHeader w:val="true"/>
+        </w:trPr>
+        <w:tc>
+          <w:tcPr>
+            <w:tcW w:type="dxa" w:w="567"/>
+          </w:tcPr>
+          <w:p>
+            <w:r/>
+            <w:r>
+              <w:rPr>
+                <w:b/>
+                <w:color w:val="000000"/>
+                <w:sz w:val="17"/>
+              </w:rPr>
+              <w:t>№</w:t>
+            </w:r>
+          </w:p>
+        </w:tc>
+        <w:tc>
+          <w:tcPr>
+            <w:tcW w:type="dxa" w:w="4082"/>
+          </w:tcPr>
+          <w:p>
+            <w:r/>
+            <w:r>
+              <w:rPr>
+                <w:b/>
+                <w:color w:val="000000"/>
+                <w:sz w:val="17"/>
+              </w:rPr>
+              <w:t>Действие</w:t>
+            </w:r>
+          </w:p>
+        </w:tc>
+        <w:tc>
+          <w:tcPr>
+            <w:tcW w:type="dxa" w:w="4082"/>
+          </w:tcPr>
+          <w:p>
+            <w:r/>
+            <w:r>
+              <w:rPr>
+                <w:b/>
+                <w:color w:val="000000"/>
+                <w:sz w:val="17"/>
+              </w:rPr>
+              <w:t>Критерий приёмки</w:t>
+            </w:r>
+          </w:p>
+        </w:tc>
+        <w:tc>
+          <w:tcPr>
+            <w:tcW w:type="dxa" w:w="2091"/>
+          </w:tcPr>
+          <w:p>
+            <w:r/>
+            <w:r>
+              <w:rPr>
+                <w:b/>
+                <w:color w:val="000000"/>
+                <w:sz w:val="17"/>
+              </w:rPr>
+              <w:t>Результат</w:t>
+            </w:r>
+          </w:p>
+        </w:tc>
+      </w:tr>
+      <w:tr>
+        <w:tc>
+          <w:tcPr>
+            <w:tcW w:type="dxa" w:w="567"/>
+          </w:tcPr>
+          <w:p>
+            <w:r/>
+            <w:r>
+              <w:rPr>
+                <w:color w:val="000000"/>
+                <w:sz w:val="17"/>
+              </w:rPr>
+              <w:t>1</w:t>
+            </w:r>
+          </w:p>
+        </w:tc>
+        <w:tc>
+          <w:tcPr>
+            <w:tcW w:type="dxa" w:w="4082"/>
+          </w:tcPr>
+          <w:p>
+            <w:r/>
+            <w:r>
+              <w:rPr>
+                <w:color w:val="000000"/>
+                <w:sz w:val="17"/>
+              </w:rPr>
+              <w:t>Проверить консервацию и заглушки.</w:t>
+            </w:r>
+          </w:p>
+        </w:tc>
+        <w:tc>
+          <w:tcPr>
+            <w:tcW w:type="dxa" w:w="4082"/>
+          </w:tcPr>
+          <w:p>
+            <w:r/>
+            <w:r>
+              <w:rPr>
+                <w:color w:val="000000"/>
+                <w:sz w:val="17"/>
+              </w:rPr>
+              <w:t>Полости сухие; все штуцеры заглушены.</w:t>
+            </w:r>
+          </w:p>
+        </w:tc>
+        <w:tc>
+          <w:tcPr>
+            <w:tcW w:type="dxa" w:w="2091"/>
+          </w:tcPr>
+          <w:p>
+            <w:r/>
+            <w:r>
+              <w:rPr>
+                <w:color w:val="000000"/>
+                <w:sz w:val="17"/>
+              </w:rPr>
+            </w:r>
+          </w:p>
+        </w:tc>
+      </w:tr>
+      <w:tr>
+        <w:tc>
+          <w:tcPr>
+            <w:tcW w:type="dxa" w:w="567"/>
+          </w:tcPr>
+          <w:p>
+            <w:r/>
+            <w:r>
+              <w:rPr>
+                <w:color w:val="000000"/>
+                <w:sz w:val="17"/>
+              </w:rPr>
+              <w:t>2</w:t>
+            </w:r>
+          </w:p>
+        </w:tc>
+        <w:tc>
+          <w:tcPr>
+            <w:tcW w:type="dxa" w:w="4082"/>
+          </w:tcPr>
+          <w:p>
+            <w:r/>
+            <w:r>
+              <w:rPr>
+                <w:color w:val="000000"/>
+                <w:sz w:val="17"/>
+              </w:rPr>
+              <w:t>Проверить упаковку ЗИП, КИП, стёкол.</w:t>
+            </w:r>
+          </w:p>
+        </w:tc>
+        <w:tc>
+          <w:tcPr>
+            <w:tcW w:type="dxa" w:w="4082"/>
+          </w:tcPr>
+          <w:p>
+            <w:r/>
+            <w:r>
+              <w:rPr>
+                <w:color w:val="000000"/>
+                <w:sz w:val="17"/>
+              </w:rPr>
+              <w:t>Отдельные ящики с маркировкой и упаковочными листами.</w:t>
+            </w:r>
+          </w:p>
+        </w:tc>
+        <w:tc>
+          <w:tcPr>
+            <w:tcW w:type="dxa" w:w="2091"/>
+          </w:tcPr>
+          <w:p>
+            <w:r/>
+            <w:r>
+              <w:rPr>
+                <w:color w:val="000000"/>
+                <w:sz w:val="17"/>
+              </w:rPr>
+            </w:r>
+          </w:p>
+        </w:tc>
+      </w:tr>
+      <w:tr>
+        <w:tc>
+          <w:tcPr>
+            <w:tcW w:type="dxa" w:w="567"/>
+          </w:tcPr>
+          <w:p>
+            <w:r/>
+            <w:r>
+              <w:rPr>
+                <w:color w:val="000000"/>
+                <w:sz w:val="17"/>
+              </w:rPr>
+              <w:t>3</w:t>
+            </w:r>
+          </w:p>
+        </w:tc>
+        <w:tc>
+          <w:tcPr>
+            <w:tcW w:type="dxa" w:w="4082"/>
+          </w:tcPr>
+          <w:p>
+            <w:r/>
+            <w:r>
+              <w:rPr>
+                <w:color w:val="000000"/>
+                <w:sz w:val="17"/>
+              </w:rPr>
+              <w:t>Проверить схему транспортных мест: общая высота ≈ 6,0 м, ширина рамы ≈ 2,8 м.</w:t>
+            </w:r>
+          </w:p>
+        </w:tc>
+        <w:tc>
+          <w:tcPr>
+            <w:tcW w:type="dxa" w:w="4082"/>
+          </w:tcPr>
+          <w:p>
+            <w:r/>
+            <w:r>
+              <w:rPr>
+                <w:color w:val="000000"/>
+                <w:sz w:val="17"/>
+              </w:rPr>
+              <w:t>Указано, какие узлы демонтируются для перевозки, габариты и массы мест.</w:t>
+            </w:r>
+          </w:p>
+        </w:tc>
+        <w:tc>
+          <w:tcPr>
+            <w:tcW w:type="dxa" w:w="2091"/>
+          </w:tcPr>
+          <w:p>
+            <w:r/>
+            <w:r>
+              <w:rPr>
+                <w:color w:val="000000"/>
+                <w:sz w:val="17"/>
+              </w:rPr>
+            </w:r>
+          </w:p>
+        </w:tc>
+      </w:tr>
+      <w:tr>
+        <w:tc>
+          <w:tcPr>
+            <w:tcW w:type="dxa" w:w="567"/>
+          </w:tcPr>
+          <w:p>
+            <w:r/>
+            <w:r>
+              <w:rPr>
+                <w:color w:val="000000"/>
+                <w:sz w:val="17"/>
+              </w:rPr>
+              <w:t>4</w:t>
+            </w:r>
+          </w:p>
+        </w:tc>
+        <w:tc>
+          <w:tcPr>
+            <w:tcW w:type="dxa" w:w="4082"/>
+          </w:tcPr>
+          <w:p>
+            <w:r/>
+            <w:r>
+              <w:rPr>
+                <w:color w:val="000000"/>
+                <w:sz w:val="17"/>
+              </w:rPr>
+              <w:t>Проверить маркировку демонтируемых узлов и разъёмов для повторной сборки.</w:t>
+            </w:r>
+          </w:p>
+        </w:tc>
+        <w:tc>
+          <w:tcPr>
+            <w:tcW w:type="dxa" w:w="4082"/>
+          </w:tcPr>
+          <w:p>
+            <w:r/>
+            <w:r>
+              <w:rPr>
+                <w:color w:val="000000"/>
+                <w:sz w:val="17"/>
+              </w:rPr>
+              <w:t>Ответные части промаркированы одинаково.</w:t>
+            </w:r>
+          </w:p>
+        </w:tc>
+        <w:tc>
+          <w:tcPr>
+            <w:tcW w:type="dxa" w:w="2091"/>
+          </w:tcPr>
+          <w:p>
+            <w:r/>
+            <w:r>
+              <w:rPr>
+                <w:color w:val="000000"/>
+                <w:sz w:val="17"/>
+              </w:rPr>
+            </w:r>
+          </w:p>
+        </w:tc>
+      </w:tr>
+      <w:tr>
+        <w:tc>
+          <w:tcPr>
+            <w:tcW w:type="dxa" w:w="567"/>
+          </w:tcPr>
+          <w:p>
+            <w:r/>
+            <w:r>
+              <w:rPr>
+                <w:color w:val="000000"/>
+                <w:sz w:val="17"/>
+              </w:rPr>
+              <w:t>5</w:t>
+            </w:r>
+          </w:p>
+        </w:tc>
+        <w:tc>
+          <w:tcPr>
+            <w:tcW w:type="dxa" w:w="4082"/>
+          </w:tcPr>
+          <w:p>
+            <w:r/>
+            <w:r>
+              <w:rPr>
+                <w:color w:val="000000"/>
+                <w:sz w:val="17"/>
+              </w:rPr>
+              <w:t>Проверить маркировку мест, центр тяжести, точки строповки.</w:t>
+            </w:r>
+          </w:p>
+        </w:tc>
+        <w:tc>
+          <w:tcPr>
+            <w:tcW w:type="dxa" w:w="4082"/>
+          </w:tcPr>
+          <w:p>
+            <w:r/>
+            <w:r>
+              <w:rPr>
+                <w:color w:val="000000"/>
+                <w:sz w:val="17"/>
+              </w:rPr>
+              <w:t>Нанесены; массы соответствуют упаковочным листам.</w:t>
+            </w:r>
+          </w:p>
+        </w:tc>
+        <w:tc>
+          <w:tcPr>
+            <w:tcW w:type="dxa" w:w="2091"/>
+          </w:tcPr>
+          <w:p>
+            <w:r/>
+            <w:r>
+              <w:rPr>
+                <w:color w:val="000000"/>
+                <w:sz w:val="17"/>
+              </w:rPr>
+            </w:r>
+          </w:p>
+        </w:tc>
+      </w:tr>
+    </w:tbl>
+    <w:p/>
+    <w:p>
+      <w:pPr>
+        <w:pStyle w:val="1"/>
+      </w:pPr>
+      <w:r>
+        <w:rPr>
+          <w:rFonts w:ascii="Arial" w:hAnsi="Arial"/>
+          <w:color w:val="000000"/>
+          <w:sz w:val="32"/>
+        </w:rPr>
+        <w:t>11. Решение о приёмке</w:t>
       </w:r>
     </w:p>
     <w:p>
@@ -6305,7 +6972,7 @@
           <w:b/>
           <w:color w:val="000000"/>
         </w:rPr>
-        <w:t>10.1. Принимаем</w:t>
+        <w:t>11.1. Принимаем</w:t>
       </w:r>
     </w:p>
     <w:p>
@@ -6338,6 +7005,17 @@
         <w:rPr>
           <w:color w:val="000000"/>
         </w:rPr>
+        <w:t>• Вакуумное испытание обеих ступеней выдержано: достигнуто требуемое остаточное давление, натекание в пределах критерия.</w:t>
+      </w:r>
+    </w:p>
+    <w:p>
+      <w:pPr>
+        <w:spacing w:after="20"/>
+      </w:pPr>
+      <w:r>
+        <w:rPr>
+          <w:color w:val="000000"/>
+        </w:rPr>
         <w:t>• Внешний осмотр и сверка с чертежами и 3D-моделью выполнены без критических замечаний.</w:t>
       </w:r>
     </w:p>
@@ -6358,7 +7036,7 @@
           <w:b/>
           <w:color w:val="000000"/>
         </w:rPr>
-        <w:t>10.2. Не принимаем</w:t>
+        <w:t>11.2. Не принимаем</w:t>
       </w:r>
     </w:p>
     <w:p>
@@ -6370,6 +7048,17 @@
           <w:color w:val="000000"/>
         </w:rPr>
         <w:t>• Отсутствуют паспорта, сертификаты на материалы, протоколы гидроиспытаний или Ex-документы.</w:t>
+      </w:r>
+    </w:p>
+    <w:p>
+      <w:pPr>
+        <w:spacing w:after="20"/>
+      </w:pPr>
+      <w:r>
+        <w:rPr>
+          <w:color w:val="000000"/>
+        </w:rPr>
+        <w:t>• Не достигнуто требуемое остаточное давление или натекание превышает критерий хотя бы на одной ступени.</w:t>
       </w:r>
     </w:p>
     <w:p>
@@ -6405,7 +7094,7 @@
           <w:color w:val="000000"/>
           <w:sz w:val="32"/>
         </w:rPr>
-        <w:t>11. Подписи</w:t>
+        <w:t>12. Подписи</w:t>
       </w:r>
     </w:p>
     <w:tbl>

--- a/FAT/Программа_FAT_МД_2ступени.docx
+++ b/FAT/Программа_FAT_МД_2ступени.docx
@@ -5825,7 +5825,7 @@
                 <w:color w:val="000000"/>
                 <w:sz w:val="17"/>
               </w:rPr>
-              <w:t>Рост давления записывается каждые 5 мин. Натекание Q = ΔP·V/Δt — не более значения, согласованного с поставщиком до FAT (ориентир ≤ 0,1 мбар·л/с).</w:t>
+              <w:t>Давление записывается каждые 5 мин. Рост давления за 30 мин — не более 30 Па (0,3 мбар).</w:t>
             </w:r>
           </w:p>
         </w:tc>
@@ -6008,7 +6008,7 @@
                 <w:color w:val="000000"/>
                 <w:sz w:val="17"/>
               </w:rPr>
-              <w:t>Рост давления записывается каждые 5 мин. Натекание — не более значения, согласованного с поставщиком до FAT (ориентир ≤ 1×10⁻² мбар·л/с).</w:t>
+              <w:t>Давление записывается каждые 5 мин. Рост давления за 30 мин — не более 2 Па.</w:t>
             </w:r>
           </w:p>
         </w:tc>
@@ -6191,7 +6191,7 @@
                 <w:color w:val="000000"/>
                 <w:sz w:val="17"/>
               </w:rPr>
-              <w:t>В протоколе: схема отсечения, достигнутое давление, время откачки, график роста давления, расчёт натекания, подписи.</w:t>
+              <w:t>В протоколе: схема отсечения, достигнутое давление, время откачки, давление в начале и в конце выдержки, рост давления за 30 мин, подписи.</w:t>
             </w:r>
           </w:p>
         </w:tc>
@@ -7005,7 +7005,7 @@
         <w:rPr>
           <w:color w:val="000000"/>
         </w:rPr>
-        <w:t>• Вакуумное испытание обеих ступеней выдержано: достигнуто требуемое остаточное давление, натекание в пределах критерия.</w:t>
+        <w:t>• Вакуумное испытание обеих ступеней выдержано: достигнуто требуемое остаточное давление, рост давления при выдержке в пределах критерия.</w:t>
       </w:r>
     </w:p>
     <w:p>
@@ -7058,7 +7058,7 @@
         <w:rPr>
           <w:color w:val="000000"/>
         </w:rPr>
-        <w:t>• Не достигнуто требуемое остаточное давление или натекание превышает критерий хотя бы на одной ступени.</w:t>
+        <w:t>• Не достигнуто требуемое остаточное давление или рост давления при выдержке превышает критерий хотя бы на одной ступени.</w:t>
       </w:r>
     </w:p>
     <w:p>
